--- a/岚图汽车安全管理运营工具建设与实施方案.docx
+++ b/岚图汽车安全管理运营工具建设与实施方案.docx
@@ -484,6 +484,683 @@
           <w:sz w:val="18"/>
         </w:rPr>
         <w:t>图 产品总体能力示意</w:t>
+      </w:r>
+    </w:p>
+    <w:p>
+      <w:pPr>
+        <w:pStyle w:val="Heading2"/>
+      </w:pPr>
+      <w:r>
+        <w:rPr>
+          <w:rFonts w:ascii="黑体" w:hAnsi="黑体" w:eastAsia="黑体"/>
+          <w:color w:val="000000"/>
+        </w:rPr>
+        <w:t>2.3 技术架构</w:t>
+      </w:r>
+    </w:p>
+    <w:p>
+      <w:pPr>
+        <w:ind w:firstLine="440"/>
+      </w:pPr>
+      <w:r>
+        <w:rPr>
+          <w:rFonts w:ascii="宋体" w:hAnsi="宋体" w:eastAsia="宋体"/>
+          <w:b w:val="0"/>
+          <w:sz w:val="22"/>
+        </w:rPr>
+        <w:t>平台采用分层解耦的技术架构，自下而上分为数据采集层、数据底座层、能力引擎层、业务应用层与展示交互层：</w:t>
+      </w:r>
+    </w:p>
+    <w:p>
+      <w:pPr>
+        <w:pStyle w:val="ListBullet"/>
+      </w:pPr>
+      <w:r>
+        <w:rPr>
+          <w:rFonts w:ascii="宋体" w:hAnsi="宋体" w:eastAsia="宋体"/>
+          <w:b/>
+        </w:rPr>
+        <w:t>数据采集层：</w:t>
+      </w:r>
+      <w:r>
+        <w:rPr>
+          <w:rFonts w:ascii="宋体" w:hAnsi="宋体" w:eastAsia="宋体"/>
+        </w:rPr>
+        <w:t>通过分布式采集器支持API、KAFKA、SYSLOG、SNMP、ODBC/JDBC、FTP/SFTP等多种采集方式，覆盖本地数据中心、公有云、私有云及车端等环境的安全设备、业务系统与IT平台，实现资产、告警、日志、情报等多源数据统一接入。</w:t>
+      </w:r>
+    </w:p>
+    <w:p>
+      <w:pPr>
+        <w:pStyle w:val="ListBullet"/>
+      </w:pPr>
+      <w:r>
+        <w:rPr>
+          <w:rFonts w:ascii="宋体" w:hAnsi="宋体" w:eastAsia="宋体"/>
+          <w:b/>
+        </w:rPr>
+        <w:t>数据底座层：</w:t>
+      </w:r>
+      <w:r>
+        <w:rPr>
+          <w:rFonts w:ascii="宋体" w:hAnsi="宋体" w:eastAsia="宋体"/>
+        </w:rPr>
+        <w:t>基于安全大数据平台实现数据的标准化清洗、范式化解析、灵活存储与流批一体计算，构建统一的资产库、告警库、情报库与知识库，为上层业务提供一致的数据视图。</w:t>
+      </w:r>
+    </w:p>
+    <w:p>
+      <w:pPr>
+        <w:pStyle w:val="ListBullet"/>
+      </w:pPr>
+      <w:r>
+        <w:rPr>
+          <w:rFonts w:ascii="宋体" w:hAnsi="宋体" w:eastAsia="宋体"/>
+          <w:b/>
+        </w:rPr>
+        <w:t>能力引擎层：</w:t>
+      </w:r>
+      <w:r>
+        <w:rPr>
+          <w:rFonts w:ascii="宋体" w:hAnsi="宋体" w:eastAsia="宋体"/>
+        </w:rPr>
+        <w:t>提供关联分析引擎、AI大模型引擎、SOAR自动化编排引擎、流程编排引擎与低代码引擎五大核心引擎，支撑智能降噪、智能研判、自动处置与流程自定义。</w:t>
+      </w:r>
+    </w:p>
+    <w:p>
+      <w:pPr>
+        <w:pStyle w:val="ListBullet"/>
+      </w:pPr>
+      <w:r>
+        <w:rPr>
+          <w:rFonts w:ascii="宋体" w:hAnsi="宋体" w:eastAsia="宋体"/>
+          <w:b/>
+        </w:rPr>
+        <w:t>业务应用层：</w:t>
+      </w:r>
+      <w:r>
+        <w:rPr>
+          <w:rFonts w:ascii="宋体" w:hAnsi="宋体" w:eastAsia="宋体"/>
+        </w:rPr>
+        <w:t>承载工作台、资产管理中心、安全运营中心、安全开发中心、安全监管中心、重保中心、资源情报中心、数字管理中心及AI安全运营智能体等业务模块。</w:t>
+      </w:r>
+    </w:p>
+    <w:p>
+      <w:pPr>
+        <w:pStyle w:val="ListBullet"/>
+      </w:pPr>
+      <w:r>
+        <w:rPr>
+          <w:rFonts w:ascii="宋体" w:hAnsi="宋体" w:eastAsia="宋体"/>
+          <w:b/>
+        </w:rPr>
+        <w:t>展示交互层：</w:t>
+      </w:r>
+      <w:r>
+        <w:rPr>
+          <w:rFonts w:ascii="宋体" w:hAnsi="宋体" w:eastAsia="宋体"/>
+        </w:rPr>
+        <w:t>提供Web控制台、安全大屏、报表报告、即时通讯/邮件消息触达及对外API/MCP服务等多种交互方式。</w:t>
+      </w:r>
+    </w:p>
+    <w:p>
+      <w:pPr>
+        <w:jc w:val="center"/>
+      </w:pPr>
+      <w:r>
+        <w:drawing>
+          <wp:inline xmlns:a="http://schemas.openxmlformats.org/drawingml/2006/main" xmlns:pic="http://schemas.openxmlformats.org/drawingml/2006/picture">
+            <wp:extent cx="5400000" cy="2805668"/>
+            <wp:docPr id="2" name="Picture 2"/>
+            <wp:cNvGraphicFramePr>
+              <a:graphicFrameLocks noChangeAspect="1"/>
+            </wp:cNvGraphicFramePr>
+            <a:graphic>
+              <a:graphicData uri="http://schemas.openxmlformats.org/drawingml/2006/picture">
+                <pic:pic>
+                  <pic:nvPicPr>
+                    <pic:cNvPr id="0" name="image5.png"/>
+                    <pic:cNvPicPr/>
+                  </pic:nvPicPr>
+                  <pic:blipFill>
+                    <a:blip r:embed="rId10"/>
+                    <a:stretch>
+                      <a:fillRect/>
+                    </a:stretch>
+                  </pic:blipFill>
+                  <pic:spPr>
+                    <a:xfrm>
+                      <a:off x="0" y="0"/>
+                      <a:ext cx="5400000" cy="2805668"/>
+                    </a:xfrm>
+                    <a:prstGeom prst="rect"/>
+                  </pic:spPr>
+                </pic:pic>
+              </a:graphicData>
+            </a:graphic>
+          </wp:inline>
+        </w:drawing>
+      </w:r>
+    </w:p>
+    <w:p>
+      <w:pPr>
+        <w:jc w:val="center"/>
+      </w:pPr>
+      <w:r>
+        <w:rPr>
+          <w:rFonts w:ascii="宋体" w:hAnsi="宋体" w:eastAsia="宋体"/>
+          <w:sz w:val="18"/>
+        </w:rPr>
+        <w:t>图 平台技术架构示意</w:t>
+      </w:r>
+    </w:p>
+    <w:p>
+      <w:pPr>
+        <w:pStyle w:val="Heading2"/>
+      </w:pPr>
+      <w:r>
+        <w:rPr>
+          <w:rFonts w:ascii="黑体" w:hAnsi="黑体" w:eastAsia="黑体"/>
+          <w:color w:val="000000"/>
+        </w:rPr>
+        <w:t>2.4 平台自身安全设计</w:t>
+      </w:r>
+    </w:p>
+    <w:p>
+      <w:pPr>
+        <w:ind w:firstLine="440"/>
+      </w:pPr>
+      <w:r>
+        <w:rPr>
+          <w:rFonts w:ascii="宋体" w:hAnsi="宋体" w:eastAsia="宋体"/>
+          <w:b w:val="0"/>
+          <w:sz w:val="22"/>
+        </w:rPr>
+        <w:t>平台自身遵循安全设计原则，满足等级保护相关技术要求：</w:t>
+      </w:r>
+    </w:p>
+    <w:p>
+      <w:pPr>
+        <w:pStyle w:val="ListBullet"/>
+      </w:pPr>
+      <w:r>
+        <w:rPr>
+          <w:rFonts w:ascii="宋体" w:hAnsi="宋体" w:eastAsia="宋体"/>
+        </w:rPr>
+        <w:t>身份与权限：支持统一身份认证（OAuth2.0/CAS/LDAP）、多因素认证，基于角色的细粒度权限控制（RBAC），并提供"总公司-分支-部门"多级组织的字段级数据分权，确保用户仅可见授权范围内的数据；</w:t>
+      </w:r>
+    </w:p>
+    <w:p>
+      <w:pPr>
+        <w:pStyle w:val="ListBullet"/>
+      </w:pPr>
+      <w:r>
+        <w:rPr>
+          <w:rFonts w:ascii="宋体" w:hAnsi="宋体" w:eastAsia="宋体"/>
+        </w:rPr>
+        <w:t>审计与追溯：全量记录用户登录、操作、配置变更及剧本执行日志，支持审计检索与导出，满足安全审计与责任追溯要求；</w:t>
+      </w:r>
+    </w:p>
+    <w:p>
+      <w:pPr>
+        <w:pStyle w:val="ListBullet"/>
+      </w:pPr>
+      <w:r>
+        <w:rPr>
+          <w:rFonts w:ascii="宋体" w:hAnsi="宋体" w:eastAsia="宋体"/>
+        </w:rPr>
+        <w:t>数据安全：敏感数据（口令、密钥、个人信息）加密存储，传输链路采用HTTPS/TLS加密；支持数据脱敏展示与备份恢复机制；</w:t>
+      </w:r>
+    </w:p>
+    <w:p>
+      <w:pPr>
+        <w:pStyle w:val="ListBullet"/>
+      </w:pPr>
+      <w:r>
+        <w:rPr>
+          <w:rFonts w:ascii="宋体" w:hAnsi="宋体" w:eastAsia="宋体"/>
+        </w:rPr>
+        <w:t>可用性：核心组件支持集群化部署与故障自动切换，具备系统运行状态自监控与异常告警能力，保障平台持续稳定运行。</w:t>
+      </w:r>
+    </w:p>
+    <w:p>
+      <w:pPr>
+        <w:pStyle w:val="Heading2"/>
+      </w:pPr>
+      <w:r>
+        <w:rPr>
+          <w:rFonts w:ascii="黑体" w:hAnsi="黑体" w:eastAsia="黑体"/>
+          <w:color w:val="000000"/>
+        </w:rPr>
+        <w:t>2.5 性能与非功能指标</w:t>
+      </w:r>
+    </w:p>
+    <w:tbl>
+      <w:tblPr>
+        <w:tblStyle w:val="TableGrid"/>
+        <w:tblW w:type="auto" w:w="0"/>
+        <w:jc w:val="center"/>
+        <w:tblLook w:firstColumn="1" w:firstRow="1" w:lastColumn="0" w:lastRow="0" w:noHBand="0" w:noVBand="1" w:val="04A0"/>
+      </w:tblPr>
+      <w:tblGrid>
+        <w:gridCol w:w="2880"/>
+        <w:gridCol w:w="2880"/>
+        <w:gridCol w:w="2880"/>
+      </w:tblGrid>
+      <w:tr>
+        <w:tc>
+          <w:tcPr>
+            <w:tcW w:type="dxa" w:w="1474"/>
+          </w:tcPr>
+          <w:p>
+            <w:r/>
+            <w:r>
+              <w:rPr>
+                <w:rFonts w:ascii="宋体" w:hAnsi="宋体" w:eastAsia="宋体"/>
+                <w:b/>
+                <w:sz w:val="20"/>
+              </w:rPr>
+              <w:t>指标类别</w:t>
+            </w:r>
+          </w:p>
+        </w:tc>
+        <w:tc>
+          <w:tcPr>
+            <w:tcW w:type="dxa" w:w="2381"/>
+          </w:tcPr>
+          <w:p>
+            <w:r/>
+            <w:r>
+              <w:rPr>
+                <w:rFonts w:ascii="宋体" w:hAnsi="宋体" w:eastAsia="宋体"/>
+                <w:b/>
+                <w:sz w:val="20"/>
+              </w:rPr>
+              <w:t>指标项</w:t>
+            </w:r>
+          </w:p>
+        </w:tc>
+        <w:tc>
+          <w:tcPr>
+            <w:tcW w:type="dxa" w:w="4989"/>
+          </w:tcPr>
+          <w:p>
+            <w:r/>
+            <w:r>
+              <w:rPr>
+                <w:rFonts w:ascii="宋体" w:hAnsi="宋体" w:eastAsia="宋体"/>
+                <w:b/>
+                <w:sz w:val="20"/>
+              </w:rPr>
+              <w:t>指标值</w:t>
+            </w:r>
+          </w:p>
+        </w:tc>
+      </w:tr>
+      <w:tr>
+        <w:tc>
+          <w:tcPr>
+            <w:tcW w:type="dxa" w:w="1474"/>
+          </w:tcPr>
+          <w:p>
+            <w:r/>
+            <w:r>
+              <w:rPr>
+                <w:rFonts w:ascii="宋体" w:hAnsi="宋体" w:eastAsia="宋体"/>
+                <w:sz w:val="20"/>
+              </w:rPr>
+              <w:t>数据处理</w:t>
+            </w:r>
+          </w:p>
+        </w:tc>
+        <w:tc>
+          <w:tcPr>
+            <w:tcW w:type="dxa" w:w="2381"/>
+          </w:tcPr>
+          <w:p>
+            <w:r/>
+            <w:r>
+              <w:rPr>
+                <w:rFonts w:ascii="宋体" w:hAnsi="宋体" w:eastAsia="宋体"/>
+                <w:sz w:val="20"/>
+              </w:rPr>
+              <w:t>安全数据采集处理能力</w:t>
+            </w:r>
+          </w:p>
+        </w:tc>
+        <w:tc>
+          <w:tcPr>
+            <w:tcW w:type="dxa" w:w="4989"/>
+          </w:tcPr>
+          <w:p>
+            <w:r/>
+            <w:r>
+              <w:rPr>
+                <w:rFonts w:ascii="宋体" w:hAnsi="宋体" w:eastAsia="宋体"/>
+                <w:sz w:val="20"/>
+              </w:rPr>
+              <w:t>支持百万级EPS数据接入处理，满足多云与车端海量数据汇聚需求</w:t>
+            </w:r>
+          </w:p>
+        </w:tc>
+      </w:tr>
+      <w:tr>
+        <w:tc>
+          <w:tcPr>
+            <w:tcW w:type="dxa" w:w="1474"/>
+          </w:tcPr>
+          <w:p>
+            <w:r/>
+            <w:r>
+              <w:rPr>
+                <w:rFonts w:ascii="宋体" w:hAnsi="宋体" w:eastAsia="宋体"/>
+                <w:sz w:val="20"/>
+              </w:rPr>
+              <w:t>数据检索</w:t>
+            </w:r>
+          </w:p>
+        </w:tc>
+        <w:tc>
+          <w:tcPr>
+            <w:tcW w:type="dxa" w:w="2381"/>
+          </w:tcPr>
+          <w:p>
+            <w:r/>
+            <w:r>
+              <w:rPr>
+                <w:rFonts w:ascii="宋体" w:hAnsi="宋体" w:eastAsia="宋体"/>
+                <w:sz w:val="20"/>
+              </w:rPr>
+              <w:t>海量数据检索性能</w:t>
+            </w:r>
+          </w:p>
+        </w:tc>
+        <w:tc>
+          <w:tcPr>
+            <w:tcW w:type="dxa" w:w="4989"/>
+          </w:tcPr>
+          <w:p>
+            <w:r/>
+            <w:r>
+              <w:rPr>
+                <w:rFonts w:ascii="宋体" w:hAnsi="宋体" w:eastAsia="宋体"/>
+                <w:sz w:val="20"/>
+              </w:rPr>
+              <w:t>PB级数据秒级检索，支撑告警溯源与报表分析</w:t>
+            </w:r>
+          </w:p>
+        </w:tc>
+      </w:tr>
+      <w:tr>
+        <w:tc>
+          <w:tcPr>
+            <w:tcW w:type="dxa" w:w="1474"/>
+          </w:tcPr>
+          <w:p>
+            <w:r/>
+            <w:r>
+              <w:rPr>
+                <w:rFonts w:ascii="宋体" w:hAnsi="宋体" w:eastAsia="宋体"/>
+                <w:sz w:val="20"/>
+              </w:rPr>
+              <w:t>设备接入</w:t>
+            </w:r>
+          </w:p>
+        </w:tc>
+        <w:tc>
+          <w:tcPr>
+            <w:tcW w:type="dxa" w:w="2381"/>
+          </w:tcPr>
+          <w:p>
+            <w:r/>
+            <w:r>
+              <w:rPr>
+                <w:rFonts w:ascii="宋体" w:hAnsi="宋体" w:eastAsia="宋体"/>
+                <w:sz w:val="20"/>
+              </w:rPr>
+              <w:t>数据源适配能力</w:t>
+            </w:r>
+          </w:p>
+        </w:tc>
+        <w:tc>
+          <w:tcPr>
+            <w:tcW w:type="dxa" w:w="4989"/>
+          </w:tcPr>
+          <w:p>
+            <w:r/>
+            <w:r>
+              <w:rPr>
+                <w:rFonts w:ascii="宋体" w:hAnsi="宋体" w:eastAsia="宋体"/>
+                <w:sz w:val="20"/>
+              </w:rPr>
+              <w:t>预置800余种主流安全设备/系统解析规则，新增源图形化快速接入</w:t>
+            </w:r>
+          </w:p>
+        </w:tc>
+      </w:tr>
+      <w:tr>
+        <w:tc>
+          <w:tcPr>
+            <w:tcW w:type="dxa" w:w="1474"/>
+          </w:tcPr>
+          <w:p>
+            <w:r/>
+            <w:r>
+              <w:rPr>
+                <w:rFonts w:ascii="宋体" w:hAnsi="宋体" w:eastAsia="宋体"/>
+                <w:sz w:val="20"/>
+              </w:rPr>
+              <w:t>自动化</w:t>
+            </w:r>
+          </w:p>
+        </w:tc>
+        <w:tc>
+          <w:tcPr>
+            <w:tcW w:type="dxa" w:w="2381"/>
+          </w:tcPr>
+          <w:p>
+            <w:r/>
+            <w:r>
+              <w:rPr>
+                <w:rFonts w:ascii="宋体" w:hAnsi="宋体" w:eastAsia="宋体"/>
+                <w:sz w:val="20"/>
+              </w:rPr>
+              <w:t>SOAR剧本执行</w:t>
+            </w:r>
+          </w:p>
+        </w:tc>
+        <w:tc>
+          <w:tcPr>
+            <w:tcW w:type="dxa" w:w="4989"/>
+          </w:tcPr>
+          <w:p>
+            <w:r/>
+            <w:r>
+              <w:rPr>
+                <w:rFonts w:ascii="宋体" w:hAnsi="宋体" w:eastAsia="宋体"/>
+                <w:sz w:val="20"/>
+              </w:rPr>
+              <w:t>支持事件触发、定时触发，剧本执行全程留痕可审计</w:t>
+            </w:r>
+          </w:p>
+        </w:tc>
+      </w:tr>
+      <w:tr>
+        <w:tc>
+          <w:tcPr>
+            <w:tcW w:type="dxa" w:w="1474"/>
+          </w:tcPr>
+          <w:p>
+            <w:r/>
+            <w:r>
+              <w:rPr>
+                <w:rFonts w:ascii="宋体" w:hAnsi="宋体" w:eastAsia="宋体"/>
+                <w:sz w:val="20"/>
+              </w:rPr>
+              <w:t>可用性</w:t>
+            </w:r>
+          </w:p>
+        </w:tc>
+        <w:tc>
+          <w:tcPr>
+            <w:tcW w:type="dxa" w:w="2381"/>
+          </w:tcPr>
+          <w:p>
+            <w:r/>
+            <w:r>
+              <w:rPr>
+                <w:rFonts w:ascii="宋体" w:hAnsi="宋体" w:eastAsia="宋体"/>
+                <w:sz w:val="20"/>
+              </w:rPr>
+              <w:t>系统可用性</w:t>
+            </w:r>
+          </w:p>
+        </w:tc>
+        <w:tc>
+          <w:tcPr>
+            <w:tcW w:type="dxa" w:w="4989"/>
+          </w:tcPr>
+          <w:p>
+            <w:r/>
+            <w:r>
+              <w:rPr>
+                <w:rFonts w:ascii="宋体" w:hAnsi="宋体" w:eastAsia="宋体"/>
+                <w:sz w:val="20"/>
+              </w:rPr>
+              <w:t>核心组件支持集群部署与故障切换，年可用率≥99.9%</w:t>
+            </w:r>
+          </w:p>
+        </w:tc>
+      </w:tr>
+      <w:tr>
+        <w:tc>
+          <w:tcPr>
+            <w:tcW w:type="dxa" w:w="1474"/>
+          </w:tcPr>
+          <w:p>
+            <w:r/>
+            <w:r>
+              <w:rPr>
+                <w:rFonts w:ascii="宋体" w:hAnsi="宋体" w:eastAsia="宋体"/>
+                <w:sz w:val="20"/>
+              </w:rPr>
+              <w:t>并发访问</w:t>
+            </w:r>
+          </w:p>
+        </w:tc>
+        <w:tc>
+          <w:tcPr>
+            <w:tcW w:type="dxa" w:w="2381"/>
+          </w:tcPr>
+          <w:p>
+            <w:r/>
+            <w:r>
+              <w:rPr>
+                <w:rFonts w:ascii="宋体" w:hAnsi="宋体" w:eastAsia="宋体"/>
+                <w:sz w:val="20"/>
+              </w:rPr>
+              <w:t>Web并发用户</w:t>
+            </w:r>
+          </w:p>
+        </w:tc>
+        <w:tc>
+          <w:tcPr>
+            <w:tcW w:type="dxa" w:w="4989"/>
+          </w:tcPr>
+          <w:p>
+            <w:r/>
+            <w:r>
+              <w:rPr>
+                <w:rFonts w:ascii="宋体" w:hAnsi="宋体" w:eastAsia="宋体"/>
+                <w:sz w:val="20"/>
+              </w:rPr>
+              <w:t>支持不少于200个用户并发访问，页面常规操作响应不超过3秒</w:t>
+            </w:r>
+          </w:p>
+        </w:tc>
+      </w:tr>
+      <w:tr>
+        <w:tc>
+          <w:tcPr>
+            <w:tcW w:type="dxa" w:w="1474"/>
+          </w:tcPr>
+          <w:p>
+            <w:r/>
+            <w:r>
+              <w:rPr>
+                <w:rFonts w:ascii="宋体" w:hAnsi="宋体" w:eastAsia="宋体"/>
+                <w:sz w:val="20"/>
+              </w:rPr>
+              <w:t>扩展性</w:t>
+            </w:r>
+          </w:p>
+        </w:tc>
+        <w:tc>
+          <w:tcPr>
+            <w:tcW w:type="dxa" w:w="2381"/>
+          </w:tcPr>
+          <w:p>
+            <w:r/>
+            <w:r>
+              <w:rPr>
+                <w:rFonts w:ascii="宋体" w:hAnsi="宋体" w:eastAsia="宋体"/>
+                <w:sz w:val="20"/>
+              </w:rPr>
+              <w:t>横向扩展</w:t>
+            </w:r>
+          </w:p>
+        </w:tc>
+        <w:tc>
+          <w:tcPr>
+            <w:tcW w:type="dxa" w:w="4989"/>
+          </w:tcPr>
+          <w:p>
+            <w:r/>
+            <w:r>
+              <w:rPr>
+                <w:rFonts w:ascii="宋体" w:hAnsi="宋体" w:eastAsia="宋体"/>
+                <w:sz w:val="20"/>
+              </w:rPr>
+              <w:t>采集器、计算与存储节点支持水平扩容，适应数据规模增长</w:t>
+            </w:r>
+          </w:p>
+        </w:tc>
+      </w:tr>
+    </w:tbl>
+    <w:p>
+      <w:pPr>
+        <w:ind w:firstLine="440"/>
+      </w:pPr>
+      <w:r>
+        <w:rPr>
+          <w:rFonts w:ascii="宋体" w:hAnsi="宋体" w:eastAsia="宋体"/>
+          <w:b w:val="0"/>
+          <w:sz w:val="22"/>
+        </w:rPr>
+        <w:t>注：以上为产品基准指标，项目实际部署规格将结合甲方数据量与资源情况在实施方案中细化确认。</w:t>
+      </w:r>
+    </w:p>
+    <w:p>
+      <w:pPr>
+        <w:pStyle w:val="Heading2"/>
+      </w:pPr>
+      <w:r>
+        <w:rPr>
+          <w:rFonts w:ascii="黑体" w:hAnsi="黑体" w:eastAsia="黑体"/>
+          <w:color w:val="000000"/>
+        </w:rPr>
+        <w:t>2.6 数据安全与合规</w:t>
+      </w:r>
+    </w:p>
+    <w:p>
+      <w:pPr>
+        <w:ind w:firstLine="440"/>
+      </w:pPr>
+      <w:r>
+        <w:rPr>
+          <w:rFonts w:ascii="宋体" w:hAnsi="宋体" w:eastAsia="宋体"/>
+          <w:b w:val="0"/>
+          <w:sz w:val="22"/>
+        </w:rPr>
+        <w:t>本项目涉及车端资产与车联安全数据，平台建设与运营严格遵循《网络安全法》《数据安全法》《个人信息保护法》《汽车数据安全管理若干规定（试行）》及GB/T 40861《汽车信息安全通用技术要求》等法律法规与标准要求：车端数据在甲方侧本地处理与存储，不出甲方授权环境；涉及个人信息与重要数据的展示采用脱敏处理；数据访问遵循最小必要原则并全程审计，协助甲方落实汽车数据安全主体责任。</w:t>
       </w:r>
     </w:p>
     <w:p>
@@ -2465,80 +3142,7 @@
           <w:rFonts w:ascii="宋体" w:hAnsi="宋体" w:eastAsia="宋体"/>
           <w:b/>
         </w:rPr>
-        <w:t>（1）产品功能架构</w:t>
-      </w:r>
-    </w:p>
-    <w:p>
-      <w:pPr>
-        <w:ind w:firstLine="440"/>
-      </w:pPr>
-      <w:r>
-        <w:rPr>
-          <w:rFonts w:ascii="宋体" w:hAnsi="宋体" w:eastAsia="宋体"/>
-          <w:b w:val="0"/>
-          <w:sz w:val="22"/>
-        </w:rPr>
-        <w:t>工具整体功能架构，涵盖资产管理、安全运营、监管对接、数字大屏、AI智能体等业务模块。</w:t>
-      </w:r>
-    </w:p>
-    <w:p>
-      <w:pPr>
-        <w:jc w:val="center"/>
-      </w:pPr>
-      <w:r>
-        <w:drawing>
-          <wp:inline xmlns:a="http://schemas.openxmlformats.org/drawingml/2006/main" xmlns:pic="http://schemas.openxmlformats.org/drawingml/2006/picture">
-            <wp:extent cx="5400000" cy="2805668"/>
-            <wp:docPr id="2" name="Picture 2"/>
-            <wp:cNvGraphicFramePr>
-              <a:graphicFrameLocks noChangeAspect="1"/>
-            </wp:cNvGraphicFramePr>
-            <a:graphic>
-              <a:graphicData uri="http://schemas.openxmlformats.org/drawingml/2006/picture">
-                <pic:pic>
-                  <pic:nvPicPr>
-                    <pic:cNvPr id="0" name="image5.png"/>
-                    <pic:cNvPicPr/>
-                  </pic:nvPicPr>
-                  <pic:blipFill>
-                    <a:blip r:embed="rId10"/>
-                    <a:stretch>
-                      <a:fillRect/>
-                    </a:stretch>
-                  </pic:blipFill>
-                  <pic:spPr>
-                    <a:xfrm>
-                      <a:off x="0" y="0"/>
-                      <a:ext cx="5400000" cy="2805668"/>
-                    </a:xfrm>
-                    <a:prstGeom prst="rect"/>
-                  </pic:spPr>
-                </pic:pic>
-              </a:graphicData>
-            </a:graphic>
-          </wp:inline>
-        </w:drawing>
-      </w:r>
-    </w:p>
-    <w:p>
-      <w:pPr>
-        <w:jc w:val="center"/>
-      </w:pPr>
-      <w:r>
-        <w:rPr>
-          <w:rFonts w:ascii="宋体" w:hAnsi="宋体" w:eastAsia="宋体"/>
-          <w:sz w:val="18"/>
-        </w:rPr>
-        <w:t>图 产品功能架构</w:t>
-      </w:r>
-    </w:p>
-    <w:p>
-      <w:r>
-        <w:rPr>
-          <w:rFonts w:ascii="宋体" w:hAnsi="宋体" w:eastAsia="宋体"/>
-          <w:b/>
-        </w:rPr>
-        <w:t>（2）工作台-系统仪表盘</w:t>
+        <w:t>（1）工作台-系统仪表盘</w:t>
       </w:r>
     </w:p>
     <w:p>
@@ -2611,7 +3215,7 @@
           <w:rFonts w:ascii="宋体" w:hAnsi="宋体" w:eastAsia="宋体"/>
           <w:b/>
         </w:rPr>
-        <w:t>（3）日常运营工作台</w:t>
+        <w:t>（2）日常运营工作台</w:t>
       </w:r>
     </w:p>
     <w:p>
@@ -2684,7 +3288,7 @@
           <w:rFonts w:ascii="宋体" w:hAnsi="宋体" w:eastAsia="宋体"/>
           <w:b/>
         </w:rPr>
-        <w:t>（4）数字管理中心-安全大屏</w:t>
+        <w:t>（3）数字管理中心-安全大屏</w:t>
       </w:r>
     </w:p>
     <w:p>
@@ -2757,7 +3361,7 @@
           <w:rFonts w:ascii="宋体" w:hAnsi="宋体" w:eastAsia="宋体"/>
           <w:b/>
         </w:rPr>
-        <w:t>（5）资产管理-安全布防图</w:t>
+        <w:t>（4）资产管理-安全布防图</w:t>
       </w:r>
     </w:p>
     <w:p>
@@ -2830,7 +3434,7 @@
           <w:rFonts w:ascii="宋体" w:hAnsi="宋体" w:eastAsia="宋体"/>
           <w:b/>
         </w:rPr>
-        <w:t>（6）重保中心-重保工作台</w:t>
+        <w:t>（5）重保中心-重保工作台</w:t>
       </w:r>
     </w:p>
     <w:p>
@@ -2903,7 +3507,7 @@
           <w:rFonts w:ascii="宋体" w:hAnsi="宋体" w:eastAsia="宋体"/>
           <w:b/>
         </w:rPr>
-        <w:t>（7）专项防护-APT防护工作台</w:t>
+        <w:t>（6）专项防护-APT防护工作台</w:t>
       </w:r>
     </w:p>
     <w:p>
@@ -2976,7 +3580,7 @@
           <w:rFonts w:ascii="宋体" w:hAnsi="宋体" w:eastAsia="宋体"/>
           <w:b/>
         </w:rPr>
-        <w:t>（8）专项防护-勒索防护工作台</w:t>
+        <w:t>（7）专项防护-勒索防护工作台</w:t>
       </w:r>
     </w:p>
     <w:p>

--- a/岚图汽车安全管理运营工具建设与实施方案.docx
+++ b/岚图汽车安全管理运营工具建设与实施方案.docx
@@ -44,6 +44,49 @@
         </w:rPr>
         <w:t>（本地安全大脑 R5.0 安全管理运营工具）</w:t>
       </w:r>
+    </w:p>
+    <w:p/>
+    <w:p/>
+    <w:p/>
+    <w:p/>
+    <w:p/>
+    <w:p/>
+    <w:p>
+      <w:pPr>
+        <w:jc w:val="center"/>
+      </w:pPr>
+      <w:r>
+        <w:rPr>
+          <w:rFonts w:ascii="宋体" w:hAnsi="宋体" w:eastAsia="宋体"/>
+          <w:sz w:val="28"/>
+        </w:rPr>
+        <w:t>二〇二六年七月</w:t>
+      </w:r>
+    </w:p>
+    <w:p>
+      <w:r>
+        <w:br w:type="page"/>
+      </w:r>
+    </w:p>
+    <w:p>
+      <w:pPr>
+        <w:jc w:val="center"/>
+      </w:pPr>
+      <w:r>
+        <w:rPr>
+          <w:rFonts w:ascii="黑体" w:hAnsi="黑体" w:eastAsia="黑体"/>
+          <w:b/>
+          <w:sz w:val="32"/>
+        </w:rPr>
+        <w:t>目录</w:t>
+      </w:r>
+    </w:p>
+    <w:p>
+      <w:fldSimple w:instr="TOC \o &quot;1-2&quot; \h \z \u">
+        <w:r>
+          <w:t>（请在 Word 中右键更新域以生成目录）</w:t>
+        </w:r>
+      </w:fldSimple>
     </w:p>
     <w:p>
       <w:r>
@@ -455,7 +498,7 @@
                     <pic:cNvPicPr/>
                   </pic:nvPicPr>
                   <pic:blipFill>
-                    <a:blip r:embed="rId9"/>
+                    <a:blip r:embed="rId10"/>
                     <a:stretch>
                       <a:fillRect/>
                     </a:stretch>
@@ -621,7 +664,7 @@
                     <pic:cNvPicPr/>
                   </pic:nvPicPr>
                   <pic:blipFill>
-                    <a:blip r:embed="rId10"/>
+                    <a:blip r:embed="rId11"/>
                     <a:stretch>
                       <a:fillRect/>
                     </a:stretch>
@@ -2640,6 +2683,7 @@
                 <w:rFonts w:ascii="宋体" w:hAnsi="宋体" w:eastAsia="宋体"/>
                 <w:sz w:val="20"/>
               </w:rPr>
+              <w:t>战略规划支持</w:t>
             </w:r>
           </w:p>
         </w:tc>
@@ -3092,7 +3136,7 @@
         <w:rPr>
           <w:rFonts w:ascii="宋体" w:hAnsi="宋体" w:eastAsia="宋体"/>
         </w:rPr>
-        <w:t>逐项核验：终验前提供《功能验收对照表》，对照全部56项功能点逐项进行现场功能演示与核验，验收结论逐项签字确认，确保验收可量化、可追溯、无争议。</w:t>
+        <w:t>逐项核验：终验前提供《功能验收对照表》，对照全部57项功能点逐项进行现场功能演示与核验，验收结论逐项签字确认，确保验收可量化、可追溯、无争议。</w:t>
       </w:r>
     </w:p>
     <w:p>
@@ -3178,7 +3222,7 @@
                     <pic:cNvPicPr/>
                   </pic:nvPicPr>
                   <pic:blipFill>
-                    <a:blip r:embed="rId11"/>
+                    <a:blip r:embed="rId12"/>
                     <a:stretch>
                       <a:fillRect/>
                     </a:stretch>
@@ -3251,7 +3295,7 @@
                     <pic:cNvPicPr/>
                   </pic:nvPicPr>
                   <pic:blipFill>
-                    <a:blip r:embed="rId12"/>
+                    <a:blip r:embed="rId13"/>
                     <a:stretch>
                       <a:fillRect/>
                     </a:stretch>
@@ -3324,7 +3368,7 @@
                     <pic:cNvPicPr/>
                   </pic:nvPicPr>
                   <pic:blipFill>
-                    <a:blip r:embed="rId13"/>
+                    <a:blip r:embed="rId14"/>
                     <a:stretch>
                       <a:fillRect/>
                     </a:stretch>
@@ -3397,7 +3441,7 @@
                     <pic:cNvPicPr/>
                   </pic:nvPicPr>
                   <pic:blipFill>
-                    <a:blip r:embed="rId14"/>
+                    <a:blip r:embed="rId15"/>
                     <a:stretch>
                       <a:fillRect/>
                     </a:stretch>
@@ -3470,7 +3514,7 @@
                     <pic:cNvPicPr/>
                   </pic:nvPicPr>
                   <pic:blipFill>
-                    <a:blip r:embed="rId15"/>
+                    <a:blip r:embed="rId16"/>
                     <a:stretch>
                       <a:fillRect/>
                     </a:stretch>
@@ -3543,7 +3587,7 @@
                     <pic:cNvPicPr/>
                   </pic:nvPicPr>
                   <pic:blipFill>
-                    <a:blip r:embed="rId16"/>
+                    <a:blip r:embed="rId17"/>
                     <a:stretch>
                       <a:fillRect/>
                     </a:stretch>
@@ -3616,7 +3660,7 @@
                     <pic:cNvPicPr/>
                   </pic:nvPicPr>
                   <pic:blipFill>
-                    <a:blip r:embed="rId17"/>
+                    <a:blip r:embed="rId18"/>
                     <a:stretch>
                       <a:fillRect/>
                     </a:stretch>
@@ -4585,7 +4629,7 @@
                     <pic:cNvPicPr/>
                   </pic:nvPicPr>
                   <pic:blipFill>
-                    <a:blip r:embed="rId18"/>
+                    <a:blip r:embed="rId19"/>
                     <a:stretch>
                       <a:fillRect/>
                     </a:stretch>
@@ -5030,7 +5074,7 @@
           <w:b w:val="0"/>
           <w:sz w:val="22"/>
         </w:rPr>
-        <w:t>实行"项目经理+QA"双重质量管控：关键节点设置质量评审，实施文档统一模板、统一评审；功能配置完成后开展全量功能测试与回归验证，测试用例覆盖全部56项功能点；试运行期设专人跟踪运营质量指标并持续调优。</w:t>
+        <w:t>实行"项目经理+QA"双重质量管控：关键节点设置质量评审，实施文档统一模板、统一评审；功能配置完成后开展全量功能测试与回归验证，测试用例覆盖全部57项功能点；试运行期设专人跟踪运营质量指标并持续调优。</w:t>
       </w:r>
     </w:p>
     <w:p>
@@ -5473,6 +5517,7 @@
       </w:r>
     </w:p>
     <w:sectPr>
+      <w:footerReference w:type="default" r:id="rId9"/>
       <w:pgSz w:w="12240" w:h="15840"/>
       <w:pgMar w:top="1440" w:right="1800" w:bottom="1440" w:left="1800" w:header="720" w:footer="720" w:gutter="0"/>
       <w:cols w:space="720"/>
@@ -5480,6 +5525,18 @@
     </w:sectPr>
   </w:body>
 </w:document>
+</file>
+
+<file path=word/footer1.xml><?xml version="1.0" encoding="utf-8"?>
+<w:ftr xmlns:m="http://schemas.openxmlformats.org/officeDocument/2006/math" xmlns:mc="http://schemas.openxmlformats.org/markup-compatibility/2006" xmlns:mo="http://schemas.microsoft.com/office/mac/office/2008/main" xmlns:mv="urn:schemas-microsoft-com:mac:vml" xmlns:o="urn:schemas-microsoft-com:office:office" xmlns:r="http://schemas.openxmlformats.org/officeDocument/2006/relationships" xmlns:v="urn:schemas-microsoft-com:vml" xmlns:w10="urn:schemas-microsoft-com:office:word" xmlns:w14="http://schemas.microsoft.com/office/word/2010/wordml" xmlns:w="http://schemas.openxmlformats.org/wordprocessingml/2006/main" xmlns:wne="http://schemas.microsoft.com/office/word/2006/wordml" xmlns:wp14="http://schemas.microsoft.com/office/word/2010/wordprocessingDrawing" xmlns:wp="http://schemas.openxmlformats.org/drawingml/2006/wordprocessingDrawing" xmlns:wpc="http://schemas.microsoft.com/office/word/2010/wordprocessingCanvas" xmlns:wpg="http://schemas.microsoft.com/office/word/2010/wordprocessingGroup" xmlns:wpi="http://schemas.microsoft.com/office/word/2010/wordprocessingInk" xmlns:wps="http://schemas.microsoft.com/office/word/2010/wordprocessingShape" mc:Ignorable="w14 wp14">
+  <w:p>
+    <w:pPr>
+      <w:pStyle w:val="Footer"/>
+      <w:jc w:val="center"/>
+    </w:pPr>
+    <w:fldSimple w:instr="PAGE"/>
+  </w:p>
+</w:ftr>
 </file>
 
 <file path=word/numbering.xml><?xml version="1.0" encoding="utf-8"?>

--- a/岚图汽车安全管理运营工具建设与实施方案.docx
+++ b/岚图汽车安全管理运营工具建设与实施方案.docx
@@ -3119,7 +3119,7 @@
     </w:p>
     <w:p>
       <w:pPr>
-        <w:pStyle w:val="ListNumber"/>
+        <w:pStyle w:val="ListBullet"/>
       </w:pPr>
       <w:r>
         <w:rPr>
@@ -3130,7 +3130,7 @@
     </w:p>
     <w:p>
       <w:pPr>
-        <w:pStyle w:val="ListNumber"/>
+        <w:pStyle w:val="ListBullet"/>
       </w:pPr>
       <w:r>
         <w:rPr>
@@ -3141,7 +3141,7 @@
     </w:p>
     <w:p>
       <w:pPr>
-        <w:pStyle w:val="ListNumber"/>
+        <w:pStyle w:val="ListBullet"/>
       </w:pPr>
       <w:r>
         <w:rPr>

--- a/岚图汽车安全管理运营工具建设与实施方案.docx
+++ b/岚图汽车安全管理运营工具建设与实施方案.docx
@@ -5516,6 +5516,4522 @@
         <w:t>质保期：自甲方终验收合格之日起一年（含免费升级和维护服务）。质保期内：对甲方使用问题12小时内响应，问题不能解决的24小时内到达甲方使用现场解决；若仍不能解决，给出解决期限并经甲方认可；免费进行工具软件不限次数的版本升级；免费提供工具软件整体的功能改善、升级维护和技术支持服务；对工具软件运行使用过程中出现的任何问题和功能缺陷进行修复、更新或迭代升级。质保期外：通过邮件、电话提供技术支持。合同结束后免费提供一年维保服务（系统运维服务、故障紧急服务、版本升级服务）。安装调试：工具软件到货后我方在现场进行安装调试，安装调试过程中有疑问时现场指导直至问题解决；我方保证工具软件的完整性，如安装调试过程中因模块短缺导致软件不能正常运行，由我方免费提供短缺的模块。</w:t>
       </w:r>
     </w:p>
+    <w:p>
+      <w:r>
+        <w:br w:type="page"/>
+      </w:r>
+    </w:p>
+    <w:p>
+      <w:pPr>
+        <w:pStyle w:val="Heading1"/>
+      </w:pPr>
+      <w:r>
+        <w:rPr>
+          <w:rFonts w:ascii="黑体" w:hAnsi="黑体" w:eastAsia="黑体"/>
+          <w:color w:val="000000"/>
+        </w:rPr>
+        <w:t>附录：功能验收对照表</w:t>
+      </w:r>
+    </w:p>
+    <w:p>
+      <w:pPr>
+        <w:ind w:firstLine="440"/>
+      </w:pPr>
+      <w:r>
+        <w:rPr>
+          <w:rFonts w:ascii="宋体" w:hAnsi="宋体" w:eastAsia="宋体"/>
+          <w:b w:val="0"/>
+          <w:sz w:val="22"/>
+        </w:rPr>
+        <w:t>下表逐字列出技术任务书第3章全部功能要求原文，并标注本方案对应章节，作为项目验收时逐项现场演示与核验的依据。</w:t>
+      </w:r>
+    </w:p>
+    <w:tbl>
+      <w:tblPr>
+        <w:tblStyle w:val="TableGrid"/>
+        <w:tblW w:type="auto" w:w="0"/>
+        <w:jc w:val="center"/>
+        <w:tblLook w:firstColumn="1" w:firstRow="1" w:lastColumn="0" w:lastRow="0" w:noHBand="0" w:noVBand="1" w:val="04A0"/>
+      </w:tblPr>
+      <w:tblGrid>
+        <w:gridCol w:w="1728"/>
+        <w:gridCol w:w="1728"/>
+        <w:gridCol w:w="1728"/>
+        <w:gridCol w:w="1728"/>
+        <w:gridCol w:w="1728"/>
+      </w:tblGrid>
+      <w:tr>
+        <w:tc>
+          <w:tcPr>
+            <w:tcW w:type="dxa" w:w="567"/>
+          </w:tcPr>
+          <w:p>
+            <w:r/>
+            <w:r>
+              <w:rPr>
+                <w:rFonts w:ascii="宋体" w:hAnsi="宋体" w:eastAsia="宋体"/>
+                <w:b/>
+                <w:sz w:val="20"/>
+              </w:rPr>
+              <w:t>序号</w:t>
+            </w:r>
+          </w:p>
+        </w:tc>
+        <w:tc>
+          <w:tcPr>
+            <w:tcW w:type="dxa" w:w="1247"/>
+          </w:tcPr>
+          <w:p>
+            <w:r/>
+            <w:r>
+              <w:rPr>
+                <w:rFonts w:ascii="宋体" w:hAnsi="宋体" w:eastAsia="宋体"/>
+                <w:b/>
+                <w:sz w:val="20"/>
+              </w:rPr>
+              <w:t>功能模块</w:t>
+            </w:r>
+          </w:p>
+        </w:tc>
+        <w:tc>
+          <w:tcPr>
+            <w:tcW w:type="dxa" w:w="1361"/>
+          </w:tcPr>
+          <w:p>
+            <w:r/>
+            <w:r>
+              <w:rPr>
+                <w:rFonts w:ascii="宋体" w:hAnsi="宋体" w:eastAsia="宋体"/>
+                <w:b/>
+                <w:sz w:val="20"/>
+              </w:rPr>
+              <w:t>功能点</w:t>
+            </w:r>
+          </w:p>
+        </w:tc>
+        <w:tc>
+          <w:tcPr>
+            <w:tcW w:type="dxa" w:w="4535"/>
+          </w:tcPr>
+          <w:p>
+            <w:r/>
+            <w:r>
+              <w:rPr>
+                <w:rFonts w:ascii="宋体" w:hAnsi="宋体" w:eastAsia="宋体"/>
+                <w:b/>
+                <w:sz w:val="20"/>
+              </w:rPr>
+              <w:t>功能介绍（技术任务书原文）</w:t>
+            </w:r>
+          </w:p>
+        </w:tc>
+        <w:tc>
+          <w:tcPr>
+            <w:tcW w:type="dxa" w:w="1134"/>
+          </w:tcPr>
+          <w:p>
+            <w:r/>
+            <w:r>
+              <w:rPr>
+                <w:rFonts w:ascii="宋体" w:hAnsi="宋体" w:eastAsia="宋体"/>
+                <w:b/>
+                <w:sz w:val="20"/>
+              </w:rPr>
+              <w:t>对应章节</w:t>
+            </w:r>
+          </w:p>
+        </w:tc>
+      </w:tr>
+      <w:tr>
+        <w:tc>
+          <w:tcPr>
+            <w:tcW w:type="dxa" w:w="567"/>
+          </w:tcPr>
+          <w:p>
+            <w:r/>
+            <w:r>
+              <w:rPr>
+                <w:rFonts w:ascii="宋体" w:hAnsi="宋体" w:eastAsia="宋体"/>
+                <w:sz w:val="20"/>
+              </w:rPr>
+              <w:t>1</w:t>
+            </w:r>
+          </w:p>
+        </w:tc>
+        <w:tc>
+          <w:tcPr>
+            <w:tcW w:type="dxa" w:w="1247"/>
+          </w:tcPr>
+          <w:p>
+            <w:r/>
+            <w:r>
+              <w:rPr>
+                <w:rFonts w:ascii="宋体" w:hAnsi="宋体" w:eastAsia="宋体"/>
+                <w:sz w:val="20"/>
+              </w:rPr>
+              <w:t>工作台</w:t>
+            </w:r>
+          </w:p>
+        </w:tc>
+        <w:tc>
+          <w:tcPr>
+            <w:tcW w:type="dxa" w:w="1361"/>
+          </w:tcPr>
+          <w:p>
+            <w:r/>
+            <w:r>
+              <w:rPr>
+                <w:rFonts w:ascii="宋体" w:hAnsi="宋体" w:eastAsia="宋体"/>
+                <w:sz w:val="20"/>
+              </w:rPr>
+              <w:t>系统仪表盘</w:t>
+            </w:r>
+          </w:p>
+        </w:tc>
+        <w:tc>
+          <w:tcPr>
+            <w:tcW w:type="dxa" w:w="4535"/>
+          </w:tcPr>
+          <w:p>
+            <w:r/>
+            <w:r>
+              <w:rPr>
+                <w:rFonts w:ascii="宋体" w:hAnsi="宋体" w:eastAsia="宋体"/>
+                <w:sz w:val="20"/>
+              </w:rPr>
+              <w:t>工具各安全业务模块数据统一展示、汇总分析，仪表盘界面布局与展示报表支持自定义；</w:t>
+            </w:r>
+          </w:p>
+        </w:tc>
+        <w:tc>
+          <w:tcPr>
+            <w:tcW w:type="dxa" w:w="1134"/>
+          </w:tcPr>
+          <w:p>
+            <w:r/>
+            <w:r>
+              <w:rPr>
+                <w:rFonts w:ascii="宋体" w:hAnsi="宋体" w:eastAsia="宋体"/>
+                <w:sz w:val="20"/>
+              </w:rPr>
+              <w:t>本方案3.1 工作台</w:t>
+            </w:r>
+          </w:p>
+        </w:tc>
+      </w:tr>
+      <w:tr>
+        <w:tc>
+          <w:tcPr>
+            <w:tcW w:type="dxa" w:w="567"/>
+          </w:tcPr>
+          <w:p>
+            <w:r/>
+            <w:r>
+              <w:rPr>
+                <w:rFonts w:ascii="宋体" w:hAnsi="宋体" w:eastAsia="宋体"/>
+                <w:sz w:val="20"/>
+              </w:rPr>
+              <w:t>2</w:t>
+            </w:r>
+          </w:p>
+        </w:tc>
+        <w:tc>
+          <w:tcPr>
+            <w:tcW w:type="dxa" w:w="1247"/>
+          </w:tcPr>
+          <w:p>
+            <w:r/>
+            <w:r>
+              <w:rPr>
+                <w:rFonts w:ascii="宋体" w:hAnsi="宋体" w:eastAsia="宋体"/>
+                <w:sz w:val="20"/>
+              </w:rPr>
+              <w:t>工作台</w:t>
+            </w:r>
+          </w:p>
+        </w:tc>
+        <w:tc>
+          <w:tcPr>
+            <w:tcW w:type="dxa" w:w="1361"/>
+          </w:tcPr>
+          <w:p>
+            <w:r/>
+            <w:r>
+              <w:rPr>
+                <w:rFonts w:ascii="宋体" w:hAnsi="宋体" w:eastAsia="宋体"/>
+                <w:sz w:val="20"/>
+              </w:rPr>
+              <w:t>监管管理-上级单位对接</w:t>
+            </w:r>
+          </w:p>
+        </w:tc>
+        <w:tc>
+          <w:tcPr>
+            <w:tcW w:type="dxa" w:w="4535"/>
+          </w:tcPr>
+          <w:p>
+            <w:r/>
+            <w:r>
+              <w:rPr>
+                <w:rFonts w:ascii="宋体" w:hAnsi="宋体" w:eastAsia="宋体"/>
+                <w:sz w:val="20"/>
+              </w:rPr>
+              <w:t>支持对接上级监管平台，实现上级单位下发安全监管任务、安全通报工单可在本地工具流转处理，并同时可上报给监管平台形成闭环;</w:t>
+            </w:r>
+          </w:p>
+        </w:tc>
+        <w:tc>
+          <w:tcPr>
+            <w:tcW w:type="dxa" w:w="1134"/>
+          </w:tcPr>
+          <w:p>
+            <w:r/>
+            <w:r>
+              <w:rPr>
+                <w:rFonts w:ascii="宋体" w:hAnsi="宋体" w:eastAsia="宋体"/>
+                <w:sz w:val="20"/>
+              </w:rPr>
+              <w:t>本方案3.1 工作台</w:t>
+            </w:r>
+          </w:p>
+        </w:tc>
+      </w:tr>
+      <w:tr>
+        <w:tc>
+          <w:tcPr>
+            <w:tcW w:type="dxa" w:w="567"/>
+          </w:tcPr>
+          <w:p>
+            <w:r/>
+            <w:r>
+              <w:rPr>
+                <w:rFonts w:ascii="宋体" w:hAnsi="宋体" w:eastAsia="宋体"/>
+                <w:sz w:val="20"/>
+              </w:rPr>
+              <w:t>3</w:t>
+            </w:r>
+          </w:p>
+        </w:tc>
+        <w:tc>
+          <w:tcPr>
+            <w:tcW w:type="dxa" w:w="1247"/>
+          </w:tcPr>
+          <w:p>
+            <w:r/>
+            <w:r>
+              <w:rPr>
+                <w:rFonts w:ascii="宋体" w:hAnsi="宋体" w:eastAsia="宋体"/>
+                <w:sz w:val="20"/>
+              </w:rPr>
+              <w:t>资产管理中心</w:t>
+            </w:r>
+          </w:p>
+        </w:tc>
+        <w:tc>
+          <w:tcPr>
+            <w:tcW w:type="dxa" w:w="1361"/>
+          </w:tcPr>
+          <w:p>
+            <w:r/>
+            <w:r>
+              <w:rPr>
+                <w:rFonts w:ascii="宋体" w:hAnsi="宋体" w:eastAsia="宋体"/>
+                <w:sz w:val="20"/>
+              </w:rPr>
+              <w:t>资产采集</w:t>
+            </w:r>
+          </w:p>
+        </w:tc>
+        <w:tc>
+          <w:tcPr>
+            <w:tcW w:type="dxa" w:w="4535"/>
+          </w:tcPr>
+          <w:p>
+            <w:r/>
+            <w:r>
+              <w:rPr>
+                <w:rFonts w:ascii="宋体" w:hAnsi="宋体" w:eastAsia="宋体"/>
+                <w:sz w:val="20"/>
+              </w:rPr>
+              <w:t>具备资产信息采集功能，包含但不限于对接态势感知、主机安全、终端安全、应用安全、车端态势感知、互联网暴露面、运维管理CMDB、监控平台（如：zabbix）等产品，涵盖本地数据中心、公有云、私有云等场景，支持对接方式包含但不限于API、KAFKA、SYSLOG等，可获取资产基础源信息、资产风险信息、资产威胁信息等，可识别主机安全防护覆盖情况</w:t>
+            </w:r>
+          </w:p>
+        </w:tc>
+        <w:tc>
+          <w:tcPr>
+            <w:tcW w:type="dxa" w:w="1134"/>
+          </w:tcPr>
+          <w:p>
+            <w:r/>
+            <w:r>
+              <w:rPr>
+                <w:rFonts w:ascii="宋体" w:hAnsi="宋体" w:eastAsia="宋体"/>
+                <w:sz w:val="20"/>
+              </w:rPr>
+              <w:t>本方案3.2 资产管理中心</w:t>
+            </w:r>
+          </w:p>
+        </w:tc>
+      </w:tr>
+      <w:tr>
+        <w:tc>
+          <w:tcPr>
+            <w:tcW w:type="dxa" w:w="567"/>
+          </w:tcPr>
+          <w:p>
+            <w:r/>
+            <w:r>
+              <w:rPr>
+                <w:rFonts w:ascii="宋体" w:hAnsi="宋体" w:eastAsia="宋体"/>
+                <w:sz w:val="20"/>
+              </w:rPr>
+              <w:t>4</w:t>
+            </w:r>
+          </w:p>
+        </w:tc>
+        <w:tc>
+          <w:tcPr>
+            <w:tcW w:type="dxa" w:w="1247"/>
+          </w:tcPr>
+          <w:p>
+            <w:r/>
+            <w:r>
+              <w:rPr>
+                <w:rFonts w:ascii="宋体" w:hAnsi="宋体" w:eastAsia="宋体"/>
+                <w:sz w:val="20"/>
+              </w:rPr>
+              <w:t>资产管理中心</w:t>
+            </w:r>
+          </w:p>
+        </w:tc>
+        <w:tc>
+          <w:tcPr>
+            <w:tcW w:type="dxa" w:w="1361"/>
+          </w:tcPr>
+          <w:p>
+            <w:r/>
+            <w:r>
+              <w:rPr>
+                <w:rFonts w:ascii="宋体" w:hAnsi="宋体" w:eastAsia="宋体"/>
+                <w:sz w:val="20"/>
+              </w:rPr>
+              <w:t>资产采集</w:t>
+            </w:r>
+          </w:p>
+        </w:tc>
+        <w:tc>
+          <w:tcPr>
+            <w:tcW w:type="dxa" w:w="4535"/>
+          </w:tcPr>
+          <w:p>
+            <w:r/>
+            <w:r>
+              <w:rPr>
+                <w:rFonts w:ascii="宋体" w:hAnsi="宋体" w:eastAsia="宋体"/>
+                <w:sz w:val="20"/>
+              </w:rPr>
+              <w:t>根据安全业务需求，可灵活调整资产采集源、字段解析、采集周期、字段优先级等策略控制，相关配置可通过图形化拖拉方式、参数设置方式等实现；</w:t>
+            </w:r>
+          </w:p>
+        </w:tc>
+        <w:tc>
+          <w:tcPr>
+            <w:tcW w:type="dxa" w:w="1134"/>
+          </w:tcPr>
+          <w:p>
+            <w:r/>
+            <w:r>
+              <w:rPr>
+                <w:rFonts w:ascii="宋体" w:hAnsi="宋体" w:eastAsia="宋体"/>
+                <w:sz w:val="20"/>
+              </w:rPr>
+              <w:t>本方案3.2 资产管理中心</w:t>
+            </w:r>
+          </w:p>
+        </w:tc>
+      </w:tr>
+      <w:tr>
+        <w:tc>
+          <w:tcPr>
+            <w:tcW w:type="dxa" w:w="567"/>
+          </w:tcPr>
+          <w:p>
+            <w:r/>
+            <w:r>
+              <w:rPr>
+                <w:rFonts w:ascii="宋体" w:hAnsi="宋体" w:eastAsia="宋体"/>
+                <w:sz w:val="20"/>
+              </w:rPr>
+              <w:t>5</w:t>
+            </w:r>
+          </w:p>
+        </w:tc>
+        <w:tc>
+          <w:tcPr>
+            <w:tcW w:type="dxa" w:w="1247"/>
+          </w:tcPr>
+          <w:p>
+            <w:r/>
+            <w:r>
+              <w:rPr>
+                <w:rFonts w:ascii="宋体" w:hAnsi="宋体" w:eastAsia="宋体"/>
+                <w:sz w:val="20"/>
+              </w:rPr>
+              <w:t>资产管理中心</w:t>
+            </w:r>
+          </w:p>
+        </w:tc>
+        <w:tc>
+          <w:tcPr>
+            <w:tcW w:type="dxa" w:w="1361"/>
+          </w:tcPr>
+          <w:p>
+            <w:r/>
+            <w:r>
+              <w:rPr>
+                <w:rFonts w:ascii="宋体" w:hAnsi="宋体" w:eastAsia="宋体"/>
+                <w:sz w:val="20"/>
+              </w:rPr>
+              <w:t>资产采集</w:t>
+            </w:r>
+          </w:p>
+        </w:tc>
+        <w:tc>
+          <w:tcPr>
+            <w:tcW w:type="dxa" w:w="4535"/>
+          </w:tcPr>
+          <w:p>
+            <w:r/>
+            <w:r>
+              <w:rPr>
+                <w:rFonts w:ascii="宋体" w:hAnsi="宋体" w:eastAsia="宋体"/>
+                <w:sz w:val="20"/>
+              </w:rPr>
+              <w:t>具备一键下发资产采集任务，触发式开展资产信息同步；</w:t>
+            </w:r>
+          </w:p>
+        </w:tc>
+        <w:tc>
+          <w:tcPr>
+            <w:tcW w:type="dxa" w:w="1134"/>
+          </w:tcPr>
+          <w:p>
+            <w:r/>
+            <w:r>
+              <w:rPr>
+                <w:rFonts w:ascii="宋体" w:hAnsi="宋体" w:eastAsia="宋体"/>
+                <w:sz w:val="20"/>
+              </w:rPr>
+              <w:t>本方案3.2 资产管理中心</w:t>
+            </w:r>
+          </w:p>
+        </w:tc>
+      </w:tr>
+      <w:tr>
+        <w:tc>
+          <w:tcPr>
+            <w:tcW w:type="dxa" w:w="567"/>
+          </w:tcPr>
+          <w:p>
+            <w:r/>
+            <w:r>
+              <w:rPr>
+                <w:rFonts w:ascii="宋体" w:hAnsi="宋体" w:eastAsia="宋体"/>
+                <w:sz w:val="20"/>
+              </w:rPr>
+              <w:t>6</w:t>
+            </w:r>
+          </w:p>
+        </w:tc>
+        <w:tc>
+          <w:tcPr>
+            <w:tcW w:type="dxa" w:w="1247"/>
+          </w:tcPr>
+          <w:p>
+            <w:r/>
+            <w:r>
+              <w:rPr>
+                <w:rFonts w:ascii="宋体" w:hAnsi="宋体" w:eastAsia="宋体"/>
+                <w:sz w:val="20"/>
+              </w:rPr>
+              <w:t>资产管理中心</w:t>
+            </w:r>
+          </w:p>
+        </w:tc>
+        <w:tc>
+          <w:tcPr>
+            <w:tcW w:type="dxa" w:w="1361"/>
+          </w:tcPr>
+          <w:p>
+            <w:r/>
+            <w:r>
+              <w:rPr>
+                <w:rFonts w:ascii="宋体" w:hAnsi="宋体" w:eastAsia="宋体"/>
+                <w:sz w:val="20"/>
+              </w:rPr>
+              <w:t>资产管理</w:t>
+            </w:r>
+          </w:p>
+        </w:tc>
+        <w:tc>
+          <w:tcPr>
+            <w:tcW w:type="dxa" w:w="4535"/>
+          </w:tcPr>
+          <w:p>
+            <w:r/>
+            <w:r>
+              <w:rPr>
+                <w:rFonts w:ascii="宋体" w:hAnsi="宋体" w:eastAsia="宋体"/>
+                <w:sz w:val="20"/>
+              </w:rPr>
+              <w:t>具备资产管理功能，包括主机资产、终端资产、应用资产、车端资产、硬件资产、互联网暴露面资产等，其中主机资产管理应包含但不限于资产IP、资产说明、资产责任人、主机进程、主机端口、主机指纹信息等，应用资产管理应包含但不限于应用网址、应用简介、应用指纹、业务责任人、运维责任人等，车联资产管理应包含但不限于车端唯一标识、车端设备编号、车端设备系统版本、车端资产责任人等；</w:t>
+            </w:r>
+          </w:p>
+        </w:tc>
+        <w:tc>
+          <w:tcPr>
+            <w:tcW w:type="dxa" w:w="1134"/>
+          </w:tcPr>
+          <w:p>
+            <w:r/>
+            <w:r>
+              <w:rPr>
+                <w:rFonts w:ascii="宋体" w:hAnsi="宋体" w:eastAsia="宋体"/>
+                <w:sz w:val="20"/>
+              </w:rPr>
+              <w:t>本方案3.2 资产管理中心</w:t>
+            </w:r>
+          </w:p>
+        </w:tc>
+      </w:tr>
+      <w:tr>
+        <w:tc>
+          <w:tcPr>
+            <w:tcW w:type="dxa" w:w="567"/>
+          </w:tcPr>
+          <w:p>
+            <w:r/>
+            <w:r>
+              <w:rPr>
+                <w:rFonts w:ascii="宋体" w:hAnsi="宋体" w:eastAsia="宋体"/>
+                <w:sz w:val="20"/>
+              </w:rPr>
+              <w:t>7</w:t>
+            </w:r>
+          </w:p>
+        </w:tc>
+        <w:tc>
+          <w:tcPr>
+            <w:tcW w:type="dxa" w:w="1247"/>
+          </w:tcPr>
+          <w:p>
+            <w:r/>
+            <w:r>
+              <w:rPr>
+                <w:rFonts w:ascii="宋体" w:hAnsi="宋体" w:eastAsia="宋体"/>
+                <w:sz w:val="20"/>
+              </w:rPr>
+              <w:t>资产管理中心</w:t>
+            </w:r>
+          </w:p>
+        </w:tc>
+        <w:tc>
+          <w:tcPr>
+            <w:tcW w:type="dxa" w:w="1361"/>
+          </w:tcPr>
+          <w:p>
+            <w:r/>
+            <w:r>
+              <w:rPr>
+                <w:rFonts w:ascii="宋体" w:hAnsi="宋体" w:eastAsia="宋体"/>
+                <w:sz w:val="20"/>
+              </w:rPr>
+              <w:t>资产管理</w:t>
+            </w:r>
+          </w:p>
+        </w:tc>
+        <w:tc>
+          <w:tcPr>
+            <w:tcW w:type="dxa" w:w="4535"/>
+          </w:tcPr>
+          <w:p>
+            <w:r/>
+            <w:r>
+              <w:rPr>
+                <w:rFonts w:ascii="宋体" w:hAnsi="宋体" w:eastAsia="宋体"/>
+                <w:sz w:val="20"/>
+              </w:rPr>
+              <w:t>具备资产生命周期管理流程，包括出资产维护、资产准入、资产准出等，可识别资产维护完整率，统计新发现IP资产，具备资产历史变更记录</w:t>
+            </w:r>
+          </w:p>
+        </w:tc>
+        <w:tc>
+          <w:tcPr>
+            <w:tcW w:type="dxa" w:w="1134"/>
+          </w:tcPr>
+          <w:p>
+            <w:r/>
+            <w:r>
+              <w:rPr>
+                <w:rFonts w:ascii="宋体" w:hAnsi="宋体" w:eastAsia="宋体"/>
+                <w:sz w:val="20"/>
+              </w:rPr>
+              <w:t>本方案3.2 资产管理中心</w:t>
+            </w:r>
+          </w:p>
+        </w:tc>
+      </w:tr>
+      <w:tr>
+        <w:tc>
+          <w:tcPr>
+            <w:tcW w:type="dxa" w:w="567"/>
+          </w:tcPr>
+          <w:p>
+            <w:r/>
+            <w:r>
+              <w:rPr>
+                <w:rFonts w:ascii="宋体" w:hAnsi="宋体" w:eastAsia="宋体"/>
+                <w:sz w:val="20"/>
+              </w:rPr>
+              <w:t>8</w:t>
+            </w:r>
+          </w:p>
+        </w:tc>
+        <w:tc>
+          <w:tcPr>
+            <w:tcW w:type="dxa" w:w="1247"/>
+          </w:tcPr>
+          <w:p>
+            <w:r/>
+            <w:r>
+              <w:rPr>
+                <w:rFonts w:ascii="宋体" w:hAnsi="宋体" w:eastAsia="宋体"/>
+                <w:sz w:val="20"/>
+              </w:rPr>
+              <w:t>资产管理中心</w:t>
+            </w:r>
+          </w:p>
+        </w:tc>
+        <w:tc>
+          <w:tcPr>
+            <w:tcW w:type="dxa" w:w="1361"/>
+          </w:tcPr>
+          <w:p>
+            <w:r/>
+            <w:r>
+              <w:rPr>
+                <w:rFonts w:ascii="宋体" w:hAnsi="宋体" w:eastAsia="宋体"/>
+                <w:sz w:val="20"/>
+              </w:rPr>
+              <w:t>资产管理</w:t>
+            </w:r>
+          </w:p>
+        </w:tc>
+        <w:tc>
+          <w:tcPr>
+            <w:tcW w:type="dxa" w:w="4535"/>
+          </w:tcPr>
+          <w:p>
+            <w:r/>
+            <w:r>
+              <w:rPr>
+                <w:rFonts w:ascii="宋体" w:hAnsi="宋体" w:eastAsia="宋体"/>
+                <w:sz w:val="20"/>
+              </w:rPr>
+              <w:t>可结合威胁预警或安全基线等安全业务快速检索风险资产，并可一键完成流转应急处置中心及工单通报；</w:t>
+            </w:r>
+          </w:p>
+        </w:tc>
+        <w:tc>
+          <w:tcPr>
+            <w:tcW w:type="dxa" w:w="1134"/>
+          </w:tcPr>
+          <w:p>
+            <w:r/>
+            <w:r>
+              <w:rPr>
+                <w:rFonts w:ascii="宋体" w:hAnsi="宋体" w:eastAsia="宋体"/>
+                <w:sz w:val="20"/>
+              </w:rPr>
+              <w:t>本方案3.2 资产管理中心</w:t>
+            </w:r>
+          </w:p>
+        </w:tc>
+      </w:tr>
+      <w:tr>
+        <w:tc>
+          <w:tcPr>
+            <w:tcW w:type="dxa" w:w="567"/>
+          </w:tcPr>
+          <w:p>
+            <w:r/>
+            <w:r>
+              <w:rPr>
+                <w:rFonts w:ascii="宋体" w:hAnsi="宋体" w:eastAsia="宋体"/>
+                <w:sz w:val="20"/>
+              </w:rPr>
+              <w:t>9</w:t>
+            </w:r>
+          </w:p>
+        </w:tc>
+        <w:tc>
+          <w:tcPr>
+            <w:tcW w:type="dxa" w:w="1247"/>
+          </w:tcPr>
+          <w:p>
+            <w:r/>
+            <w:r>
+              <w:rPr>
+                <w:rFonts w:ascii="宋体" w:hAnsi="宋体" w:eastAsia="宋体"/>
+                <w:sz w:val="20"/>
+              </w:rPr>
+              <w:t>资产管理中心</w:t>
+            </w:r>
+          </w:p>
+        </w:tc>
+        <w:tc>
+          <w:tcPr>
+            <w:tcW w:type="dxa" w:w="1361"/>
+          </w:tcPr>
+          <w:p>
+            <w:r/>
+            <w:r>
+              <w:rPr>
+                <w:rFonts w:ascii="宋体" w:hAnsi="宋体" w:eastAsia="宋体"/>
+                <w:sz w:val="20"/>
+              </w:rPr>
+              <w:t>资产管理</w:t>
+            </w:r>
+          </w:p>
+        </w:tc>
+        <w:tc>
+          <w:tcPr>
+            <w:tcW w:type="dxa" w:w="4535"/>
+          </w:tcPr>
+          <w:p>
+            <w:r/>
+            <w:r>
+              <w:rPr>
+                <w:rFonts w:ascii="宋体" w:hAnsi="宋体" w:eastAsia="宋体"/>
+                <w:sz w:val="20"/>
+              </w:rPr>
+              <w:t>需与企业人事系统实现深度集成。当人事系统中员工状态变更为"离职"时，平台应自动触发SOAR剧本，同步更新该员工在运营平台内的账号状态，并联动DLP（数据防泄漏）系统、联软等安全组件，依据预设策略（如"在职"、"离职中"、"离职"）进行响应；</w:t>
+            </w:r>
+          </w:p>
+        </w:tc>
+        <w:tc>
+          <w:tcPr>
+            <w:tcW w:type="dxa" w:w="1134"/>
+          </w:tcPr>
+          <w:p>
+            <w:r/>
+            <w:r>
+              <w:rPr>
+                <w:rFonts w:ascii="宋体" w:hAnsi="宋体" w:eastAsia="宋体"/>
+                <w:sz w:val="20"/>
+              </w:rPr>
+              <w:t>本方案3.2 资产管理中心</w:t>
+            </w:r>
+          </w:p>
+        </w:tc>
+      </w:tr>
+      <w:tr>
+        <w:tc>
+          <w:tcPr>
+            <w:tcW w:type="dxa" w:w="567"/>
+          </w:tcPr>
+          <w:p>
+            <w:r/>
+            <w:r>
+              <w:rPr>
+                <w:rFonts w:ascii="宋体" w:hAnsi="宋体" w:eastAsia="宋体"/>
+                <w:sz w:val="20"/>
+              </w:rPr>
+              <w:t>10</w:t>
+            </w:r>
+          </w:p>
+        </w:tc>
+        <w:tc>
+          <w:tcPr>
+            <w:tcW w:type="dxa" w:w="1247"/>
+          </w:tcPr>
+          <w:p>
+            <w:r/>
+            <w:r>
+              <w:rPr>
+                <w:rFonts w:ascii="宋体" w:hAnsi="宋体" w:eastAsia="宋体"/>
+                <w:sz w:val="20"/>
+              </w:rPr>
+              <w:t>资产管理中心</w:t>
+            </w:r>
+          </w:p>
+        </w:tc>
+        <w:tc>
+          <w:tcPr>
+            <w:tcW w:type="dxa" w:w="1361"/>
+          </w:tcPr>
+          <w:p>
+            <w:r/>
+            <w:r>
+              <w:rPr>
+                <w:rFonts w:ascii="宋体" w:hAnsi="宋体" w:eastAsia="宋体"/>
+                <w:sz w:val="20"/>
+              </w:rPr>
+              <w:t>资产管理</w:t>
+            </w:r>
+          </w:p>
+        </w:tc>
+        <w:tc>
+          <w:tcPr>
+            <w:tcW w:type="dxa" w:w="4535"/>
+          </w:tcPr>
+          <w:p>
+            <w:r/>
+            <w:r>
+              <w:rPr>
+                <w:rFonts w:ascii="宋体" w:hAnsi="宋体" w:eastAsia="宋体"/>
+                <w:sz w:val="20"/>
+              </w:rPr>
+              <w:t>需建立并维护人员与其所负责或使用的IT资产（如主机、应用、数据等）之间的明确归属关系，并提供验证和确认机制，确保资产责任到人，为后续的安全审计和应急响应提供准确的数据基础。</w:t>
+            </w:r>
+          </w:p>
+        </w:tc>
+        <w:tc>
+          <w:tcPr>
+            <w:tcW w:type="dxa" w:w="1134"/>
+          </w:tcPr>
+          <w:p>
+            <w:r/>
+            <w:r>
+              <w:rPr>
+                <w:rFonts w:ascii="宋体" w:hAnsi="宋体" w:eastAsia="宋体"/>
+                <w:sz w:val="20"/>
+              </w:rPr>
+              <w:t>本方案3.2 资产管理中心</w:t>
+            </w:r>
+          </w:p>
+        </w:tc>
+      </w:tr>
+      <w:tr>
+        <w:tc>
+          <w:tcPr>
+            <w:tcW w:type="dxa" w:w="567"/>
+          </w:tcPr>
+          <w:p>
+            <w:r/>
+            <w:r>
+              <w:rPr>
+                <w:rFonts w:ascii="宋体" w:hAnsi="宋体" w:eastAsia="宋体"/>
+                <w:sz w:val="20"/>
+              </w:rPr>
+              <w:t>11</w:t>
+            </w:r>
+          </w:p>
+        </w:tc>
+        <w:tc>
+          <w:tcPr>
+            <w:tcW w:type="dxa" w:w="1247"/>
+          </w:tcPr>
+          <w:p>
+            <w:r/>
+            <w:r>
+              <w:rPr>
+                <w:rFonts w:ascii="宋体" w:hAnsi="宋体" w:eastAsia="宋体"/>
+                <w:sz w:val="20"/>
+              </w:rPr>
+              <w:t>资产管理中心</w:t>
+            </w:r>
+          </w:p>
+        </w:tc>
+        <w:tc>
+          <w:tcPr>
+            <w:tcW w:type="dxa" w:w="1361"/>
+          </w:tcPr>
+          <w:p>
+            <w:r/>
+            <w:r>
+              <w:rPr>
+                <w:rFonts w:ascii="宋体" w:hAnsi="宋体" w:eastAsia="宋体"/>
+                <w:sz w:val="20"/>
+              </w:rPr>
+              <w:t>资产管理</w:t>
+            </w:r>
+          </w:p>
+        </w:tc>
+        <w:tc>
+          <w:tcPr>
+            <w:tcW w:type="dxa" w:w="4535"/>
+          </w:tcPr>
+          <w:p>
+            <w:r/>
+            <w:r>
+              <w:rPr>
+                <w:rFonts w:ascii="宋体" w:hAnsi="宋体" w:eastAsia="宋体"/>
+                <w:sz w:val="20"/>
+              </w:rPr>
+              <w:t>需支持构建并维护"应用系统-域名-IP地址"之间的多对多映射关系模型。能够清晰展示单个应用系统所关联的所有域名及后端IP资产，实现应用级资产的统一视图和联动管理</w:t>
+            </w:r>
+          </w:p>
+        </w:tc>
+        <w:tc>
+          <w:tcPr>
+            <w:tcW w:type="dxa" w:w="1134"/>
+          </w:tcPr>
+          <w:p>
+            <w:r/>
+            <w:r>
+              <w:rPr>
+                <w:rFonts w:ascii="宋体" w:hAnsi="宋体" w:eastAsia="宋体"/>
+                <w:sz w:val="20"/>
+              </w:rPr>
+              <w:t>本方案3.2 资产管理中心</w:t>
+            </w:r>
+          </w:p>
+        </w:tc>
+      </w:tr>
+      <w:tr>
+        <w:tc>
+          <w:tcPr>
+            <w:tcW w:type="dxa" w:w="567"/>
+          </w:tcPr>
+          <w:p>
+            <w:r/>
+            <w:r>
+              <w:rPr>
+                <w:rFonts w:ascii="宋体" w:hAnsi="宋体" w:eastAsia="宋体"/>
+                <w:sz w:val="20"/>
+              </w:rPr>
+              <w:t>12</w:t>
+            </w:r>
+          </w:p>
+        </w:tc>
+        <w:tc>
+          <w:tcPr>
+            <w:tcW w:type="dxa" w:w="1247"/>
+          </w:tcPr>
+          <w:p>
+            <w:r/>
+            <w:r>
+              <w:rPr>
+                <w:rFonts w:ascii="宋体" w:hAnsi="宋体" w:eastAsia="宋体"/>
+                <w:sz w:val="20"/>
+              </w:rPr>
+              <w:t>资产管理中心</w:t>
+            </w:r>
+          </w:p>
+        </w:tc>
+        <w:tc>
+          <w:tcPr>
+            <w:tcW w:type="dxa" w:w="1361"/>
+          </w:tcPr>
+          <w:p>
+            <w:r/>
+            <w:r>
+              <w:rPr>
+                <w:rFonts w:ascii="宋体" w:hAnsi="宋体" w:eastAsia="宋体"/>
+                <w:sz w:val="20"/>
+              </w:rPr>
+              <w:t>资产管理</w:t>
+            </w:r>
+          </w:p>
+        </w:tc>
+        <w:tc>
+          <w:tcPr>
+            <w:tcW w:type="dxa" w:w="4535"/>
+          </w:tcPr>
+          <w:p>
+            <w:r/>
+            <w:r>
+              <w:rPr>
+                <w:rFonts w:ascii="宋体" w:hAnsi="宋体" w:eastAsia="宋体"/>
+                <w:sz w:val="20"/>
+              </w:rPr>
+              <w:t>需建立应用安全健康度评估模型，整合应用负责人、关联域名数量、漏洞风险、合规状态等多维度指标进行综合打分。该模型需能与内网资产测绘平台、青藤云等第三方数据源对接，实现应用安全态势的自动化、可视化评估与监控</w:t>
+            </w:r>
+          </w:p>
+        </w:tc>
+        <w:tc>
+          <w:tcPr>
+            <w:tcW w:type="dxa" w:w="1134"/>
+          </w:tcPr>
+          <w:p>
+            <w:r/>
+            <w:r>
+              <w:rPr>
+                <w:rFonts w:ascii="宋体" w:hAnsi="宋体" w:eastAsia="宋体"/>
+                <w:sz w:val="20"/>
+              </w:rPr>
+              <w:t>本方案3.2 资产管理中心</w:t>
+            </w:r>
+          </w:p>
+        </w:tc>
+      </w:tr>
+      <w:tr>
+        <w:tc>
+          <w:tcPr>
+            <w:tcW w:type="dxa" w:w="567"/>
+          </w:tcPr>
+          <w:p>
+            <w:r/>
+            <w:r>
+              <w:rPr>
+                <w:rFonts w:ascii="宋体" w:hAnsi="宋体" w:eastAsia="宋体"/>
+                <w:sz w:val="20"/>
+              </w:rPr>
+              <w:t>13</w:t>
+            </w:r>
+          </w:p>
+        </w:tc>
+        <w:tc>
+          <w:tcPr>
+            <w:tcW w:type="dxa" w:w="1247"/>
+          </w:tcPr>
+          <w:p>
+            <w:r/>
+            <w:r>
+              <w:rPr>
+                <w:rFonts w:ascii="宋体" w:hAnsi="宋体" w:eastAsia="宋体"/>
+                <w:sz w:val="20"/>
+              </w:rPr>
+              <w:t>资产管理中心</w:t>
+            </w:r>
+          </w:p>
+        </w:tc>
+        <w:tc>
+          <w:tcPr>
+            <w:tcW w:type="dxa" w:w="1361"/>
+          </w:tcPr>
+          <w:p>
+            <w:r/>
+            <w:r>
+              <w:rPr>
+                <w:rFonts w:ascii="宋体" w:hAnsi="宋体" w:eastAsia="宋体"/>
+                <w:sz w:val="20"/>
+              </w:rPr>
+              <w:t>报表分析统计</w:t>
+            </w:r>
+          </w:p>
+        </w:tc>
+        <w:tc>
+          <w:tcPr>
+            <w:tcW w:type="dxa" w:w="4535"/>
+          </w:tcPr>
+          <w:p>
+            <w:r/>
+            <w:r>
+              <w:rPr>
+                <w:rFonts w:ascii="宋体" w:hAnsi="宋体" w:eastAsia="宋体"/>
+                <w:sz w:val="20"/>
+              </w:rPr>
+              <w:t>资产报表分析，可按单位、部门、风险、完整性、来源、时间趋势等维度进行数据分析</w:t>
+            </w:r>
+          </w:p>
+        </w:tc>
+        <w:tc>
+          <w:tcPr>
+            <w:tcW w:type="dxa" w:w="1134"/>
+          </w:tcPr>
+          <w:p>
+            <w:r/>
+            <w:r>
+              <w:rPr>
+                <w:rFonts w:ascii="宋体" w:hAnsi="宋体" w:eastAsia="宋体"/>
+                <w:sz w:val="20"/>
+              </w:rPr>
+              <w:t>本方案3.2 资产管理中心</w:t>
+            </w:r>
+          </w:p>
+        </w:tc>
+      </w:tr>
+      <w:tr>
+        <w:tc>
+          <w:tcPr>
+            <w:tcW w:type="dxa" w:w="567"/>
+          </w:tcPr>
+          <w:p>
+            <w:r/>
+            <w:r>
+              <w:rPr>
+                <w:rFonts w:ascii="宋体" w:hAnsi="宋体" w:eastAsia="宋体"/>
+                <w:sz w:val="20"/>
+              </w:rPr>
+              <w:t>14</w:t>
+            </w:r>
+          </w:p>
+        </w:tc>
+        <w:tc>
+          <w:tcPr>
+            <w:tcW w:type="dxa" w:w="1247"/>
+          </w:tcPr>
+          <w:p>
+            <w:r/>
+            <w:r>
+              <w:rPr>
+                <w:rFonts w:ascii="宋体" w:hAnsi="宋体" w:eastAsia="宋体"/>
+                <w:sz w:val="20"/>
+              </w:rPr>
+              <w:t>安全运营中心</w:t>
+            </w:r>
+          </w:p>
+        </w:tc>
+        <w:tc>
+          <w:tcPr>
+            <w:tcW w:type="dxa" w:w="1361"/>
+          </w:tcPr>
+          <w:p>
+            <w:r/>
+            <w:r>
+              <w:rPr>
+                <w:rFonts w:ascii="宋体" w:hAnsi="宋体" w:eastAsia="宋体"/>
+                <w:sz w:val="20"/>
+              </w:rPr>
+              <w:t>告警采集</w:t>
+            </w:r>
+          </w:p>
+        </w:tc>
+        <w:tc>
+          <w:tcPr>
+            <w:tcW w:type="dxa" w:w="4535"/>
+          </w:tcPr>
+          <w:p>
+            <w:r/>
+            <w:r>
+              <w:rPr>
+                <w:rFonts w:ascii="宋体" w:hAnsi="宋体" w:eastAsia="宋体"/>
+                <w:sz w:val="20"/>
+              </w:rPr>
+              <w:t>具备告警采集功能，支持对接主流安全产品，包括但不限于主机安全、终端安全、态势感知、云防火墙等</w:t>
+            </w:r>
+          </w:p>
+        </w:tc>
+        <w:tc>
+          <w:tcPr>
+            <w:tcW w:type="dxa" w:w="1134"/>
+          </w:tcPr>
+          <w:p>
+            <w:r/>
+            <w:r>
+              <w:rPr>
+                <w:rFonts w:ascii="宋体" w:hAnsi="宋体" w:eastAsia="宋体"/>
+                <w:sz w:val="20"/>
+              </w:rPr>
+              <w:t>本方案3.3 安全运营中心</w:t>
+            </w:r>
+          </w:p>
+        </w:tc>
+      </w:tr>
+      <w:tr>
+        <w:tc>
+          <w:tcPr>
+            <w:tcW w:type="dxa" w:w="567"/>
+          </w:tcPr>
+          <w:p>
+            <w:r/>
+            <w:r>
+              <w:rPr>
+                <w:rFonts w:ascii="宋体" w:hAnsi="宋体" w:eastAsia="宋体"/>
+                <w:sz w:val="20"/>
+              </w:rPr>
+              <w:t>15</w:t>
+            </w:r>
+          </w:p>
+        </w:tc>
+        <w:tc>
+          <w:tcPr>
+            <w:tcW w:type="dxa" w:w="1247"/>
+          </w:tcPr>
+          <w:p>
+            <w:r/>
+            <w:r>
+              <w:rPr>
+                <w:rFonts w:ascii="宋体" w:hAnsi="宋体" w:eastAsia="宋体"/>
+                <w:sz w:val="20"/>
+              </w:rPr>
+              <w:t>安全运营中心</w:t>
+            </w:r>
+          </w:p>
+        </w:tc>
+        <w:tc>
+          <w:tcPr>
+            <w:tcW w:type="dxa" w:w="1361"/>
+          </w:tcPr>
+          <w:p>
+            <w:r/>
+            <w:r>
+              <w:rPr>
+                <w:rFonts w:ascii="宋体" w:hAnsi="宋体" w:eastAsia="宋体"/>
+                <w:sz w:val="20"/>
+              </w:rPr>
+              <w:t>告警采集</w:t>
+            </w:r>
+          </w:p>
+        </w:tc>
+        <w:tc>
+          <w:tcPr>
+            <w:tcW w:type="dxa" w:w="4535"/>
+          </w:tcPr>
+          <w:p>
+            <w:r/>
+            <w:r>
+              <w:rPr>
+                <w:rFonts w:ascii="宋体" w:hAnsi="宋体" w:eastAsia="宋体"/>
+                <w:sz w:val="20"/>
+              </w:rPr>
+              <w:t>具备对告警进行智能降噪过滤，识别精准有效高危告警，包含主机安全告警、态感安全告警、车端安全告警等</w:t>
+            </w:r>
+          </w:p>
+        </w:tc>
+        <w:tc>
+          <w:tcPr>
+            <w:tcW w:type="dxa" w:w="1134"/>
+          </w:tcPr>
+          <w:p>
+            <w:r/>
+            <w:r>
+              <w:rPr>
+                <w:rFonts w:ascii="宋体" w:hAnsi="宋体" w:eastAsia="宋体"/>
+                <w:sz w:val="20"/>
+              </w:rPr>
+              <w:t>本方案3.3 安全运营中心</w:t>
+            </w:r>
+          </w:p>
+        </w:tc>
+      </w:tr>
+      <w:tr>
+        <w:tc>
+          <w:tcPr>
+            <w:tcW w:type="dxa" w:w="567"/>
+          </w:tcPr>
+          <w:p>
+            <w:r/>
+            <w:r>
+              <w:rPr>
+                <w:rFonts w:ascii="宋体" w:hAnsi="宋体" w:eastAsia="宋体"/>
+                <w:sz w:val="20"/>
+              </w:rPr>
+              <w:t>16</w:t>
+            </w:r>
+          </w:p>
+        </w:tc>
+        <w:tc>
+          <w:tcPr>
+            <w:tcW w:type="dxa" w:w="1247"/>
+          </w:tcPr>
+          <w:p>
+            <w:r/>
+            <w:r>
+              <w:rPr>
+                <w:rFonts w:ascii="宋体" w:hAnsi="宋体" w:eastAsia="宋体"/>
+                <w:sz w:val="20"/>
+              </w:rPr>
+              <w:t>安全运营中心</w:t>
+            </w:r>
+          </w:p>
+        </w:tc>
+        <w:tc>
+          <w:tcPr>
+            <w:tcW w:type="dxa" w:w="1361"/>
+          </w:tcPr>
+          <w:p>
+            <w:r/>
+            <w:r>
+              <w:rPr>
+                <w:rFonts w:ascii="宋体" w:hAnsi="宋体" w:eastAsia="宋体"/>
+                <w:sz w:val="20"/>
+              </w:rPr>
+              <w:t>告警采集</w:t>
+            </w:r>
+          </w:p>
+        </w:tc>
+        <w:tc>
+          <w:tcPr>
+            <w:tcW w:type="dxa" w:w="4535"/>
+          </w:tcPr>
+          <w:p>
+            <w:r/>
+            <w:r>
+              <w:rPr>
+                <w:rFonts w:ascii="宋体" w:hAnsi="宋体" w:eastAsia="宋体"/>
+                <w:sz w:val="20"/>
+              </w:rPr>
+              <w:t>支持对接本地IT运维平台，包括但不限于ITSM、邮件、即时通讯等，实现告警自动通知、工单自动预警；</w:t>
+            </w:r>
+          </w:p>
+        </w:tc>
+        <w:tc>
+          <w:tcPr>
+            <w:tcW w:type="dxa" w:w="1134"/>
+          </w:tcPr>
+          <w:p>
+            <w:r/>
+            <w:r>
+              <w:rPr>
+                <w:rFonts w:ascii="宋体" w:hAnsi="宋体" w:eastAsia="宋体"/>
+                <w:sz w:val="20"/>
+              </w:rPr>
+              <w:t>本方案3.3 安全运营中心</w:t>
+            </w:r>
+          </w:p>
+        </w:tc>
+      </w:tr>
+      <w:tr>
+        <w:tc>
+          <w:tcPr>
+            <w:tcW w:type="dxa" w:w="567"/>
+          </w:tcPr>
+          <w:p>
+            <w:r/>
+            <w:r>
+              <w:rPr>
+                <w:rFonts w:ascii="宋体" w:hAnsi="宋体" w:eastAsia="宋体"/>
+                <w:sz w:val="20"/>
+              </w:rPr>
+              <w:t>17</w:t>
+            </w:r>
+          </w:p>
+        </w:tc>
+        <w:tc>
+          <w:tcPr>
+            <w:tcW w:type="dxa" w:w="1247"/>
+          </w:tcPr>
+          <w:p>
+            <w:r/>
+            <w:r>
+              <w:rPr>
+                <w:rFonts w:ascii="宋体" w:hAnsi="宋体" w:eastAsia="宋体"/>
+                <w:sz w:val="20"/>
+              </w:rPr>
+              <w:t>安全运营中心</w:t>
+            </w:r>
+          </w:p>
+        </w:tc>
+        <w:tc>
+          <w:tcPr>
+            <w:tcW w:type="dxa" w:w="1361"/>
+          </w:tcPr>
+          <w:p>
+            <w:r/>
+            <w:r>
+              <w:rPr>
+                <w:rFonts w:ascii="宋体" w:hAnsi="宋体" w:eastAsia="宋体"/>
+                <w:sz w:val="20"/>
+              </w:rPr>
+              <w:t>安全告警处置</w:t>
+            </w:r>
+          </w:p>
+        </w:tc>
+        <w:tc>
+          <w:tcPr>
+            <w:tcW w:type="dxa" w:w="4535"/>
+          </w:tcPr>
+          <w:p>
+            <w:r/>
+            <w:r>
+              <w:rPr>
+                <w:rFonts w:ascii="宋体" w:hAnsi="宋体" w:eastAsia="宋体"/>
+                <w:sz w:val="20"/>
+              </w:rPr>
+              <w:t>具备安全告警管理功能，支持各类安全告警数据的集中管理（含本地数据中心、私有云、公有云和海外云等安全产品告警），包含告警分析与研判，工单分类定级，工单通报预警等</w:t>
+            </w:r>
+          </w:p>
+        </w:tc>
+        <w:tc>
+          <w:tcPr>
+            <w:tcW w:type="dxa" w:w="1134"/>
+          </w:tcPr>
+          <w:p>
+            <w:r/>
+            <w:r>
+              <w:rPr>
+                <w:rFonts w:ascii="宋体" w:hAnsi="宋体" w:eastAsia="宋体"/>
+                <w:sz w:val="20"/>
+              </w:rPr>
+              <w:t>本方案3.3 安全运营中心</w:t>
+            </w:r>
+          </w:p>
+        </w:tc>
+      </w:tr>
+      <w:tr>
+        <w:tc>
+          <w:tcPr>
+            <w:tcW w:type="dxa" w:w="567"/>
+          </w:tcPr>
+          <w:p>
+            <w:r/>
+            <w:r>
+              <w:rPr>
+                <w:rFonts w:ascii="宋体" w:hAnsi="宋体" w:eastAsia="宋体"/>
+                <w:sz w:val="20"/>
+              </w:rPr>
+              <w:t>18</w:t>
+            </w:r>
+          </w:p>
+        </w:tc>
+        <w:tc>
+          <w:tcPr>
+            <w:tcW w:type="dxa" w:w="1247"/>
+          </w:tcPr>
+          <w:p>
+            <w:r/>
+            <w:r>
+              <w:rPr>
+                <w:rFonts w:ascii="宋体" w:hAnsi="宋体" w:eastAsia="宋体"/>
+                <w:sz w:val="20"/>
+              </w:rPr>
+              <w:t>安全运营中心</w:t>
+            </w:r>
+          </w:p>
+        </w:tc>
+        <w:tc>
+          <w:tcPr>
+            <w:tcW w:type="dxa" w:w="1361"/>
+          </w:tcPr>
+          <w:p>
+            <w:r/>
+            <w:r>
+              <w:rPr>
+                <w:rFonts w:ascii="宋体" w:hAnsi="宋体" w:eastAsia="宋体"/>
+                <w:sz w:val="20"/>
+              </w:rPr>
+              <w:t>安全告警处置</w:t>
+            </w:r>
+          </w:p>
+        </w:tc>
+        <w:tc>
+          <w:tcPr>
+            <w:tcW w:type="dxa" w:w="4535"/>
+          </w:tcPr>
+          <w:p>
+            <w:r/>
+            <w:r>
+              <w:rPr>
+                <w:rFonts w:ascii="宋体" w:hAnsi="宋体" w:eastAsia="宋体"/>
+                <w:sz w:val="20"/>
+              </w:rPr>
+              <w:t>具备智能研判、智能溯源能力，智能获取相关日志进行告警溯源分析</w:t>
+            </w:r>
+          </w:p>
+        </w:tc>
+        <w:tc>
+          <w:tcPr>
+            <w:tcW w:type="dxa" w:w="1134"/>
+          </w:tcPr>
+          <w:p>
+            <w:r/>
+            <w:r>
+              <w:rPr>
+                <w:rFonts w:ascii="宋体" w:hAnsi="宋体" w:eastAsia="宋体"/>
+                <w:sz w:val="20"/>
+              </w:rPr>
+              <w:t>本方案3.3 安全运营中心</w:t>
+            </w:r>
+          </w:p>
+        </w:tc>
+      </w:tr>
+      <w:tr>
+        <w:tc>
+          <w:tcPr>
+            <w:tcW w:type="dxa" w:w="567"/>
+          </w:tcPr>
+          <w:p>
+            <w:r/>
+            <w:r>
+              <w:rPr>
+                <w:rFonts w:ascii="宋体" w:hAnsi="宋体" w:eastAsia="宋体"/>
+                <w:sz w:val="20"/>
+              </w:rPr>
+              <w:t>19</w:t>
+            </w:r>
+          </w:p>
+        </w:tc>
+        <w:tc>
+          <w:tcPr>
+            <w:tcW w:type="dxa" w:w="1247"/>
+          </w:tcPr>
+          <w:p>
+            <w:r/>
+            <w:r>
+              <w:rPr>
+                <w:rFonts w:ascii="宋体" w:hAnsi="宋体" w:eastAsia="宋体"/>
+                <w:sz w:val="20"/>
+              </w:rPr>
+              <w:t>安全运营中心</w:t>
+            </w:r>
+          </w:p>
+        </w:tc>
+        <w:tc>
+          <w:tcPr>
+            <w:tcW w:type="dxa" w:w="1361"/>
+          </w:tcPr>
+          <w:p>
+            <w:r/>
+            <w:r>
+              <w:rPr>
+                <w:rFonts w:ascii="宋体" w:hAnsi="宋体" w:eastAsia="宋体"/>
+                <w:sz w:val="20"/>
+              </w:rPr>
+              <w:t>安全告警处置</w:t>
+            </w:r>
+          </w:p>
+        </w:tc>
+        <w:tc>
+          <w:tcPr>
+            <w:tcW w:type="dxa" w:w="4535"/>
+          </w:tcPr>
+          <w:p>
+            <w:r/>
+            <w:r>
+              <w:rPr>
+                <w:rFonts w:ascii="宋体" w:hAnsi="宋体" w:eastAsia="宋体"/>
+                <w:sz w:val="20"/>
+              </w:rPr>
+              <w:t>可基于安全业务指标SLA，可视化工单完成情况，逾期提醒（邮件或即时通信通知），加强工单质量管理</w:t>
+            </w:r>
+          </w:p>
+        </w:tc>
+        <w:tc>
+          <w:tcPr>
+            <w:tcW w:type="dxa" w:w="1134"/>
+          </w:tcPr>
+          <w:p>
+            <w:r/>
+            <w:r>
+              <w:rPr>
+                <w:rFonts w:ascii="宋体" w:hAnsi="宋体" w:eastAsia="宋体"/>
+                <w:sz w:val="20"/>
+              </w:rPr>
+              <w:t>本方案3.3 安全运营中心</w:t>
+            </w:r>
+          </w:p>
+        </w:tc>
+      </w:tr>
+      <w:tr>
+        <w:tc>
+          <w:tcPr>
+            <w:tcW w:type="dxa" w:w="567"/>
+          </w:tcPr>
+          <w:p>
+            <w:r/>
+            <w:r>
+              <w:rPr>
+                <w:rFonts w:ascii="宋体" w:hAnsi="宋体" w:eastAsia="宋体"/>
+                <w:sz w:val="20"/>
+              </w:rPr>
+              <w:t>20</w:t>
+            </w:r>
+          </w:p>
+        </w:tc>
+        <w:tc>
+          <w:tcPr>
+            <w:tcW w:type="dxa" w:w="1247"/>
+          </w:tcPr>
+          <w:p>
+            <w:r/>
+            <w:r>
+              <w:rPr>
+                <w:rFonts w:ascii="宋体" w:hAnsi="宋体" w:eastAsia="宋体"/>
+                <w:sz w:val="20"/>
+              </w:rPr>
+              <w:t>安全运营中心</w:t>
+            </w:r>
+          </w:p>
+        </w:tc>
+        <w:tc>
+          <w:tcPr>
+            <w:tcW w:type="dxa" w:w="1361"/>
+          </w:tcPr>
+          <w:p>
+            <w:r/>
+            <w:r>
+              <w:rPr>
+                <w:rFonts w:ascii="宋体" w:hAnsi="宋体" w:eastAsia="宋体"/>
+                <w:sz w:val="20"/>
+              </w:rPr>
+              <w:t>安全风险处置</w:t>
+            </w:r>
+          </w:p>
+        </w:tc>
+        <w:tc>
+          <w:tcPr>
+            <w:tcW w:type="dxa" w:w="4535"/>
+          </w:tcPr>
+          <w:p>
+            <w:r/>
+            <w:r>
+              <w:rPr>
+                <w:rFonts w:ascii="宋体" w:hAnsi="宋体" w:eastAsia="宋体"/>
+                <w:sz w:val="20"/>
+              </w:rPr>
+              <w:t>具备安全风险处置工单流程，支持风险建单、派单、处置、复测、关闭等工单流程；根据业务需求可自定义调整工单流程；支持按风险级别、风险类型等设置不同的风险处置流程、风险SLA指标等；</w:t>
+            </w:r>
+          </w:p>
+        </w:tc>
+        <w:tc>
+          <w:tcPr>
+            <w:tcW w:type="dxa" w:w="1134"/>
+          </w:tcPr>
+          <w:p>
+            <w:r/>
+            <w:r>
+              <w:rPr>
+                <w:rFonts w:ascii="宋体" w:hAnsi="宋体" w:eastAsia="宋体"/>
+                <w:sz w:val="20"/>
+              </w:rPr>
+              <w:t>本方案3.3 安全运营中心</w:t>
+            </w:r>
+          </w:p>
+        </w:tc>
+      </w:tr>
+      <w:tr>
+        <w:tc>
+          <w:tcPr>
+            <w:tcW w:type="dxa" w:w="567"/>
+          </w:tcPr>
+          <w:p>
+            <w:r/>
+            <w:r>
+              <w:rPr>
+                <w:rFonts w:ascii="宋体" w:hAnsi="宋体" w:eastAsia="宋体"/>
+                <w:sz w:val="20"/>
+              </w:rPr>
+              <w:t>21</w:t>
+            </w:r>
+          </w:p>
+        </w:tc>
+        <w:tc>
+          <w:tcPr>
+            <w:tcW w:type="dxa" w:w="1247"/>
+          </w:tcPr>
+          <w:p>
+            <w:r/>
+            <w:r>
+              <w:rPr>
+                <w:rFonts w:ascii="宋体" w:hAnsi="宋体" w:eastAsia="宋体"/>
+                <w:sz w:val="20"/>
+              </w:rPr>
+              <w:t>安全运营中心</w:t>
+            </w:r>
+          </w:p>
+        </w:tc>
+        <w:tc>
+          <w:tcPr>
+            <w:tcW w:type="dxa" w:w="1361"/>
+          </w:tcPr>
+          <w:p>
+            <w:r/>
+            <w:r>
+              <w:rPr>
+                <w:rFonts w:ascii="宋体" w:hAnsi="宋体" w:eastAsia="宋体"/>
+                <w:sz w:val="20"/>
+              </w:rPr>
+              <w:t>安全风险处置</w:t>
+            </w:r>
+          </w:p>
+        </w:tc>
+        <w:tc>
+          <w:tcPr>
+            <w:tcW w:type="dxa" w:w="4535"/>
+          </w:tcPr>
+          <w:p>
+            <w:r/>
+            <w:r>
+              <w:rPr>
+                <w:rFonts w:ascii="宋体" w:hAnsi="宋体" w:eastAsia="宋体"/>
+                <w:sz w:val="20"/>
+              </w:rPr>
+              <w:t>支持风险智能处置，AI自动调用工具完成风险处置或复测</w:t>
+            </w:r>
+          </w:p>
+        </w:tc>
+        <w:tc>
+          <w:tcPr>
+            <w:tcW w:type="dxa" w:w="1134"/>
+          </w:tcPr>
+          <w:p>
+            <w:r/>
+            <w:r>
+              <w:rPr>
+                <w:rFonts w:ascii="宋体" w:hAnsi="宋体" w:eastAsia="宋体"/>
+                <w:sz w:val="20"/>
+              </w:rPr>
+              <w:t>本方案3.3 安全运营中心</w:t>
+            </w:r>
+          </w:p>
+        </w:tc>
+      </w:tr>
+      <w:tr>
+        <w:tc>
+          <w:tcPr>
+            <w:tcW w:type="dxa" w:w="567"/>
+          </w:tcPr>
+          <w:p>
+            <w:r/>
+            <w:r>
+              <w:rPr>
+                <w:rFonts w:ascii="宋体" w:hAnsi="宋体" w:eastAsia="宋体"/>
+                <w:sz w:val="20"/>
+              </w:rPr>
+              <w:t>22</w:t>
+            </w:r>
+          </w:p>
+        </w:tc>
+        <w:tc>
+          <w:tcPr>
+            <w:tcW w:type="dxa" w:w="1247"/>
+          </w:tcPr>
+          <w:p>
+            <w:r/>
+            <w:r>
+              <w:rPr>
+                <w:rFonts w:ascii="宋体" w:hAnsi="宋体" w:eastAsia="宋体"/>
+                <w:sz w:val="20"/>
+              </w:rPr>
+              <w:t>安全运营中心</w:t>
+            </w:r>
+          </w:p>
+        </w:tc>
+        <w:tc>
+          <w:tcPr>
+            <w:tcW w:type="dxa" w:w="1361"/>
+          </w:tcPr>
+          <w:p>
+            <w:r/>
+            <w:r>
+              <w:rPr>
+                <w:rFonts w:ascii="宋体" w:hAnsi="宋体" w:eastAsia="宋体"/>
+                <w:sz w:val="20"/>
+              </w:rPr>
+              <w:t>安全事件处置</w:t>
+            </w:r>
+          </w:p>
+        </w:tc>
+        <w:tc>
+          <w:tcPr>
+            <w:tcW w:type="dxa" w:w="4535"/>
+          </w:tcPr>
+          <w:p>
+            <w:r/>
+            <w:r>
+              <w:rPr>
+                <w:rFonts w:ascii="宋体" w:hAnsi="宋体" w:eastAsia="宋体"/>
+                <w:sz w:val="20"/>
+              </w:rPr>
+              <w:t>具备安全事件处置工单流程，支持派单、处置、溯源、复测、总结等工单流程，支持按业务需求进行自定义调整工单流程；支持按事件级别、事件类型等设置不同的事件处置流程、事件SLA指标等；</w:t>
+            </w:r>
+          </w:p>
+        </w:tc>
+        <w:tc>
+          <w:tcPr>
+            <w:tcW w:type="dxa" w:w="1134"/>
+          </w:tcPr>
+          <w:p>
+            <w:r/>
+            <w:r>
+              <w:rPr>
+                <w:rFonts w:ascii="宋体" w:hAnsi="宋体" w:eastAsia="宋体"/>
+                <w:sz w:val="20"/>
+              </w:rPr>
+              <w:t>本方案3.3 安全运营中心</w:t>
+            </w:r>
+          </w:p>
+        </w:tc>
+      </w:tr>
+      <w:tr>
+        <w:tc>
+          <w:tcPr>
+            <w:tcW w:type="dxa" w:w="567"/>
+          </w:tcPr>
+          <w:p>
+            <w:r/>
+            <w:r>
+              <w:rPr>
+                <w:rFonts w:ascii="宋体" w:hAnsi="宋体" w:eastAsia="宋体"/>
+                <w:sz w:val="20"/>
+              </w:rPr>
+              <w:t>23</w:t>
+            </w:r>
+          </w:p>
+        </w:tc>
+        <w:tc>
+          <w:tcPr>
+            <w:tcW w:type="dxa" w:w="1247"/>
+          </w:tcPr>
+          <w:p>
+            <w:r/>
+            <w:r>
+              <w:rPr>
+                <w:rFonts w:ascii="宋体" w:hAnsi="宋体" w:eastAsia="宋体"/>
+                <w:sz w:val="20"/>
+              </w:rPr>
+              <w:t>安全运营中心</w:t>
+            </w:r>
+          </w:p>
+        </w:tc>
+        <w:tc>
+          <w:tcPr>
+            <w:tcW w:type="dxa" w:w="1361"/>
+          </w:tcPr>
+          <w:p>
+            <w:r/>
+            <w:r>
+              <w:rPr>
+                <w:rFonts w:ascii="宋体" w:hAnsi="宋体" w:eastAsia="宋体"/>
+                <w:sz w:val="20"/>
+              </w:rPr>
+              <w:t>安全事件处置</w:t>
+            </w:r>
+          </w:p>
+        </w:tc>
+        <w:tc>
+          <w:tcPr>
+            <w:tcW w:type="dxa" w:w="4535"/>
+          </w:tcPr>
+          <w:p>
+            <w:r/>
+            <w:r>
+              <w:rPr>
+                <w:rFonts w:ascii="宋体" w:hAnsi="宋体" w:eastAsia="宋体"/>
+                <w:sz w:val="20"/>
+              </w:rPr>
+              <w:t>支持事件智能处置，AI自动调用工具实现部分场景的事件处置</w:t>
+            </w:r>
+          </w:p>
+        </w:tc>
+        <w:tc>
+          <w:tcPr>
+            <w:tcW w:type="dxa" w:w="1134"/>
+          </w:tcPr>
+          <w:p>
+            <w:r/>
+            <w:r>
+              <w:rPr>
+                <w:rFonts w:ascii="宋体" w:hAnsi="宋体" w:eastAsia="宋体"/>
+                <w:sz w:val="20"/>
+              </w:rPr>
+              <w:t>本方案3.3 安全运营中心</w:t>
+            </w:r>
+          </w:p>
+        </w:tc>
+      </w:tr>
+      <w:tr>
+        <w:tc>
+          <w:tcPr>
+            <w:tcW w:type="dxa" w:w="567"/>
+          </w:tcPr>
+          <w:p>
+            <w:r/>
+            <w:r>
+              <w:rPr>
+                <w:rFonts w:ascii="宋体" w:hAnsi="宋体" w:eastAsia="宋体"/>
+                <w:sz w:val="20"/>
+              </w:rPr>
+              <w:t>24</w:t>
+            </w:r>
+          </w:p>
+        </w:tc>
+        <w:tc>
+          <w:tcPr>
+            <w:tcW w:type="dxa" w:w="1247"/>
+          </w:tcPr>
+          <w:p>
+            <w:r/>
+            <w:r>
+              <w:rPr>
+                <w:rFonts w:ascii="宋体" w:hAnsi="宋体" w:eastAsia="宋体"/>
+                <w:sz w:val="20"/>
+              </w:rPr>
+              <w:t>安全运营中心</w:t>
+            </w:r>
+          </w:p>
+        </w:tc>
+        <w:tc>
+          <w:tcPr>
+            <w:tcW w:type="dxa" w:w="1361"/>
+          </w:tcPr>
+          <w:p>
+            <w:r/>
+            <w:r>
+              <w:rPr>
+                <w:rFonts w:ascii="宋体" w:hAnsi="宋体" w:eastAsia="宋体"/>
+                <w:sz w:val="20"/>
+              </w:rPr>
+              <w:t>报表分析统计</w:t>
+            </w:r>
+          </w:p>
+        </w:tc>
+        <w:tc>
+          <w:tcPr>
+            <w:tcW w:type="dxa" w:w="4535"/>
+          </w:tcPr>
+          <w:p>
+            <w:r/>
+            <w:r>
+              <w:rPr>
+                <w:rFonts w:ascii="宋体" w:hAnsi="宋体" w:eastAsia="宋体"/>
+                <w:sz w:val="20"/>
+              </w:rPr>
+              <w:t>报表分析，统计告警、风险、事件态势等各类安全运营报表</w:t>
+            </w:r>
+          </w:p>
+        </w:tc>
+        <w:tc>
+          <w:tcPr>
+            <w:tcW w:type="dxa" w:w="1134"/>
+          </w:tcPr>
+          <w:p>
+            <w:r/>
+            <w:r>
+              <w:rPr>
+                <w:rFonts w:ascii="宋体" w:hAnsi="宋体" w:eastAsia="宋体"/>
+                <w:sz w:val="20"/>
+              </w:rPr>
+              <w:t>本方案3.3 安全运营中心</w:t>
+            </w:r>
+          </w:p>
+        </w:tc>
+      </w:tr>
+      <w:tr>
+        <w:tc>
+          <w:tcPr>
+            <w:tcW w:type="dxa" w:w="567"/>
+          </w:tcPr>
+          <w:p>
+            <w:r/>
+            <w:r>
+              <w:rPr>
+                <w:rFonts w:ascii="宋体" w:hAnsi="宋体" w:eastAsia="宋体"/>
+                <w:sz w:val="20"/>
+              </w:rPr>
+              <w:t>25</w:t>
+            </w:r>
+          </w:p>
+        </w:tc>
+        <w:tc>
+          <w:tcPr>
+            <w:tcW w:type="dxa" w:w="1247"/>
+          </w:tcPr>
+          <w:p>
+            <w:r/>
+            <w:r>
+              <w:rPr>
+                <w:rFonts w:ascii="宋体" w:hAnsi="宋体" w:eastAsia="宋体"/>
+                <w:sz w:val="20"/>
+              </w:rPr>
+              <w:t>安全运营中心</w:t>
+            </w:r>
+          </w:p>
+        </w:tc>
+        <w:tc>
+          <w:tcPr>
+            <w:tcW w:type="dxa" w:w="1361"/>
+          </w:tcPr>
+          <w:p>
+            <w:r/>
+            <w:r>
+              <w:rPr>
+                <w:rFonts w:ascii="宋体" w:hAnsi="宋体" w:eastAsia="宋体"/>
+                <w:sz w:val="20"/>
+              </w:rPr>
+              <w:t>报表分析统计</w:t>
+            </w:r>
+          </w:p>
+        </w:tc>
+        <w:tc>
+          <w:tcPr>
+            <w:tcW w:type="dxa" w:w="4535"/>
+          </w:tcPr>
+          <w:p>
+            <w:r/>
+            <w:r>
+              <w:rPr>
+                <w:rFonts w:ascii="宋体" w:hAnsi="宋体" w:eastAsia="宋体"/>
+                <w:sz w:val="20"/>
+              </w:rPr>
+              <w:t>支持AI智能获取数据智能统计分析数据，输出图表及分析结论</w:t>
+            </w:r>
+          </w:p>
+        </w:tc>
+        <w:tc>
+          <w:tcPr>
+            <w:tcW w:type="dxa" w:w="1134"/>
+          </w:tcPr>
+          <w:p>
+            <w:r/>
+            <w:r>
+              <w:rPr>
+                <w:rFonts w:ascii="宋体" w:hAnsi="宋体" w:eastAsia="宋体"/>
+                <w:sz w:val="20"/>
+              </w:rPr>
+              <w:t>本方案3.3 安全运营中心</w:t>
+            </w:r>
+          </w:p>
+        </w:tc>
+      </w:tr>
+      <w:tr>
+        <w:tc>
+          <w:tcPr>
+            <w:tcW w:type="dxa" w:w="567"/>
+          </w:tcPr>
+          <w:p>
+            <w:r/>
+            <w:r>
+              <w:rPr>
+                <w:rFonts w:ascii="宋体" w:hAnsi="宋体" w:eastAsia="宋体"/>
+                <w:sz w:val="20"/>
+              </w:rPr>
+              <w:t>26</w:t>
+            </w:r>
+          </w:p>
+        </w:tc>
+        <w:tc>
+          <w:tcPr>
+            <w:tcW w:type="dxa" w:w="1247"/>
+          </w:tcPr>
+          <w:p>
+            <w:r/>
+            <w:r>
+              <w:rPr>
+                <w:rFonts w:ascii="宋体" w:hAnsi="宋体" w:eastAsia="宋体"/>
+                <w:sz w:val="20"/>
+              </w:rPr>
+              <w:t>安全开发中心</w:t>
+            </w:r>
+          </w:p>
+        </w:tc>
+        <w:tc>
+          <w:tcPr>
+            <w:tcW w:type="dxa" w:w="1361"/>
+          </w:tcPr>
+          <w:p>
+            <w:r/>
+            <w:r>
+              <w:rPr>
+                <w:rFonts w:ascii="宋体" w:hAnsi="宋体" w:eastAsia="宋体"/>
+                <w:sz w:val="20"/>
+              </w:rPr>
+              <w:t>SDL全生命周期管理</w:t>
+            </w:r>
+          </w:p>
+        </w:tc>
+        <w:tc>
+          <w:tcPr>
+            <w:tcW w:type="dxa" w:w="4535"/>
+          </w:tcPr>
+          <w:p>
+            <w:r/>
+            <w:r>
+              <w:rPr>
+                <w:rFonts w:ascii="宋体" w:hAnsi="宋体" w:eastAsia="宋体"/>
+                <w:sz w:val="20"/>
+              </w:rPr>
+              <w:t>具备SDL软件安全全生命周期管理功能，支持安全定级、需求设计、安全开发、安全检测、安全上线等功能；</w:t>
+            </w:r>
+          </w:p>
+        </w:tc>
+        <w:tc>
+          <w:tcPr>
+            <w:tcW w:type="dxa" w:w="1134"/>
+          </w:tcPr>
+          <w:p>
+            <w:r/>
+            <w:r>
+              <w:rPr>
+                <w:rFonts w:ascii="宋体" w:hAnsi="宋体" w:eastAsia="宋体"/>
+                <w:sz w:val="20"/>
+              </w:rPr>
+              <w:t>本方案3.4 安全开发中心</w:t>
+            </w:r>
+          </w:p>
+        </w:tc>
+      </w:tr>
+      <w:tr>
+        <w:tc>
+          <w:tcPr>
+            <w:tcW w:type="dxa" w:w="567"/>
+          </w:tcPr>
+          <w:p>
+            <w:r/>
+            <w:r>
+              <w:rPr>
+                <w:rFonts w:ascii="宋体" w:hAnsi="宋体" w:eastAsia="宋体"/>
+                <w:sz w:val="20"/>
+              </w:rPr>
+              <w:t>27</w:t>
+            </w:r>
+          </w:p>
+        </w:tc>
+        <w:tc>
+          <w:tcPr>
+            <w:tcW w:type="dxa" w:w="1247"/>
+          </w:tcPr>
+          <w:p>
+            <w:r/>
+            <w:r>
+              <w:rPr>
+                <w:rFonts w:ascii="宋体" w:hAnsi="宋体" w:eastAsia="宋体"/>
+                <w:sz w:val="20"/>
+              </w:rPr>
+              <w:t>安全开发中心</w:t>
+            </w:r>
+          </w:p>
+        </w:tc>
+        <w:tc>
+          <w:tcPr>
+            <w:tcW w:type="dxa" w:w="1361"/>
+          </w:tcPr>
+          <w:p>
+            <w:r/>
+            <w:r>
+              <w:rPr>
+                <w:rFonts w:ascii="宋体" w:hAnsi="宋体" w:eastAsia="宋体"/>
+                <w:sz w:val="20"/>
+              </w:rPr>
+              <w:t>SDL全生命周期管理</w:t>
+            </w:r>
+          </w:p>
+        </w:tc>
+        <w:tc>
+          <w:tcPr>
+            <w:tcW w:type="dxa" w:w="4535"/>
+          </w:tcPr>
+          <w:p>
+            <w:r/>
+            <w:r>
+              <w:rPr>
+                <w:rFonts w:ascii="宋体" w:hAnsi="宋体" w:eastAsia="宋体"/>
+                <w:sz w:val="20"/>
+              </w:rPr>
+              <w:t>依据等保要求进行业务系统安全定级，支持定级申请单提报、申请审批、定级确认、定级会签等功能；</w:t>
+            </w:r>
+          </w:p>
+        </w:tc>
+        <w:tc>
+          <w:tcPr>
+            <w:tcW w:type="dxa" w:w="1134"/>
+          </w:tcPr>
+          <w:p>
+            <w:r/>
+            <w:r>
+              <w:rPr>
+                <w:rFonts w:ascii="宋体" w:hAnsi="宋体" w:eastAsia="宋体"/>
+                <w:sz w:val="20"/>
+              </w:rPr>
+              <w:t>本方案3.4 安全开发中心</w:t>
+            </w:r>
+          </w:p>
+        </w:tc>
+      </w:tr>
+      <w:tr>
+        <w:tc>
+          <w:tcPr>
+            <w:tcW w:type="dxa" w:w="567"/>
+          </w:tcPr>
+          <w:p>
+            <w:r/>
+            <w:r>
+              <w:rPr>
+                <w:rFonts w:ascii="宋体" w:hAnsi="宋体" w:eastAsia="宋体"/>
+                <w:sz w:val="20"/>
+              </w:rPr>
+              <w:t>28</w:t>
+            </w:r>
+          </w:p>
+        </w:tc>
+        <w:tc>
+          <w:tcPr>
+            <w:tcW w:type="dxa" w:w="1247"/>
+          </w:tcPr>
+          <w:p>
+            <w:r/>
+            <w:r>
+              <w:rPr>
+                <w:rFonts w:ascii="宋体" w:hAnsi="宋体" w:eastAsia="宋体"/>
+                <w:sz w:val="20"/>
+              </w:rPr>
+              <w:t>安全开发中心</w:t>
+            </w:r>
+          </w:p>
+        </w:tc>
+        <w:tc>
+          <w:tcPr>
+            <w:tcW w:type="dxa" w:w="1361"/>
+          </w:tcPr>
+          <w:p>
+            <w:r/>
+            <w:r>
+              <w:rPr>
+                <w:rFonts w:ascii="宋体" w:hAnsi="宋体" w:eastAsia="宋体"/>
+                <w:sz w:val="20"/>
+              </w:rPr>
+              <w:t>SDL全生命周期管理</w:t>
+            </w:r>
+          </w:p>
+        </w:tc>
+        <w:tc>
+          <w:tcPr>
+            <w:tcW w:type="dxa" w:w="4535"/>
+          </w:tcPr>
+          <w:p>
+            <w:r/>
+            <w:r>
+              <w:rPr>
+                <w:rFonts w:ascii="宋体" w:hAnsi="宋体" w:eastAsia="宋体"/>
+                <w:sz w:val="20"/>
+              </w:rPr>
+              <w:t>具备安全需求设计功能，支持按定级级别关联不同安全需求项、需求应答、需求确认、安全方案设计等；</w:t>
+            </w:r>
+          </w:p>
+        </w:tc>
+        <w:tc>
+          <w:tcPr>
+            <w:tcW w:type="dxa" w:w="1134"/>
+          </w:tcPr>
+          <w:p>
+            <w:r/>
+            <w:r>
+              <w:rPr>
+                <w:rFonts w:ascii="宋体" w:hAnsi="宋体" w:eastAsia="宋体"/>
+                <w:sz w:val="20"/>
+              </w:rPr>
+              <w:t>本方案3.4 安全开发中心</w:t>
+            </w:r>
+          </w:p>
+        </w:tc>
+      </w:tr>
+      <w:tr>
+        <w:tc>
+          <w:tcPr>
+            <w:tcW w:type="dxa" w:w="567"/>
+          </w:tcPr>
+          <w:p>
+            <w:r/>
+            <w:r>
+              <w:rPr>
+                <w:rFonts w:ascii="宋体" w:hAnsi="宋体" w:eastAsia="宋体"/>
+                <w:sz w:val="20"/>
+              </w:rPr>
+              <w:t>29</w:t>
+            </w:r>
+          </w:p>
+        </w:tc>
+        <w:tc>
+          <w:tcPr>
+            <w:tcW w:type="dxa" w:w="1247"/>
+          </w:tcPr>
+          <w:p>
+            <w:r/>
+            <w:r>
+              <w:rPr>
+                <w:rFonts w:ascii="宋体" w:hAnsi="宋体" w:eastAsia="宋体"/>
+                <w:sz w:val="20"/>
+              </w:rPr>
+              <w:t>安全开发中心</w:t>
+            </w:r>
+          </w:p>
+        </w:tc>
+        <w:tc>
+          <w:tcPr>
+            <w:tcW w:type="dxa" w:w="1361"/>
+          </w:tcPr>
+          <w:p>
+            <w:r/>
+            <w:r>
+              <w:rPr>
+                <w:rFonts w:ascii="宋体" w:hAnsi="宋体" w:eastAsia="宋体"/>
+                <w:sz w:val="20"/>
+              </w:rPr>
+              <w:t>SDL全生命周期管理</w:t>
+            </w:r>
+          </w:p>
+        </w:tc>
+        <w:tc>
+          <w:tcPr>
+            <w:tcW w:type="dxa" w:w="4535"/>
+          </w:tcPr>
+          <w:p>
+            <w:r/>
+            <w:r>
+              <w:rPr>
+                <w:rFonts w:ascii="宋体" w:hAnsi="宋体" w:eastAsia="宋体"/>
+                <w:sz w:val="20"/>
+              </w:rPr>
+              <w:t>具备安全开发功能，支持按安全需求进行功能应答、软件基线比对等功能</w:t>
+            </w:r>
+          </w:p>
+        </w:tc>
+        <w:tc>
+          <w:tcPr>
+            <w:tcW w:type="dxa" w:w="1134"/>
+          </w:tcPr>
+          <w:p>
+            <w:r/>
+            <w:r>
+              <w:rPr>
+                <w:rFonts w:ascii="宋体" w:hAnsi="宋体" w:eastAsia="宋体"/>
+                <w:sz w:val="20"/>
+              </w:rPr>
+              <w:t>本方案3.4 安全开发中心</w:t>
+            </w:r>
+          </w:p>
+        </w:tc>
+      </w:tr>
+      <w:tr>
+        <w:tc>
+          <w:tcPr>
+            <w:tcW w:type="dxa" w:w="567"/>
+          </w:tcPr>
+          <w:p>
+            <w:r/>
+            <w:r>
+              <w:rPr>
+                <w:rFonts w:ascii="宋体" w:hAnsi="宋体" w:eastAsia="宋体"/>
+                <w:sz w:val="20"/>
+              </w:rPr>
+              <w:t>30</w:t>
+            </w:r>
+          </w:p>
+        </w:tc>
+        <w:tc>
+          <w:tcPr>
+            <w:tcW w:type="dxa" w:w="1247"/>
+          </w:tcPr>
+          <w:p>
+            <w:r/>
+            <w:r>
+              <w:rPr>
+                <w:rFonts w:ascii="宋体" w:hAnsi="宋体" w:eastAsia="宋体"/>
+                <w:sz w:val="20"/>
+              </w:rPr>
+              <w:t>安全开发中心</w:t>
+            </w:r>
+          </w:p>
+        </w:tc>
+        <w:tc>
+          <w:tcPr>
+            <w:tcW w:type="dxa" w:w="1361"/>
+          </w:tcPr>
+          <w:p>
+            <w:r/>
+            <w:r>
+              <w:rPr>
+                <w:rFonts w:ascii="宋体" w:hAnsi="宋体" w:eastAsia="宋体"/>
+                <w:sz w:val="20"/>
+              </w:rPr>
+              <w:t>SDL全生命周期管理</w:t>
+            </w:r>
+          </w:p>
+        </w:tc>
+        <w:tc>
+          <w:tcPr>
+            <w:tcW w:type="dxa" w:w="4535"/>
+          </w:tcPr>
+          <w:p>
+            <w:r/>
+            <w:r>
+              <w:rPr>
+                <w:rFonts w:ascii="宋体" w:hAnsi="宋体" w:eastAsia="宋体"/>
+                <w:sz w:val="20"/>
+              </w:rPr>
+              <w:t>具备安全检测功能，支持安全检测申请单提报、安全检测任务分配、任务执行、风险处置、风险复测等流程；</w:t>
+            </w:r>
+          </w:p>
+        </w:tc>
+        <w:tc>
+          <w:tcPr>
+            <w:tcW w:type="dxa" w:w="1134"/>
+          </w:tcPr>
+          <w:p>
+            <w:r/>
+            <w:r>
+              <w:rPr>
+                <w:rFonts w:ascii="宋体" w:hAnsi="宋体" w:eastAsia="宋体"/>
+                <w:sz w:val="20"/>
+              </w:rPr>
+              <w:t>本方案3.4 安全开发中心</w:t>
+            </w:r>
+          </w:p>
+        </w:tc>
+      </w:tr>
+      <w:tr>
+        <w:tc>
+          <w:tcPr>
+            <w:tcW w:type="dxa" w:w="567"/>
+          </w:tcPr>
+          <w:p>
+            <w:r/>
+            <w:r>
+              <w:rPr>
+                <w:rFonts w:ascii="宋体" w:hAnsi="宋体" w:eastAsia="宋体"/>
+                <w:sz w:val="20"/>
+              </w:rPr>
+              <w:t>31</w:t>
+            </w:r>
+          </w:p>
+        </w:tc>
+        <w:tc>
+          <w:tcPr>
+            <w:tcW w:type="dxa" w:w="1247"/>
+          </w:tcPr>
+          <w:p>
+            <w:r/>
+            <w:r>
+              <w:rPr>
+                <w:rFonts w:ascii="宋体" w:hAnsi="宋体" w:eastAsia="宋体"/>
+                <w:sz w:val="20"/>
+              </w:rPr>
+              <w:t>安全开发中心</w:t>
+            </w:r>
+          </w:p>
+        </w:tc>
+        <w:tc>
+          <w:tcPr>
+            <w:tcW w:type="dxa" w:w="1361"/>
+          </w:tcPr>
+          <w:p>
+            <w:r/>
+            <w:r>
+              <w:rPr>
+                <w:rFonts w:ascii="宋体" w:hAnsi="宋体" w:eastAsia="宋体"/>
+                <w:sz w:val="20"/>
+              </w:rPr>
+              <w:t>SDL全生命周期管理</w:t>
+            </w:r>
+          </w:p>
+        </w:tc>
+        <w:tc>
+          <w:tcPr>
+            <w:tcW w:type="dxa" w:w="4535"/>
+          </w:tcPr>
+          <w:p>
+            <w:r/>
+            <w:r>
+              <w:rPr>
+                <w:rFonts w:ascii="宋体" w:hAnsi="宋体" w:eastAsia="宋体"/>
+                <w:sz w:val="20"/>
+              </w:rPr>
+              <w:t>具备安全上线功能，支持对安全需求、安全功能、安全检测结果进行确认、会签；</w:t>
+            </w:r>
+          </w:p>
+        </w:tc>
+        <w:tc>
+          <w:tcPr>
+            <w:tcW w:type="dxa" w:w="1134"/>
+          </w:tcPr>
+          <w:p>
+            <w:r/>
+            <w:r>
+              <w:rPr>
+                <w:rFonts w:ascii="宋体" w:hAnsi="宋体" w:eastAsia="宋体"/>
+                <w:sz w:val="20"/>
+              </w:rPr>
+              <w:t>本方案3.4 安全开发中心</w:t>
+            </w:r>
+          </w:p>
+        </w:tc>
+      </w:tr>
+      <w:tr>
+        <w:tc>
+          <w:tcPr>
+            <w:tcW w:type="dxa" w:w="567"/>
+          </w:tcPr>
+          <w:p>
+            <w:r/>
+            <w:r>
+              <w:rPr>
+                <w:rFonts w:ascii="宋体" w:hAnsi="宋体" w:eastAsia="宋体"/>
+                <w:sz w:val="20"/>
+              </w:rPr>
+              <w:t>32</w:t>
+            </w:r>
+          </w:p>
+        </w:tc>
+        <w:tc>
+          <w:tcPr>
+            <w:tcW w:type="dxa" w:w="1247"/>
+          </w:tcPr>
+          <w:p>
+            <w:r/>
+            <w:r>
+              <w:rPr>
+                <w:rFonts w:ascii="宋体" w:hAnsi="宋体" w:eastAsia="宋体"/>
+                <w:sz w:val="20"/>
+              </w:rPr>
+              <w:t>安全开发中心</w:t>
+            </w:r>
+          </w:p>
+        </w:tc>
+        <w:tc>
+          <w:tcPr>
+            <w:tcW w:type="dxa" w:w="1361"/>
+          </w:tcPr>
+          <w:p>
+            <w:r/>
+            <w:r>
+              <w:rPr>
+                <w:rFonts w:ascii="宋体" w:hAnsi="宋体" w:eastAsia="宋体"/>
+                <w:sz w:val="20"/>
+              </w:rPr>
+              <w:t>SDL全生命周期管理</w:t>
+            </w:r>
+          </w:p>
+        </w:tc>
+        <w:tc>
+          <w:tcPr>
+            <w:tcW w:type="dxa" w:w="4535"/>
+          </w:tcPr>
+          <w:p>
+            <w:r/>
+            <w:r>
+              <w:rPr>
+                <w:rFonts w:ascii="宋体" w:hAnsi="宋体" w:eastAsia="宋体"/>
+                <w:sz w:val="20"/>
+              </w:rPr>
+              <w:t>具备全生命周期目视图、报表功能，支持各个软件项目各阶段状态集中展示、风险状态、安全检测任务状态展示；</w:t>
+            </w:r>
+          </w:p>
+        </w:tc>
+        <w:tc>
+          <w:tcPr>
+            <w:tcW w:type="dxa" w:w="1134"/>
+          </w:tcPr>
+          <w:p>
+            <w:r/>
+            <w:r>
+              <w:rPr>
+                <w:rFonts w:ascii="宋体" w:hAnsi="宋体" w:eastAsia="宋体"/>
+                <w:sz w:val="20"/>
+              </w:rPr>
+              <w:t>本方案3.4 安全开发中心</w:t>
+            </w:r>
+          </w:p>
+        </w:tc>
+      </w:tr>
+      <w:tr>
+        <w:tc>
+          <w:tcPr>
+            <w:tcW w:type="dxa" w:w="567"/>
+          </w:tcPr>
+          <w:p>
+            <w:r/>
+            <w:r>
+              <w:rPr>
+                <w:rFonts w:ascii="宋体" w:hAnsi="宋体" w:eastAsia="宋体"/>
+                <w:sz w:val="20"/>
+              </w:rPr>
+              <w:t>33</w:t>
+            </w:r>
+          </w:p>
+        </w:tc>
+        <w:tc>
+          <w:tcPr>
+            <w:tcW w:type="dxa" w:w="1247"/>
+          </w:tcPr>
+          <w:p>
+            <w:r/>
+            <w:r>
+              <w:rPr>
+                <w:rFonts w:ascii="宋体" w:hAnsi="宋体" w:eastAsia="宋体"/>
+                <w:sz w:val="20"/>
+              </w:rPr>
+              <w:t>安全开发中心</w:t>
+            </w:r>
+          </w:p>
+        </w:tc>
+        <w:tc>
+          <w:tcPr>
+            <w:tcW w:type="dxa" w:w="1361"/>
+          </w:tcPr>
+          <w:p>
+            <w:r/>
+            <w:r>
+              <w:rPr>
+                <w:rFonts w:ascii="宋体" w:hAnsi="宋体" w:eastAsia="宋体"/>
+                <w:sz w:val="20"/>
+              </w:rPr>
+              <w:t>SDL全生命周期管理</w:t>
+            </w:r>
+          </w:p>
+        </w:tc>
+        <w:tc>
+          <w:tcPr>
+            <w:tcW w:type="dxa" w:w="4535"/>
+          </w:tcPr>
+          <w:p>
+            <w:r/>
+            <w:r>
+              <w:rPr>
+                <w:rFonts w:ascii="宋体" w:hAnsi="宋体" w:eastAsia="宋体"/>
+                <w:sz w:val="20"/>
+              </w:rPr>
+              <w:t>具备流程自定义编排功能，可根据不同软件项目类型和阶段，可支持动态调整开发安全流程、节点任务表单字段参数与干系人等；</w:t>
+            </w:r>
+          </w:p>
+        </w:tc>
+        <w:tc>
+          <w:tcPr>
+            <w:tcW w:type="dxa" w:w="1134"/>
+          </w:tcPr>
+          <w:p>
+            <w:r/>
+            <w:r>
+              <w:rPr>
+                <w:rFonts w:ascii="宋体" w:hAnsi="宋体" w:eastAsia="宋体"/>
+                <w:sz w:val="20"/>
+              </w:rPr>
+              <w:t>本方案3.4 安全开发中心</w:t>
+            </w:r>
+          </w:p>
+        </w:tc>
+      </w:tr>
+      <w:tr>
+        <w:tc>
+          <w:tcPr>
+            <w:tcW w:type="dxa" w:w="567"/>
+          </w:tcPr>
+          <w:p>
+            <w:r/>
+            <w:r>
+              <w:rPr>
+                <w:rFonts w:ascii="宋体" w:hAnsi="宋体" w:eastAsia="宋体"/>
+                <w:sz w:val="20"/>
+              </w:rPr>
+              <w:t>34</w:t>
+            </w:r>
+          </w:p>
+        </w:tc>
+        <w:tc>
+          <w:tcPr>
+            <w:tcW w:type="dxa" w:w="1247"/>
+          </w:tcPr>
+          <w:p>
+            <w:r/>
+            <w:r>
+              <w:rPr>
+                <w:rFonts w:ascii="宋体" w:hAnsi="宋体" w:eastAsia="宋体"/>
+                <w:sz w:val="20"/>
+              </w:rPr>
+              <w:t>安全开发中心</w:t>
+            </w:r>
+          </w:p>
+        </w:tc>
+        <w:tc>
+          <w:tcPr>
+            <w:tcW w:type="dxa" w:w="1361"/>
+          </w:tcPr>
+          <w:p>
+            <w:r/>
+            <w:r>
+              <w:rPr>
+                <w:rFonts w:ascii="宋体" w:hAnsi="宋体" w:eastAsia="宋体"/>
+                <w:sz w:val="20"/>
+              </w:rPr>
+              <w:t>项目管理</w:t>
+            </w:r>
+          </w:p>
+        </w:tc>
+        <w:tc>
+          <w:tcPr>
+            <w:tcW w:type="dxa" w:w="4535"/>
+          </w:tcPr>
+          <w:p>
+            <w:r/>
+            <w:r>
+              <w:rPr>
+                <w:rFonts w:ascii="宋体" w:hAnsi="宋体" w:eastAsia="宋体"/>
+                <w:sz w:val="20"/>
+              </w:rPr>
+              <w:t>具备软件项目管理功能，维护软件项目、批次、责任人、项目经理、业务部门等基本信息；</w:t>
+            </w:r>
+          </w:p>
+        </w:tc>
+        <w:tc>
+          <w:tcPr>
+            <w:tcW w:type="dxa" w:w="1134"/>
+          </w:tcPr>
+          <w:p>
+            <w:r/>
+            <w:r>
+              <w:rPr>
+                <w:rFonts w:ascii="宋体" w:hAnsi="宋体" w:eastAsia="宋体"/>
+                <w:sz w:val="20"/>
+              </w:rPr>
+              <w:t>本方案3.4 安全开发中心</w:t>
+            </w:r>
+          </w:p>
+        </w:tc>
+      </w:tr>
+      <w:tr>
+        <w:tc>
+          <w:tcPr>
+            <w:tcW w:type="dxa" w:w="567"/>
+          </w:tcPr>
+          <w:p>
+            <w:r/>
+            <w:r>
+              <w:rPr>
+                <w:rFonts w:ascii="宋体" w:hAnsi="宋体" w:eastAsia="宋体"/>
+                <w:sz w:val="20"/>
+              </w:rPr>
+              <w:t>35</w:t>
+            </w:r>
+          </w:p>
+        </w:tc>
+        <w:tc>
+          <w:tcPr>
+            <w:tcW w:type="dxa" w:w="1247"/>
+          </w:tcPr>
+          <w:p>
+            <w:r/>
+            <w:r>
+              <w:rPr>
+                <w:rFonts w:ascii="宋体" w:hAnsi="宋体" w:eastAsia="宋体"/>
+                <w:sz w:val="20"/>
+              </w:rPr>
+              <w:t>安全开发中心</w:t>
+            </w:r>
+          </w:p>
+        </w:tc>
+        <w:tc>
+          <w:tcPr>
+            <w:tcW w:type="dxa" w:w="1361"/>
+          </w:tcPr>
+          <w:p>
+            <w:r/>
+            <w:r>
+              <w:rPr>
+                <w:rFonts w:ascii="宋体" w:hAnsi="宋体" w:eastAsia="宋体"/>
+                <w:sz w:val="20"/>
+              </w:rPr>
+              <w:t>报表分析统计</w:t>
+            </w:r>
+          </w:p>
+        </w:tc>
+        <w:tc>
+          <w:tcPr>
+            <w:tcW w:type="dxa" w:w="4535"/>
+          </w:tcPr>
+          <w:p>
+            <w:r/>
+            <w:r>
+              <w:rPr>
+                <w:rFonts w:ascii="宋体" w:hAnsi="宋体" w:eastAsia="宋体"/>
+                <w:sz w:val="20"/>
+              </w:rPr>
+              <w:t>具备安全开发相关报表统计分析，包括项目风险统计、安全检测任务统计等；</w:t>
+            </w:r>
+          </w:p>
+        </w:tc>
+        <w:tc>
+          <w:tcPr>
+            <w:tcW w:type="dxa" w:w="1134"/>
+          </w:tcPr>
+          <w:p>
+            <w:r/>
+            <w:r>
+              <w:rPr>
+                <w:rFonts w:ascii="宋体" w:hAnsi="宋体" w:eastAsia="宋体"/>
+                <w:sz w:val="20"/>
+              </w:rPr>
+              <w:t>本方案3.4 安全开发中心</w:t>
+            </w:r>
+          </w:p>
+        </w:tc>
+      </w:tr>
+      <w:tr>
+        <w:tc>
+          <w:tcPr>
+            <w:tcW w:type="dxa" w:w="567"/>
+          </w:tcPr>
+          <w:p>
+            <w:r/>
+            <w:r>
+              <w:rPr>
+                <w:rFonts w:ascii="宋体" w:hAnsi="宋体" w:eastAsia="宋体"/>
+                <w:sz w:val="20"/>
+              </w:rPr>
+              <w:t>36</w:t>
+            </w:r>
+          </w:p>
+        </w:tc>
+        <w:tc>
+          <w:tcPr>
+            <w:tcW w:type="dxa" w:w="1247"/>
+          </w:tcPr>
+          <w:p>
+            <w:r/>
+            <w:r>
+              <w:rPr>
+                <w:rFonts w:ascii="宋体" w:hAnsi="宋体" w:eastAsia="宋体"/>
+                <w:sz w:val="20"/>
+              </w:rPr>
+              <w:t>安全监管中心</w:t>
+            </w:r>
+          </w:p>
+        </w:tc>
+        <w:tc>
+          <w:tcPr>
+            <w:tcW w:type="dxa" w:w="1361"/>
+          </w:tcPr>
+          <w:p>
+            <w:r/>
+            <w:r>
+              <w:rPr>
+                <w:rFonts w:ascii="宋体" w:hAnsi="宋体" w:eastAsia="宋体"/>
+                <w:sz w:val="20"/>
+              </w:rPr>
+              <w:t>监管管理</w:t>
+            </w:r>
+          </w:p>
+        </w:tc>
+        <w:tc>
+          <w:tcPr>
+            <w:tcW w:type="dxa" w:w="4535"/>
+          </w:tcPr>
+          <w:p>
+            <w:r/>
+            <w:r>
+              <w:rPr>
+                <w:rFonts w:ascii="宋体" w:hAnsi="宋体" w:eastAsia="宋体"/>
+                <w:sz w:val="20"/>
+              </w:rPr>
+              <w:t>提供安全通告、安全督办、安全上报、安全通报等企业安全监管管理，支持按单位、部门进行统一管理、下发，实现安全任务的上通下达，支持一键催办、一键通知，支持安全监管数据报表汇总，各个单位、部门处置情况目视图</w:t>
+            </w:r>
+          </w:p>
+        </w:tc>
+        <w:tc>
+          <w:tcPr>
+            <w:tcW w:type="dxa" w:w="1134"/>
+          </w:tcPr>
+          <w:p>
+            <w:r/>
+            <w:r>
+              <w:rPr>
+                <w:rFonts w:ascii="宋体" w:hAnsi="宋体" w:eastAsia="宋体"/>
+                <w:sz w:val="20"/>
+              </w:rPr>
+              <w:t>本方案3.5 安全监管中心</w:t>
+            </w:r>
+          </w:p>
+        </w:tc>
+      </w:tr>
+      <w:tr>
+        <w:tc>
+          <w:tcPr>
+            <w:tcW w:type="dxa" w:w="567"/>
+          </w:tcPr>
+          <w:p>
+            <w:r/>
+            <w:r>
+              <w:rPr>
+                <w:rFonts w:ascii="宋体" w:hAnsi="宋体" w:eastAsia="宋体"/>
+                <w:sz w:val="20"/>
+              </w:rPr>
+              <w:t>37</w:t>
+            </w:r>
+          </w:p>
+        </w:tc>
+        <w:tc>
+          <w:tcPr>
+            <w:tcW w:type="dxa" w:w="1247"/>
+          </w:tcPr>
+          <w:p>
+            <w:r/>
+            <w:r>
+              <w:rPr>
+                <w:rFonts w:ascii="宋体" w:hAnsi="宋体" w:eastAsia="宋体"/>
+                <w:sz w:val="20"/>
+              </w:rPr>
+              <w:t>安全监管中心</w:t>
+            </w:r>
+          </w:p>
+        </w:tc>
+        <w:tc>
+          <w:tcPr>
+            <w:tcW w:type="dxa" w:w="1361"/>
+          </w:tcPr>
+          <w:p>
+            <w:r/>
+            <w:r>
+              <w:rPr>
+                <w:rFonts w:ascii="宋体" w:hAnsi="宋体" w:eastAsia="宋体"/>
+                <w:sz w:val="20"/>
+              </w:rPr>
+              <w:t>监管配置</w:t>
+            </w:r>
+          </w:p>
+        </w:tc>
+        <w:tc>
+          <w:tcPr>
+            <w:tcW w:type="dxa" w:w="4535"/>
+          </w:tcPr>
+          <w:p>
+            <w:r/>
+            <w:r>
+              <w:rPr>
+                <w:rFonts w:ascii="宋体" w:hAnsi="宋体" w:eastAsia="宋体"/>
+                <w:sz w:val="20"/>
+              </w:rPr>
+              <w:t>支持监管任务流程编排、支持各个节点SLA配置、支持督办任务状态封存、优化督办任务多次提交；新增报表统计、支持整体任务统计分析、支持报表自定义编排；</w:t>
+            </w:r>
+          </w:p>
+        </w:tc>
+        <w:tc>
+          <w:tcPr>
+            <w:tcW w:type="dxa" w:w="1134"/>
+          </w:tcPr>
+          <w:p>
+            <w:r/>
+            <w:r>
+              <w:rPr>
+                <w:rFonts w:ascii="宋体" w:hAnsi="宋体" w:eastAsia="宋体"/>
+                <w:sz w:val="20"/>
+              </w:rPr>
+              <w:t>本方案3.5 安全监管中心</w:t>
+            </w:r>
+          </w:p>
+        </w:tc>
+      </w:tr>
+      <w:tr>
+        <w:tc>
+          <w:tcPr>
+            <w:tcW w:type="dxa" w:w="567"/>
+          </w:tcPr>
+          <w:p>
+            <w:r/>
+            <w:r>
+              <w:rPr>
+                <w:rFonts w:ascii="宋体" w:hAnsi="宋体" w:eastAsia="宋体"/>
+                <w:sz w:val="20"/>
+              </w:rPr>
+              <w:t>38</w:t>
+            </w:r>
+          </w:p>
+        </w:tc>
+        <w:tc>
+          <w:tcPr>
+            <w:tcW w:type="dxa" w:w="1247"/>
+          </w:tcPr>
+          <w:p>
+            <w:r/>
+            <w:r>
+              <w:rPr>
+                <w:rFonts w:ascii="宋体" w:hAnsi="宋体" w:eastAsia="宋体"/>
+                <w:sz w:val="20"/>
+              </w:rPr>
+              <w:t>重保中心</w:t>
+            </w:r>
+          </w:p>
+        </w:tc>
+        <w:tc>
+          <w:tcPr>
+            <w:tcW w:type="dxa" w:w="1361"/>
+          </w:tcPr>
+          <w:p>
+            <w:r/>
+            <w:r>
+              <w:rPr>
+                <w:rFonts w:ascii="宋体" w:hAnsi="宋体" w:eastAsia="宋体"/>
+                <w:sz w:val="20"/>
+              </w:rPr>
+              <w:t>重保管理</w:t>
+            </w:r>
+          </w:p>
+        </w:tc>
+        <w:tc>
+          <w:tcPr>
+            <w:tcW w:type="dxa" w:w="4535"/>
+          </w:tcPr>
+          <w:p>
+            <w:r/>
+            <w:r>
+              <w:rPr>
+                <w:rFonts w:ascii="宋体" w:hAnsi="宋体" w:eastAsia="宋体"/>
+                <w:sz w:val="20"/>
+              </w:rPr>
+              <w:t>提供重大活动保障管理，支持活动中的安全通告、督办、风险&amp;事件上报、安全通报等安全活动，提升重保活动效率，支持重保各个单位签到、报平安等活动，支持重保活动中数据统计分析，支持重保活动各级组织维护人员管理等</w:t>
+            </w:r>
+          </w:p>
+        </w:tc>
+        <w:tc>
+          <w:tcPr>
+            <w:tcW w:type="dxa" w:w="1134"/>
+          </w:tcPr>
+          <w:p>
+            <w:r/>
+            <w:r>
+              <w:rPr>
+                <w:rFonts w:ascii="宋体" w:hAnsi="宋体" w:eastAsia="宋体"/>
+                <w:sz w:val="20"/>
+              </w:rPr>
+              <w:t>本方案3.6 重保中心</w:t>
+            </w:r>
+          </w:p>
+        </w:tc>
+      </w:tr>
+      <w:tr>
+        <w:tc>
+          <w:tcPr>
+            <w:tcW w:type="dxa" w:w="567"/>
+          </w:tcPr>
+          <w:p>
+            <w:r/>
+            <w:r>
+              <w:rPr>
+                <w:rFonts w:ascii="宋体" w:hAnsi="宋体" w:eastAsia="宋体"/>
+                <w:sz w:val="20"/>
+              </w:rPr>
+              <w:t>39</w:t>
+            </w:r>
+          </w:p>
+        </w:tc>
+        <w:tc>
+          <w:tcPr>
+            <w:tcW w:type="dxa" w:w="1247"/>
+          </w:tcPr>
+          <w:p>
+            <w:r/>
+            <w:r>
+              <w:rPr>
+                <w:rFonts w:ascii="宋体" w:hAnsi="宋体" w:eastAsia="宋体"/>
+                <w:sz w:val="20"/>
+              </w:rPr>
+              <w:t>资源情报中心</w:t>
+            </w:r>
+          </w:p>
+        </w:tc>
+        <w:tc>
+          <w:tcPr>
+            <w:tcW w:type="dxa" w:w="1361"/>
+          </w:tcPr>
+          <w:p>
+            <w:r/>
+            <w:r>
+              <w:rPr>
+                <w:rFonts w:ascii="宋体" w:hAnsi="宋体" w:eastAsia="宋体"/>
+                <w:sz w:val="20"/>
+              </w:rPr>
+              <w:t>安全资讯</w:t>
+            </w:r>
+          </w:p>
+        </w:tc>
+        <w:tc>
+          <w:tcPr>
+            <w:tcW w:type="dxa" w:w="4535"/>
+          </w:tcPr>
+          <w:p>
+            <w:r/>
+            <w:r>
+              <w:rPr>
+                <w:rFonts w:ascii="宋体" w:hAnsi="宋体" w:eastAsia="宋体"/>
+                <w:sz w:val="20"/>
+              </w:rPr>
+              <w:t>具备安全资讯情报服务，提供最新的安全资讯情报；</w:t>
+            </w:r>
+          </w:p>
+        </w:tc>
+        <w:tc>
+          <w:tcPr>
+            <w:tcW w:type="dxa" w:w="1134"/>
+          </w:tcPr>
+          <w:p>
+            <w:r/>
+            <w:r>
+              <w:rPr>
+                <w:rFonts w:ascii="宋体" w:hAnsi="宋体" w:eastAsia="宋体"/>
+                <w:sz w:val="20"/>
+              </w:rPr>
+              <w:t>本方案3.7 资源情报中心</w:t>
+            </w:r>
+          </w:p>
+        </w:tc>
+      </w:tr>
+      <w:tr>
+        <w:tc>
+          <w:tcPr>
+            <w:tcW w:type="dxa" w:w="567"/>
+          </w:tcPr>
+          <w:p>
+            <w:r/>
+            <w:r>
+              <w:rPr>
+                <w:rFonts w:ascii="宋体" w:hAnsi="宋体" w:eastAsia="宋体"/>
+                <w:sz w:val="20"/>
+              </w:rPr>
+              <w:t>40</w:t>
+            </w:r>
+          </w:p>
+        </w:tc>
+        <w:tc>
+          <w:tcPr>
+            <w:tcW w:type="dxa" w:w="1247"/>
+          </w:tcPr>
+          <w:p>
+            <w:r/>
+            <w:r>
+              <w:rPr>
+                <w:rFonts w:ascii="宋体" w:hAnsi="宋体" w:eastAsia="宋体"/>
+                <w:sz w:val="20"/>
+              </w:rPr>
+              <w:t>数字管理中心</w:t>
+            </w:r>
+          </w:p>
+        </w:tc>
+        <w:tc>
+          <w:tcPr>
+            <w:tcW w:type="dxa" w:w="1361"/>
+          </w:tcPr>
+          <w:p>
+            <w:r/>
+            <w:r>
+              <w:rPr>
+                <w:rFonts w:ascii="宋体" w:hAnsi="宋体" w:eastAsia="宋体"/>
+                <w:sz w:val="20"/>
+              </w:rPr>
+              <w:t>安全大屏</w:t>
+            </w:r>
+          </w:p>
+        </w:tc>
+        <w:tc>
+          <w:tcPr>
+            <w:tcW w:type="dxa" w:w="4535"/>
+          </w:tcPr>
+          <w:p>
+            <w:r/>
+            <w:r>
+              <w:rPr>
+                <w:rFonts w:ascii="宋体" w:hAnsi="宋体" w:eastAsia="宋体"/>
+                <w:sz w:val="20"/>
+              </w:rPr>
+              <w:t>提供定制安全运营大屏，包含攻击数据、风险&amp;事件数据和工单数据（含指标分析），数据为动态实时展示，并且可视化攻击趋势，数据来源包含私有云、公有云和本地机房；定制车联态势大屏，包含车端资产数据、风险&amp;事件数据和工单数据</w:t>
+            </w:r>
+          </w:p>
+        </w:tc>
+        <w:tc>
+          <w:tcPr>
+            <w:tcW w:type="dxa" w:w="1134"/>
+          </w:tcPr>
+          <w:p>
+            <w:r/>
+            <w:r>
+              <w:rPr>
+                <w:rFonts w:ascii="宋体" w:hAnsi="宋体" w:eastAsia="宋体"/>
+                <w:sz w:val="20"/>
+              </w:rPr>
+              <w:t>本方案3.8 数字管理中心</w:t>
+            </w:r>
+          </w:p>
+        </w:tc>
+      </w:tr>
+      <w:tr>
+        <w:tc>
+          <w:tcPr>
+            <w:tcW w:type="dxa" w:w="567"/>
+          </w:tcPr>
+          <w:p>
+            <w:r/>
+            <w:r>
+              <w:rPr>
+                <w:rFonts w:ascii="宋体" w:hAnsi="宋体" w:eastAsia="宋体"/>
+                <w:sz w:val="20"/>
+              </w:rPr>
+              <w:t>41</w:t>
+            </w:r>
+          </w:p>
+        </w:tc>
+        <w:tc>
+          <w:tcPr>
+            <w:tcW w:type="dxa" w:w="1247"/>
+          </w:tcPr>
+          <w:p>
+            <w:r/>
+            <w:r>
+              <w:rPr>
+                <w:rFonts w:ascii="宋体" w:hAnsi="宋体" w:eastAsia="宋体"/>
+                <w:sz w:val="20"/>
+              </w:rPr>
+              <w:t>数字管理中心</w:t>
+            </w:r>
+          </w:p>
+        </w:tc>
+        <w:tc>
+          <w:tcPr>
+            <w:tcW w:type="dxa" w:w="1361"/>
+          </w:tcPr>
+          <w:p>
+            <w:r/>
+            <w:r>
+              <w:rPr>
+                <w:rFonts w:ascii="宋体" w:hAnsi="宋体" w:eastAsia="宋体"/>
+                <w:sz w:val="20"/>
+              </w:rPr>
+              <w:t>报表编排</w:t>
+            </w:r>
+          </w:p>
+        </w:tc>
+        <w:tc>
+          <w:tcPr>
+            <w:tcW w:type="dxa" w:w="4535"/>
+          </w:tcPr>
+          <w:p>
+            <w:r/>
+            <w:r>
+              <w:rPr>
+                <w:rFonts w:ascii="宋体" w:hAnsi="宋体" w:eastAsia="宋体"/>
+                <w:sz w:val="20"/>
+              </w:rPr>
+              <w:t>具备报表编排功能，支持对已有的图表进行界面布局、展示样式等进行拖拽、配置编排，调整已有界面的报表展示效果；</w:t>
+            </w:r>
+          </w:p>
+        </w:tc>
+        <w:tc>
+          <w:tcPr>
+            <w:tcW w:type="dxa" w:w="1134"/>
+          </w:tcPr>
+          <w:p>
+            <w:r/>
+            <w:r>
+              <w:rPr>
+                <w:rFonts w:ascii="宋体" w:hAnsi="宋体" w:eastAsia="宋体"/>
+                <w:sz w:val="20"/>
+              </w:rPr>
+              <w:t>本方案3.8 数字管理中心</w:t>
+            </w:r>
+          </w:p>
+        </w:tc>
+      </w:tr>
+      <w:tr>
+        <w:tc>
+          <w:tcPr>
+            <w:tcW w:type="dxa" w:w="567"/>
+          </w:tcPr>
+          <w:p>
+            <w:r/>
+            <w:r>
+              <w:rPr>
+                <w:rFonts w:ascii="宋体" w:hAnsi="宋体" w:eastAsia="宋体"/>
+                <w:sz w:val="20"/>
+              </w:rPr>
+              <w:t>42</w:t>
+            </w:r>
+          </w:p>
+        </w:tc>
+        <w:tc>
+          <w:tcPr>
+            <w:tcW w:type="dxa" w:w="1247"/>
+          </w:tcPr>
+          <w:p>
+            <w:r/>
+            <w:r>
+              <w:rPr>
+                <w:rFonts w:ascii="宋体" w:hAnsi="宋体" w:eastAsia="宋体"/>
+                <w:sz w:val="20"/>
+              </w:rPr>
+              <w:t>数字管理中心</w:t>
+            </w:r>
+          </w:p>
+        </w:tc>
+        <w:tc>
+          <w:tcPr>
+            <w:tcW w:type="dxa" w:w="1361"/>
+          </w:tcPr>
+          <w:p>
+            <w:r/>
+            <w:r>
+              <w:rPr>
+                <w:rFonts w:ascii="宋体" w:hAnsi="宋体" w:eastAsia="宋体"/>
+                <w:sz w:val="20"/>
+              </w:rPr>
+              <w:t>报告生产</w:t>
+            </w:r>
+          </w:p>
+        </w:tc>
+        <w:tc>
+          <w:tcPr>
+            <w:tcW w:type="dxa" w:w="4535"/>
+          </w:tcPr>
+          <w:p>
+            <w:r/>
+            <w:r>
+              <w:rPr>
+                <w:rFonts w:ascii="宋体" w:hAnsi="宋体" w:eastAsia="宋体"/>
+                <w:sz w:val="20"/>
+              </w:rPr>
+              <w:t>支持智能生成安全运营日报、周报，AI自动获取运营数据进行报告生成、并调用邮件功能发送邮件</w:t>
+            </w:r>
+          </w:p>
+        </w:tc>
+        <w:tc>
+          <w:tcPr>
+            <w:tcW w:type="dxa" w:w="1134"/>
+          </w:tcPr>
+          <w:p>
+            <w:r/>
+            <w:r>
+              <w:rPr>
+                <w:rFonts w:ascii="宋体" w:hAnsi="宋体" w:eastAsia="宋体"/>
+                <w:sz w:val="20"/>
+              </w:rPr>
+              <w:t>本方案3.8 数字管理中心</w:t>
+            </w:r>
+          </w:p>
+        </w:tc>
+      </w:tr>
+      <w:tr>
+        <w:tc>
+          <w:tcPr>
+            <w:tcW w:type="dxa" w:w="567"/>
+          </w:tcPr>
+          <w:p>
+            <w:r/>
+            <w:r>
+              <w:rPr>
+                <w:rFonts w:ascii="宋体" w:hAnsi="宋体" w:eastAsia="宋体"/>
+                <w:sz w:val="20"/>
+              </w:rPr>
+              <w:t>43</w:t>
+            </w:r>
+          </w:p>
+        </w:tc>
+        <w:tc>
+          <w:tcPr>
+            <w:tcW w:type="dxa" w:w="1247"/>
+          </w:tcPr>
+          <w:p>
+            <w:r/>
+            <w:r>
+              <w:rPr>
+                <w:rFonts w:ascii="宋体" w:hAnsi="宋体" w:eastAsia="宋体"/>
+                <w:sz w:val="20"/>
+              </w:rPr>
+              <w:t>安全自动化场景</w:t>
+            </w:r>
+          </w:p>
+        </w:tc>
+        <w:tc>
+          <w:tcPr>
+            <w:tcW w:type="dxa" w:w="1361"/>
+          </w:tcPr>
+          <w:p>
+            <w:r/>
+            <w:r>
+              <w:rPr>
+                <w:rFonts w:ascii="宋体" w:hAnsi="宋体" w:eastAsia="宋体"/>
+                <w:sz w:val="20"/>
+              </w:rPr>
+              <w:t>自动化安全运营</w:t>
+            </w:r>
+          </w:p>
+        </w:tc>
+        <w:tc>
+          <w:tcPr>
+            <w:tcW w:type="dxa" w:w="4535"/>
+          </w:tcPr>
+          <w:p>
+            <w:r/>
+            <w:r>
+              <w:rPr>
+                <w:rFonts w:ascii="宋体" w:hAnsi="宋体" w:eastAsia="宋体"/>
+                <w:sz w:val="20"/>
+              </w:rPr>
+              <w:t>支持多源异构的安全设备的数据对接、支持HTTP、SYSLOG、消息队列等多种方式的数据同步、采集，支持自动化场景剧本的编排、自动化机器人管理、安全自动化场景管理等，实现安全任务的自动触发、定时触发</w:t>
+            </w:r>
+          </w:p>
+        </w:tc>
+        <w:tc>
+          <w:tcPr>
+            <w:tcW w:type="dxa" w:w="1134"/>
+          </w:tcPr>
+          <w:p>
+            <w:r/>
+            <w:r>
+              <w:rPr>
+                <w:rFonts w:ascii="宋体" w:hAnsi="宋体" w:eastAsia="宋体"/>
+                <w:sz w:val="20"/>
+              </w:rPr>
+              <w:t>本方案3.9 安全自动化场景</w:t>
+            </w:r>
+          </w:p>
+        </w:tc>
+      </w:tr>
+      <w:tr>
+        <w:tc>
+          <w:tcPr>
+            <w:tcW w:type="dxa" w:w="567"/>
+          </w:tcPr>
+          <w:p>
+            <w:r/>
+            <w:r>
+              <w:rPr>
+                <w:rFonts w:ascii="宋体" w:hAnsi="宋体" w:eastAsia="宋体"/>
+                <w:sz w:val="20"/>
+              </w:rPr>
+              <w:t>44</w:t>
+            </w:r>
+          </w:p>
+        </w:tc>
+        <w:tc>
+          <w:tcPr>
+            <w:tcW w:type="dxa" w:w="1247"/>
+          </w:tcPr>
+          <w:p>
+            <w:r/>
+            <w:r>
+              <w:rPr>
+                <w:rFonts w:ascii="宋体" w:hAnsi="宋体" w:eastAsia="宋体"/>
+                <w:sz w:val="20"/>
+              </w:rPr>
+              <w:t>安全自动化场景</w:t>
+            </w:r>
+          </w:p>
+        </w:tc>
+        <w:tc>
+          <w:tcPr>
+            <w:tcW w:type="dxa" w:w="1361"/>
+          </w:tcPr>
+          <w:p>
+            <w:r/>
+            <w:r>
+              <w:rPr>
+                <w:rFonts w:ascii="宋体" w:hAnsi="宋体" w:eastAsia="宋体"/>
+                <w:sz w:val="20"/>
+              </w:rPr>
+              <w:t>智能分诊器</w:t>
+            </w:r>
+          </w:p>
+        </w:tc>
+        <w:tc>
+          <w:tcPr>
+            <w:tcW w:type="dxa" w:w="4535"/>
+          </w:tcPr>
+          <w:p>
+            <w:r/>
+            <w:r>
+              <w:rPr>
+                <w:rFonts w:ascii="宋体" w:hAnsi="宋体" w:eastAsia="宋体"/>
+                <w:sz w:val="20"/>
+              </w:rPr>
+              <w:t>支持通过设置智能分诊器，实现告警持续精准降噪、消除误报、自动研判等，支持告警合并，提升告警的精准度、分类分级，降低误报、漏报、错报，让安全工程师优先处理真正有价值的安全告警，提升安全效率和价值</w:t>
+            </w:r>
+          </w:p>
+        </w:tc>
+        <w:tc>
+          <w:tcPr>
+            <w:tcW w:type="dxa" w:w="1134"/>
+          </w:tcPr>
+          <w:p>
+            <w:r/>
+            <w:r>
+              <w:rPr>
+                <w:rFonts w:ascii="宋体" w:hAnsi="宋体" w:eastAsia="宋体"/>
+                <w:sz w:val="20"/>
+              </w:rPr>
+              <w:t>本方案3.9 安全自动化场景</w:t>
+            </w:r>
+          </w:p>
+        </w:tc>
+      </w:tr>
+      <w:tr>
+        <w:tc>
+          <w:tcPr>
+            <w:tcW w:type="dxa" w:w="567"/>
+          </w:tcPr>
+          <w:p>
+            <w:r/>
+            <w:r>
+              <w:rPr>
+                <w:rFonts w:ascii="宋体" w:hAnsi="宋体" w:eastAsia="宋体"/>
+                <w:sz w:val="20"/>
+              </w:rPr>
+              <w:t>45</w:t>
+            </w:r>
+          </w:p>
+        </w:tc>
+        <w:tc>
+          <w:tcPr>
+            <w:tcW w:type="dxa" w:w="1247"/>
+          </w:tcPr>
+          <w:p>
+            <w:r/>
+            <w:r>
+              <w:rPr>
+                <w:rFonts w:ascii="宋体" w:hAnsi="宋体" w:eastAsia="宋体"/>
+                <w:sz w:val="20"/>
+              </w:rPr>
+              <w:t>安全自动化场景</w:t>
+            </w:r>
+          </w:p>
+        </w:tc>
+        <w:tc>
+          <w:tcPr>
+            <w:tcW w:type="dxa" w:w="1361"/>
+          </w:tcPr>
+          <w:p>
+            <w:r/>
+            <w:r>
+              <w:rPr>
+                <w:rFonts w:ascii="宋体" w:hAnsi="宋体" w:eastAsia="宋体"/>
+                <w:sz w:val="20"/>
+              </w:rPr>
+              <w:t>安全人机交互</w:t>
+            </w:r>
+          </w:p>
+        </w:tc>
+        <w:tc>
+          <w:tcPr>
+            <w:tcW w:type="dxa" w:w="4535"/>
+          </w:tcPr>
+          <w:p>
+            <w:r/>
+            <w:r>
+              <w:rPr>
+                <w:rFonts w:ascii="宋体" w:hAnsi="宋体" w:eastAsia="宋体"/>
+                <w:sz w:val="20"/>
+              </w:rPr>
+              <w:t>支持联动钉钉/飞书/企微/ilink等协同办公工具方式实现自动化任务的信息推送，快速实现安全运营工作</w:t>
+            </w:r>
+          </w:p>
+        </w:tc>
+        <w:tc>
+          <w:tcPr>
+            <w:tcW w:type="dxa" w:w="1134"/>
+          </w:tcPr>
+          <w:p>
+            <w:r/>
+            <w:r>
+              <w:rPr>
+                <w:rFonts w:ascii="宋体" w:hAnsi="宋体" w:eastAsia="宋体"/>
+                <w:sz w:val="20"/>
+              </w:rPr>
+              <w:t>本方案3.9 安全自动化场景</w:t>
+            </w:r>
+          </w:p>
+        </w:tc>
+      </w:tr>
+      <w:tr>
+        <w:tc>
+          <w:tcPr>
+            <w:tcW w:type="dxa" w:w="567"/>
+          </w:tcPr>
+          <w:p>
+            <w:r/>
+            <w:r>
+              <w:rPr>
+                <w:rFonts w:ascii="宋体" w:hAnsi="宋体" w:eastAsia="宋体"/>
+                <w:sz w:val="20"/>
+              </w:rPr>
+              <w:t>46</w:t>
+            </w:r>
+          </w:p>
+        </w:tc>
+        <w:tc>
+          <w:tcPr>
+            <w:tcW w:type="dxa" w:w="1247"/>
+          </w:tcPr>
+          <w:p>
+            <w:r/>
+            <w:r>
+              <w:rPr>
+                <w:rFonts w:ascii="宋体" w:hAnsi="宋体" w:eastAsia="宋体"/>
+                <w:sz w:val="20"/>
+              </w:rPr>
+              <w:t>安全自动化场景</w:t>
+            </w:r>
+          </w:p>
+        </w:tc>
+        <w:tc>
+          <w:tcPr>
+            <w:tcW w:type="dxa" w:w="1361"/>
+          </w:tcPr>
+          <w:p>
+            <w:r/>
+            <w:r>
+              <w:rPr>
+                <w:rFonts w:ascii="宋体" w:hAnsi="宋体" w:eastAsia="宋体"/>
+                <w:sz w:val="20"/>
+              </w:rPr>
+              <w:t>自动威胁预警</w:t>
+            </w:r>
+          </w:p>
+        </w:tc>
+        <w:tc>
+          <w:tcPr>
+            <w:tcW w:type="dxa" w:w="4535"/>
+          </w:tcPr>
+          <w:p>
+            <w:r/>
+            <w:r>
+              <w:rPr>
+                <w:rFonts w:ascii="宋体" w:hAnsi="宋体" w:eastAsia="宋体"/>
+                <w:sz w:val="20"/>
+              </w:rPr>
+              <w:t>实现告警信息联动通讯工具/邮件/电话等方式自动发送预警给相应人员</w:t>
+            </w:r>
+          </w:p>
+        </w:tc>
+        <w:tc>
+          <w:tcPr>
+            <w:tcW w:type="dxa" w:w="1134"/>
+          </w:tcPr>
+          <w:p>
+            <w:r/>
+            <w:r>
+              <w:rPr>
+                <w:rFonts w:ascii="宋体" w:hAnsi="宋体" w:eastAsia="宋体"/>
+                <w:sz w:val="20"/>
+              </w:rPr>
+              <w:t>本方案3.9 安全自动化场景</w:t>
+            </w:r>
+          </w:p>
+        </w:tc>
+      </w:tr>
+      <w:tr>
+        <w:tc>
+          <w:tcPr>
+            <w:tcW w:type="dxa" w:w="567"/>
+          </w:tcPr>
+          <w:p>
+            <w:r/>
+            <w:r>
+              <w:rPr>
+                <w:rFonts w:ascii="宋体" w:hAnsi="宋体" w:eastAsia="宋体"/>
+                <w:sz w:val="20"/>
+              </w:rPr>
+              <w:t>47</w:t>
+            </w:r>
+          </w:p>
+        </w:tc>
+        <w:tc>
+          <w:tcPr>
+            <w:tcW w:type="dxa" w:w="1247"/>
+          </w:tcPr>
+          <w:p>
+            <w:r/>
+            <w:r>
+              <w:rPr>
+                <w:rFonts w:ascii="宋体" w:hAnsi="宋体" w:eastAsia="宋体"/>
+                <w:sz w:val="20"/>
+              </w:rPr>
+              <w:t>安全自动化场景</w:t>
+            </w:r>
+          </w:p>
+        </w:tc>
+        <w:tc>
+          <w:tcPr>
+            <w:tcW w:type="dxa" w:w="1361"/>
+          </w:tcPr>
+          <w:p>
+            <w:r/>
+            <w:r>
+              <w:rPr>
+                <w:rFonts w:ascii="宋体" w:hAnsi="宋体" w:eastAsia="宋体"/>
+                <w:sz w:val="20"/>
+              </w:rPr>
+              <w:t>一键资产定位</w:t>
+            </w:r>
+          </w:p>
+        </w:tc>
+        <w:tc>
+          <w:tcPr>
+            <w:tcW w:type="dxa" w:w="4535"/>
+          </w:tcPr>
+          <w:p>
+            <w:r/>
+            <w:r>
+              <w:rPr>
+                <w:rFonts w:ascii="宋体" w:hAnsi="宋体" w:eastAsia="宋体"/>
+                <w:sz w:val="20"/>
+              </w:rPr>
+              <w:t>通过联动企业资产库（终端资产、服务器资产），实现一键自动查询资产详细信息</w:t>
+            </w:r>
+          </w:p>
+        </w:tc>
+        <w:tc>
+          <w:tcPr>
+            <w:tcW w:type="dxa" w:w="1134"/>
+          </w:tcPr>
+          <w:p>
+            <w:r/>
+            <w:r>
+              <w:rPr>
+                <w:rFonts w:ascii="宋体" w:hAnsi="宋体" w:eastAsia="宋体"/>
+                <w:sz w:val="20"/>
+              </w:rPr>
+              <w:t>本方案3.9 安全自动化场景</w:t>
+            </w:r>
+          </w:p>
+        </w:tc>
+      </w:tr>
+      <w:tr>
+        <w:tc>
+          <w:tcPr>
+            <w:tcW w:type="dxa" w:w="567"/>
+          </w:tcPr>
+          <w:p>
+            <w:r/>
+            <w:r>
+              <w:rPr>
+                <w:rFonts w:ascii="宋体" w:hAnsi="宋体" w:eastAsia="宋体"/>
+                <w:sz w:val="20"/>
+              </w:rPr>
+              <w:t>48</w:t>
+            </w:r>
+          </w:p>
+        </w:tc>
+        <w:tc>
+          <w:tcPr>
+            <w:tcW w:type="dxa" w:w="1247"/>
+          </w:tcPr>
+          <w:p>
+            <w:r/>
+            <w:r>
+              <w:rPr>
+                <w:rFonts w:ascii="宋体" w:hAnsi="宋体" w:eastAsia="宋体"/>
+                <w:sz w:val="20"/>
+              </w:rPr>
+              <w:t>安全自动化场景</w:t>
+            </w:r>
+          </w:p>
+        </w:tc>
+        <w:tc>
+          <w:tcPr>
+            <w:tcW w:type="dxa" w:w="1361"/>
+          </w:tcPr>
+          <w:p>
+            <w:r/>
+            <w:r>
+              <w:rPr>
+                <w:rFonts w:ascii="宋体" w:hAnsi="宋体" w:eastAsia="宋体"/>
+                <w:sz w:val="20"/>
+              </w:rPr>
+              <w:t>一键IP解封禁</w:t>
+            </w:r>
+          </w:p>
+        </w:tc>
+        <w:tc>
+          <w:tcPr>
+            <w:tcW w:type="dxa" w:w="4535"/>
+          </w:tcPr>
+          <w:p>
+            <w:r/>
+            <w:r>
+              <w:rPr>
+                <w:rFonts w:ascii="宋体" w:hAnsi="宋体" w:eastAsia="宋体"/>
+                <w:sz w:val="20"/>
+              </w:rPr>
+              <w:t>通过联动企业防火墙，免登录实现一键自动对攻击IP解封禁，并推送封禁状态</w:t>
+            </w:r>
+          </w:p>
+        </w:tc>
+        <w:tc>
+          <w:tcPr>
+            <w:tcW w:type="dxa" w:w="1134"/>
+          </w:tcPr>
+          <w:p>
+            <w:r/>
+            <w:r>
+              <w:rPr>
+                <w:rFonts w:ascii="宋体" w:hAnsi="宋体" w:eastAsia="宋体"/>
+                <w:sz w:val="20"/>
+              </w:rPr>
+              <w:t>本方案3.9 安全自动化场景</w:t>
+            </w:r>
+          </w:p>
+        </w:tc>
+      </w:tr>
+      <w:tr>
+        <w:tc>
+          <w:tcPr>
+            <w:tcW w:type="dxa" w:w="567"/>
+          </w:tcPr>
+          <w:p>
+            <w:r/>
+            <w:r>
+              <w:rPr>
+                <w:rFonts w:ascii="宋体" w:hAnsi="宋体" w:eastAsia="宋体"/>
+                <w:sz w:val="20"/>
+              </w:rPr>
+              <w:t>49</w:t>
+            </w:r>
+          </w:p>
+        </w:tc>
+        <w:tc>
+          <w:tcPr>
+            <w:tcW w:type="dxa" w:w="1247"/>
+          </w:tcPr>
+          <w:p>
+            <w:r/>
+            <w:r>
+              <w:rPr>
+                <w:rFonts w:ascii="宋体" w:hAnsi="宋体" w:eastAsia="宋体"/>
+                <w:sz w:val="20"/>
+              </w:rPr>
+              <w:t>AI安全运营智能体</w:t>
+            </w:r>
+          </w:p>
+        </w:tc>
+        <w:tc>
+          <w:tcPr>
+            <w:tcW w:type="dxa" w:w="1361"/>
+          </w:tcPr>
+          <w:p>
+            <w:r/>
+            <w:r>
+              <w:rPr>
+                <w:rFonts w:ascii="宋体" w:hAnsi="宋体" w:eastAsia="宋体"/>
+                <w:sz w:val="20"/>
+              </w:rPr>
+              <w:t>告警智能降噪</w:t>
+            </w:r>
+          </w:p>
+        </w:tc>
+        <w:tc>
+          <w:tcPr>
+            <w:tcW w:type="dxa" w:w="4535"/>
+          </w:tcPr>
+          <w:p>
+            <w:r/>
+            <w:r>
+              <w:rPr>
+                <w:rFonts w:ascii="宋体" w:hAnsi="宋体" w:eastAsia="宋体"/>
+                <w:sz w:val="20"/>
+              </w:rPr>
+              <w:t>依托AI智能算法对安全告警进行精准识别与分层分类，高效过滤无效告警，大幅提升告警处理效率，使安全团队能快速聚焦真实威胁告警</w:t>
+            </w:r>
+          </w:p>
+        </w:tc>
+        <w:tc>
+          <w:tcPr>
+            <w:tcW w:type="dxa" w:w="1134"/>
+          </w:tcPr>
+          <w:p>
+            <w:r/>
+            <w:r>
+              <w:rPr>
+                <w:rFonts w:ascii="宋体" w:hAnsi="宋体" w:eastAsia="宋体"/>
+                <w:sz w:val="20"/>
+              </w:rPr>
+              <w:t>本方案3.10 AI安全运营智能体</w:t>
+            </w:r>
+          </w:p>
+        </w:tc>
+      </w:tr>
+      <w:tr>
+        <w:tc>
+          <w:tcPr>
+            <w:tcW w:type="dxa" w:w="567"/>
+          </w:tcPr>
+          <w:p>
+            <w:r/>
+            <w:r>
+              <w:rPr>
+                <w:rFonts w:ascii="宋体" w:hAnsi="宋体" w:eastAsia="宋体"/>
+                <w:sz w:val="20"/>
+              </w:rPr>
+              <w:t>50</w:t>
+            </w:r>
+          </w:p>
+        </w:tc>
+        <w:tc>
+          <w:tcPr>
+            <w:tcW w:type="dxa" w:w="1247"/>
+          </w:tcPr>
+          <w:p>
+            <w:r/>
+            <w:r>
+              <w:rPr>
+                <w:rFonts w:ascii="宋体" w:hAnsi="宋体" w:eastAsia="宋体"/>
+                <w:sz w:val="20"/>
+              </w:rPr>
+              <w:t>AI安全运营智能体</w:t>
+            </w:r>
+          </w:p>
+        </w:tc>
+        <w:tc>
+          <w:tcPr>
+            <w:tcW w:type="dxa" w:w="1361"/>
+          </w:tcPr>
+          <w:p>
+            <w:r/>
+            <w:r>
+              <w:rPr>
+                <w:rFonts w:ascii="宋体" w:hAnsi="宋体" w:eastAsia="宋体"/>
+                <w:sz w:val="20"/>
+              </w:rPr>
+              <w:t>风险事件辅助研判</w:t>
+            </w:r>
+          </w:p>
+        </w:tc>
+        <w:tc>
+          <w:tcPr>
+            <w:tcW w:type="dxa" w:w="4535"/>
+          </w:tcPr>
+          <w:p>
+            <w:r/>
+            <w:r>
+              <w:rPr>
+                <w:rFonts w:ascii="宋体" w:hAnsi="宋体" w:eastAsia="宋体"/>
+                <w:sz w:val="20"/>
+              </w:rPr>
+              <w:t>借助AI智能分析模型辅助安全团队快速研判验证告警的真实性、影响范围及等级，缩短事件分析周期，提升研判准确性</w:t>
+            </w:r>
+          </w:p>
+        </w:tc>
+        <w:tc>
+          <w:tcPr>
+            <w:tcW w:type="dxa" w:w="1134"/>
+          </w:tcPr>
+          <w:p>
+            <w:r/>
+            <w:r>
+              <w:rPr>
+                <w:rFonts w:ascii="宋体" w:hAnsi="宋体" w:eastAsia="宋体"/>
+                <w:sz w:val="20"/>
+              </w:rPr>
+              <w:t>本方案3.10 AI安全运营智能体</w:t>
+            </w:r>
+          </w:p>
+        </w:tc>
+      </w:tr>
+      <w:tr>
+        <w:tc>
+          <w:tcPr>
+            <w:tcW w:type="dxa" w:w="567"/>
+          </w:tcPr>
+          <w:p>
+            <w:r/>
+            <w:r>
+              <w:rPr>
+                <w:rFonts w:ascii="宋体" w:hAnsi="宋体" w:eastAsia="宋体"/>
+                <w:sz w:val="20"/>
+              </w:rPr>
+              <w:t>51</w:t>
+            </w:r>
+          </w:p>
+        </w:tc>
+        <w:tc>
+          <w:tcPr>
+            <w:tcW w:type="dxa" w:w="1247"/>
+          </w:tcPr>
+          <w:p>
+            <w:r/>
+            <w:r>
+              <w:rPr>
+                <w:rFonts w:ascii="宋体" w:hAnsi="宋体" w:eastAsia="宋体"/>
+                <w:sz w:val="20"/>
+              </w:rPr>
+              <w:t>AI安全运营智能体</w:t>
+            </w:r>
+          </w:p>
+        </w:tc>
+        <w:tc>
+          <w:tcPr>
+            <w:tcW w:type="dxa" w:w="1361"/>
+          </w:tcPr>
+          <w:p>
+            <w:r/>
+            <w:r>
+              <w:rPr>
+                <w:rFonts w:ascii="宋体" w:hAnsi="宋体" w:eastAsia="宋体"/>
+                <w:sz w:val="20"/>
+              </w:rPr>
+              <w:t>智能溯源总结</w:t>
+            </w:r>
+          </w:p>
+        </w:tc>
+        <w:tc>
+          <w:tcPr>
+            <w:tcW w:type="dxa" w:w="4535"/>
+          </w:tcPr>
+          <w:p>
+            <w:r/>
+            <w:r>
+              <w:rPr>
+                <w:rFonts w:ascii="宋体" w:hAnsi="宋体" w:eastAsia="宋体"/>
+                <w:sz w:val="20"/>
+              </w:rPr>
+              <w:t>借助AI智能生成溯源路径，整合多源数据自动还原攻击路径、定位攻击源头与手法，快速追溯威胁根源，提升溯源效率与精准度</w:t>
+            </w:r>
+          </w:p>
+        </w:tc>
+        <w:tc>
+          <w:tcPr>
+            <w:tcW w:type="dxa" w:w="1134"/>
+          </w:tcPr>
+          <w:p>
+            <w:r/>
+            <w:r>
+              <w:rPr>
+                <w:rFonts w:ascii="宋体" w:hAnsi="宋体" w:eastAsia="宋体"/>
+                <w:sz w:val="20"/>
+              </w:rPr>
+              <w:t>本方案3.10 AI安全运营智能体</w:t>
+            </w:r>
+          </w:p>
+        </w:tc>
+      </w:tr>
+      <w:tr>
+        <w:tc>
+          <w:tcPr>
+            <w:tcW w:type="dxa" w:w="567"/>
+          </w:tcPr>
+          <w:p>
+            <w:r/>
+            <w:r>
+              <w:rPr>
+                <w:rFonts w:ascii="宋体" w:hAnsi="宋体" w:eastAsia="宋体"/>
+                <w:sz w:val="20"/>
+              </w:rPr>
+              <w:t>52</w:t>
+            </w:r>
+          </w:p>
+        </w:tc>
+        <w:tc>
+          <w:tcPr>
+            <w:tcW w:type="dxa" w:w="1247"/>
+          </w:tcPr>
+          <w:p>
+            <w:r/>
+            <w:r>
+              <w:rPr>
+                <w:rFonts w:ascii="宋体" w:hAnsi="宋体" w:eastAsia="宋体"/>
+                <w:sz w:val="20"/>
+              </w:rPr>
+              <w:t>AI安全运营智能体</w:t>
+            </w:r>
+          </w:p>
+        </w:tc>
+        <w:tc>
+          <w:tcPr>
+            <w:tcW w:type="dxa" w:w="1361"/>
+          </w:tcPr>
+          <w:p>
+            <w:r/>
+            <w:r>
+              <w:rPr>
+                <w:rFonts w:ascii="宋体" w:hAnsi="宋体" w:eastAsia="宋体"/>
+                <w:sz w:val="20"/>
+              </w:rPr>
+              <w:t>智能数字报告</w:t>
+            </w:r>
+          </w:p>
+        </w:tc>
+        <w:tc>
+          <w:tcPr>
+            <w:tcW w:type="dxa" w:w="4535"/>
+          </w:tcPr>
+          <w:p>
+            <w:r/>
+            <w:r>
+              <w:rPr>
+                <w:rFonts w:ascii="宋体" w:hAnsi="宋体" w:eastAsia="宋体"/>
+                <w:sz w:val="20"/>
+              </w:rPr>
+              <w:t>借助AI智能生成安全报告，包括安全事件报告、日报、周报、月报等</w:t>
+            </w:r>
+          </w:p>
+        </w:tc>
+        <w:tc>
+          <w:tcPr>
+            <w:tcW w:type="dxa" w:w="1134"/>
+          </w:tcPr>
+          <w:p>
+            <w:r/>
+            <w:r>
+              <w:rPr>
+                <w:rFonts w:ascii="宋体" w:hAnsi="宋体" w:eastAsia="宋体"/>
+                <w:sz w:val="20"/>
+              </w:rPr>
+              <w:t>本方案3.10 AI安全运营智能体</w:t>
+            </w:r>
+          </w:p>
+        </w:tc>
+      </w:tr>
+      <w:tr>
+        <w:tc>
+          <w:tcPr>
+            <w:tcW w:type="dxa" w:w="567"/>
+          </w:tcPr>
+          <w:p>
+            <w:r/>
+            <w:r>
+              <w:rPr>
+                <w:rFonts w:ascii="宋体" w:hAnsi="宋体" w:eastAsia="宋体"/>
+                <w:sz w:val="20"/>
+              </w:rPr>
+              <w:t>53</w:t>
+            </w:r>
+          </w:p>
+        </w:tc>
+        <w:tc>
+          <w:tcPr>
+            <w:tcW w:type="dxa" w:w="1247"/>
+          </w:tcPr>
+          <w:p>
+            <w:r/>
+            <w:r>
+              <w:rPr>
+                <w:rFonts w:ascii="宋体" w:hAnsi="宋体" w:eastAsia="宋体"/>
+                <w:sz w:val="20"/>
+              </w:rPr>
+              <w:t>AI安全运营智能体</w:t>
+            </w:r>
+          </w:p>
+        </w:tc>
+        <w:tc>
+          <w:tcPr>
+            <w:tcW w:type="dxa" w:w="1361"/>
+          </w:tcPr>
+          <w:p>
+            <w:r/>
+            <w:r>
+              <w:rPr>
+                <w:rFonts w:ascii="宋体" w:hAnsi="宋体" w:eastAsia="宋体"/>
+                <w:sz w:val="20"/>
+              </w:rPr>
+              <w:t>智能资产查询</w:t>
+            </w:r>
+          </w:p>
+        </w:tc>
+        <w:tc>
+          <w:tcPr>
+            <w:tcW w:type="dxa" w:w="4535"/>
+          </w:tcPr>
+          <w:p>
+            <w:r/>
+            <w:r>
+              <w:rPr>
+                <w:rFonts w:ascii="宋体" w:hAnsi="宋体" w:eastAsia="宋体"/>
+                <w:sz w:val="20"/>
+              </w:rPr>
+              <w:t>借助智能体快速梳理当前资产图谱，关联应用、域名、风险等，实现资产的快速查询</w:t>
+            </w:r>
+          </w:p>
+        </w:tc>
+        <w:tc>
+          <w:tcPr>
+            <w:tcW w:type="dxa" w:w="1134"/>
+          </w:tcPr>
+          <w:p>
+            <w:r/>
+            <w:r>
+              <w:rPr>
+                <w:rFonts w:ascii="宋体" w:hAnsi="宋体" w:eastAsia="宋体"/>
+                <w:sz w:val="20"/>
+              </w:rPr>
+              <w:t>本方案3.10 AI安全运营智能体</w:t>
+            </w:r>
+          </w:p>
+        </w:tc>
+      </w:tr>
+      <w:tr>
+        <w:tc>
+          <w:tcPr>
+            <w:tcW w:type="dxa" w:w="567"/>
+          </w:tcPr>
+          <w:p>
+            <w:r/>
+            <w:r>
+              <w:rPr>
+                <w:rFonts w:ascii="宋体" w:hAnsi="宋体" w:eastAsia="宋体"/>
+                <w:sz w:val="20"/>
+              </w:rPr>
+              <w:t>54</w:t>
+            </w:r>
+          </w:p>
+        </w:tc>
+        <w:tc>
+          <w:tcPr>
+            <w:tcW w:type="dxa" w:w="1247"/>
+          </w:tcPr>
+          <w:p>
+            <w:r/>
+            <w:r>
+              <w:rPr>
+                <w:rFonts w:ascii="宋体" w:hAnsi="宋体" w:eastAsia="宋体"/>
+                <w:sz w:val="20"/>
+              </w:rPr>
+              <w:t>系统配置</w:t>
+            </w:r>
+          </w:p>
+        </w:tc>
+        <w:tc>
+          <w:tcPr>
+            <w:tcW w:type="dxa" w:w="1361"/>
+          </w:tcPr>
+          <w:p>
+            <w:r/>
+            <w:r>
+              <w:rPr>
+                <w:rFonts w:ascii="宋体" w:hAnsi="宋体" w:eastAsia="宋体"/>
+                <w:sz w:val="20"/>
+              </w:rPr>
+              <w:t>组织管理</w:t>
+            </w:r>
+          </w:p>
+        </w:tc>
+        <w:tc>
+          <w:tcPr>
+            <w:tcW w:type="dxa" w:w="4535"/>
+          </w:tcPr>
+          <w:p>
+            <w:r/>
+            <w:r>
+              <w:rPr>
+                <w:rFonts w:ascii="宋体" w:hAnsi="宋体" w:eastAsia="宋体"/>
+                <w:sz w:val="20"/>
+              </w:rPr>
+              <w:t>具备企业组织架构管理功能，同步企业组织数据进行关联；</w:t>
+            </w:r>
+          </w:p>
+        </w:tc>
+        <w:tc>
+          <w:tcPr>
+            <w:tcW w:type="dxa" w:w="1134"/>
+          </w:tcPr>
+          <w:p>
+            <w:r/>
+            <w:r>
+              <w:rPr>
+                <w:rFonts w:ascii="宋体" w:hAnsi="宋体" w:eastAsia="宋体"/>
+                <w:sz w:val="20"/>
+              </w:rPr>
+              <w:t>本方案3.11 系统配置</w:t>
+            </w:r>
+          </w:p>
+        </w:tc>
+      </w:tr>
+      <w:tr>
+        <w:tc>
+          <w:tcPr>
+            <w:tcW w:type="dxa" w:w="567"/>
+          </w:tcPr>
+          <w:p>
+            <w:r/>
+            <w:r>
+              <w:rPr>
+                <w:rFonts w:ascii="宋体" w:hAnsi="宋体" w:eastAsia="宋体"/>
+                <w:sz w:val="20"/>
+              </w:rPr>
+              <w:t>55</w:t>
+            </w:r>
+          </w:p>
+        </w:tc>
+        <w:tc>
+          <w:tcPr>
+            <w:tcW w:type="dxa" w:w="1247"/>
+          </w:tcPr>
+          <w:p>
+            <w:r/>
+            <w:r>
+              <w:rPr>
+                <w:rFonts w:ascii="宋体" w:hAnsi="宋体" w:eastAsia="宋体"/>
+                <w:sz w:val="20"/>
+              </w:rPr>
+              <w:t>系统配置</w:t>
+            </w:r>
+          </w:p>
+        </w:tc>
+        <w:tc>
+          <w:tcPr>
+            <w:tcW w:type="dxa" w:w="1361"/>
+          </w:tcPr>
+          <w:p>
+            <w:r/>
+            <w:r>
+              <w:rPr>
+                <w:rFonts w:ascii="宋体" w:hAnsi="宋体" w:eastAsia="宋体"/>
+                <w:sz w:val="20"/>
+              </w:rPr>
+              <w:t>运营流程编排</w:t>
+            </w:r>
+          </w:p>
+        </w:tc>
+        <w:tc>
+          <w:tcPr>
+            <w:tcW w:type="dxa" w:w="4535"/>
+          </w:tcPr>
+          <w:p>
+            <w:r/>
+            <w:r>
+              <w:rPr>
+                <w:rFonts w:ascii="宋体" w:hAnsi="宋体" w:eastAsia="宋体"/>
+                <w:sz w:val="20"/>
+              </w:rPr>
+              <w:t>具备运营工单流程编排功能；支持各个业务模块的安全运营工作流编排，如自定义字段、流程、SLA指标配置等；</w:t>
+            </w:r>
+          </w:p>
+        </w:tc>
+        <w:tc>
+          <w:tcPr>
+            <w:tcW w:type="dxa" w:w="1134"/>
+          </w:tcPr>
+          <w:p>
+            <w:r/>
+            <w:r>
+              <w:rPr>
+                <w:rFonts w:ascii="宋体" w:hAnsi="宋体" w:eastAsia="宋体"/>
+                <w:sz w:val="20"/>
+              </w:rPr>
+              <w:t>本方案3.11 系统配置</w:t>
+            </w:r>
+          </w:p>
+        </w:tc>
+      </w:tr>
+      <w:tr>
+        <w:tc>
+          <w:tcPr>
+            <w:tcW w:type="dxa" w:w="567"/>
+          </w:tcPr>
+          <w:p>
+            <w:r/>
+            <w:r>
+              <w:rPr>
+                <w:rFonts w:ascii="宋体" w:hAnsi="宋体" w:eastAsia="宋体"/>
+                <w:sz w:val="20"/>
+              </w:rPr>
+              <w:t>56</w:t>
+            </w:r>
+          </w:p>
+        </w:tc>
+        <w:tc>
+          <w:tcPr>
+            <w:tcW w:type="dxa" w:w="1247"/>
+          </w:tcPr>
+          <w:p>
+            <w:r/>
+            <w:r>
+              <w:rPr>
+                <w:rFonts w:ascii="宋体" w:hAnsi="宋体" w:eastAsia="宋体"/>
+                <w:sz w:val="20"/>
+              </w:rPr>
+              <w:t>系统配置</w:t>
+            </w:r>
+          </w:p>
+        </w:tc>
+        <w:tc>
+          <w:tcPr>
+            <w:tcW w:type="dxa" w:w="1361"/>
+          </w:tcPr>
+          <w:p>
+            <w:r/>
+            <w:r>
+              <w:rPr>
+                <w:rFonts w:ascii="宋体" w:hAnsi="宋体" w:eastAsia="宋体"/>
+                <w:sz w:val="20"/>
+              </w:rPr>
+              <w:t>低代码支持</w:t>
+            </w:r>
+          </w:p>
+        </w:tc>
+        <w:tc>
+          <w:tcPr>
+            <w:tcW w:type="dxa" w:w="4535"/>
+          </w:tcPr>
+          <w:p>
+            <w:r/>
+            <w:r>
+              <w:rPr>
+                <w:rFonts w:ascii="宋体" w:hAnsi="宋体" w:eastAsia="宋体"/>
+                <w:sz w:val="20"/>
+              </w:rPr>
+              <w:t>具备低代码功能；支持通过低代码配置各个业务模块的界面、表单等；</w:t>
+            </w:r>
+          </w:p>
+        </w:tc>
+        <w:tc>
+          <w:tcPr>
+            <w:tcW w:type="dxa" w:w="1134"/>
+          </w:tcPr>
+          <w:p>
+            <w:r/>
+            <w:r>
+              <w:rPr>
+                <w:rFonts w:ascii="宋体" w:hAnsi="宋体" w:eastAsia="宋体"/>
+                <w:sz w:val="20"/>
+              </w:rPr>
+              <w:t>本方案3.11 系统配置</w:t>
+            </w:r>
+          </w:p>
+        </w:tc>
+      </w:tr>
+      <w:tr>
+        <w:tc>
+          <w:tcPr>
+            <w:tcW w:type="dxa" w:w="567"/>
+          </w:tcPr>
+          <w:p>
+            <w:r/>
+            <w:r>
+              <w:rPr>
+                <w:rFonts w:ascii="宋体" w:hAnsi="宋体" w:eastAsia="宋体"/>
+                <w:sz w:val="20"/>
+              </w:rPr>
+              <w:t>57</w:t>
+            </w:r>
+          </w:p>
+        </w:tc>
+        <w:tc>
+          <w:tcPr>
+            <w:tcW w:type="dxa" w:w="1247"/>
+          </w:tcPr>
+          <w:p>
+            <w:r/>
+            <w:r>
+              <w:rPr>
+                <w:rFonts w:ascii="宋体" w:hAnsi="宋体" w:eastAsia="宋体"/>
+                <w:sz w:val="20"/>
+              </w:rPr>
+              <w:t>系统配置</w:t>
+            </w:r>
+          </w:p>
+        </w:tc>
+        <w:tc>
+          <w:tcPr>
+            <w:tcW w:type="dxa" w:w="1361"/>
+          </w:tcPr>
+          <w:p>
+            <w:r/>
+            <w:r>
+              <w:rPr>
+                <w:rFonts w:ascii="宋体" w:hAnsi="宋体" w:eastAsia="宋体"/>
+                <w:sz w:val="20"/>
+              </w:rPr>
+              <w:t>统一身份认证</w:t>
+            </w:r>
+          </w:p>
+        </w:tc>
+        <w:tc>
+          <w:tcPr>
+            <w:tcW w:type="dxa" w:w="4535"/>
+          </w:tcPr>
+          <w:p>
+            <w:r/>
+            <w:r>
+              <w:rPr>
+                <w:rFonts w:ascii="宋体" w:hAnsi="宋体" w:eastAsia="宋体"/>
+                <w:sz w:val="20"/>
+              </w:rPr>
+              <w:t>支持第三方的统一认证，支持对飞书统一认证、工单对接、任务状态通知</w:t>
+            </w:r>
+          </w:p>
+        </w:tc>
+        <w:tc>
+          <w:tcPr>
+            <w:tcW w:type="dxa" w:w="1134"/>
+          </w:tcPr>
+          <w:p>
+            <w:r/>
+            <w:r>
+              <w:rPr>
+                <w:rFonts w:ascii="宋体" w:hAnsi="宋体" w:eastAsia="宋体"/>
+                <w:sz w:val="20"/>
+              </w:rPr>
+              <w:t>本方案3.11 系统配置</w:t>
+            </w:r>
+          </w:p>
+        </w:tc>
+      </w:tr>
+    </w:tbl>
     <w:sectPr>
       <w:footerReference w:type="default" r:id="rId9"/>
       <w:pgSz w:w="12240" w:h="15840"/>

--- a/岚图汽车安全管理运营工具建设与实施方案.docx
+++ b/岚图汽车安全管理运营工具建设与实施方案.docx
@@ -5516,4522 +5516,6 @@
         <w:t>质保期：自甲方终验收合格之日起一年（含免费升级和维护服务）。质保期内：对甲方使用问题12小时内响应，问题不能解决的24小时内到达甲方使用现场解决；若仍不能解决，给出解决期限并经甲方认可；免费进行工具软件不限次数的版本升级；免费提供工具软件整体的功能改善、升级维护和技术支持服务；对工具软件运行使用过程中出现的任何问题和功能缺陷进行修复、更新或迭代升级。质保期外：通过邮件、电话提供技术支持。合同结束后免费提供一年维保服务（系统运维服务、故障紧急服务、版本升级服务）。安装调试：工具软件到货后我方在现场进行安装调试，安装调试过程中有疑问时现场指导直至问题解决；我方保证工具软件的完整性，如安装调试过程中因模块短缺导致软件不能正常运行，由我方免费提供短缺的模块。</w:t>
       </w:r>
     </w:p>
-    <w:p>
-      <w:r>
-        <w:br w:type="page"/>
-      </w:r>
-    </w:p>
-    <w:p>
-      <w:pPr>
-        <w:pStyle w:val="Heading1"/>
-      </w:pPr>
-      <w:r>
-        <w:rPr>
-          <w:rFonts w:ascii="黑体" w:hAnsi="黑体" w:eastAsia="黑体"/>
-          <w:color w:val="000000"/>
-        </w:rPr>
-        <w:t>附录：功能验收对照表</w:t>
-      </w:r>
-    </w:p>
-    <w:p>
-      <w:pPr>
-        <w:ind w:firstLine="440"/>
-      </w:pPr>
-      <w:r>
-        <w:rPr>
-          <w:rFonts w:ascii="宋体" w:hAnsi="宋体" w:eastAsia="宋体"/>
-          <w:b w:val="0"/>
-          <w:sz w:val="22"/>
-        </w:rPr>
-        <w:t>下表逐字列出技术任务书第3章全部功能要求原文，并标注本方案对应章节，作为项目验收时逐项现场演示与核验的依据。</w:t>
-      </w:r>
-    </w:p>
-    <w:tbl>
-      <w:tblPr>
-        <w:tblStyle w:val="TableGrid"/>
-        <w:tblW w:type="auto" w:w="0"/>
-        <w:jc w:val="center"/>
-        <w:tblLook w:firstColumn="1" w:firstRow="1" w:lastColumn="0" w:lastRow="0" w:noHBand="0" w:noVBand="1" w:val="04A0"/>
-      </w:tblPr>
-      <w:tblGrid>
-        <w:gridCol w:w="1728"/>
-        <w:gridCol w:w="1728"/>
-        <w:gridCol w:w="1728"/>
-        <w:gridCol w:w="1728"/>
-        <w:gridCol w:w="1728"/>
-      </w:tblGrid>
-      <w:tr>
-        <w:tc>
-          <w:tcPr>
-            <w:tcW w:type="dxa" w:w="567"/>
-          </w:tcPr>
-          <w:p>
-            <w:r/>
-            <w:r>
-              <w:rPr>
-                <w:rFonts w:ascii="宋体" w:hAnsi="宋体" w:eastAsia="宋体"/>
-                <w:b/>
-                <w:sz w:val="20"/>
-              </w:rPr>
-              <w:t>序号</w:t>
-            </w:r>
-          </w:p>
-        </w:tc>
-        <w:tc>
-          <w:tcPr>
-            <w:tcW w:type="dxa" w:w="1247"/>
-          </w:tcPr>
-          <w:p>
-            <w:r/>
-            <w:r>
-              <w:rPr>
-                <w:rFonts w:ascii="宋体" w:hAnsi="宋体" w:eastAsia="宋体"/>
-                <w:b/>
-                <w:sz w:val="20"/>
-              </w:rPr>
-              <w:t>功能模块</w:t>
-            </w:r>
-          </w:p>
-        </w:tc>
-        <w:tc>
-          <w:tcPr>
-            <w:tcW w:type="dxa" w:w="1361"/>
-          </w:tcPr>
-          <w:p>
-            <w:r/>
-            <w:r>
-              <w:rPr>
-                <w:rFonts w:ascii="宋体" w:hAnsi="宋体" w:eastAsia="宋体"/>
-                <w:b/>
-                <w:sz w:val="20"/>
-              </w:rPr>
-              <w:t>功能点</w:t>
-            </w:r>
-          </w:p>
-        </w:tc>
-        <w:tc>
-          <w:tcPr>
-            <w:tcW w:type="dxa" w:w="4535"/>
-          </w:tcPr>
-          <w:p>
-            <w:r/>
-            <w:r>
-              <w:rPr>
-                <w:rFonts w:ascii="宋体" w:hAnsi="宋体" w:eastAsia="宋体"/>
-                <w:b/>
-                <w:sz w:val="20"/>
-              </w:rPr>
-              <w:t>功能介绍（技术任务书原文）</w:t>
-            </w:r>
-          </w:p>
-        </w:tc>
-        <w:tc>
-          <w:tcPr>
-            <w:tcW w:type="dxa" w:w="1134"/>
-          </w:tcPr>
-          <w:p>
-            <w:r/>
-            <w:r>
-              <w:rPr>
-                <w:rFonts w:ascii="宋体" w:hAnsi="宋体" w:eastAsia="宋体"/>
-                <w:b/>
-                <w:sz w:val="20"/>
-              </w:rPr>
-              <w:t>对应章节</w:t>
-            </w:r>
-          </w:p>
-        </w:tc>
-      </w:tr>
-      <w:tr>
-        <w:tc>
-          <w:tcPr>
-            <w:tcW w:type="dxa" w:w="567"/>
-          </w:tcPr>
-          <w:p>
-            <w:r/>
-            <w:r>
-              <w:rPr>
-                <w:rFonts w:ascii="宋体" w:hAnsi="宋体" w:eastAsia="宋体"/>
-                <w:sz w:val="20"/>
-              </w:rPr>
-              <w:t>1</w:t>
-            </w:r>
-          </w:p>
-        </w:tc>
-        <w:tc>
-          <w:tcPr>
-            <w:tcW w:type="dxa" w:w="1247"/>
-          </w:tcPr>
-          <w:p>
-            <w:r/>
-            <w:r>
-              <w:rPr>
-                <w:rFonts w:ascii="宋体" w:hAnsi="宋体" w:eastAsia="宋体"/>
-                <w:sz w:val="20"/>
-              </w:rPr>
-              <w:t>工作台</w:t>
-            </w:r>
-          </w:p>
-        </w:tc>
-        <w:tc>
-          <w:tcPr>
-            <w:tcW w:type="dxa" w:w="1361"/>
-          </w:tcPr>
-          <w:p>
-            <w:r/>
-            <w:r>
-              <w:rPr>
-                <w:rFonts w:ascii="宋体" w:hAnsi="宋体" w:eastAsia="宋体"/>
-                <w:sz w:val="20"/>
-              </w:rPr>
-              <w:t>系统仪表盘</w:t>
-            </w:r>
-          </w:p>
-        </w:tc>
-        <w:tc>
-          <w:tcPr>
-            <w:tcW w:type="dxa" w:w="4535"/>
-          </w:tcPr>
-          <w:p>
-            <w:r/>
-            <w:r>
-              <w:rPr>
-                <w:rFonts w:ascii="宋体" w:hAnsi="宋体" w:eastAsia="宋体"/>
-                <w:sz w:val="20"/>
-              </w:rPr>
-              <w:t>工具各安全业务模块数据统一展示、汇总分析，仪表盘界面布局与展示报表支持自定义；</w:t>
-            </w:r>
-          </w:p>
-        </w:tc>
-        <w:tc>
-          <w:tcPr>
-            <w:tcW w:type="dxa" w:w="1134"/>
-          </w:tcPr>
-          <w:p>
-            <w:r/>
-            <w:r>
-              <w:rPr>
-                <w:rFonts w:ascii="宋体" w:hAnsi="宋体" w:eastAsia="宋体"/>
-                <w:sz w:val="20"/>
-              </w:rPr>
-              <w:t>本方案3.1 工作台</w:t>
-            </w:r>
-          </w:p>
-        </w:tc>
-      </w:tr>
-      <w:tr>
-        <w:tc>
-          <w:tcPr>
-            <w:tcW w:type="dxa" w:w="567"/>
-          </w:tcPr>
-          <w:p>
-            <w:r/>
-            <w:r>
-              <w:rPr>
-                <w:rFonts w:ascii="宋体" w:hAnsi="宋体" w:eastAsia="宋体"/>
-                <w:sz w:val="20"/>
-              </w:rPr>
-              <w:t>2</w:t>
-            </w:r>
-          </w:p>
-        </w:tc>
-        <w:tc>
-          <w:tcPr>
-            <w:tcW w:type="dxa" w:w="1247"/>
-          </w:tcPr>
-          <w:p>
-            <w:r/>
-            <w:r>
-              <w:rPr>
-                <w:rFonts w:ascii="宋体" w:hAnsi="宋体" w:eastAsia="宋体"/>
-                <w:sz w:val="20"/>
-              </w:rPr>
-              <w:t>工作台</w:t>
-            </w:r>
-          </w:p>
-        </w:tc>
-        <w:tc>
-          <w:tcPr>
-            <w:tcW w:type="dxa" w:w="1361"/>
-          </w:tcPr>
-          <w:p>
-            <w:r/>
-            <w:r>
-              <w:rPr>
-                <w:rFonts w:ascii="宋体" w:hAnsi="宋体" w:eastAsia="宋体"/>
-                <w:sz w:val="20"/>
-              </w:rPr>
-              <w:t>监管管理-上级单位对接</w:t>
-            </w:r>
-          </w:p>
-        </w:tc>
-        <w:tc>
-          <w:tcPr>
-            <w:tcW w:type="dxa" w:w="4535"/>
-          </w:tcPr>
-          <w:p>
-            <w:r/>
-            <w:r>
-              <w:rPr>
-                <w:rFonts w:ascii="宋体" w:hAnsi="宋体" w:eastAsia="宋体"/>
-                <w:sz w:val="20"/>
-              </w:rPr>
-              <w:t>支持对接上级监管平台，实现上级单位下发安全监管任务、安全通报工单可在本地工具流转处理，并同时可上报给监管平台形成闭环;</w:t>
-            </w:r>
-          </w:p>
-        </w:tc>
-        <w:tc>
-          <w:tcPr>
-            <w:tcW w:type="dxa" w:w="1134"/>
-          </w:tcPr>
-          <w:p>
-            <w:r/>
-            <w:r>
-              <w:rPr>
-                <w:rFonts w:ascii="宋体" w:hAnsi="宋体" w:eastAsia="宋体"/>
-                <w:sz w:val="20"/>
-              </w:rPr>
-              <w:t>本方案3.1 工作台</w:t>
-            </w:r>
-          </w:p>
-        </w:tc>
-      </w:tr>
-      <w:tr>
-        <w:tc>
-          <w:tcPr>
-            <w:tcW w:type="dxa" w:w="567"/>
-          </w:tcPr>
-          <w:p>
-            <w:r/>
-            <w:r>
-              <w:rPr>
-                <w:rFonts w:ascii="宋体" w:hAnsi="宋体" w:eastAsia="宋体"/>
-                <w:sz w:val="20"/>
-              </w:rPr>
-              <w:t>3</w:t>
-            </w:r>
-          </w:p>
-        </w:tc>
-        <w:tc>
-          <w:tcPr>
-            <w:tcW w:type="dxa" w:w="1247"/>
-          </w:tcPr>
-          <w:p>
-            <w:r/>
-            <w:r>
-              <w:rPr>
-                <w:rFonts w:ascii="宋体" w:hAnsi="宋体" w:eastAsia="宋体"/>
-                <w:sz w:val="20"/>
-              </w:rPr>
-              <w:t>资产管理中心</w:t>
-            </w:r>
-          </w:p>
-        </w:tc>
-        <w:tc>
-          <w:tcPr>
-            <w:tcW w:type="dxa" w:w="1361"/>
-          </w:tcPr>
-          <w:p>
-            <w:r/>
-            <w:r>
-              <w:rPr>
-                <w:rFonts w:ascii="宋体" w:hAnsi="宋体" w:eastAsia="宋体"/>
-                <w:sz w:val="20"/>
-              </w:rPr>
-              <w:t>资产采集</w:t>
-            </w:r>
-          </w:p>
-        </w:tc>
-        <w:tc>
-          <w:tcPr>
-            <w:tcW w:type="dxa" w:w="4535"/>
-          </w:tcPr>
-          <w:p>
-            <w:r/>
-            <w:r>
-              <w:rPr>
-                <w:rFonts w:ascii="宋体" w:hAnsi="宋体" w:eastAsia="宋体"/>
-                <w:sz w:val="20"/>
-              </w:rPr>
-              <w:t>具备资产信息采集功能，包含但不限于对接态势感知、主机安全、终端安全、应用安全、车端态势感知、互联网暴露面、运维管理CMDB、监控平台（如：zabbix）等产品，涵盖本地数据中心、公有云、私有云等场景，支持对接方式包含但不限于API、KAFKA、SYSLOG等，可获取资产基础源信息、资产风险信息、资产威胁信息等，可识别主机安全防护覆盖情况</w:t>
-            </w:r>
-          </w:p>
-        </w:tc>
-        <w:tc>
-          <w:tcPr>
-            <w:tcW w:type="dxa" w:w="1134"/>
-          </w:tcPr>
-          <w:p>
-            <w:r/>
-            <w:r>
-              <w:rPr>
-                <w:rFonts w:ascii="宋体" w:hAnsi="宋体" w:eastAsia="宋体"/>
-                <w:sz w:val="20"/>
-              </w:rPr>
-              <w:t>本方案3.2 资产管理中心</w:t>
-            </w:r>
-          </w:p>
-        </w:tc>
-      </w:tr>
-      <w:tr>
-        <w:tc>
-          <w:tcPr>
-            <w:tcW w:type="dxa" w:w="567"/>
-          </w:tcPr>
-          <w:p>
-            <w:r/>
-            <w:r>
-              <w:rPr>
-                <w:rFonts w:ascii="宋体" w:hAnsi="宋体" w:eastAsia="宋体"/>
-                <w:sz w:val="20"/>
-              </w:rPr>
-              <w:t>4</w:t>
-            </w:r>
-          </w:p>
-        </w:tc>
-        <w:tc>
-          <w:tcPr>
-            <w:tcW w:type="dxa" w:w="1247"/>
-          </w:tcPr>
-          <w:p>
-            <w:r/>
-            <w:r>
-              <w:rPr>
-                <w:rFonts w:ascii="宋体" w:hAnsi="宋体" w:eastAsia="宋体"/>
-                <w:sz w:val="20"/>
-              </w:rPr>
-              <w:t>资产管理中心</w:t>
-            </w:r>
-          </w:p>
-        </w:tc>
-        <w:tc>
-          <w:tcPr>
-            <w:tcW w:type="dxa" w:w="1361"/>
-          </w:tcPr>
-          <w:p>
-            <w:r/>
-            <w:r>
-              <w:rPr>
-                <w:rFonts w:ascii="宋体" w:hAnsi="宋体" w:eastAsia="宋体"/>
-                <w:sz w:val="20"/>
-              </w:rPr>
-              <w:t>资产采集</w:t>
-            </w:r>
-          </w:p>
-        </w:tc>
-        <w:tc>
-          <w:tcPr>
-            <w:tcW w:type="dxa" w:w="4535"/>
-          </w:tcPr>
-          <w:p>
-            <w:r/>
-            <w:r>
-              <w:rPr>
-                <w:rFonts w:ascii="宋体" w:hAnsi="宋体" w:eastAsia="宋体"/>
-                <w:sz w:val="20"/>
-              </w:rPr>
-              <w:t>根据安全业务需求，可灵活调整资产采集源、字段解析、采集周期、字段优先级等策略控制，相关配置可通过图形化拖拉方式、参数设置方式等实现；</w:t>
-            </w:r>
-          </w:p>
-        </w:tc>
-        <w:tc>
-          <w:tcPr>
-            <w:tcW w:type="dxa" w:w="1134"/>
-          </w:tcPr>
-          <w:p>
-            <w:r/>
-            <w:r>
-              <w:rPr>
-                <w:rFonts w:ascii="宋体" w:hAnsi="宋体" w:eastAsia="宋体"/>
-                <w:sz w:val="20"/>
-              </w:rPr>
-              <w:t>本方案3.2 资产管理中心</w:t>
-            </w:r>
-          </w:p>
-        </w:tc>
-      </w:tr>
-      <w:tr>
-        <w:tc>
-          <w:tcPr>
-            <w:tcW w:type="dxa" w:w="567"/>
-          </w:tcPr>
-          <w:p>
-            <w:r/>
-            <w:r>
-              <w:rPr>
-                <w:rFonts w:ascii="宋体" w:hAnsi="宋体" w:eastAsia="宋体"/>
-                <w:sz w:val="20"/>
-              </w:rPr>
-              <w:t>5</w:t>
-            </w:r>
-          </w:p>
-        </w:tc>
-        <w:tc>
-          <w:tcPr>
-            <w:tcW w:type="dxa" w:w="1247"/>
-          </w:tcPr>
-          <w:p>
-            <w:r/>
-            <w:r>
-              <w:rPr>
-                <w:rFonts w:ascii="宋体" w:hAnsi="宋体" w:eastAsia="宋体"/>
-                <w:sz w:val="20"/>
-              </w:rPr>
-              <w:t>资产管理中心</w:t>
-            </w:r>
-          </w:p>
-        </w:tc>
-        <w:tc>
-          <w:tcPr>
-            <w:tcW w:type="dxa" w:w="1361"/>
-          </w:tcPr>
-          <w:p>
-            <w:r/>
-            <w:r>
-              <w:rPr>
-                <w:rFonts w:ascii="宋体" w:hAnsi="宋体" w:eastAsia="宋体"/>
-                <w:sz w:val="20"/>
-              </w:rPr>
-              <w:t>资产采集</w:t>
-            </w:r>
-          </w:p>
-        </w:tc>
-        <w:tc>
-          <w:tcPr>
-            <w:tcW w:type="dxa" w:w="4535"/>
-          </w:tcPr>
-          <w:p>
-            <w:r/>
-            <w:r>
-              <w:rPr>
-                <w:rFonts w:ascii="宋体" w:hAnsi="宋体" w:eastAsia="宋体"/>
-                <w:sz w:val="20"/>
-              </w:rPr>
-              <w:t>具备一键下发资产采集任务，触发式开展资产信息同步；</w:t>
-            </w:r>
-          </w:p>
-        </w:tc>
-        <w:tc>
-          <w:tcPr>
-            <w:tcW w:type="dxa" w:w="1134"/>
-          </w:tcPr>
-          <w:p>
-            <w:r/>
-            <w:r>
-              <w:rPr>
-                <w:rFonts w:ascii="宋体" w:hAnsi="宋体" w:eastAsia="宋体"/>
-                <w:sz w:val="20"/>
-              </w:rPr>
-              <w:t>本方案3.2 资产管理中心</w:t>
-            </w:r>
-          </w:p>
-        </w:tc>
-      </w:tr>
-      <w:tr>
-        <w:tc>
-          <w:tcPr>
-            <w:tcW w:type="dxa" w:w="567"/>
-          </w:tcPr>
-          <w:p>
-            <w:r/>
-            <w:r>
-              <w:rPr>
-                <w:rFonts w:ascii="宋体" w:hAnsi="宋体" w:eastAsia="宋体"/>
-                <w:sz w:val="20"/>
-              </w:rPr>
-              <w:t>6</w:t>
-            </w:r>
-          </w:p>
-        </w:tc>
-        <w:tc>
-          <w:tcPr>
-            <w:tcW w:type="dxa" w:w="1247"/>
-          </w:tcPr>
-          <w:p>
-            <w:r/>
-            <w:r>
-              <w:rPr>
-                <w:rFonts w:ascii="宋体" w:hAnsi="宋体" w:eastAsia="宋体"/>
-                <w:sz w:val="20"/>
-              </w:rPr>
-              <w:t>资产管理中心</w:t>
-            </w:r>
-          </w:p>
-        </w:tc>
-        <w:tc>
-          <w:tcPr>
-            <w:tcW w:type="dxa" w:w="1361"/>
-          </w:tcPr>
-          <w:p>
-            <w:r/>
-            <w:r>
-              <w:rPr>
-                <w:rFonts w:ascii="宋体" w:hAnsi="宋体" w:eastAsia="宋体"/>
-                <w:sz w:val="20"/>
-              </w:rPr>
-              <w:t>资产管理</w:t>
-            </w:r>
-          </w:p>
-        </w:tc>
-        <w:tc>
-          <w:tcPr>
-            <w:tcW w:type="dxa" w:w="4535"/>
-          </w:tcPr>
-          <w:p>
-            <w:r/>
-            <w:r>
-              <w:rPr>
-                <w:rFonts w:ascii="宋体" w:hAnsi="宋体" w:eastAsia="宋体"/>
-                <w:sz w:val="20"/>
-              </w:rPr>
-              <w:t>具备资产管理功能，包括主机资产、终端资产、应用资产、车端资产、硬件资产、互联网暴露面资产等，其中主机资产管理应包含但不限于资产IP、资产说明、资产责任人、主机进程、主机端口、主机指纹信息等，应用资产管理应包含但不限于应用网址、应用简介、应用指纹、业务责任人、运维责任人等，车联资产管理应包含但不限于车端唯一标识、车端设备编号、车端设备系统版本、车端资产责任人等；</w:t>
-            </w:r>
-          </w:p>
-        </w:tc>
-        <w:tc>
-          <w:tcPr>
-            <w:tcW w:type="dxa" w:w="1134"/>
-          </w:tcPr>
-          <w:p>
-            <w:r/>
-            <w:r>
-              <w:rPr>
-                <w:rFonts w:ascii="宋体" w:hAnsi="宋体" w:eastAsia="宋体"/>
-                <w:sz w:val="20"/>
-              </w:rPr>
-              <w:t>本方案3.2 资产管理中心</w:t>
-            </w:r>
-          </w:p>
-        </w:tc>
-      </w:tr>
-      <w:tr>
-        <w:tc>
-          <w:tcPr>
-            <w:tcW w:type="dxa" w:w="567"/>
-          </w:tcPr>
-          <w:p>
-            <w:r/>
-            <w:r>
-              <w:rPr>
-                <w:rFonts w:ascii="宋体" w:hAnsi="宋体" w:eastAsia="宋体"/>
-                <w:sz w:val="20"/>
-              </w:rPr>
-              <w:t>7</w:t>
-            </w:r>
-          </w:p>
-        </w:tc>
-        <w:tc>
-          <w:tcPr>
-            <w:tcW w:type="dxa" w:w="1247"/>
-          </w:tcPr>
-          <w:p>
-            <w:r/>
-            <w:r>
-              <w:rPr>
-                <w:rFonts w:ascii="宋体" w:hAnsi="宋体" w:eastAsia="宋体"/>
-                <w:sz w:val="20"/>
-              </w:rPr>
-              <w:t>资产管理中心</w:t>
-            </w:r>
-          </w:p>
-        </w:tc>
-        <w:tc>
-          <w:tcPr>
-            <w:tcW w:type="dxa" w:w="1361"/>
-          </w:tcPr>
-          <w:p>
-            <w:r/>
-            <w:r>
-              <w:rPr>
-                <w:rFonts w:ascii="宋体" w:hAnsi="宋体" w:eastAsia="宋体"/>
-                <w:sz w:val="20"/>
-              </w:rPr>
-              <w:t>资产管理</w:t>
-            </w:r>
-          </w:p>
-        </w:tc>
-        <w:tc>
-          <w:tcPr>
-            <w:tcW w:type="dxa" w:w="4535"/>
-          </w:tcPr>
-          <w:p>
-            <w:r/>
-            <w:r>
-              <w:rPr>
-                <w:rFonts w:ascii="宋体" w:hAnsi="宋体" w:eastAsia="宋体"/>
-                <w:sz w:val="20"/>
-              </w:rPr>
-              <w:t>具备资产生命周期管理流程，包括出资产维护、资产准入、资产准出等，可识别资产维护完整率，统计新发现IP资产，具备资产历史变更记录</w:t>
-            </w:r>
-          </w:p>
-        </w:tc>
-        <w:tc>
-          <w:tcPr>
-            <w:tcW w:type="dxa" w:w="1134"/>
-          </w:tcPr>
-          <w:p>
-            <w:r/>
-            <w:r>
-              <w:rPr>
-                <w:rFonts w:ascii="宋体" w:hAnsi="宋体" w:eastAsia="宋体"/>
-                <w:sz w:val="20"/>
-              </w:rPr>
-              <w:t>本方案3.2 资产管理中心</w:t>
-            </w:r>
-          </w:p>
-        </w:tc>
-      </w:tr>
-      <w:tr>
-        <w:tc>
-          <w:tcPr>
-            <w:tcW w:type="dxa" w:w="567"/>
-          </w:tcPr>
-          <w:p>
-            <w:r/>
-            <w:r>
-              <w:rPr>
-                <w:rFonts w:ascii="宋体" w:hAnsi="宋体" w:eastAsia="宋体"/>
-                <w:sz w:val="20"/>
-              </w:rPr>
-              <w:t>8</w:t>
-            </w:r>
-          </w:p>
-        </w:tc>
-        <w:tc>
-          <w:tcPr>
-            <w:tcW w:type="dxa" w:w="1247"/>
-          </w:tcPr>
-          <w:p>
-            <w:r/>
-            <w:r>
-              <w:rPr>
-                <w:rFonts w:ascii="宋体" w:hAnsi="宋体" w:eastAsia="宋体"/>
-                <w:sz w:val="20"/>
-              </w:rPr>
-              <w:t>资产管理中心</w:t>
-            </w:r>
-          </w:p>
-        </w:tc>
-        <w:tc>
-          <w:tcPr>
-            <w:tcW w:type="dxa" w:w="1361"/>
-          </w:tcPr>
-          <w:p>
-            <w:r/>
-            <w:r>
-              <w:rPr>
-                <w:rFonts w:ascii="宋体" w:hAnsi="宋体" w:eastAsia="宋体"/>
-                <w:sz w:val="20"/>
-              </w:rPr>
-              <w:t>资产管理</w:t>
-            </w:r>
-          </w:p>
-        </w:tc>
-        <w:tc>
-          <w:tcPr>
-            <w:tcW w:type="dxa" w:w="4535"/>
-          </w:tcPr>
-          <w:p>
-            <w:r/>
-            <w:r>
-              <w:rPr>
-                <w:rFonts w:ascii="宋体" w:hAnsi="宋体" w:eastAsia="宋体"/>
-                <w:sz w:val="20"/>
-              </w:rPr>
-              <w:t>可结合威胁预警或安全基线等安全业务快速检索风险资产，并可一键完成流转应急处置中心及工单通报；</w:t>
-            </w:r>
-          </w:p>
-        </w:tc>
-        <w:tc>
-          <w:tcPr>
-            <w:tcW w:type="dxa" w:w="1134"/>
-          </w:tcPr>
-          <w:p>
-            <w:r/>
-            <w:r>
-              <w:rPr>
-                <w:rFonts w:ascii="宋体" w:hAnsi="宋体" w:eastAsia="宋体"/>
-                <w:sz w:val="20"/>
-              </w:rPr>
-              <w:t>本方案3.2 资产管理中心</w:t>
-            </w:r>
-          </w:p>
-        </w:tc>
-      </w:tr>
-      <w:tr>
-        <w:tc>
-          <w:tcPr>
-            <w:tcW w:type="dxa" w:w="567"/>
-          </w:tcPr>
-          <w:p>
-            <w:r/>
-            <w:r>
-              <w:rPr>
-                <w:rFonts w:ascii="宋体" w:hAnsi="宋体" w:eastAsia="宋体"/>
-                <w:sz w:val="20"/>
-              </w:rPr>
-              <w:t>9</w:t>
-            </w:r>
-          </w:p>
-        </w:tc>
-        <w:tc>
-          <w:tcPr>
-            <w:tcW w:type="dxa" w:w="1247"/>
-          </w:tcPr>
-          <w:p>
-            <w:r/>
-            <w:r>
-              <w:rPr>
-                <w:rFonts w:ascii="宋体" w:hAnsi="宋体" w:eastAsia="宋体"/>
-                <w:sz w:val="20"/>
-              </w:rPr>
-              <w:t>资产管理中心</w:t>
-            </w:r>
-          </w:p>
-        </w:tc>
-        <w:tc>
-          <w:tcPr>
-            <w:tcW w:type="dxa" w:w="1361"/>
-          </w:tcPr>
-          <w:p>
-            <w:r/>
-            <w:r>
-              <w:rPr>
-                <w:rFonts w:ascii="宋体" w:hAnsi="宋体" w:eastAsia="宋体"/>
-                <w:sz w:val="20"/>
-              </w:rPr>
-              <w:t>资产管理</w:t>
-            </w:r>
-          </w:p>
-        </w:tc>
-        <w:tc>
-          <w:tcPr>
-            <w:tcW w:type="dxa" w:w="4535"/>
-          </w:tcPr>
-          <w:p>
-            <w:r/>
-            <w:r>
-              <w:rPr>
-                <w:rFonts w:ascii="宋体" w:hAnsi="宋体" w:eastAsia="宋体"/>
-                <w:sz w:val="20"/>
-              </w:rPr>
-              <w:t>需与企业人事系统实现深度集成。当人事系统中员工状态变更为"离职"时，平台应自动触发SOAR剧本，同步更新该员工在运营平台内的账号状态，并联动DLP（数据防泄漏）系统、联软等安全组件，依据预设策略（如"在职"、"离职中"、"离职"）进行响应；</w:t>
-            </w:r>
-          </w:p>
-        </w:tc>
-        <w:tc>
-          <w:tcPr>
-            <w:tcW w:type="dxa" w:w="1134"/>
-          </w:tcPr>
-          <w:p>
-            <w:r/>
-            <w:r>
-              <w:rPr>
-                <w:rFonts w:ascii="宋体" w:hAnsi="宋体" w:eastAsia="宋体"/>
-                <w:sz w:val="20"/>
-              </w:rPr>
-              <w:t>本方案3.2 资产管理中心</w:t>
-            </w:r>
-          </w:p>
-        </w:tc>
-      </w:tr>
-      <w:tr>
-        <w:tc>
-          <w:tcPr>
-            <w:tcW w:type="dxa" w:w="567"/>
-          </w:tcPr>
-          <w:p>
-            <w:r/>
-            <w:r>
-              <w:rPr>
-                <w:rFonts w:ascii="宋体" w:hAnsi="宋体" w:eastAsia="宋体"/>
-                <w:sz w:val="20"/>
-              </w:rPr>
-              <w:t>10</w:t>
-            </w:r>
-          </w:p>
-        </w:tc>
-        <w:tc>
-          <w:tcPr>
-            <w:tcW w:type="dxa" w:w="1247"/>
-          </w:tcPr>
-          <w:p>
-            <w:r/>
-            <w:r>
-              <w:rPr>
-                <w:rFonts w:ascii="宋体" w:hAnsi="宋体" w:eastAsia="宋体"/>
-                <w:sz w:val="20"/>
-              </w:rPr>
-              <w:t>资产管理中心</w:t>
-            </w:r>
-          </w:p>
-        </w:tc>
-        <w:tc>
-          <w:tcPr>
-            <w:tcW w:type="dxa" w:w="1361"/>
-          </w:tcPr>
-          <w:p>
-            <w:r/>
-            <w:r>
-              <w:rPr>
-                <w:rFonts w:ascii="宋体" w:hAnsi="宋体" w:eastAsia="宋体"/>
-                <w:sz w:val="20"/>
-              </w:rPr>
-              <w:t>资产管理</w:t>
-            </w:r>
-          </w:p>
-        </w:tc>
-        <w:tc>
-          <w:tcPr>
-            <w:tcW w:type="dxa" w:w="4535"/>
-          </w:tcPr>
-          <w:p>
-            <w:r/>
-            <w:r>
-              <w:rPr>
-                <w:rFonts w:ascii="宋体" w:hAnsi="宋体" w:eastAsia="宋体"/>
-                <w:sz w:val="20"/>
-              </w:rPr>
-              <w:t>需建立并维护人员与其所负责或使用的IT资产（如主机、应用、数据等）之间的明确归属关系，并提供验证和确认机制，确保资产责任到人，为后续的安全审计和应急响应提供准确的数据基础。</w:t>
-            </w:r>
-          </w:p>
-        </w:tc>
-        <w:tc>
-          <w:tcPr>
-            <w:tcW w:type="dxa" w:w="1134"/>
-          </w:tcPr>
-          <w:p>
-            <w:r/>
-            <w:r>
-              <w:rPr>
-                <w:rFonts w:ascii="宋体" w:hAnsi="宋体" w:eastAsia="宋体"/>
-                <w:sz w:val="20"/>
-              </w:rPr>
-              <w:t>本方案3.2 资产管理中心</w:t>
-            </w:r>
-          </w:p>
-        </w:tc>
-      </w:tr>
-      <w:tr>
-        <w:tc>
-          <w:tcPr>
-            <w:tcW w:type="dxa" w:w="567"/>
-          </w:tcPr>
-          <w:p>
-            <w:r/>
-            <w:r>
-              <w:rPr>
-                <w:rFonts w:ascii="宋体" w:hAnsi="宋体" w:eastAsia="宋体"/>
-                <w:sz w:val="20"/>
-              </w:rPr>
-              <w:t>11</w:t>
-            </w:r>
-          </w:p>
-        </w:tc>
-        <w:tc>
-          <w:tcPr>
-            <w:tcW w:type="dxa" w:w="1247"/>
-          </w:tcPr>
-          <w:p>
-            <w:r/>
-            <w:r>
-              <w:rPr>
-                <w:rFonts w:ascii="宋体" w:hAnsi="宋体" w:eastAsia="宋体"/>
-                <w:sz w:val="20"/>
-              </w:rPr>
-              <w:t>资产管理中心</w:t>
-            </w:r>
-          </w:p>
-        </w:tc>
-        <w:tc>
-          <w:tcPr>
-            <w:tcW w:type="dxa" w:w="1361"/>
-          </w:tcPr>
-          <w:p>
-            <w:r/>
-            <w:r>
-              <w:rPr>
-                <w:rFonts w:ascii="宋体" w:hAnsi="宋体" w:eastAsia="宋体"/>
-                <w:sz w:val="20"/>
-              </w:rPr>
-              <w:t>资产管理</w:t>
-            </w:r>
-          </w:p>
-        </w:tc>
-        <w:tc>
-          <w:tcPr>
-            <w:tcW w:type="dxa" w:w="4535"/>
-          </w:tcPr>
-          <w:p>
-            <w:r/>
-            <w:r>
-              <w:rPr>
-                <w:rFonts w:ascii="宋体" w:hAnsi="宋体" w:eastAsia="宋体"/>
-                <w:sz w:val="20"/>
-              </w:rPr>
-              <w:t>需支持构建并维护"应用系统-域名-IP地址"之间的多对多映射关系模型。能够清晰展示单个应用系统所关联的所有域名及后端IP资产，实现应用级资产的统一视图和联动管理</w:t>
-            </w:r>
-          </w:p>
-        </w:tc>
-        <w:tc>
-          <w:tcPr>
-            <w:tcW w:type="dxa" w:w="1134"/>
-          </w:tcPr>
-          <w:p>
-            <w:r/>
-            <w:r>
-              <w:rPr>
-                <w:rFonts w:ascii="宋体" w:hAnsi="宋体" w:eastAsia="宋体"/>
-                <w:sz w:val="20"/>
-              </w:rPr>
-              <w:t>本方案3.2 资产管理中心</w:t>
-            </w:r>
-          </w:p>
-        </w:tc>
-      </w:tr>
-      <w:tr>
-        <w:tc>
-          <w:tcPr>
-            <w:tcW w:type="dxa" w:w="567"/>
-          </w:tcPr>
-          <w:p>
-            <w:r/>
-            <w:r>
-              <w:rPr>
-                <w:rFonts w:ascii="宋体" w:hAnsi="宋体" w:eastAsia="宋体"/>
-                <w:sz w:val="20"/>
-              </w:rPr>
-              <w:t>12</w:t>
-            </w:r>
-          </w:p>
-        </w:tc>
-        <w:tc>
-          <w:tcPr>
-            <w:tcW w:type="dxa" w:w="1247"/>
-          </w:tcPr>
-          <w:p>
-            <w:r/>
-            <w:r>
-              <w:rPr>
-                <w:rFonts w:ascii="宋体" w:hAnsi="宋体" w:eastAsia="宋体"/>
-                <w:sz w:val="20"/>
-              </w:rPr>
-              <w:t>资产管理中心</w:t>
-            </w:r>
-          </w:p>
-        </w:tc>
-        <w:tc>
-          <w:tcPr>
-            <w:tcW w:type="dxa" w:w="1361"/>
-          </w:tcPr>
-          <w:p>
-            <w:r/>
-            <w:r>
-              <w:rPr>
-                <w:rFonts w:ascii="宋体" w:hAnsi="宋体" w:eastAsia="宋体"/>
-                <w:sz w:val="20"/>
-              </w:rPr>
-              <w:t>资产管理</w:t>
-            </w:r>
-          </w:p>
-        </w:tc>
-        <w:tc>
-          <w:tcPr>
-            <w:tcW w:type="dxa" w:w="4535"/>
-          </w:tcPr>
-          <w:p>
-            <w:r/>
-            <w:r>
-              <w:rPr>
-                <w:rFonts w:ascii="宋体" w:hAnsi="宋体" w:eastAsia="宋体"/>
-                <w:sz w:val="20"/>
-              </w:rPr>
-              <w:t>需建立应用安全健康度评估模型，整合应用负责人、关联域名数量、漏洞风险、合规状态等多维度指标进行综合打分。该模型需能与内网资产测绘平台、青藤云等第三方数据源对接，实现应用安全态势的自动化、可视化评估与监控</w:t>
-            </w:r>
-          </w:p>
-        </w:tc>
-        <w:tc>
-          <w:tcPr>
-            <w:tcW w:type="dxa" w:w="1134"/>
-          </w:tcPr>
-          <w:p>
-            <w:r/>
-            <w:r>
-              <w:rPr>
-                <w:rFonts w:ascii="宋体" w:hAnsi="宋体" w:eastAsia="宋体"/>
-                <w:sz w:val="20"/>
-              </w:rPr>
-              <w:t>本方案3.2 资产管理中心</w:t>
-            </w:r>
-          </w:p>
-        </w:tc>
-      </w:tr>
-      <w:tr>
-        <w:tc>
-          <w:tcPr>
-            <w:tcW w:type="dxa" w:w="567"/>
-          </w:tcPr>
-          <w:p>
-            <w:r/>
-            <w:r>
-              <w:rPr>
-                <w:rFonts w:ascii="宋体" w:hAnsi="宋体" w:eastAsia="宋体"/>
-                <w:sz w:val="20"/>
-              </w:rPr>
-              <w:t>13</w:t>
-            </w:r>
-          </w:p>
-        </w:tc>
-        <w:tc>
-          <w:tcPr>
-            <w:tcW w:type="dxa" w:w="1247"/>
-          </w:tcPr>
-          <w:p>
-            <w:r/>
-            <w:r>
-              <w:rPr>
-                <w:rFonts w:ascii="宋体" w:hAnsi="宋体" w:eastAsia="宋体"/>
-                <w:sz w:val="20"/>
-              </w:rPr>
-              <w:t>资产管理中心</w:t>
-            </w:r>
-          </w:p>
-        </w:tc>
-        <w:tc>
-          <w:tcPr>
-            <w:tcW w:type="dxa" w:w="1361"/>
-          </w:tcPr>
-          <w:p>
-            <w:r/>
-            <w:r>
-              <w:rPr>
-                <w:rFonts w:ascii="宋体" w:hAnsi="宋体" w:eastAsia="宋体"/>
-                <w:sz w:val="20"/>
-              </w:rPr>
-              <w:t>报表分析统计</w:t>
-            </w:r>
-          </w:p>
-        </w:tc>
-        <w:tc>
-          <w:tcPr>
-            <w:tcW w:type="dxa" w:w="4535"/>
-          </w:tcPr>
-          <w:p>
-            <w:r/>
-            <w:r>
-              <w:rPr>
-                <w:rFonts w:ascii="宋体" w:hAnsi="宋体" w:eastAsia="宋体"/>
-                <w:sz w:val="20"/>
-              </w:rPr>
-              <w:t>资产报表分析，可按单位、部门、风险、完整性、来源、时间趋势等维度进行数据分析</w:t>
-            </w:r>
-          </w:p>
-        </w:tc>
-        <w:tc>
-          <w:tcPr>
-            <w:tcW w:type="dxa" w:w="1134"/>
-          </w:tcPr>
-          <w:p>
-            <w:r/>
-            <w:r>
-              <w:rPr>
-                <w:rFonts w:ascii="宋体" w:hAnsi="宋体" w:eastAsia="宋体"/>
-                <w:sz w:val="20"/>
-              </w:rPr>
-              <w:t>本方案3.2 资产管理中心</w:t>
-            </w:r>
-          </w:p>
-        </w:tc>
-      </w:tr>
-      <w:tr>
-        <w:tc>
-          <w:tcPr>
-            <w:tcW w:type="dxa" w:w="567"/>
-          </w:tcPr>
-          <w:p>
-            <w:r/>
-            <w:r>
-              <w:rPr>
-                <w:rFonts w:ascii="宋体" w:hAnsi="宋体" w:eastAsia="宋体"/>
-                <w:sz w:val="20"/>
-              </w:rPr>
-              <w:t>14</w:t>
-            </w:r>
-          </w:p>
-        </w:tc>
-        <w:tc>
-          <w:tcPr>
-            <w:tcW w:type="dxa" w:w="1247"/>
-          </w:tcPr>
-          <w:p>
-            <w:r/>
-            <w:r>
-              <w:rPr>
-                <w:rFonts w:ascii="宋体" w:hAnsi="宋体" w:eastAsia="宋体"/>
-                <w:sz w:val="20"/>
-              </w:rPr>
-              <w:t>安全运营中心</w:t>
-            </w:r>
-          </w:p>
-        </w:tc>
-        <w:tc>
-          <w:tcPr>
-            <w:tcW w:type="dxa" w:w="1361"/>
-          </w:tcPr>
-          <w:p>
-            <w:r/>
-            <w:r>
-              <w:rPr>
-                <w:rFonts w:ascii="宋体" w:hAnsi="宋体" w:eastAsia="宋体"/>
-                <w:sz w:val="20"/>
-              </w:rPr>
-              <w:t>告警采集</w:t>
-            </w:r>
-          </w:p>
-        </w:tc>
-        <w:tc>
-          <w:tcPr>
-            <w:tcW w:type="dxa" w:w="4535"/>
-          </w:tcPr>
-          <w:p>
-            <w:r/>
-            <w:r>
-              <w:rPr>
-                <w:rFonts w:ascii="宋体" w:hAnsi="宋体" w:eastAsia="宋体"/>
-                <w:sz w:val="20"/>
-              </w:rPr>
-              <w:t>具备告警采集功能，支持对接主流安全产品，包括但不限于主机安全、终端安全、态势感知、云防火墙等</w:t>
-            </w:r>
-          </w:p>
-        </w:tc>
-        <w:tc>
-          <w:tcPr>
-            <w:tcW w:type="dxa" w:w="1134"/>
-          </w:tcPr>
-          <w:p>
-            <w:r/>
-            <w:r>
-              <w:rPr>
-                <w:rFonts w:ascii="宋体" w:hAnsi="宋体" w:eastAsia="宋体"/>
-                <w:sz w:val="20"/>
-              </w:rPr>
-              <w:t>本方案3.3 安全运营中心</w:t>
-            </w:r>
-          </w:p>
-        </w:tc>
-      </w:tr>
-      <w:tr>
-        <w:tc>
-          <w:tcPr>
-            <w:tcW w:type="dxa" w:w="567"/>
-          </w:tcPr>
-          <w:p>
-            <w:r/>
-            <w:r>
-              <w:rPr>
-                <w:rFonts w:ascii="宋体" w:hAnsi="宋体" w:eastAsia="宋体"/>
-                <w:sz w:val="20"/>
-              </w:rPr>
-              <w:t>15</w:t>
-            </w:r>
-          </w:p>
-        </w:tc>
-        <w:tc>
-          <w:tcPr>
-            <w:tcW w:type="dxa" w:w="1247"/>
-          </w:tcPr>
-          <w:p>
-            <w:r/>
-            <w:r>
-              <w:rPr>
-                <w:rFonts w:ascii="宋体" w:hAnsi="宋体" w:eastAsia="宋体"/>
-                <w:sz w:val="20"/>
-              </w:rPr>
-              <w:t>安全运营中心</w:t>
-            </w:r>
-          </w:p>
-        </w:tc>
-        <w:tc>
-          <w:tcPr>
-            <w:tcW w:type="dxa" w:w="1361"/>
-          </w:tcPr>
-          <w:p>
-            <w:r/>
-            <w:r>
-              <w:rPr>
-                <w:rFonts w:ascii="宋体" w:hAnsi="宋体" w:eastAsia="宋体"/>
-                <w:sz w:val="20"/>
-              </w:rPr>
-              <w:t>告警采集</w:t>
-            </w:r>
-          </w:p>
-        </w:tc>
-        <w:tc>
-          <w:tcPr>
-            <w:tcW w:type="dxa" w:w="4535"/>
-          </w:tcPr>
-          <w:p>
-            <w:r/>
-            <w:r>
-              <w:rPr>
-                <w:rFonts w:ascii="宋体" w:hAnsi="宋体" w:eastAsia="宋体"/>
-                <w:sz w:val="20"/>
-              </w:rPr>
-              <w:t>具备对告警进行智能降噪过滤，识别精准有效高危告警，包含主机安全告警、态感安全告警、车端安全告警等</w:t>
-            </w:r>
-          </w:p>
-        </w:tc>
-        <w:tc>
-          <w:tcPr>
-            <w:tcW w:type="dxa" w:w="1134"/>
-          </w:tcPr>
-          <w:p>
-            <w:r/>
-            <w:r>
-              <w:rPr>
-                <w:rFonts w:ascii="宋体" w:hAnsi="宋体" w:eastAsia="宋体"/>
-                <w:sz w:val="20"/>
-              </w:rPr>
-              <w:t>本方案3.3 安全运营中心</w:t>
-            </w:r>
-          </w:p>
-        </w:tc>
-      </w:tr>
-      <w:tr>
-        <w:tc>
-          <w:tcPr>
-            <w:tcW w:type="dxa" w:w="567"/>
-          </w:tcPr>
-          <w:p>
-            <w:r/>
-            <w:r>
-              <w:rPr>
-                <w:rFonts w:ascii="宋体" w:hAnsi="宋体" w:eastAsia="宋体"/>
-                <w:sz w:val="20"/>
-              </w:rPr>
-              <w:t>16</w:t>
-            </w:r>
-          </w:p>
-        </w:tc>
-        <w:tc>
-          <w:tcPr>
-            <w:tcW w:type="dxa" w:w="1247"/>
-          </w:tcPr>
-          <w:p>
-            <w:r/>
-            <w:r>
-              <w:rPr>
-                <w:rFonts w:ascii="宋体" w:hAnsi="宋体" w:eastAsia="宋体"/>
-                <w:sz w:val="20"/>
-              </w:rPr>
-              <w:t>安全运营中心</w:t>
-            </w:r>
-          </w:p>
-        </w:tc>
-        <w:tc>
-          <w:tcPr>
-            <w:tcW w:type="dxa" w:w="1361"/>
-          </w:tcPr>
-          <w:p>
-            <w:r/>
-            <w:r>
-              <w:rPr>
-                <w:rFonts w:ascii="宋体" w:hAnsi="宋体" w:eastAsia="宋体"/>
-                <w:sz w:val="20"/>
-              </w:rPr>
-              <w:t>告警采集</w:t>
-            </w:r>
-          </w:p>
-        </w:tc>
-        <w:tc>
-          <w:tcPr>
-            <w:tcW w:type="dxa" w:w="4535"/>
-          </w:tcPr>
-          <w:p>
-            <w:r/>
-            <w:r>
-              <w:rPr>
-                <w:rFonts w:ascii="宋体" w:hAnsi="宋体" w:eastAsia="宋体"/>
-                <w:sz w:val="20"/>
-              </w:rPr>
-              <w:t>支持对接本地IT运维平台，包括但不限于ITSM、邮件、即时通讯等，实现告警自动通知、工单自动预警；</w:t>
-            </w:r>
-          </w:p>
-        </w:tc>
-        <w:tc>
-          <w:tcPr>
-            <w:tcW w:type="dxa" w:w="1134"/>
-          </w:tcPr>
-          <w:p>
-            <w:r/>
-            <w:r>
-              <w:rPr>
-                <w:rFonts w:ascii="宋体" w:hAnsi="宋体" w:eastAsia="宋体"/>
-                <w:sz w:val="20"/>
-              </w:rPr>
-              <w:t>本方案3.3 安全运营中心</w:t>
-            </w:r>
-          </w:p>
-        </w:tc>
-      </w:tr>
-      <w:tr>
-        <w:tc>
-          <w:tcPr>
-            <w:tcW w:type="dxa" w:w="567"/>
-          </w:tcPr>
-          <w:p>
-            <w:r/>
-            <w:r>
-              <w:rPr>
-                <w:rFonts w:ascii="宋体" w:hAnsi="宋体" w:eastAsia="宋体"/>
-                <w:sz w:val="20"/>
-              </w:rPr>
-              <w:t>17</w:t>
-            </w:r>
-          </w:p>
-        </w:tc>
-        <w:tc>
-          <w:tcPr>
-            <w:tcW w:type="dxa" w:w="1247"/>
-          </w:tcPr>
-          <w:p>
-            <w:r/>
-            <w:r>
-              <w:rPr>
-                <w:rFonts w:ascii="宋体" w:hAnsi="宋体" w:eastAsia="宋体"/>
-                <w:sz w:val="20"/>
-              </w:rPr>
-              <w:t>安全运营中心</w:t>
-            </w:r>
-          </w:p>
-        </w:tc>
-        <w:tc>
-          <w:tcPr>
-            <w:tcW w:type="dxa" w:w="1361"/>
-          </w:tcPr>
-          <w:p>
-            <w:r/>
-            <w:r>
-              <w:rPr>
-                <w:rFonts w:ascii="宋体" w:hAnsi="宋体" w:eastAsia="宋体"/>
-                <w:sz w:val="20"/>
-              </w:rPr>
-              <w:t>安全告警处置</w:t>
-            </w:r>
-          </w:p>
-        </w:tc>
-        <w:tc>
-          <w:tcPr>
-            <w:tcW w:type="dxa" w:w="4535"/>
-          </w:tcPr>
-          <w:p>
-            <w:r/>
-            <w:r>
-              <w:rPr>
-                <w:rFonts w:ascii="宋体" w:hAnsi="宋体" w:eastAsia="宋体"/>
-                <w:sz w:val="20"/>
-              </w:rPr>
-              <w:t>具备安全告警管理功能，支持各类安全告警数据的集中管理（含本地数据中心、私有云、公有云和海外云等安全产品告警），包含告警分析与研判，工单分类定级，工单通报预警等</w:t>
-            </w:r>
-          </w:p>
-        </w:tc>
-        <w:tc>
-          <w:tcPr>
-            <w:tcW w:type="dxa" w:w="1134"/>
-          </w:tcPr>
-          <w:p>
-            <w:r/>
-            <w:r>
-              <w:rPr>
-                <w:rFonts w:ascii="宋体" w:hAnsi="宋体" w:eastAsia="宋体"/>
-                <w:sz w:val="20"/>
-              </w:rPr>
-              <w:t>本方案3.3 安全运营中心</w:t>
-            </w:r>
-          </w:p>
-        </w:tc>
-      </w:tr>
-      <w:tr>
-        <w:tc>
-          <w:tcPr>
-            <w:tcW w:type="dxa" w:w="567"/>
-          </w:tcPr>
-          <w:p>
-            <w:r/>
-            <w:r>
-              <w:rPr>
-                <w:rFonts w:ascii="宋体" w:hAnsi="宋体" w:eastAsia="宋体"/>
-                <w:sz w:val="20"/>
-              </w:rPr>
-              <w:t>18</w:t>
-            </w:r>
-          </w:p>
-        </w:tc>
-        <w:tc>
-          <w:tcPr>
-            <w:tcW w:type="dxa" w:w="1247"/>
-          </w:tcPr>
-          <w:p>
-            <w:r/>
-            <w:r>
-              <w:rPr>
-                <w:rFonts w:ascii="宋体" w:hAnsi="宋体" w:eastAsia="宋体"/>
-                <w:sz w:val="20"/>
-              </w:rPr>
-              <w:t>安全运营中心</w:t>
-            </w:r>
-          </w:p>
-        </w:tc>
-        <w:tc>
-          <w:tcPr>
-            <w:tcW w:type="dxa" w:w="1361"/>
-          </w:tcPr>
-          <w:p>
-            <w:r/>
-            <w:r>
-              <w:rPr>
-                <w:rFonts w:ascii="宋体" w:hAnsi="宋体" w:eastAsia="宋体"/>
-                <w:sz w:val="20"/>
-              </w:rPr>
-              <w:t>安全告警处置</w:t>
-            </w:r>
-          </w:p>
-        </w:tc>
-        <w:tc>
-          <w:tcPr>
-            <w:tcW w:type="dxa" w:w="4535"/>
-          </w:tcPr>
-          <w:p>
-            <w:r/>
-            <w:r>
-              <w:rPr>
-                <w:rFonts w:ascii="宋体" w:hAnsi="宋体" w:eastAsia="宋体"/>
-                <w:sz w:val="20"/>
-              </w:rPr>
-              <w:t>具备智能研判、智能溯源能力，智能获取相关日志进行告警溯源分析</w:t>
-            </w:r>
-          </w:p>
-        </w:tc>
-        <w:tc>
-          <w:tcPr>
-            <w:tcW w:type="dxa" w:w="1134"/>
-          </w:tcPr>
-          <w:p>
-            <w:r/>
-            <w:r>
-              <w:rPr>
-                <w:rFonts w:ascii="宋体" w:hAnsi="宋体" w:eastAsia="宋体"/>
-                <w:sz w:val="20"/>
-              </w:rPr>
-              <w:t>本方案3.3 安全运营中心</w:t>
-            </w:r>
-          </w:p>
-        </w:tc>
-      </w:tr>
-      <w:tr>
-        <w:tc>
-          <w:tcPr>
-            <w:tcW w:type="dxa" w:w="567"/>
-          </w:tcPr>
-          <w:p>
-            <w:r/>
-            <w:r>
-              <w:rPr>
-                <w:rFonts w:ascii="宋体" w:hAnsi="宋体" w:eastAsia="宋体"/>
-                <w:sz w:val="20"/>
-              </w:rPr>
-              <w:t>19</w:t>
-            </w:r>
-          </w:p>
-        </w:tc>
-        <w:tc>
-          <w:tcPr>
-            <w:tcW w:type="dxa" w:w="1247"/>
-          </w:tcPr>
-          <w:p>
-            <w:r/>
-            <w:r>
-              <w:rPr>
-                <w:rFonts w:ascii="宋体" w:hAnsi="宋体" w:eastAsia="宋体"/>
-                <w:sz w:val="20"/>
-              </w:rPr>
-              <w:t>安全运营中心</w:t>
-            </w:r>
-          </w:p>
-        </w:tc>
-        <w:tc>
-          <w:tcPr>
-            <w:tcW w:type="dxa" w:w="1361"/>
-          </w:tcPr>
-          <w:p>
-            <w:r/>
-            <w:r>
-              <w:rPr>
-                <w:rFonts w:ascii="宋体" w:hAnsi="宋体" w:eastAsia="宋体"/>
-                <w:sz w:val="20"/>
-              </w:rPr>
-              <w:t>安全告警处置</w:t>
-            </w:r>
-          </w:p>
-        </w:tc>
-        <w:tc>
-          <w:tcPr>
-            <w:tcW w:type="dxa" w:w="4535"/>
-          </w:tcPr>
-          <w:p>
-            <w:r/>
-            <w:r>
-              <w:rPr>
-                <w:rFonts w:ascii="宋体" w:hAnsi="宋体" w:eastAsia="宋体"/>
-                <w:sz w:val="20"/>
-              </w:rPr>
-              <w:t>可基于安全业务指标SLA，可视化工单完成情况，逾期提醒（邮件或即时通信通知），加强工单质量管理</w:t>
-            </w:r>
-          </w:p>
-        </w:tc>
-        <w:tc>
-          <w:tcPr>
-            <w:tcW w:type="dxa" w:w="1134"/>
-          </w:tcPr>
-          <w:p>
-            <w:r/>
-            <w:r>
-              <w:rPr>
-                <w:rFonts w:ascii="宋体" w:hAnsi="宋体" w:eastAsia="宋体"/>
-                <w:sz w:val="20"/>
-              </w:rPr>
-              <w:t>本方案3.3 安全运营中心</w:t>
-            </w:r>
-          </w:p>
-        </w:tc>
-      </w:tr>
-      <w:tr>
-        <w:tc>
-          <w:tcPr>
-            <w:tcW w:type="dxa" w:w="567"/>
-          </w:tcPr>
-          <w:p>
-            <w:r/>
-            <w:r>
-              <w:rPr>
-                <w:rFonts w:ascii="宋体" w:hAnsi="宋体" w:eastAsia="宋体"/>
-                <w:sz w:val="20"/>
-              </w:rPr>
-              <w:t>20</w:t>
-            </w:r>
-          </w:p>
-        </w:tc>
-        <w:tc>
-          <w:tcPr>
-            <w:tcW w:type="dxa" w:w="1247"/>
-          </w:tcPr>
-          <w:p>
-            <w:r/>
-            <w:r>
-              <w:rPr>
-                <w:rFonts w:ascii="宋体" w:hAnsi="宋体" w:eastAsia="宋体"/>
-                <w:sz w:val="20"/>
-              </w:rPr>
-              <w:t>安全运营中心</w:t>
-            </w:r>
-          </w:p>
-        </w:tc>
-        <w:tc>
-          <w:tcPr>
-            <w:tcW w:type="dxa" w:w="1361"/>
-          </w:tcPr>
-          <w:p>
-            <w:r/>
-            <w:r>
-              <w:rPr>
-                <w:rFonts w:ascii="宋体" w:hAnsi="宋体" w:eastAsia="宋体"/>
-                <w:sz w:val="20"/>
-              </w:rPr>
-              <w:t>安全风险处置</w:t>
-            </w:r>
-          </w:p>
-        </w:tc>
-        <w:tc>
-          <w:tcPr>
-            <w:tcW w:type="dxa" w:w="4535"/>
-          </w:tcPr>
-          <w:p>
-            <w:r/>
-            <w:r>
-              <w:rPr>
-                <w:rFonts w:ascii="宋体" w:hAnsi="宋体" w:eastAsia="宋体"/>
-                <w:sz w:val="20"/>
-              </w:rPr>
-              <w:t>具备安全风险处置工单流程，支持风险建单、派单、处置、复测、关闭等工单流程；根据业务需求可自定义调整工单流程；支持按风险级别、风险类型等设置不同的风险处置流程、风险SLA指标等；</w:t>
-            </w:r>
-          </w:p>
-        </w:tc>
-        <w:tc>
-          <w:tcPr>
-            <w:tcW w:type="dxa" w:w="1134"/>
-          </w:tcPr>
-          <w:p>
-            <w:r/>
-            <w:r>
-              <w:rPr>
-                <w:rFonts w:ascii="宋体" w:hAnsi="宋体" w:eastAsia="宋体"/>
-                <w:sz w:val="20"/>
-              </w:rPr>
-              <w:t>本方案3.3 安全运营中心</w:t>
-            </w:r>
-          </w:p>
-        </w:tc>
-      </w:tr>
-      <w:tr>
-        <w:tc>
-          <w:tcPr>
-            <w:tcW w:type="dxa" w:w="567"/>
-          </w:tcPr>
-          <w:p>
-            <w:r/>
-            <w:r>
-              <w:rPr>
-                <w:rFonts w:ascii="宋体" w:hAnsi="宋体" w:eastAsia="宋体"/>
-                <w:sz w:val="20"/>
-              </w:rPr>
-              <w:t>21</w:t>
-            </w:r>
-          </w:p>
-        </w:tc>
-        <w:tc>
-          <w:tcPr>
-            <w:tcW w:type="dxa" w:w="1247"/>
-          </w:tcPr>
-          <w:p>
-            <w:r/>
-            <w:r>
-              <w:rPr>
-                <w:rFonts w:ascii="宋体" w:hAnsi="宋体" w:eastAsia="宋体"/>
-                <w:sz w:val="20"/>
-              </w:rPr>
-              <w:t>安全运营中心</w:t>
-            </w:r>
-          </w:p>
-        </w:tc>
-        <w:tc>
-          <w:tcPr>
-            <w:tcW w:type="dxa" w:w="1361"/>
-          </w:tcPr>
-          <w:p>
-            <w:r/>
-            <w:r>
-              <w:rPr>
-                <w:rFonts w:ascii="宋体" w:hAnsi="宋体" w:eastAsia="宋体"/>
-                <w:sz w:val="20"/>
-              </w:rPr>
-              <w:t>安全风险处置</w:t>
-            </w:r>
-          </w:p>
-        </w:tc>
-        <w:tc>
-          <w:tcPr>
-            <w:tcW w:type="dxa" w:w="4535"/>
-          </w:tcPr>
-          <w:p>
-            <w:r/>
-            <w:r>
-              <w:rPr>
-                <w:rFonts w:ascii="宋体" w:hAnsi="宋体" w:eastAsia="宋体"/>
-                <w:sz w:val="20"/>
-              </w:rPr>
-              <w:t>支持风险智能处置，AI自动调用工具完成风险处置或复测</w:t>
-            </w:r>
-          </w:p>
-        </w:tc>
-        <w:tc>
-          <w:tcPr>
-            <w:tcW w:type="dxa" w:w="1134"/>
-          </w:tcPr>
-          <w:p>
-            <w:r/>
-            <w:r>
-              <w:rPr>
-                <w:rFonts w:ascii="宋体" w:hAnsi="宋体" w:eastAsia="宋体"/>
-                <w:sz w:val="20"/>
-              </w:rPr>
-              <w:t>本方案3.3 安全运营中心</w:t>
-            </w:r>
-          </w:p>
-        </w:tc>
-      </w:tr>
-      <w:tr>
-        <w:tc>
-          <w:tcPr>
-            <w:tcW w:type="dxa" w:w="567"/>
-          </w:tcPr>
-          <w:p>
-            <w:r/>
-            <w:r>
-              <w:rPr>
-                <w:rFonts w:ascii="宋体" w:hAnsi="宋体" w:eastAsia="宋体"/>
-                <w:sz w:val="20"/>
-              </w:rPr>
-              <w:t>22</w:t>
-            </w:r>
-          </w:p>
-        </w:tc>
-        <w:tc>
-          <w:tcPr>
-            <w:tcW w:type="dxa" w:w="1247"/>
-          </w:tcPr>
-          <w:p>
-            <w:r/>
-            <w:r>
-              <w:rPr>
-                <w:rFonts w:ascii="宋体" w:hAnsi="宋体" w:eastAsia="宋体"/>
-                <w:sz w:val="20"/>
-              </w:rPr>
-              <w:t>安全运营中心</w:t>
-            </w:r>
-          </w:p>
-        </w:tc>
-        <w:tc>
-          <w:tcPr>
-            <w:tcW w:type="dxa" w:w="1361"/>
-          </w:tcPr>
-          <w:p>
-            <w:r/>
-            <w:r>
-              <w:rPr>
-                <w:rFonts w:ascii="宋体" w:hAnsi="宋体" w:eastAsia="宋体"/>
-                <w:sz w:val="20"/>
-              </w:rPr>
-              <w:t>安全事件处置</w:t>
-            </w:r>
-          </w:p>
-        </w:tc>
-        <w:tc>
-          <w:tcPr>
-            <w:tcW w:type="dxa" w:w="4535"/>
-          </w:tcPr>
-          <w:p>
-            <w:r/>
-            <w:r>
-              <w:rPr>
-                <w:rFonts w:ascii="宋体" w:hAnsi="宋体" w:eastAsia="宋体"/>
-                <w:sz w:val="20"/>
-              </w:rPr>
-              <w:t>具备安全事件处置工单流程，支持派单、处置、溯源、复测、总结等工单流程，支持按业务需求进行自定义调整工单流程；支持按事件级别、事件类型等设置不同的事件处置流程、事件SLA指标等；</w:t>
-            </w:r>
-          </w:p>
-        </w:tc>
-        <w:tc>
-          <w:tcPr>
-            <w:tcW w:type="dxa" w:w="1134"/>
-          </w:tcPr>
-          <w:p>
-            <w:r/>
-            <w:r>
-              <w:rPr>
-                <w:rFonts w:ascii="宋体" w:hAnsi="宋体" w:eastAsia="宋体"/>
-                <w:sz w:val="20"/>
-              </w:rPr>
-              <w:t>本方案3.3 安全运营中心</w:t>
-            </w:r>
-          </w:p>
-        </w:tc>
-      </w:tr>
-      <w:tr>
-        <w:tc>
-          <w:tcPr>
-            <w:tcW w:type="dxa" w:w="567"/>
-          </w:tcPr>
-          <w:p>
-            <w:r/>
-            <w:r>
-              <w:rPr>
-                <w:rFonts w:ascii="宋体" w:hAnsi="宋体" w:eastAsia="宋体"/>
-                <w:sz w:val="20"/>
-              </w:rPr>
-              <w:t>23</w:t>
-            </w:r>
-          </w:p>
-        </w:tc>
-        <w:tc>
-          <w:tcPr>
-            <w:tcW w:type="dxa" w:w="1247"/>
-          </w:tcPr>
-          <w:p>
-            <w:r/>
-            <w:r>
-              <w:rPr>
-                <w:rFonts w:ascii="宋体" w:hAnsi="宋体" w:eastAsia="宋体"/>
-                <w:sz w:val="20"/>
-              </w:rPr>
-              <w:t>安全运营中心</w:t>
-            </w:r>
-          </w:p>
-        </w:tc>
-        <w:tc>
-          <w:tcPr>
-            <w:tcW w:type="dxa" w:w="1361"/>
-          </w:tcPr>
-          <w:p>
-            <w:r/>
-            <w:r>
-              <w:rPr>
-                <w:rFonts w:ascii="宋体" w:hAnsi="宋体" w:eastAsia="宋体"/>
-                <w:sz w:val="20"/>
-              </w:rPr>
-              <w:t>安全事件处置</w:t>
-            </w:r>
-          </w:p>
-        </w:tc>
-        <w:tc>
-          <w:tcPr>
-            <w:tcW w:type="dxa" w:w="4535"/>
-          </w:tcPr>
-          <w:p>
-            <w:r/>
-            <w:r>
-              <w:rPr>
-                <w:rFonts w:ascii="宋体" w:hAnsi="宋体" w:eastAsia="宋体"/>
-                <w:sz w:val="20"/>
-              </w:rPr>
-              <w:t>支持事件智能处置，AI自动调用工具实现部分场景的事件处置</w:t>
-            </w:r>
-          </w:p>
-        </w:tc>
-        <w:tc>
-          <w:tcPr>
-            <w:tcW w:type="dxa" w:w="1134"/>
-          </w:tcPr>
-          <w:p>
-            <w:r/>
-            <w:r>
-              <w:rPr>
-                <w:rFonts w:ascii="宋体" w:hAnsi="宋体" w:eastAsia="宋体"/>
-                <w:sz w:val="20"/>
-              </w:rPr>
-              <w:t>本方案3.3 安全运营中心</w:t>
-            </w:r>
-          </w:p>
-        </w:tc>
-      </w:tr>
-      <w:tr>
-        <w:tc>
-          <w:tcPr>
-            <w:tcW w:type="dxa" w:w="567"/>
-          </w:tcPr>
-          <w:p>
-            <w:r/>
-            <w:r>
-              <w:rPr>
-                <w:rFonts w:ascii="宋体" w:hAnsi="宋体" w:eastAsia="宋体"/>
-                <w:sz w:val="20"/>
-              </w:rPr>
-              <w:t>24</w:t>
-            </w:r>
-          </w:p>
-        </w:tc>
-        <w:tc>
-          <w:tcPr>
-            <w:tcW w:type="dxa" w:w="1247"/>
-          </w:tcPr>
-          <w:p>
-            <w:r/>
-            <w:r>
-              <w:rPr>
-                <w:rFonts w:ascii="宋体" w:hAnsi="宋体" w:eastAsia="宋体"/>
-                <w:sz w:val="20"/>
-              </w:rPr>
-              <w:t>安全运营中心</w:t>
-            </w:r>
-          </w:p>
-        </w:tc>
-        <w:tc>
-          <w:tcPr>
-            <w:tcW w:type="dxa" w:w="1361"/>
-          </w:tcPr>
-          <w:p>
-            <w:r/>
-            <w:r>
-              <w:rPr>
-                <w:rFonts w:ascii="宋体" w:hAnsi="宋体" w:eastAsia="宋体"/>
-                <w:sz w:val="20"/>
-              </w:rPr>
-              <w:t>报表分析统计</w:t>
-            </w:r>
-          </w:p>
-        </w:tc>
-        <w:tc>
-          <w:tcPr>
-            <w:tcW w:type="dxa" w:w="4535"/>
-          </w:tcPr>
-          <w:p>
-            <w:r/>
-            <w:r>
-              <w:rPr>
-                <w:rFonts w:ascii="宋体" w:hAnsi="宋体" w:eastAsia="宋体"/>
-                <w:sz w:val="20"/>
-              </w:rPr>
-              <w:t>报表分析，统计告警、风险、事件态势等各类安全运营报表</w:t>
-            </w:r>
-          </w:p>
-        </w:tc>
-        <w:tc>
-          <w:tcPr>
-            <w:tcW w:type="dxa" w:w="1134"/>
-          </w:tcPr>
-          <w:p>
-            <w:r/>
-            <w:r>
-              <w:rPr>
-                <w:rFonts w:ascii="宋体" w:hAnsi="宋体" w:eastAsia="宋体"/>
-                <w:sz w:val="20"/>
-              </w:rPr>
-              <w:t>本方案3.3 安全运营中心</w:t>
-            </w:r>
-          </w:p>
-        </w:tc>
-      </w:tr>
-      <w:tr>
-        <w:tc>
-          <w:tcPr>
-            <w:tcW w:type="dxa" w:w="567"/>
-          </w:tcPr>
-          <w:p>
-            <w:r/>
-            <w:r>
-              <w:rPr>
-                <w:rFonts w:ascii="宋体" w:hAnsi="宋体" w:eastAsia="宋体"/>
-                <w:sz w:val="20"/>
-              </w:rPr>
-              <w:t>25</w:t>
-            </w:r>
-          </w:p>
-        </w:tc>
-        <w:tc>
-          <w:tcPr>
-            <w:tcW w:type="dxa" w:w="1247"/>
-          </w:tcPr>
-          <w:p>
-            <w:r/>
-            <w:r>
-              <w:rPr>
-                <w:rFonts w:ascii="宋体" w:hAnsi="宋体" w:eastAsia="宋体"/>
-                <w:sz w:val="20"/>
-              </w:rPr>
-              <w:t>安全运营中心</w:t>
-            </w:r>
-          </w:p>
-        </w:tc>
-        <w:tc>
-          <w:tcPr>
-            <w:tcW w:type="dxa" w:w="1361"/>
-          </w:tcPr>
-          <w:p>
-            <w:r/>
-            <w:r>
-              <w:rPr>
-                <w:rFonts w:ascii="宋体" w:hAnsi="宋体" w:eastAsia="宋体"/>
-                <w:sz w:val="20"/>
-              </w:rPr>
-              <w:t>报表分析统计</w:t>
-            </w:r>
-          </w:p>
-        </w:tc>
-        <w:tc>
-          <w:tcPr>
-            <w:tcW w:type="dxa" w:w="4535"/>
-          </w:tcPr>
-          <w:p>
-            <w:r/>
-            <w:r>
-              <w:rPr>
-                <w:rFonts w:ascii="宋体" w:hAnsi="宋体" w:eastAsia="宋体"/>
-                <w:sz w:val="20"/>
-              </w:rPr>
-              <w:t>支持AI智能获取数据智能统计分析数据，输出图表及分析结论</w:t>
-            </w:r>
-          </w:p>
-        </w:tc>
-        <w:tc>
-          <w:tcPr>
-            <w:tcW w:type="dxa" w:w="1134"/>
-          </w:tcPr>
-          <w:p>
-            <w:r/>
-            <w:r>
-              <w:rPr>
-                <w:rFonts w:ascii="宋体" w:hAnsi="宋体" w:eastAsia="宋体"/>
-                <w:sz w:val="20"/>
-              </w:rPr>
-              <w:t>本方案3.3 安全运营中心</w:t>
-            </w:r>
-          </w:p>
-        </w:tc>
-      </w:tr>
-      <w:tr>
-        <w:tc>
-          <w:tcPr>
-            <w:tcW w:type="dxa" w:w="567"/>
-          </w:tcPr>
-          <w:p>
-            <w:r/>
-            <w:r>
-              <w:rPr>
-                <w:rFonts w:ascii="宋体" w:hAnsi="宋体" w:eastAsia="宋体"/>
-                <w:sz w:val="20"/>
-              </w:rPr>
-              <w:t>26</w:t>
-            </w:r>
-          </w:p>
-        </w:tc>
-        <w:tc>
-          <w:tcPr>
-            <w:tcW w:type="dxa" w:w="1247"/>
-          </w:tcPr>
-          <w:p>
-            <w:r/>
-            <w:r>
-              <w:rPr>
-                <w:rFonts w:ascii="宋体" w:hAnsi="宋体" w:eastAsia="宋体"/>
-                <w:sz w:val="20"/>
-              </w:rPr>
-              <w:t>安全开发中心</w:t>
-            </w:r>
-          </w:p>
-        </w:tc>
-        <w:tc>
-          <w:tcPr>
-            <w:tcW w:type="dxa" w:w="1361"/>
-          </w:tcPr>
-          <w:p>
-            <w:r/>
-            <w:r>
-              <w:rPr>
-                <w:rFonts w:ascii="宋体" w:hAnsi="宋体" w:eastAsia="宋体"/>
-                <w:sz w:val="20"/>
-              </w:rPr>
-              <w:t>SDL全生命周期管理</w:t>
-            </w:r>
-          </w:p>
-        </w:tc>
-        <w:tc>
-          <w:tcPr>
-            <w:tcW w:type="dxa" w:w="4535"/>
-          </w:tcPr>
-          <w:p>
-            <w:r/>
-            <w:r>
-              <w:rPr>
-                <w:rFonts w:ascii="宋体" w:hAnsi="宋体" w:eastAsia="宋体"/>
-                <w:sz w:val="20"/>
-              </w:rPr>
-              <w:t>具备SDL软件安全全生命周期管理功能，支持安全定级、需求设计、安全开发、安全检测、安全上线等功能；</w:t>
-            </w:r>
-          </w:p>
-        </w:tc>
-        <w:tc>
-          <w:tcPr>
-            <w:tcW w:type="dxa" w:w="1134"/>
-          </w:tcPr>
-          <w:p>
-            <w:r/>
-            <w:r>
-              <w:rPr>
-                <w:rFonts w:ascii="宋体" w:hAnsi="宋体" w:eastAsia="宋体"/>
-                <w:sz w:val="20"/>
-              </w:rPr>
-              <w:t>本方案3.4 安全开发中心</w:t>
-            </w:r>
-          </w:p>
-        </w:tc>
-      </w:tr>
-      <w:tr>
-        <w:tc>
-          <w:tcPr>
-            <w:tcW w:type="dxa" w:w="567"/>
-          </w:tcPr>
-          <w:p>
-            <w:r/>
-            <w:r>
-              <w:rPr>
-                <w:rFonts w:ascii="宋体" w:hAnsi="宋体" w:eastAsia="宋体"/>
-                <w:sz w:val="20"/>
-              </w:rPr>
-              <w:t>27</w:t>
-            </w:r>
-          </w:p>
-        </w:tc>
-        <w:tc>
-          <w:tcPr>
-            <w:tcW w:type="dxa" w:w="1247"/>
-          </w:tcPr>
-          <w:p>
-            <w:r/>
-            <w:r>
-              <w:rPr>
-                <w:rFonts w:ascii="宋体" w:hAnsi="宋体" w:eastAsia="宋体"/>
-                <w:sz w:val="20"/>
-              </w:rPr>
-              <w:t>安全开发中心</w:t>
-            </w:r>
-          </w:p>
-        </w:tc>
-        <w:tc>
-          <w:tcPr>
-            <w:tcW w:type="dxa" w:w="1361"/>
-          </w:tcPr>
-          <w:p>
-            <w:r/>
-            <w:r>
-              <w:rPr>
-                <w:rFonts w:ascii="宋体" w:hAnsi="宋体" w:eastAsia="宋体"/>
-                <w:sz w:val="20"/>
-              </w:rPr>
-              <w:t>SDL全生命周期管理</w:t>
-            </w:r>
-          </w:p>
-        </w:tc>
-        <w:tc>
-          <w:tcPr>
-            <w:tcW w:type="dxa" w:w="4535"/>
-          </w:tcPr>
-          <w:p>
-            <w:r/>
-            <w:r>
-              <w:rPr>
-                <w:rFonts w:ascii="宋体" w:hAnsi="宋体" w:eastAsia="宋体"/>
-                <w:sz w:val="20"/>
-              </w:rPr>
-              <w:t>依据等保要求进行业务系统安全定级，支持定级申请单提报、申请审批、定级确认、定级会签等功能；</w:t>
-            </w:r>
-          </w:p>
-        </w:tc>
-        <w:tc>
-          <w:tcPr>
-            <w:tcW w:type="dxa" w:w="1134"/>
-          </w:tcPr>
-          <w:p>
-            <w:r/>
-            <w:r>
-              <w:rPr>
-                <w:rFonts w:ascii="宋体" w:hAnsi="宋体" w:eastAsia="宋体"/>
-                <w:sz w:val="20"/>
-              </w:rPr>
-              <w:t>本方案3.4 安全开发中心</w:t>
-            </w:r>
-          </w:p>
-        </w:tc>
-      </w:tr>
-      <w:tr>
-        <w:tc>
-          <w:tcPr>
-            <w:tcW w:type="dxa" w:w="567"/>
-          </w:tcPr>
-          <w:p>
-            <w:r/>
-            <w:r>
-              <w:rPr>
-                <w:rFonts w:ascii="宋体" w:hAnsi="宋体" w:eastAsia="宋体"/>
-                <w:sz w:val="20"/>
-              </w:rPr>
-              <w:t>28</w:t>
-            </w:r>
-          </w:p>
-        </w:tc>
-        <w:tc>
-          <w:tcPr>
-            <w:tcW w:type="dxa" w:w="1247"/>
-          </w:tcPr>
-          <w:p>
-            <w:r/>
-            <w:r>
-              <w:rPr>
-                <w:rFonts w:ascii="宋体" w:hAnsi="宋体" w:eastAsia="宋体"/>
-                <w:sz w:val="20"/>
-              </w:rPr>
-              <w:t>安全开发中心</w:t>
-            </w:r>
-          </w:p>
-        </w:tc>
-        <w:tc>
-          <w:tcPr>
-            <w:tcW w:type="dxa" w:w="1361"/>
-          </w:tcPr>
-          <w:p>
-            <w:r/>
-            <w:r>
-              <w:rPr>
-                <w:rFonts w:ascii="宋体" w:hAnsi="宋体" w:eastAsia="宋体"/>
-                <w:sz w:val="20"/>
-              </w:rPr>
-              <w:t>SDL全生命周期管理</w:t>
-            </w:r>
-          </w:p>
-        </w:tc>
-        <w:tc>
-          <w:tcPr>
-            <w:tcW w:type="dxa" w:w="4535"/>
-          </w:tcPr>
-          <w:p>
-            <w:r/>
-            <w:r>
-              <w:rPr>
-                <w:rFonts w:ascii="宋体" w:hAnsi="宋体" w:eastAsia="宋体"/>
-                <w:sz w:val="20"/>
-              </w:rPr>
-              <w:t>具备安全需求设计功能，支持按定级级别关联不同安全需求项、需求应答、需求确认、安全方案设计等；</w:t>
-            </w:r>
-          </w:p>
-        </w:tc>
-        <w:tc>
-          <w:tcPr>
-            <w:tcW w:type="dxa" w:w="1134"/>
-          </w:tcPr>
-          <w:p>
-            <w:r/>
-            <w:r>
-              <w:rPr>
-                <w:rFonts w:ascii="宋体" w:hAnsi="宋体" w:eastAsia="宋体"/>
-                <w:sz w:val="20"/>
-              </w:rPr>
-              <w:t>本方案3.4 安全开发中心</w:t>
-            </w:r>
-          </w:p>
-        </w:tc>
-      </w:tr>
-      <w:tr>
-        <w:tc>
-          <w:tcPr>
-            <w:tcW w:type="dxa" w:w="567"/>
-          </w:tcPr>
-          <w:p>
-            <w:r/>
-            <w:r>
-              <w:rPr>
-                <w:rFonts w:ascii="宋体" w:hAnsi="宋体" w:eastAsia="宋体"/>
-                <w:sz w:val="20"/>
-              </w:rPr>
-              <w:t>29</w:t>
-            </w:r>
-          </w:p>
-        </w:tc>
-        <w:tc>
-          <w:tcPr>
-            <w:tcW w:type="dxa" w:w="1247"/>
-          </w:tcPr>
-          <w:p>
-            <w:r/>
-            <w:r>
-              <w:rPr>
-                <w:rFonts w:ascii="宋体" w:hAnsi="宋体" w:eastAsia="宋体"/>
-                <w:sz w:val="20"/>
-              </w:rPr>
-              <w:t>安全开发中心</w:t>
-            </w:r>
-          </w:p>
-        </w:tc>
-        <w:tc>
-          <w:tcPr>
-            <w:tcW w:type="dxa" w:w="1361"/>
-          </w:tcPr>
-          <w:p>
-            <w:r/>
-            <w:r>
-              <w:rPr>
-                <w:rFonts w:ascii="宋体" w:hAnsi="宋体" w:eastAsia="宋体"/>
-                <w:sz w:val="20"/>
-              </w:rPr>
-              <w:t>SDL全生命周期管理</w:t>
-            </w:r>
-          </w:p>
-        </w:tc>
-        <w:tc>
-          <w:tcPr>
-            <w:tcW w:type="dxa" w:w="4535"/>
-          </w:tcPr>
-          <w:p>
-            <w:r/>
-            <w:r>
-              <w:rPr>
-                <w:rFonts w:ascii="宋体" w:hAnsi="宋体" w:eastAsia="宋体"/>
-                <w:sz w:val="20"/>
-              </w:rPr>
-              <w:t>具备安全开发功能，支持按安全需求进行功能应答、软件基线比对等功能</w:t>
-            </w:r>
-          </w:p>
-        </w:tc>
-        <w:tc>
-          <w:tcPr>
-            <w:tcW w:type="dxa" w:w="1134"/>
-          </w:tcPr>
-          <w:p>
-            <w:r/>
-            <w:r>
-              <w:rPr>
-                <w:rFonts w:ascii="宋体" w:hAnsi="宋体" w:eastAsia="宋体"/>
-                <w:sz w:val="20"/>
-              </w:rPr>
-              <w:t>本方案3.4 安全开发中心</w:t>
-            </w:r>
-          </w:p>
-        </w:tc>
-      </w:tr>
-      <w:tr>
-        <w:tc>
-          <w:tcPr>
-            <w:tcW w:type="dxa" w:w="567"/>
-          </w:tcPr>
-          <w:p>
-            <w:r/>
-            <w:r>
-              <w:rPr>
-                <w:rFonts w:ascii="宋体" w:hAnsi="宋体" w:eastAsia="宋体"/>
-                <w:sz w:val="20"/>
-              </w:rPr>
-              <w:t>30</w:t>
-            </w:r>
-          </w:p>
-        </w:tc>
-        <w:tc>
-          <w:tcPr>
-            <w:tcW w:type="dxa" w:w="1247"/>
-          </w:tcPr>
-          <w:p>
-            <w:r/>
-            <w:r>
-              <w:rPr>
-                <w:rFonts w:ascii="宋体" w:hAnsi="宋体" w:eastAsia="宋体"/>
-                <w:sz w:val="20"/>
-              </w:rPr>
-              <w:t>安全开发中心</w:t>
-            </w:r>
-          </w:p>
-        </w:tc>
-        <w:tc>
-          <w:tcPr>
-            <w:tcW w:type="dxa" w:w="1361"/>
-          </w:tcPr>
-          <w:p>
-            <w:r/>
-            <w:r>
-              <w:rPr>
-                <w:rFonts w:ascii="宋体" w:hAnsi="宋体" w:eastAsia="宋体"/>
-                <w:sz w:val="20"/>
-              </w:rPr>
-              <w:t>SDL全生命周期管理</w:t>
-            </w:r>
-          </w:p>
-        </w:tc>
-        <w:tc>
-          <w:tcPr>
-            <w:tcW w:type="dxa" w:w="4535"/>
-          </w:tcPr>
-          <w:p>
-            <w:r/>
-            <w:r>
-              <w:rPr>
-                <w:rFonts w:ascii="宋体" w:hAnsi="宋体" w:eastAsia="宋体"/>
-                <w:sz w:val="20"/>
-              </w:rPr>
-              <w:t>具备安全检测功能，支持安全检测申请单提报、安全检测任务分配、任务执行、风险处置、风险复测等流程；</w:t>
-            </w:r>
-          </w:p>
-        </w:tc>
-        <w:tc>
-          <w:tcPr>
-            <w:tcW w:type="dxa" w:w="1134"/>
-          </w:tcPr>
-          <w:p>
-            <w:r/>
-            <w:r>
-              <w:rPr>
-                <w:rFonts w:ascii="宋体" w:hAnsi="宋体" w:eastAsia="宋体"/>
-                <w:sz w:val="20"/>
-              </w:rPr>
-              <w:t>本方案3.4 安全开发中心</w:t>
-            </w:r>
-          </w:p>
-        </w:tc>
-      </w:tr>
-      <w:tr>
-        <w:tc>
-          <w:tcPr>
-            <w:tcW w:type="dxa" w:w="567"/>
-          </w:tcPr>
-          <w:p>
-            <w:r/>
-            <w:r>
-              <w:rPr>
-                <w:rFonts w:ascii="宋体" w:hAnsi="宋体" w:eastAsia="宋体"/>
-                <w:sz w:val="20"/>
-              </w:rPr>
-              <w:t>31</w:t>
-            </w:r>
-          </w:p>
-        </w:tc>
-        <w:tc>
-          <w:tcPr>
-            <w:tcW w:type="dxa" w:w="1247"/>
-          </w:tcPr>
-          <w:p>
-            <w:r/>
-            <w:r>
-              <w:rPr>
-                <w:rFonts w:ascii="宋体" w:hAnsi="宋体" w:eastAsia="宋体"/>
-                <w:sz w:val="20"/>
-              </w:rPr>
-              <w:t>安全开发中心</w:t>
-            </w:r>
-          </w:p>
-        </w:tc>
-        <w:tc>
-          <w:tcPr>
-            <w:tcW w:type="dxa" w:w="1361"/>
-          </w:tcPr>
-          <w:p>
-            <w:r/>
-            <w:r>
-              <w:rPr>
-                <w:rFonts w:ascii="宋体" w:hAnsi="宋体" w:eastAsia="宋体"/>
-                <w:sz w:val="20"/>
-              </w:rPr>
-              <w:t>SDL全生命周期管理</w:t>
-            </w:r>
-          </w:p>
-        </w:tc>
-        <w:tc>
-          <w:tcPr>
-            <w:tcW w:type="dxa" w:w="4535"/>
-          </w:tcPr>
-          <w:p>
-            <w:r/>
-            <w:r>
-              <w:rPr>
-                <w:rFonts w:ascii="宋体" w:hAnsi="宋体" w:eastAsia="宋体"/>
-                <w:sz w:val="20"/>
-              </w:rPr>
-              <w:t>具备安全上线功能，支持对安全需求、安全功能、安全检测结果进行确认、会签；</w:t>
-            </w:r>
-          </w:p>
-        </w:tc>
-        <w:tc>
-          <w:tcPr>
-            <w:tcW w:type="dxa" w:w="1134"/>
-          </w:tcPr>
-          <w:p>
-            <w:r/>
-            <w:r>
-              <w:rPr>
-                <w:rFonts w:ascii="宋体" w:hAnsi="宋体" w:eastAsia="宋体"/>
-                <w:sz w:val="20"/>
-              </w:rPr>
-              <w:t>本方案3.4 安全开发中心</w:t>
-            </w:r>
-          </w:p>
-        </w:tc>
-      </w:tr>
-      <w:tr>
-        <w:tc>
-          <w:tcPr>
-            <w:tcW w:type="dxa" w:w="567"/>
-          </w:tcPr>
-          <w:p>
-            <w:r/>
-            <w:r>
-              <w:rPr>
-                <w:rFonts w:ascii="宋体" w:hAnsi="宋体" w:eastAsia="宋体"/>
-                <w:sz w:val="20"/>
-              </w:rPr>
-              <w:t>32</w:t>
-            </w:r>
-          </w:p>
-        </w:tc>
-        <w:tc>
-          <w:tcPr>
-            <w:tcW w:type="dxa" w:w="1247"/>
-          </w:tcPr>
-          <w:p>
-            <w:r/>
-            <w:r>
-              <w:rPr>
-                <w:rFonts w:ascii="宋体" w:hAnsi="宋体" w:eastAsia="宋体"/>
-                <w:sz w:val="20"/>
-              </w:rPr>
-              <w:t>安全开发中心</w:t>
-            </w:r>
-          </w:p>
-        </w:tc>
-        <w:tc>
-          <w:tcPr>
-            <w:tcW w:type="dxa" w:w="1361"/>
-          </w:tcPr>
-          <w:p>
-            <w:r/>
-            <w:r>
-              <w:rPr>
-                <w:rFonts w:ascii="宋体" w:hAnsi="宋体" w:eastAsia="宋体"/>
-                <w:sz w:val="20"/>
-              </w:rPr>
-              <w:t>SDL全生命周期管理</w:t>
-            </w:r>
-          </w:p>
-        </w:tc>
-        <w:tc>
-          <w:tcPr>
-            <w:tcW w:type="dxa" w:w="4535"/>
-          </w:tcPr>
-          <w:p>
-            <w:r/>
-            <w:r>
-              <w:rPr>
-                <w:rFonts w:ascii="宋体" w:hAnsi="宋体" w:eastAsia="宋体"/>
-                <w:sz w:val="20"/>
-              </w:rPr>
-              <w:t>具备全生命周期目视图、报表功能，支持各个软件项目各阶段状态集中展示、风险状态、安全检测任务状态展示；</w:t>
-            </w:r>
-          </w:p>
-        </w:tc>
-        <w:tc>
-          <w:tcPr>
-            <w:tcW w:type="dxa" w:w="1134"/>
-          </w:tcPr>
-          <w:p>
-            <w:r/>
-            <w:r>
-              <w:rPr>
-                <w:rFonts w:ascii="宋体" w:hAnsi="宋体" w:eastAsia="宋体"/>
-                <w:sz w:val="20"/>
-              </w:rPr>
-              <w:t>本方案3.4 安全开发中心</w:t>
-            </w:r>
-          </w:p>
-        </w:tc>
-      </w:tr>
-      <w:tr>
-        <w:tc>
-          <w:tcPr>
-            <w:tcW w:type="dxa" w:w="567"/>
-          </w:tcPr>
-          <w:p>
-            <w:r/>
-            <w:r>
-              <w:rPr>
-                <w:rFonts w:ascii="宋体" w:hAnsi="宋体" w:eastAsia="宋体"/>
-                <w:sz w:val="20"/>
-              </w:rPr>
-              <w:t>33</w:t>
-            </w:r>
-          </w:p>
-        </w:tc>
-        <w:tc>
-          <w:tcPr>
-            <w:tcW w:type="dxa" w:w="1247"/>
-          </w:tcPr>
-          <w:p>
-            <w:r/>
-            <w:r>
-              <w:rPr>
-                <w:rFonts w:ascii="宋体" w:hAnsi="宋体" w:eastAsia="宋体"/>
-                <w:sz w:val="20"/>
-              </w:rPr>
-              <w:t>安全开发中心</w:t>
-            </w:r>
-          </w:p>
-        </w:tc>
-        <w:tc>
-          <w:tcPr>
-            <w:tcW w:type="dxa" w:w="1361"/>
-          </w:tcPr>
-          <w:p>
-            <w:r/>
-            <w:r>
-              <w:rPr>
-                <w:rFonts w:ascii="宋体" w:hAnsi="宋体" w:eastAsia="宋体"/>
-                <w:sz w:val="20"/>
-              </w:rPr>
-              <w:t>SDL全生命周期管理</w:t>
-            </w:r>
-          </w:p>
-        </w:tc>
-        <w:tc>
-          <w:tcPr>
-            <w:tcW w:type="dxa" w:w="4535"/>
-          </w:tcPr>
-          <w:p>
-            <w:r/>
-            <w:r>
-              <w:rPr>
-                <w:rFonts w:ascii="宋体" w:hAnsi="宋体" w:eastAsia="宋体"/>
-                <w:sz w:val="20"/>
-              </w:rPr>
-              <w:t>具备流程自定义编排功能，可根据不同软件项目类型和阶段，可支持动态调整开发安全流程、节点任务表单字段参数与干系人等；</w:t>
-            </w:r>
-          </w:p>
-        </w:tc>
-        <w:tc>
-          <w:tcPr>
-            <w:tcW w:type="dxa" w:w="1134"/>
-          </w:tcPr>
-          <w:p>
-            <w:r/>
-            <w:r>
-              <w:rPr>
-                <w:rFonts w:ascii="宋体" w:hAnsi="宋体" w:eastAsia="宋体"/>
-                <w:sz w:val="20"/>
-              </w:rPr>
-              <w:t>本方案3.4 安全开发中心</w:t>
-            </w:r>
-          </w:p>
-        </w:tc>
-      </w:tr>
-      <w:tr>
-        <w:tc>
-          <w:tcPr>
-            <w:tcW w:type="dxa" w:w="567"/>
-          </w:tcPr>
-          <w:p>
-            <w:r/>
-            <w:r>
-              <w:rPr>
-                <w:rFonts w:ascii="宋体" w:hAnsi="宋体" w:eastAsia="宋体"/>
-                <w:sz w:val="20"/>
-              </w:rPr>
-              <w:t>34</w:t>
-            </w:r>
-          </w:p>
-        </w:tc>
-        <w:tc>
-          <w:tcPr>
-            <w:tcW w:type="dxa" w:w="1247"/>
-          </w:tcPr>
-          <w:p>
-            <w:r/>
-            <w:r>
-              <w:rPr>
-                <w:rFonts w:ascii="宋体" w:hAnsi="宋体" w:eastAsia="宋体"/>
-                <w:sz w:val="20"/>
-              </w:rPr>
-              <w:t>安全开发中心</w:t>
-            </w:r>
-          </w:p>
-        </w:tc>
-        <w:tc>
-          <w:tcPr>
-            <w:tcW w:type="dxa" w:w="1361"/>
-          </w:tcPr>
-          <w:p>
-            <w:r/>
-            <w:r>
-              <w:rPr>
-                <w:rFonts w:ascii="宋体" w:hAnsi="宋体" w:eastAsia="宋体"/>
-                <w:sz w:val="20"/>
-              </w:rPr>
-              <w:t>项目管理</w:t>
-            </w:r>
-          </w:p>
-        </w:tc>
-        <w:tc>
-          <w:tcPr>
-            <w:tcW w:type="dxa" w:w="4535"/>
-          </w:tcPr>
-          <w:p>
-            <w:r/>
-            <w:r>
-              <w:rPr>
-                <w:rFonts w:ascii="宋体" w:hAnsi="宋体" w:eastAsia="宋体"/>
-                <w:sz w:val="20"/>
-              </w:rPr>
-              <w:t>具备软件项目管理功能，维护软件项目、批次、责任人、项目经理、业务部门等基本信息；</w:t>
-            </w:r>
-          </w:p>
-        </w:tc>
-        <w:tc>
-          <w:tcPr>
-            <w:tcW w:type="dxa" w:w="1134"/>
-          </w:tcPr>
-          <w:p>
-            <w:r/>
-            <w:r>
-              <w:rPr>
-                <w:rFonts w:ascii="宋体" w:hAnsi="宋体" w:eastAsia="宋体"/>
-                <w:sz w:val="20"/>
-              </w:rPr>
-              <w:t>本方案3.4 安全开发中心</w:t>
-            </w:r>
-          </w:p>
-        </w:tc>
-      </w:tr>
-      <w:tr>
-        <w:tc>
-          <w:tcPr>
-            <w:tcW w:type="dxa" w:w="567"/>
-          </w:tcPr>
-          <w:p>
-            <w:r/>
-            <w:r>
-              <w:rPr>
-                <w:rFonts w:ascii="宋体" w:hAnsi="宋体" w:eastAsia="宋体"/>
-                <w:sz w:val="20"/>
-              </w:rPr>
-              <w:t>35</w:t>
-            </w:r>
-          </w:p>
-        </w:tc>
-        <w:tc>
-          <w:tcPr>
-            <w:tcW w:type="dxa" w:w="1247"/>
-          </w:tcPr>
-          <w:p>
-            <w:r/>
-            <w:r>
-              <w:rPr>
-                <w:rFonts w:ascii="宋体" w:hAnsi="宋体" w:eastAsia="宋体"/>
-                <w:sz w:val="20"/>
-              </w:rPr>
-              <w:t>安全开发中心</w:t>
-            </w:r>
-          </w:p>
-        </w:tc>
-        <w:tc>
-          <w:tcPr>
-            <w:tcW w:type="dxa" w:w="1361"/>
-          </w:tcPr>
-          <w:p>
-            <w:r/>
-            <w:r>
-              <w:rPr>
-                <w:rFonts w:ascii="宋体" w:hAnsi="宋体" w:eastAsia="宋体"/>
-                <w:sz w:val="20"/>
-              </w:rPr>
-              <w:t>报表分析统计</w:t>
-            </w:r>
-          </w:p>
-        </w:tc>
-        <w:tc>
-          <w:tcPr>
-            <w:tcW w:type="dxa" w:w="4535"/>
-          </w:tcPr>
-          <w:p>
-            <w:r/>
-            <w:r>
-              <w:rPr>
-                <w:rFonts w:ascii="宋体" w:hAnsi="宋体" w:eastAsia="宋体"/>
-                <w:sz w:val="20"/>
-              </w:rPr>
-              <w:t>具备安全开发相关报表统计分析，包括项目风险统计、安全检测任务统计等；</w:t>
-            </w:r>
-          </w:p>
-        </w:tc>
-        <w:tc>
-          <w:tcPr>
-            <w:tcW w:type="dxa" w:w="1134"/>
-          </w:tcPr>
-          <w:p>
-            <w:r/>
-            <w:r>
-              <w:rPr>
-                <w:rFonts w:ascii="宋体" w:hAnsi="宋体" w:eastAsia="宋体"/>
-                <w:sz w:val="20"/>
-              </w:rPr>
-              <w:t>本方案3.4 安全开发中心</w:t>
-            </w:r>
-          </w:p>
-        </w:tc>
-      </w:tr>
-      <w:tr>
-        <w:tc>
-          <w:tcPr>
-            <w:tcW w:type="dxa" w:w="567"/>
-          </w:tcPr>
-          <w:p>
-            <w:r/>
-            <w:r>
-              <w:rPr>
-                <w:rFonts w:ascii="宋体" w:hAnsi="宋体" w:eastAsia="宋体"/>
-                <w:sz w:val="20"/>
-              </w:rPr>
-              <w:t>36</w:t>
-            </w:r>
-          </w:p>
-        </w:tc>
-        <w:tc>
-          <w:tcPr>
-            <w:tcW w:type="dxa" w:w="1247"/>
-          </w:tcPr>
-          <w:p>
-            <w:r/>
-            <w:r>
-              <w:rPr>
-                <w:rFonts w:ascii="宋体" w:hAnsi="宋体" w:eastAsia="宋体"/>
-                <w:sz w:val="20"/>
-              </w:rPr>
-              <w:t>安全监管中心</w:t>
-            </w:r>
-          </w:p>
-        </w:tc>
-        <w:tc>
-          <w:tcPr>
-            <w:tcW w:type="dxa" w:w="1361"/>
-          </w:tcPr>
-          <w:p>
-            <w:r/>
-            <w:r>
-              <w:rPr>
-                <w:rFonts w:ascii="宋体" w:hAnsi="宋体" w:eastAsia="宋体"/>
-                <w:sz w:val="20"/>
-              </w:rPr>
-              <w:t>监管管理</w:t>
-            </w:r>
-          </w:p>
-        </w:tc>
-        <w:tc>
-          <w:tcPr>
-            <w:tcW w:type="dxa" w:w="4535"/>
-          </w:tcPr>
-          <w:p>
-            <w:r/>
-            <w:r>
-              <w:rPr>
-                <w:rFonts w:ascii="宋体" w:hAnsi="宋体" w:eastAsia="宋体"/>
-                <w:sz w:val="20"/>
-              </w:rPr>
-              <w:t>提供安全通告、安全督办、安全上报、安全通报等企业安全监管管理，支持按单位、部门进行统一管理、下发，实现安全任务的上通下达，支持一键催办、一键通知，支持安全监管数据报表汇总，各个单位、部门处置情况目视图</w:t>
-            </w:r>
-          </w:p>
-        </w:tc>
-        <w:tc>
-          <w:tcPr>
-            <w:tcW w:type="dxa" w:w="1134"/>
-          </w:tcPr>
-          <w:p>
-            <w:r/>
-            <w:r>
-              <w:rPr>
-                <w:rFonts w:ascii="宋体" w:hAnsi="宋体" w:eastAsia="宋体"/>
-                <w:sz w:val="20"/>
-              </w:rPr>
-              <w:t>本方案3.5 安全监管中心</w:t>
-            </w:r>
-          </w:p>
-        </w:tc>
-      </w:tr>
-      <w:tr>
-        <w:tc>
-          <w:tcPr>
-            <w:tcW w:type="dxa" w:w="567"/>
-          </w:tcPr>
-          <w:p>
-            <w:r/>
-            <w:r>
-              <w:rPr>
-                <w:rFonts w:ascii="宋体" w:hAnsi="宋体" w:eastAsia="宋体"/>
-                <w:sz w:val="20"/>
-              </w:rPr>
-              <w:t>37</w:t>
-            </w:r>
-          </w:p>
-        </w:tc>
-        <w:tc>
-          <w:tcPr>
-            <w:tcW w:type="dxa" w:w="1247"/>
-          </w:tcPr>
-          <w:p>
-            <w:r/>
-            <w:r>
-              <w:rPr>
-                <w:rFonts w:ascii="宋体" w:hAnsi="宋体" w:eastAsia="宋体"/>
-                <w:sz w:val="20"/>
-              </w:rPr>
-              <w:t>安全监管中心</w:t>
-            </w:r>
-          </w:p>
-        </w:tc>
-        <w:tc>
-          <w:tcPr>
-            <w:tcW w:type="dxa" w:w="1361"/>
-          </w:tcPr>
-          <w:p>
-            <w:r/>
-            <w:r>
-              <w:rPr>
-                <w:rFonts w:ascii="宋体" w:hAnsi="宋体" w:eastAsia="宋体"/>
-                <w:sz w:val="20"/>
-              </w:rPr>
-              <w:t>监管配置</w:t>
-            </w:r>
-          </w:p>
-        </w:tc>
-        <w:tc>
-          <w:tcPr>
-            <w:tcW w:type="dxa" w:w="4535"/>
-          </w:tcPr>
-          <w:p>
-            <w:r/>
-            <w:r>
-              <w:rPr>
-                <w:rFonts w:ascii="宋体" w:hAnsi="宋体" w:eastAsia="宋体"/>
-                <w:sz w:val="20"/>
-              </w:rPr>
-              <w:t>支持监管任务流程编排、支持各个节点SLA配置、支持督办任务状态封存、优化督办任务多次提交；新增报表统计、支持整体任务统计分析、支持报表自定义编排；</w:t>
-            </w:r>
-          </w:p>
-        </w:tc>
-        <w:tc>
-          <w:tcPr>
-            <w:tcW w:type="dxa" w:w="1134"/>
-          </w:tcPr>
-          <w:p>
-            <w:r/>
-            <w:r>
-              <w:rPr>
-                <w:rFonts w:ascii="宋体" w:hAnsi="宋体" w:eastAsia="宋体"/>
-                <w:sz w:val="20"/>
-              </w:rPr>
-              <w:t>本方案3.5 安全监管中心</w:t>
-            </w:r>
-          </w:p>
-        </w:tc>
-      </w:tr>
-      <w:tr>
-        <w:tc>
-          <w:tcPr>
-            <w:tcW w:type="dxa" w:w="567"/>
-          </w:tcPr>
-          <w:p>
-            <w:r/>
-            <w:r>
-              <w:rPr>
-                <w:rFonts w:ascii="宋体" w:hAnsi="宋体" w:eastAsia="宋体"/>
-                <w:sz w:val="20"/>
-              </w:rPr>
-              <w:t>38</w:t>
-            </w:r>
-          </w:p>
-        </w:tc>
-        <w:tc>
-          <w:tcPr>
-            <w:tcW w:type="dxa" w:w="1247"/>
-          </w:tcPr>
-          <w:p>
-            <w:r/>
-            <w:r>
-              <w:rPr>
-                <w:rFonts w:ascii="宋体" w:hAnsi="宋体" w:eastAsia="宋体"/>
-                <w:sz w:val="20"/>
-              </w:rPr>
-              <w:t>重保中心</w:t>
-            </w:r>
-          </w:p>
-        </w:tc>
-        <w:tc>
-          <w:tcPr>
-            <w:tcW w:type="dxa" w:w="1361"/>
-          </w:tcPr>
-          <w:p>
-            <w:r/>
-            <w:r>
-              <w:rPr>
-                <w:rFonts w:ascii="宋体" w:hAnsi="宋体" w:eastAsia="宋体"/>
-                <w:sz w:val="20"/>
-              </w:rPr>
-              <w:t>重保管理</w:t>
-            </w:r>
-          </w:p>
-        </w:tc>
-        <w:tc>
-          <w:tcPr>
-            <w:tcW w:type="dxa" w:w="4535"/>
-          </w:tcPr>
-          <w:p>
-            <w:r/>
-            <w:r>
-              <w:rPr>
-                <w:rFonts w:ascii="宋体" w:hAnsi="宋体" w:eastAsia="宋体"/>
-                <w:sz w:val="20"/>
-              </w:rPr>
-              <w:t>提供重大活动保障管理，支持活动中的安全通告、督办、风险&amp;事件上报、安全通报等安全活动，提升重保活动效率，支持重保各个单位签到、报平安等活动，支持重保活动中数据统计分析，支持重保活动各级组织维护人员管理等</w:t>
-            </w:r>
-          </w:p>
-        </w:tc>
-        <w:tc>
-          <w:tcPr>
-            <w:tcW w:type="dxa" w:w="1134"/>
-          </w:tcPr>
-          <w:p>
-            <w:r/>
-            <w:r>
-              <w:rPr>
-                <w:rFonts w:ascii="宋体" w:hAnsi="宋体" w:eastAsia="宋体"/>
-                <w:sz w:val="20"/>
-              </w:rPr>
-              <w:t>本方案3.6 重保中心</w:t>
-            </w:r>
-          </w:p>
-        </w:tc>
-      </w:tr>
-      <w:tr>
-        <w:tc>
-          <w:tcPr>
-            <w:tcW w:type="dxa" w:w="567"/>
-          </w:tcPr>
-          <w:p>
-            <w:r/>
-            <w:r>
-              <w:rPr>
-                <w:rFonts w:ascii="宋体" w:hAnsi="宋体" w:eastAsia="宋体"/>
-                <w:sz w:val="20"/>
-              </w:rPr>
-              <w:t>39</w:t>
-            </w:r>
-          </w:p>
-        </w:tc>
-        <w:tc>
-          <w:tcPr>
-            <w:tcW w:type="dxa" w:w="1247"/>
-          </w:tcPr>
-          <w:p>
-            <w:r/>
-            <w:r>
-              <w:rPr>
-                <w:rFonts w:ascii="宋体" w:hAnsi="宋体" w:eastAsia="宋体"/>
-                <w:sz w:val="20"/>
-              </w:rPr>
-              <w:t>资源情报中心</w:t>
-            </w:r>
-          </w:p>
-        </w:tc>
-        <w:tc>
-          <w:tcPr>
-            <w:tcW w:type="dxa" w:w="1361"/>
-          </w:tcPr>
-          <w:p>
-            <w:r/>
-            <w:r>
-              <w:rPr>
-                <w:rFonts w:ascii="宋体" w:hAnsi="宋体" w:eastAsia="宋体"/>
-                <w:sz w:val="20"/>
-              </w:rPr>
-              <w:t>安全资讯</w:t>
-            </w:r>
-          </w:p>
-        </w:tc>
-        <w:tc>
-          <w:tcPr>
-            <w:tcW w:type="dxa" w:w="4535"/>
-          </w:tcPr>
-          <w:p>
-            <w:r/>
-            <w:r>
-              <w:rPr>
-                <w:rFonts w:ascii="宋体" w:hAnsi="宋体" w:eastAsia="宋体"/>
-                <w:sz w:val="20"/>
-              </w:rPr>
-              <w:t>具备安全资讯情报服务，提供最新的安全资讯情报；</w:t>
-            </w:r>
-          </w:p>
-        </w:tc>
-        <w:tc>
-          <w:tcPr>
-            <w:tcW w:type="dxa" w:w="1134"/>
-          </w:tcPr>
-          <w:p>
-            <w:r/>
-            <w:r>
-              <w:rPr>
-                <w:rFonts w:ascii="宋体" w:hAnsi="宋体" w:eastAsia="宋体"/>
-                <w:sz w:val="20"/>
-              </w:rPr>
-              <w:t>本方案3.7 资源情报中心</w:t>
-            </w:r>
-          </w:p>
-        </w:tc>
-      </w:tr>
-      <w:tr>
-        <w:tc>
-          <w:tcPr>
-            <w:tcW w:type="dxa" w:w="567"/>
-          </w:tcPr>
-          <w:p>
-            <w:r/>
-            <w:r>
-              <w:rPr>
-                <w:rFonts w:ascii="宋体" w:hAnsi="宋体" w:eastAsia="宋体"/>
-                <w:sz w:val="20"/>
-              </w:rPr>
-              <w:t>40</w:t>
-            </w:r>
-          </w:p>
-        </w:tc>
-        <w:tc>
-          <w:tcPr>
-            <w:tcW w:type="dxa" w:w="1247"/>
-          </w:tcPr>
-          <w:p>
-            <w:r/>
-            <w:r>
-              <w:rPr>
-                <w:rFonts w:ascii="宋体" w:hAnsi="宋体" w:eastAsia="宋体"/>
-                <w:sz w:val="20"/>
-              </w:rPr>
-              <w:t>数字管理中心</w:t>
-            </w:r>
-          </w:p>
-        </w:tc>
-        <w:tc>
-          <w:tcPr>
-            <w:tcW w:type="dxa" w:w="1361"/>
-          </w:tcPr>
-          <w:p>
-            <w:r/>
-            <w:r>
-              <w:rPr>
-                <w:rFonts w:ascii="宋体" w:hAnsi="宋体" w:eastAsia="宋体"/>
-                <w:sz w:val="20"/>
-              </w:rPr>
-              <w:t>安全大屏</w:t>
-            </w:r>
-          </w:p>
-        </w:tc>
-        <w:tc>
-          <w:tcPr>
-            <w:tcW w:type="dxa" w:w="4535"/>
-          </w:tcPr>
-          <w:p>
-            <w:r/>
-            <w:r>
-              <w:rPr>
-                <w:rFonts w:ascii="宋体" w:hAnsi="宋体" w:eastAsia="宋体"/>
-                <w:sz w:val="20"/>
-              </w:rPr>
-              <w:t>提供定制安全运营大屏，包含攻击数据、风险&amp;事件数据和工单数据（含指标分析），数据为动态实时展示，并且可视化攻击趋势，数据来源包含私有云、公有云和本地机房；定制车联态势大屏，包含车端资产数据、风险&amp;事件数据和工单数据</w:t>
-            </w:r>
-          </w:p>
-        </w:tc>
-        <w:tc>
-          <w:tcPr>
-            <w:tcW w:type="dxa" w:w="1134"/>
-          </w:tcPr>
-          <w:p>
-            <w:r/>
-            <w:r>
-              <w:rPr>
-                <w:rFonts w:ascii="宋体" w:hAnsi="宋体" w:eastAsia="宋体"/>
-                <w:sz w:val="20"/>
-              </w:rPr>
-              <w:t>本方案3.8 数字管理中心</w:t>
-            </w:r>
-          </w:p>
-        </w:tc>
-      </w:tr>
-      <w:tr>
-        <w:tc>
-          <w:tcPr>
-            <w:tcW w:type="dxa" w:w="567"/>
-          </w:tcPr>
-          <w:p>
-            <w:r/>
-            <w:r>
-              <w:rPr>
-                <w:rFonts w:ascii="宋体" w:hAnsi="宋体" w:eastAsia="宋体"/>
-                <w:sz w:val="20"/>
-              </w:rPr>
-              <w:t>41</w:t>
-            </w:r>
-          </w:p>
-        </w:tc>
-        <w:tc>
-          <w:tcPr>
-            <w:tcW w:type="dxa" w:w="1247"/>
-          </w:tcPr>
-          <w:p>
-            <w:r/>
-            <w:r>
-              <w:rPr>
-                <w:rFonts w:ascii="宋体" w:hAnsi="宋体" w:eastAsia="宋体"/>
-                <w:sz w:val="20"/>
-              </w:rPr>
-              <w:t>数字管理中心</w:t>
-            </w:r>
-          </w:p>
-        </w:tc>
-        <w:tc>
-          <w:tcPr>
-            <w:tcW w:type="dxa" w:w="1361"/>
-          </w:tcPr>
-          <w:p>
-            <w:r/>
-            <w:r>
-              <w:rPr>
-                <w:rFonts w:ascii="宋体" w:hAnsi="宋体" w:eastAsia="宋体"/>
-                <w:sz w:val="20"/>
-              </w:rPr>
-              <w:t>报表编排</w:t>
-            </w:r>
-          </w:p>
-        </w:tc>
-        <w:tc>
-          <w:tcPr>
-            <w:tcW w:type="dxa" w:w="4535"/>
-          </w:tcPr>
-          <w:p>
-            <w:r/>
-            <w:r>
-              <w:rPr>
-                <w:rFonts w:ascii="宋体" w:hAnsi="宋体" w:eastAsia="宋体"/>
-                <w:sz w:val="20"/>
-              </w:rPr>
-              <w:t>具备报表编排功能，支持对已有的图表进行界面布局、展示样式等进行拖拽、配置编排，调整已有界面的报表展示效果；</w:t>
-            </w:r>
-          </w:p>
-        </w:tc>
-        <w:tc>
-          <w:tcPr>
-            <w:tcW w:type="dxa" w:w="1134"/>
-          </w:tcPr>
-          <w:p>
-            <w:r/>
-            <w:r>
-              <w:rPr>
-                <w:rFonts w:ascii="宋体" w:hAnsi="宋体" w:eastAsia="宋体"/>
-                <w:sz w:val="20"/>
-              </w:rPr>
-              <w:t>本方案3.8 数字管理中心</w:t>
-            </w:r>
-          </w:p>
-        </w:tc>
-      </w:tr>
-      <w:tr>
-        <w:tc>
-          <w:tcPr>
-            <w:tcW w:type="dxa" w:w="567"/>
-          </w:tcPr>
-          <w:p>
-            <w:r/>
-            <w:r>
-              <w:rPr>
-                <w:rFonts w:ascii="宋体" w:hAnsi="宋体" w:eastAsia="宋体"/>
-                <w:sz w:val="20"/>
-              </w:rPr>
-              <w:t>42</w:t>
-            </w:r>
-          </w:p>
-        </w:tc>
-        <w:tc>
-          <w:tcPr>
-            <w:tcW w:type="dxa" w:w="1247"/>
-          </w:tcPr>
-          <w:p>
-            <w:r/>
-            <w:r>
-              <w:rPr>
-                <w:rFonts w:ascii="宋体" w:hAnsi="宋体" w:eastAsia="宋体"/>
-                <w:sz w:val="20"/>
-              </w:rPr>
-              <w:t>数字管理中心</w:t>
-            </w:r>
-          </w:p>
-        </w:tc>
-        <w:tc>
-          <w:tcPr>
-            <w:tcW w:type="dxa" w:w="1361"/>
-          </w:tcPr>
-          <w:p>
-            <w:r/>
-            <w:r>
-              <w:rPr>
-                <w:rFonts w:ascii="宋体" w:hAnsi="宋体" w:eastAsia="宋体"/>
-                <w:sz w:val="20"/>
-              </w:rPr>
-              <w:t>报告生产</w:t>
-            </w:r>
-          </w:p>
-        </w:tc>
-        <w:tc>
-          <w:tcPr>
-            <w:tcW w:type="dxa" w:w="4535"/>
-          </w:tcPr>
-          <w:p>
-            <w:r/>
-            <w:r>
-              <w:rPr>
-                <w:rFonts w:ascii="宋体" w:hAnsi="宋体" w:eastAsia="宋体"/>
-                <w:sz w:val="20"/>
-              </w:rPr>
-              <w:t>支持智能生成安全运营日报、周报，AI自动获取运营数据进行报告生成、并调用邮件功能发送邮件</w:t>
-            </w:r>
-          </w:p>
-        </w:tc>
-        <w:tc>
-          <w:tcPr>
-            <w:tcW w:type="dxa" w:w="1134"/>
-          </w:tcPr>
-          <w:p>
-            <w:r/>
-            <w:r>
-              <w:rPr>
-                <w:rFonts w:ascii="宋体" w:hAnsi="宋体" w:eastAsia="宋体"/>
-                <w:sz w:val="20"/>
-              </w:rPr>
-              <w:t>本方案3.8 数字管理中心</w:t>
-            </w:r>
-          </w:p>
-        </w:tc>
-      </w:tr>
-      <w:tr>
-        <w:tc>
-          <w:tcPr>
-            <w:tcW w:type="dxa" w:w="567"/>
-          </w:tcPr>
-          <w:p>
-            <w:r/>
-            <w:r>
-              <w:rPr>
-                <w:rFonts w:ascii="宋体" w:hAnsi="宋体" w:eastAsia="宋体"/>
-                <w:sz w:val="20"/>
-              </w:rPr>
-              <w:t>43</w:t>
-            </w:r>
-          </w:p>
-        </w:tc>
-        <w:tc>
-          <w:tcPr>
-            <w:tcW w:type="dxa" w:w="1247"/>
-          </w:tcPr>
-          <w:p>
-            <w:r/>
-            <w:r>
-              <w:rPr>
-                <w:rFonts w:ascii="宋体" w:hAnsi="宋体" w:eastAsia="宋体"/>
-                <w:sz w:val="20"/>
-              </w:rPr>
-              <w:t>安全自动化场景</w:t>
-            </w:r>
-          </w:p>
-        </w:tc>
-        <w:tc>
-          <w:tcPr>
-            <w:tcW w:type="dxa" w:w="1361"/>
-          </w:tcPr>
-          <w:p>
-            <w:r/>
-            <w:r>
-              <w:rPr>
-                <w:rFonts w:ascii="宋体" w:hAnsi="宋体" w:eastAsia="宋体"/>
-                <w:sz w:val="20"/>
-              </w:rPr>
-              <w:t>自动化安全运营</w:t>
-            </w:r>
-          </w:p>
-        </w:tc>
-        <w:tc>
-          <w:tcPr>
-            <w:tcW w:type="dxa" w:w="4535"/>
-          </w:tcPr>
-          <w:p>
-            <w:r/>
-            <w:r>
-              <w:rPr>
-                <w:rFonts w:ascii="宋体" w:hAnsi="宋体" w:eastAsia="宋体"/>
-                <w:sz w:val="20"/>
-              </w:rPr>
-              <w:t>支持多源异构的安全设备的数据对接、支持HTTP、SYSLOG、消息队列等多种方式的数据同步、采集，支持自动化场景剧本的编排、自动化机器人管理、安全自动化场景管理等，实现安全任务的自动触发、定时触发</w:t>
-            </w:r>
-          </w:p>
-        </w:tc>
-        <w:tc>
-          <w:tcPr>
-            <w:tcW w:type="dxa" w:w="1134"/>
-          </w:tcPr>
-          <w:p>
-            <w:r/>
-            <w:r>
-              <w:rPr>
-                <w:rFonts w:ascii="宋体" w:hAnsi="宋体" w:eastAsia="宋体"/>
-                <w:sz w:val="20"/>
-              </w:rPr>
-              <w:t>本方案3.9 安全自动化场景</w:t>
-            </w:r>
-          </w:p>
-        </w:tc>
-      </w:tr>
-      <w:tr>
-        <w:tc>
-          <w:tcPr>
-            <w:tcW w:type="dxa" w:w="567"/>
-          </w:tcPr>
-          <w:p>
-            <w:r/>
-            <w:r>
-              <w:rPr>
-                <w:rFonts w:ascii="宋体" w:hAnsi="宋体" w:eastAsia="宋体"/>
-                <w:sz w:val="20"/>
-              </w:rPr>
-              <w:t>44</w:t>
-            </w:r>
-          </w:p>
-        </w:tc>
-        <w:tc>
-          <w:tcPr>
-            <w:tcW w:type="dxa" w:w="1247"/>
-          </w:tcPr>
-          <w:p>
-            <w:r/>
-            <w:r>
-              <w:rPr>
-                <w:rFonts w:ascii="宋体" w:hAnsi="宋体" w:eastAsia="宋体"/>
-                <w:sz w:val="20"/>
-              </w:rPr>
-              <w:t>安全自动化场景</w:t>
-            </w:r>
-          </w:p>
-        </w:tc>
-        <w:tc>
-          <w:tcPr>
-            <w:tcW w:type="dxa" w:w="1361"/>
-          </w:tcPr>
-          <w:p>
-            <w:r/>
-            <w:r>
-              <w:rPr>
-                <w:rFonts w:ascii="宋体" w:hAnsi="宋体" w:eastAsia="宋体"/>
-                <w:sz w:val="20"/>
-              </w:rPr>
-              <w:t>智能分诊器</w:t>
-            </w:r>
-          </w:p>
-        </w:tc>
-        <w:tc>
-          <w:tcPr>
-            <w:tcW w:type="dxa" w:w="4535"/>
-          </w:tcPr>
-          <w:p>
-            <w:r/>
-            <w:r>
-              <w:rPr>
-                <w:rFonts w:ascii="宋体" w:hAnsi="宋体" w:eastAsia="宋体"/>
-                <w:sz w:val="20"/>
-              </w:rPr>
-              <w:t>支持通过设置智能分诊器，实现告警持续精准降噪、消除误报、自动研判等，支持告警合并，提升告警的精准度、分类分级，降低误报、漏报、错报，让安全工程师优先处理真正有价值的安全告警，提升安全效率和价值</w:t>
-            </w:r>
-          </w:p>
-        </w:tc>
-        <w:tc>
-          <w:tcPr>
-            <w:tcW w:type="dxa" w:w="1134"/>
-          </w:tcPr>
-          <w:p>
-            <w:r/>
-            <w:r>
-              <w:rPr>
-                <w:rFonts w:ascii="宋体" w:hAnsi="宋体" w:eastAsia="宋体"/>
-                <w:sz w:val="20"/>
-              </w:rPr>
-              <w:t>本方案3.9 安全自动化场景</w:t>
-            </w:r>
-          </w:p>
-        </w:tc>
-      </w:tr>
-      <w:tr>
-        <w:tc>
-          <w:tcPr>
-            <w:tcW w:type="dxa" w:w="567"/>
-          </w:tcPr>
-          <w:p>
-            <w:r/>
-            <w:r>
-              <w:rPr>
-                <w:rFonts w:ascii="宋体" w:hAnsi="宋体" w:eastAsia="宋体"/>
-                <w:sz w:val="20"/>
-              </w:rPr>
-              <w:t>45</w:t>
-            </w:r>
-          </w:p>
-        </w:tc>
-        <w:tc>
-          <w:tcPr>
-            <w:tcW w:type="dxa" w:w="1247"/>
-          </w:tcPr>
-          <w:p>
-            <w:r/>
-            <w:r>
-              <w:rPr>
-                <w:rFonts w:ascii="宋体" w:hAnsi="宋体" w:eastAsia="宋体"/>
-                <w:sz w:val="20"/>
-              </w:rPr>
-              <w:t>安全自动化场景</w:t>
-            </w:r>
-          </w:p>
-        </w:tc>
-        <w:tc>
-          <w:tcPr>
-            <w:tcW w:type="dxa" w:w="1361"/>
-          </w:tcPr>
-          <w:p>
-            <w:r/>
-            <w:r>
-              <w:rPr>
-                <w:rFonts w:ascii="宋体" w:hAnsi="宋体" w:eastAsia="宋体"/>
-                <w:sz w:val="20"/>
-              </w:rPr>
-              <w:t>安全人机交互</w:t>
-            </w:r>
-          </w:p>
-        </w:tc>
-        <w:tc>
-          <w:tcPr>
-            <w:tcW w:type="dxa" w:w="4535"/>
-          </w:tcPr>
-          <w:p>
-            <w:r/>
-            <w:r>
-              <w:rPr>
-                <w:rFonts w:ascii="宋体" w:hAnsi="宋体" w:eastAsia="宋体"/>
-                <w:sz w:val="20"/>
-              </w:rPr>
-              <w:t>支持联动钉钉/飞书/企微/ilink等协同办公工具方式实现自动化任务的信息推送，快速实现安全运营工作</w:t>
-            </w:r>
-          </w:p>
-        </w:tc>
-        <w:tc>
-          <w:tcPr>
-            <w:tcW w:type="dxa" w:w="1134"/>
-          </w:tcPr>
-          <w:p>
-            <w:r/>
-            <w:r>
-              <w:rPr>
-                <w:rFonts w:ascii="宋体" w:hAnsi="宋体" w:eastAsia="宋体"/>
-                <w:sz w:val="20"/>
-              </w:rPr>
-              <w:t>本方案3.9 安全自动化场景</w:t>
-            </w:r>
-          </w:p>
-        </w:tc>
-      </w:tr>
-      <w:tr>
-        <w:tc>
-          <w:tcPr>
-            <w:tcW w:type="dxa" w:w="567"/>
-          </w:tcPr>
-          <w:p>
-            <w:r/>
-            <w:r>
-              <w:rPr>
-                <w:rFonts w:ascii="宋体" w:hAnsi="宋体" w:eastAsia="宋体"/>
-                <w:sz w:val="20"/>
-              </w:rPr>
-              <w:t>46</w:t>
-            </w:r>
-          </w:p>
-        </w:tc>
-        <w:tc>
-          <w:tcPr>
-            <w:tcW w:type="dxa" w:w="1247"/>
-          </w:tcPr>
-          <w:p>
-            <w:r/>
-            <w:r>
-              <w:rPr>
-                <w:rFonts w:ascii="宋体" w:hAnsi="宋体" w:eastAsia="宋体"/>
-                <w:sz w:val="20"/>
-              </w:rPr>
-              <w:t>安全自动化场景</w:t>
-            </w:r>
-          </w:p>
-        </w:tc>
-        <w:tc>
-          <w:tcPr>
-            <w:tcW w:type="dxa" w:w="1361"/>
-          </w:tcPr>
-          <w:p>
-            <w:r/>
-            <w:r>
-              <w:rPr>
-                <w:rFonts w:ascii="宋体" w:hAnsi="宋体" w:eastAsia="宋体"/>
-                <w:sz w:val="20"/>
-              </w:rPr>
-              <w:t>自动威胁预警</w:t>
-            </w:r>
-          </w:p>
-        </w:tc>
-        <w:tc>
-          <w:tcPr>
-            <w:tcW w:type="dxa" w:w="4535"/>
-          </w:tcPr>
-          <w:p>
-            <w:r/>
-            <w:r>
-              <w:rPr>
-                <w:rFonts w:ascii="宋体" w:hAnsi="宋体" w:eastAsia="宋体"/>
-                <w:sz w:val="20"/>
-              </w:rPr>
-              <w:t>实现告警信息联动通讯工具/邮件/电话等方式自动发送预警给相应人员</w:t>
-            </w:r>
-          </w:p>
-        </w:tc>
-        <w:tc>
-          <w:tcPr>
-            <w:tcW w:type="dxa" w:w="1134"/>
-          </w:tcPr>
-          <w:p>
-            <w:r/>
-            <w:r>
-              <w:rPr>
-                <w:rFonts w:ascii="宋体" w:hAnsi="宋体" w:eastAsia="宋体"/>
-                <w:sz w:val="20"/>
-              </w:rPr>
-              <w:t>本方案3.9 安全自动化场景</w:t>
-            </w:r>
-          </w:p>
-        </w:tc>
-      </w:tr>
-      <w:tr>
-        <w:tc>
-          <w:tcPr>
-            <w:tcW w:type="dxa" w:w="567"/>
-          </w:tcPr>
-          <w:p>
-            <w:r/>
-            <w:r>
-              <w:rPr>
-                <w:rFonts w:ascii="宋体" w:hAnsi="宋体" w:eastAsia="宋体"/>
-                <w:sz w:val="20"/>
-              </w:rPr>
-              <w:t>47</w:t>
-            </w:r>
-          </w:p>
-        </w:tc>
-        <w:tc>
-          <w:tcPr>
-            <w:tcW w:type="dxa" w:w="1247"/>
-          </w:tcPr>
-          <w:p>
-            <w:r/>
-            <w:r>
-              <w:rPr>
-                <w:rFonts w:ascii="宋体" w:hAnsi="宋体" w:eastAsia="宋体"/>
-                <w:sz w:val="20"/>
-              </w:rPr>
-              <w:t>安全自动化场景</w:t>
-            </w:r>
-          </w:p>
-        </w:tc>
-        <w:tc>
-          <w:tcPr>
-            <w:tcW w:type="dxa" w:w="1361"/>
-          </w:tcPr>
-          <w:p>
-            <w:r/>
-            <w:r>
-              <w:rPr>
-                <w:rFonts w:ascii="宋体" w:hAnsi="宋体" w:eastAsia="宋体"/>
-                <w:sz w:val="20"/>
-              </w:rPr>
-              <w:t>一键资产定位</w:t>
-            </w:r>
-          </w:p>
-        </w:tc>
-        <w:tc>
-          <w:tcPr>
-            <w:tcW w:type="dxa" w:w="4535"/>
-          </w:tcPr>
-          <w:p>
-            <w:r/>
-            <w:r>
-              <w:rPr>
-                <w:rFonts w:ascii="宋体" w:hAnsi="宋体" w:eastAsia="宋体"/>
-                <w:sz w:val="20"/>
-              </w:rPr>
-              <w:t>通过联动企业资产库（终端资产、服务器资产），实现一键自动查询资产详细信息</w:t>
-            </w:r>
-          </w:p>
-        </w:tc>
-        <w:tc>
-          <w:tcPr>
-            <w:tcW w:type="dxa" w:w="1134"/>
-          </w:tcPr>
-          <w:p>
-            <w:r/>
-            <w:r>
-              <w:rPr>
-                <w:rFonts w:ascii="宋体" w:hAnsi="宋体" w:eastAsia="宋体"/>
-                <w:sz w:val="20"/>
-              </w:rPr>
-              <w:t>本方案3.9 安全自动化场景</w:t>
-            </w:r>
-          </w:p>
-        </w:tc>
-      </w:tr>
-      <w:tr>
-        <w:tc>
-          <w:tcPr>
-            <w:tcW w:type="dxa" w:w="567"/>
-          </w:tcPr>
-          <w:p>
-            <w:r/>
-            <w:r>
-              <w:rPr>
-                <w:rFonts w:ascii="宋体" w:hAnsi="宋体" w:eastAsia="宋体"/>
-                <w:sz w:val="20"/>
-              </w:rPr>
-              <w:t>48</w:t>
-            </w:r>
-          </w:p>
-        </w:tc>
-        <w:tc>
-          <w:tcPr>
-            <w:tcW w:type="dxa" w:w="1247"/>
-          </w:tcPr>
-          <w:p>
-            <w:r/>
-            <w:r>
-              <w:rPr>
-                <w:rFonts w:ascii="宋体" w:hAnsi="宋体" w:eastAsia="宋体"/>
-                <w:sz w:val="20"/>
-              </w:rPr>
-              <w:t>安全自动化场景</w:t>
-            </w:r>
-          </w:p>
-        </w:tc>
-        <w:tc>
-          <w:tcPr>
-            <w:tcW w:type="dxa" w:w="1361"/>
-          </w:tcPr>
-          <w:p>
-            <w:r/>
-            <w:r>
-              <w:rPr>
-                <w:rFonts w:ascii="宋体" w:hAnsi="宋体" w:eastAsia="宋体"/>
-                <w:sz w:val="20"/>
-              </w:rPr>
-              <w:t>一键IP解封禁</w:t>
-            </w:r>
-          </w:p>
-        </w:tc>
-        <w:tc>
-          <w:tcPr>
-            <w:tcW w:type="dxa" w:w="4535"/>
-          </w:tcPr>
-          <w:p>
-            <w:r/>
-            <w:r>
-              <w:rPr>
-                <w:rFonts w:ascii="宋体" w:hAnsi="宋体" w:eastAsia="宋体"/>
-                <w:sz w:val="20"/>
-              </w:rPr>
-              <w:t>通过联动企业防火墙，免登录实现一键自动对攻击IP解封禁，并推送封禁状态</w:t>
-            </w:r>
-          </w:p>
-        </w:tc>
-        <w:tc>
-          <w:tcPr>
-            <w:tcW w:type="dxa" w:w="1134"/>
-          </w:tcPr>
-          <w:p>
-            <w:r/>
-            <w:r>
-              <w:rPr>
-                <w:rFonts w:ascii="宋体" w:hAnsi="宋体" w:eastAsia="宋体"/>
-                <w:sz w:val="20"/>
-              </w:rPr>
-              <w:t>本方案3.9 安全自动化场景</w:t>
-            </w:r>
-          </w:p>
-        </w:tc>
-      </w:tr>
-      <w:tr>
-        <w:tc>
-          <w:tcPr>
-            <w:tcW w:type="dxa" w:w="567"/>
-          </w:tcPr>
-          <w:p>
-            <w:r/>
-            <w:r>
-              <w:rPr>
-                <w:rFonts w:ascii="宋体" w:hAnsi="宋体" w:eastAsia="宋体"/>
-                <w:sz w:val="20"/>
-              </w:rPr>
-              <w:t>49</w:t>
-            </w:r>
-          </w:p>
-        </w:tc>
-        <w:tc>
-          <w:tcPr>
-            <w:tcW w:type="dxa" w:w="1247"/>
-          </w:tcPr>
-          <w:p>
-            <w:r/>
-            <w:r>
-              <w:rPr>
-                <w:rFonts w:ascii="宋体" w:hAnsi="宋体" w:eastAsia="宋体"/>
-                <w:sz w:val="20"/>
-              </w:rPr>
-              <w:t>AI安全运营智能体</w:t>
-            </w:r>
-          </w:p>
-        </w:tc>
-        <w:tc>
-          <w:tcPr>
-            <w:tcW w:type="dxa" w:w="1361"/>
-          </w:tcPr>
-          <w:p>
-            <w:r/>
-            <w:r>
-              <w:rPr>
-                <w:rFonts w:ascii="宋体" w:hAnsi="宋体" w:eastAsia="宋体"/>
-                <w:sz w:val="20"/>
-              </w:rPr>
-              <w:t>告警智能降噪</w:t>
-            </w:r>
-          </w:p>
-        </w:tc>
-        <w:tc>
-          <w:tcPr>
-            <w:tcW w:type="dxa" w:w="4535"/>
-          </w:tcPr>
-          <w:p>
-            <w:r/>
-            <w:r>
-              <w:rPr>
-                <w:rFonts w:ascii="宋体" w:hAnsi="宋体" w:eastAsia="宋体"/>
-                <w:sz w:val="20"/>
-              </w:rPr>
-              <w:t>依托AI智能算法对安全告警进行精准识别与分层分类，高效过滤无效告警，大幅提升告警处理效率，使安全团队能快速聚焦真实威胁告警</w:t>
-            </w:r>
-          </w:p>
-        </w:tc>
-        <w:tc>
-          <w:tcPr>
-            <w:tcW w:type="dxa" w:w="1134"/>
-          </w:tcPr>
-          <w:p>
-            <w:r/>
-            <w:r>
-              <w:rPr>
-                <w:rFonts w:ascii="宋体" w:hAnsi="宋体" w:eastAsia="宋体"/>
-                <w:sz w:val="20"/>
-              </w:rPr>
-              <w:t>本方案3.10 AI安全运营智能体</w:t>
-            </w:r>
-          </w:p>
-        </w:tc>
-      </w:tr>
-      <w:tr>
-        <w:tc>
-          <w:tcPr>
-            <w:tcW w:type="dxa" w:w="567"/>
-          </w:tcPr>
-          <w:p>
-            <w:r/>
-            <w:r>
-              <w:rPr>
-                <w:rFonts w:ascii="宋体" w:hAnsi="宋体" w:eastAsia="宋体"/>
-                <w:sz w:val="20"/>
-              </w:rPr>
-              <w:t>50</w:t>
-            </w:r>
-          </w:p>
-        </w:tc>
-        <w:tc>
-          <w:tcPr>
-            <w:tcW w:type="dxa" w:w="1247"/>
-          </w:tcPr>
-          <w:p>
-            <w:r/>
-            <w:r>
-              <w:rPr>
-                <w:rFonts w:ascii="宋体" w:hAnsi="宋体" w:eastAsia="宋体"/>
-                <w:sz w:val="20"/>
-              </w:rPr>
-              <w:t>AI安全运营智能体</w:t>
-            </w:r>
-          </w:p>
-        </w:tc>
-        <w:tc>
-          <w:tcPr>
-            <w:tcW w:type="dxa" w:w="1361"/>
-          </w:tcPr>
-          <w:p>
-            <w:r/>
-            <w:r>
-              <w:rPr>
-                <w:rFonts w:ascii="宋体" w:hAnsi="宋体" w:eastAsia="宋体"/>
-                <w:sz w:val="20"/>
-              </w:rPr>
-              <w:t>风险事件辅助研判</w:t>
-            </w:r>
-          </w:p>
-        </w:tc>
-        <w:tc>
-          <w:tcPr>
-            <w:tcW w:type="dxa" w:w="4535"/>
-          </w:tcPr>
-          <w:p>
-            <w:r/>
-            <w:r>
-              <w:rPr>
-                <w:rFonts w:ascii="宋体" w:hAnsi="宋体" w:eastAsia="宋体"/>
-                <w:sz w:val="20"/>
-              </w:rPr>
-              <w:t>借助AI智能分析模型辅助安全团队快速研判验证告警的真实性、影响范围及等级，缩短事件分析周期，提升研判准确性</w:t>
-            </w:r>
-          </w:p>
-        </w:tc>
-        <w:tc>
-          <w:tcPr>
-            <w:tcW w:type="dxa" w:w="1134"/>
-          </w:tcPr>
-          <w:p>
-            <w:r/>
-            <w:r>
-              <w:rPr>
-                <w:rFonts w:ascii="宋体" w:hAnsi="宋体" w:eastAsia="宋体"/>
-                <w:sz w:val="20"/>
-              </w:rPr>
-              <w:t>本方案3.10 AI安全运营智能体</w:t>
-            </w:r>
-          </w:p>
-        </w:tc>
-      </w:tr>
-      <w:tr>
-        <w:tc>
-          <w:tcPr>
-            <w:tcW w:type="dxa" w:w="567"/>
-          </w:tcPr>
-          <w:p>
-            <w:r/>
-            <w:r>
-              <w:rPr>
-                <w:rFonts w:ascii="宋体" w:hAnsi="宋体" w:eastAsia="宋体"/>
-                <w:sz w:val="20"/>
-              </w:rPr>
-              <w:t>51</w:t>
-            </w:r>
-          </w:p>
-        </w:tc>
-        <w:tc>
-          <w:tcPr>
-            <w:tcW w:type="dxa" w:w="1247"/>
-          </w:tcPr>
-          <w:p>
-            <w:r/>
-            <w:r>
-              <w:rPr>
-                <w:rFonts w:ascii="宋体" w:hAnsi="宋体" w:eastAsia="宋体"/>
-                <w:sz w:val="20"/>
-              </w:rPr>
-              <w:t>AI安全运营智能体</w:t>
-            </w:r>
-          </w:p>
-        </w:tc>
-        <w:tc>
-          <w:tcPr>
-            <w:tcW w:type="dxa" w:w="1361"/>
-          </w:tcPr>
-          <w:p>
-            <w:r/>
-            <w:r>
-              <w:rPr>
-                <w:rFonts w:ascii="宋体" w:hAnsi="宋体" w:eastAsia="宋体"/>
-                <w:sz w:val="20"/>
-              </w:rPr>
-              <w:t>智能溯源总结</w:t>
-            </w:r>
-          </w:p>
-        </w:tc>
-        <w:tc>
-          <w:tcPr>
-            <w:tcW w:type="dxa" w:w="4535"/>
-          </w:tcPr>
-          <w:p>
-            <w:r/>
-            <w:r>
-              <w:rPr>
-                <w:rFonts w:ascii="宋体" w:hAnsi="宋体" w:eastAsia="宋体"/>
-                <w:sz w:val="20"/>
-              </w:rPr>
-              <w:t>借助AI智能生成溯源路径，整合多源数据自动还原攻击路径、定位攻击源头与手法，快速追溯威胁根源，提升溯源效率与精准度</w:t>
-            </w:r>
-          </w:p>
-        </w:tc>
-        <w:tc>
-          <w:tcPr>
-            <w:tcW w:type="dxa" w:w="1134"/>
-          </w:tcPr>
-          <w:p>
-            <w:r/>
-            <w:r>
-              <w:rPr>
-                <w:rFonts w:ascii="宋体" w:hAnsi="宋体" w:eastAsia="宋体"/>
-                <w:sz w:val="20"/>
-              </w:rPr>
-              <w:t>本方案3.10 AI安全运营智能体</w:t>
-            </w:r>
-          </w:p>
-        </w:tc>
-      </w:tr>
-      <w:tr>
-        <w:tc>
-          <w:tcPr>
-            <w:tcW w:type="dxa" w:w="567"/>
-          </w:tcPr>
-          <w:p>
-            <w:r/>
-            <w:r>
-              <w:rPr>
-                <w:rFonts w:ascii="宋体" w:hAnsi="宋体" w:eastAsia="宋体"/>
-                <w:sz w:val="20"/>
-              </w:rPr>
-              <w:t>52</w:t>
-            </w:r>
-          </w:p>
-        </w:tc>
-        <w:tc>
-          <w:tcPr>
-            <w:tcW w:type="dxa" w:w="1247"/>
-          </w:tcPr>
-          <w:p>
-            <w:r/>
-            <w:r>
-              <w:rPr>
-                <w:rFonts w:ascii="宋体" w:hAnsi="宋体" w:eastAsia="宋体"/>
-                <w:sz w:val="20"/>
-              </w:rPr>
-              <w:t>AI安全运营智能体</w:t>
-            </w:r>
-          </w:p>
-        </w:tc>
-        <w:tc>
-          <w:tcPr>
-            <w:tcW w:type="dxa" w:w="1361"/>
-          </w:tcPr>
-          <w:p>
-            <w:r/>
-            <w:r>
-              <w:rPr>
-                <w:rFonts w:ascii="宋体" w:hAnsi="宋体" w:eastAsia="宋体"/>
-                <w:sz w:val="20"/>
-              </w:rPr>
-              <w:t>智能数字报告</w:t>
-            </w:r>
-          </w:p>
-        </w:tc>
-        <w:tc>
-          <w:tcPr>
-            <w:tcW w:type="dxa" w:w="4535"/>
-          </w:tcPr>
-          <w:p>
-            <w:r/>
-            <w:r>
-              <w:rPr>
-                <w:rFonts w:ascii="宋体" w:hAnsi="宋体" w:eastAsia="宋体"/>
-                <w:sz w:val="20"/>
-              </w:rPr>
-              <w:t>借助AI智能生成安全报告，包括安全事件报告、日报、周报、月报等</w:t>
-            </w:r>
-          </w:p>
-        </w:tc>
-        <w:tc>
-          <w:tcPr>
-            <w:tcW w:type="dxa" w:w="1134"/>
-          </w:tcPr>
-          <w:p>
-            <w:r/>
-            <w:r>
-              <w:rPr>
-                <w:rFonts w:ascii="宋体" w:hAnsi="宋体" w:eastAsia="宋体"/>
-                <w:sz w:val="20"/>
-              </w:rPr>
-              <w:t>本方案3.10 AI安全运营智能体</w:t>
-            </w:r>
-          </w:p>
-        </w:tc>
-      </w:tr>
-      <w:tr>
-        <w:tc>
-          <w:tcPr>
-            <w:tcW w:type="dxa" w:w="567"/>
-          </w:tcPr>
-          <w:p>
-            <w:r/>
-            <w:r>
-              <w:rPr>
-                <w:rFonts w:ascii="宋体" w:hAnsi="宋体" w:eastAsia="宋体"/>
-                <w:sz w:val="20"/>
-              </w:rPr>
-              <w:t>53</w:t>
-            </w:r>
-          </w:p>
-        </w:tc>
-        <w:tc>
-          <w:tcPr>
-            <w:tcW w:type="dxa" w:w="1247"/>
-          </w:tcPr>
-          <w:p>
-            <w:r/>
-            <w:r>
-              <w:rPr>
-                <w:rFonts w:ascii="宋体" w:hAnsi="宋体" w:eastAsia="宋体"/>
-                <w:sz w:val="20"/>
-              </w:rPr>
-              <w:t>AI安全运营智能体</w:t>
-            </w:r>
-          </w:p>
-        </w:tc>
-        <w:tc>
-          <w:tcPr>
-            <w:tcW w:type="dxa" w:w="1361"/>
-          </w:tcPr>
-          <w:p>
-            <w:r/>
-            <w:r>
-              <w:rPr>
-                <w:rFonts w:ascii="宋体" w:hAnsi="宋体" w:eastAsia="宋体"/>
-                <w:sz w:val="20"/>
-              </w:rPr>
-              <w:t>智能资产查询</w:t>
-            </w:r>
-          </w:p>
-        </w:tc>
-        <w:tc>
-          <w:tcPr>
-            <w:tcW w:type="dxa" w:w="4535"/>
-          </w:tcPr>
-          <w:p>
-            <w:r/>
-            <w:r>
-              <w:rPr>
-                <w:rFonts w:ascii="宋体" w:hAnsi="宋体" w:eastAsia="宋体"/>
-                <w:sz w:val="20"/>
-              </w:rPr>
-              <w:t>借助智能体快速梳理当前资产图谱，关联应用、域名、风险等，实现资产的快速查询</w:t>
-            </w:r>
-          </w:p>
-        </w:tc>
-        <w:tc>
-          <w:tcPr>
-            <w:tcW w:type="dxa" w:w="1134"/>
-          </w:tcPr>
-          <w:p>
-            <w:r/>
-            <w:r>
-              <w:rPr>
-                <w:rFonts w:ascii="宋体" w:hAnsi="宋体" w:eastAsia="宋体"/>
-                <w:sz w:val="20"/>
-              </w:rPr>
-              <w:t>本方案3.10 AI安全运营智能体</w:t>
-            </w:r>
-          </w:p>
-        </w:tc>
-      </w:tr>
-      <w:tr>
-        <w:tc>
-          <w:tcPr>
-            <w:tcW w:type="dxa" w:w="567"/>
-          </w:tcPr>
-          <w:p>
-            <w:r/>
-            <w:r>
-              <w:rPr>
-                <w:rFonts w:ascii="宋体" w:hAnsi="宋体" w:eastAsia="宋体"/>
-                <w:sz w:val="20"/>
-              </w:rPr>
-              <w:t>54</w:t>
-            </w:r>
-          </w:p>
-        </w:tc>
-        <w:tc>
-          <w:tcPr>
-            <w:tcW w:type="dxa" w:w="1247"/>
-          </w:tcPr>
-          <w:p>
-            <w:r/>
-            <w:r>
-              <w:rPr>
-                <w:rFonts w:ascii="宋体" w:hAnsi="宋体" w:eastAsia="宋体"/>
-                <w:sz w:val="20"/>
-              </w:rPr>
-              <w:t>系统配置</w:t>
-            </w:r>
-          </w:p>
-        </w:tc>
-        <w:tc>
-          <w:tcPr>
-            <w:tcW w:type="dxa" w:w="1361"/>
-          </w:tcPr>
-          <w:p>
-            <w:r/>
-            <w:r>
-              <w:rPr>
-                <w:rFonts w:ascii="宋体" w:hAnsi="宋体" w:eastAsia="宋体"/>
-                <w:sz w:val="20"/>
-              </w:rPr>
-              <w:t>组织管理</w:t>
-            </w:r>
-          </w:p>
-        </w:tc>
-        <w:tc>
-          <w:tcPr>
-            <w:tcW w:type="dxa" w:w="4535"/>
-          </w:tcPr>
-          <w:p>
-            <w:r/>
-            <w:r>
-              <w:rPr>
-                <w:rFonts w:ascii="宋体" w:hAnsi="宋体" w:eastAsia="宋体"/>
-                <w:sz w:val="20"/>
-              </w:rPr>
-              <w:t>具备企业组织架构管理功能，同步企业组织数据进行关联；</w:t>
-            </w:r>
-          </w:p>
-        </w:tc>
-        <w:tc>
-          <w:tcPr>
-            <w:tcW w:type="dxa" w:w="1134"/>
-          </w:tcPr>
-          <w:p>
-            <w:r/>
-            <w:r>
-              <w:rPr>
-                <w:rFonts w:ascii="宋体" w:hAnsi="宋体" w:eastAsia="宋体"/>
-                <w:sz w:val="20"/>
-              </w:rPr>
-              <w:t>本方案3.11 系统配置</w:t>
-            </w:r>
-          </w:p>
-        </w:tc>
-      </w:tr>
-      <w:tr>
-        <w:tc>
-          <w:tcPr>
-            <w:tcW w:type="dxa" w:w="567"/>
-          </w:tcPr>
-          <w:p>
-            <w:r/>
-            <w:r>
-              <w:rPr>
-                <w:rFonts w:ascii="宋体" w:hAnsi="宋体" w:eastAsia="宋体"/>
-                <w:sz w:val="20"/>
-              </w:rPr>
-              <w:t>55</w:t>
-            </w:r>
-          </w:p>
-        </w:tc>
-        <w:tc>
-          <w:tcPr>
-            <w:tcW w:type="dxa" w:w="1247"/>
-          </w:tcPr>
-          <w:p>
-            <w:r/>
-            <w:r>
-              <w:rPr>
-                <w:rFonts w:ascii="宋体" w:hAnsi="宋体" w:eastAsia="宋体"/>
-                <w:sz w:val="20"/>
-              </w:rPr>
-              <w:t>系统配置</w:t>
-            </w:r>
-          </w:p>
-        </w:tc>
-        <w:tc>
-          <w:tcPr>
-            <w:tcW w:type="dxa" w:w="1361"/>
-          </w:tcPr>
-          <w:p>
-            <w:r/>
-            <w:r>
-              <w:rPr>
-                <w:rFonts w:ascii="宋体" w:hAnsi="宋体" w:eastAsia="宋体"/>
-                <w:sz w:val="20"/>
-              </w:rPr>
-              <w:t>运营流程编排</w:t>
-            </w:r>
-          </w:p>
-        </w:tc>
-        <w:tc>
-          <w:tcPr>
-            <w:tcW w:type="dxa" w:w="4535"/>
-          </w:tcPr>
-          <w:p>
-            <w:r/>
-            <w:r>
-              <w:rPr>
-                <w:rFonts w:ascii="宋体" w:hAnsi="宋体" w:eastAsia="宋体"/>
-                <w:sz w:val="20"/>
-              </w:rPr>
-              <w:t>具备运营工单流程编排功能；支持各个业务模块的安全运营工作流编排，如自定义字段、流程、SLA指标配置等；</w:t>
-            </w:r>
-          </w:p>
-        </w:tc>
-        <w:tc>
-          <w:tcPr>
-            <w:tcW w:type="dxa" w:w="1134"/>
-          </w:tcPr>
-          <w:p>
-            <w:r/>
-            <w:r>
-              <w:rPr>
-                <w:rFonts w:ascii="宋体" w:hAnsi="宋体" w:eastAsia="宋体"/>
-                <w:sz w:val="20"/>
-              </w:rPr>
-              <w:t>本方案3.11 系统配置</w:t>
-            </w:r>
-          </w:p>
-        </w:tc>
-      </w:tr>
-      <w:tr>
-        <w:tc>
-          <w:tcPr>
-            <w:tcW w:type="dxa" w:w="567"/>
-          </w:tcPr>
-          <w:p>
-            <w:r/>
-            <w:r>
-              <w:rPr>
-                <w:rFonts w:ascii="宋体" w:hAnsi="宋体" w:eastAsia="宋体"/>
-                <w:sz w:val="20"/>
-              </w:rPr>
-              <w:t>56</w:t>
-            </w:r>
-          </w:p>
-        </w:tc>
-        <w:tc>
-          <w:tcPr>
-            <w:tcW w:type="dxa" w:w="1247"/>
-          </w:tcPr>
-          <w:p>
-            <w:r/>
-            <w:r>
-              <w:rPr>
-                <w:rFonts w:ascii="宋体" w:hAnsi="宋体" w:eastAsia="宋体"/>
-                <w:sz w:val="20"/>
-              </w:rPr>
-              <w:t>系统配置</w:t>
-            </w:r>
-          </w:p>
-        </w:tc>
-        <w:tc>
-          <w:tcPr>
-            <w:tcW w:type="dxa" w:w="1361"/>
-          </w:tcPr>
-          <w:p>
-            <w:r/>
-            <w:r>
-              <w:rPr>
-                <w:rFonts w:ascii="宋体" w:hAnsi="宋体" w:eastAsia="宋体"/>
-                <w:sz w:val="20"/>
-              </w:rPr>
-              <w:t>低代码支持</w:t>
-            </w:r>
-          </w:p>
-        </w:tc>
-        <w:tc>
-          <w:tcPr>
-            <w:tcW w:type="dxa" w:w="4535"/>
-          </w:tcPr>
-          <w:p>
-            <w:r/>
-            <w:r>
-              <w:rPr>
-                <w:rFonts w:ascii="宋体" w:hAnsi="宋体" w:eastAsia="宋体"/>
-                <w:sz w:val="20"/>
-              </w:rPr>
-              <w:t>具备低代码功能；支持通过低代码配置各个业务模块的界面、表单等；</w:t>
-            </w:r>
-          </w:p>
-        </w:tc>
-        <w:tc>
-          <w:tcPr>
-            <w:tcW w:type="dxa" w:w="1134"/>
-          </w:tcPr>
-          <w:p>
-            <w:r/>
-            <w:r>
-              <w:rPr>
-                <w:rFonts w:ascii="宋体" w:hAnsi="宋体" w:eastAsia="宋体"/>
-                <w:sz w:val="20"/>
-              </w:rPr>
-              <w:t>本方案3.11 系统配置</w:t>
-            </w:r>
-          </w:p>
-        </w:tc>
-      </w:tr>
-      <w:tr>
-        <w:tc>
-          <w:tcPr>
-            <w:tcW w:type="dxa" w:w="567"/>
-          </w:tcPr>
-          <w:p>
-            <w:r/>
-            <w:r>
-              <w:rPr>
-                <w:rFonts w:ascii="宋体" w:hAnsi="宋体" w:eastAsia="宋体"/>
-                <w:sz w:val="20"/>
-              </w:rPr>
-              <w:t>57</w:t>
-            </w:r>
-          </w:p>
-        </w:tc>
-        <w:tc>
-          <w:tcPr>
-            <w:tcW w:type="dxa" w:w="1247"/>
-          </w:tcPr>
-          <w:p>
-            <w:r/>
-            <w:r>
-              <w:rPr>
-                <w:rFonts w:ascii="宋体" w:hAnsi="宋体" w:eastAsia="宋体"/>
-                <w:sz w:val="20"/>
-              </w:rPr>
-              <w:t>系统配置</w:t>
-            </w:r>
-          </w:p>
-        </w:tc>
-        <w:tc>
-          <w:tcPr>
-            <w:tcW w:type="dxa" w:w="1361"/>
-          </w:tcPr>
-          <w:p>
-            <w:r/>
-            <w:r>
-              <w:rPr>
-                <w:rFonts w:ascii="宋体" w:hAnsi="宋体" w:eastAsia="宋体"/>
-                <w:sz w:val="20"/>
-              </w:rPr>
-              <w:t>统一身份认证</w:t>
-            </w:r>
-          </w:p>
-        </w:tc>
-        <w:tc>
-          <w:tcPr>
-            <w:tcW w:type="dxa" w:w="4535"/>
-          </w:tcPr>
-          <w:p>
-            <w:r/>
-            <w:r>
-              <w:rPr>
-                <w:rFonts w:ascii="宋体" w:hAnsi="宋体" w:eastAsia="宋体"/>
-                <w:sz w:val="20"/>
-              </w:rPr>
-              <w:t>支持第三方的统一认证，支持对飞书统一认证、工单对接、任务状态通知</w:t>
-            </w:r>
-          </w:p>
-        </w:tc>
-        <w:tc>
-          <w:tcPr>
-            <w:tcW w:type="dxa" w:w="1134"/>
-          </w:tcPr>
-          <w:p>
-            <w:r/>
-            <w:r>
-              <w:rPr>
-                <w:rFonts w:ascii="宋体" w:hAnsi="宋体" w:eastAsia="宋体"/>
-                <w:sz w:val="20"/>
-              </w:rPr>
-              <w:t>本方案3.11 系统配置</w:t>
-            </w:r>
-          </w:p>
-        </w:tc>
-      </w:tr>
-    </w:tbl>
     <w:sectPr>
       <w:footerReference w:type="default" r:id="rId9"/>
       <w:pgSz w:w="12240" w:h="15840"/>

--- a/岚图汽车安全管理运营工具建设与实施方案.docx
+++ b/岚图汽车安全管理运营工具建设与实施方案.docx
@@ -3052,7 +3052,7 @@
           <w:rFonts w:ascii="黑体" w:hAnsi="黑体" w:eastAsia="黑体"/>
           <w:color w:val="000000"/>
         </w:rPr>
-        <w:t>五、验收与交付方案</w:t>
+        <w:t>五、资质与能力保障</w:t>
       </w:r>
     </w:p>
     <w:p>
@@ -3064,7 +3064,241 @@
           <w:rFonts w:ascii="黑体" w:hAnsi="黑体" w:eastAsia="黑体"/>
           <w:color w:val="000000"/>
         </w:rPr>
-        <w:t>5.1 验收标准</w:t>
+        <w:t>5.1 企业资质</w:t>
+      </w:r>
+    </w:p>
+    <w:p>
+      <w:pPr>
+        <w:ind w:firstLine="440"/>
+      </w:pPr>
+      <w:r>
+        <w:rPr>
+          <w:rFonts w:ascii="宋体" w:hAnsi="宋体" w:eastAsia="宋体"/>
+          <w:b w:val="0"/>
+          <w:sz w:val="22"/>
+        </w:rPr>
+        <w:t>我方为在中国境内依法注册的独立法人单位，具备有效的营业执照，并持有与本项目相关的体系与能力资质，包括ISO/IEC 27001信息安全管理体系认证、CMMI 3级及以上软件能力成熟度认证等（相关证书复印件见附件：【待填：证书名称与编号】）。</w:t>
+      </w:r>
+    </w:p>
+    <w:p>
+      <w:pPr>
+        <w:pStyle w:val="Heading2"/>
+      </w:pPr>
+      <w:r>
+        <w:rPr>
+          <w:rFonts w:ascii="黑体" w:hAnsi="黑体" w:eastAsia="黑体"/>
+          <w:color w:val="000000"/>
+        </w:rPr>
+        <w:t>5.2 项目实施案例</w:t>
+      </w:r>
+    </w:p>
+    <w:p>
+      <w:pPr>
+        <w:ind w:firstLine="440"/>
+      </w:pPr>
+      <w:r>
+        <w:rPr>
+          <w:rFonts w:ascii="宋体" w:hAnsi="宋体" w:eastAsia="宋体"/>
+          <w:b w:val="0"/>
+          <w:sz w:val="22"/>
+        </w:rPr>
+        <w:t>我方具备与本项目类型、规模及技术栈相似的成功实施经验，近三年内完成的典型客户案例如下（可提供合同关键页或验收证明供核验）：</w:t>
+      </w:r>
+    </w:p>
+    <w:tbl>
+      <w:tblPr>
+        <w:tblStyle w:val="TableGrid"/>
+        <w:tblW w:type="auto" w:w="0"/>
+        <w:jc w:val="center"/>
+        <w:tblLook w:firstColumn="1" w:firstRow="1" w:lastColumn="0" w:lastRow="0" w:noHBand="0" w:noVBand="1" w:val="04A0"/>
+      </w:tblPr>
+      <w:tblGrid>
+        <w:gridCol w:w="2160"/>
+        <w:gridCol w:w="2160"/>
+        <w:gridCol w:w="2160"/>
+        <w:gridCol w:w="2160"/>
+      </w:tblGrid>
+      <w:tr>
+        <w:tc>
+          <w:tcPr>
+            <w:tcW w:type="dxa" w:w="1701"/>
+          </w:tcPr>
+          <w:p>
+            <w:r/>
+            <w:r>
+              <w:rPr>
+                <w:rFonts w:ascii="宋体" w:hAnsi="宋体" w:eastAsia="宋体"/>
+                <w:b/>
+                <w:sz w:val="20"/>
+              </w:rPr>
+              <w:t>客户名称</w:t>
+            </w:r>
+          </w:p>
+        </w:tc>
+        <w:tc>
+          <w:tcPr>
+            <w:tcW w:type="dxa" w:w="3628"/>
+          </w:tcPr>
+          <w:p>
+            <w:r/>
+            <w:r>
+              <w:rPr>
+                <w:rFonts w:ascii="宋体" w:hAnsi="宋体" w:eastAsia="宋体"/>
+                <w:b/>
+                <w:sz w:val="20"/>
+              </w:rPr>
+              <w:t>项目内容</w:t>
+            </w:r>
+          </w:p>
+        </w:tc>
+        <w:tc>
+          <w:tcPr>
+            <w:tcW w:type="dxa" w:w="1701"/>
+          </w:tcPr>
+          <w:p>
+            <w:r/>
+            <w:r>
+              <w:rPr>
+                <w:rFonts w:ascii="宋体" w:hAnsi="宋体" w:eastAsia="宋体"/>
+                <w:b/>
+                <w:sz w:val="20"/>
+              </w:rPr>
+              <w:t>实施周期</w:t>
+            </w:r>
+          </w:p>
+        </w:tc>
+        <w:tc>
+          <w:tcPr>
+            <w:tcW w:type="dxa" w:w="1814"/>
+          </w:tcPr>
+          <w:p>
+            <w:r/>
+            <w:r>
+              <w:rPr>
+                <w:rFonts w:ascii="宋体" w:hAnsi="宋体" w:eastAsia="宋体"/>
+                <w:b/>
+                <w:sz w:val="20"/>
+              </w:rPr>
+              <w:t>成果简述</w:t>
+            </w:r>
+          </w:p>
+        </w:tc>
+      </w:tr>
+      <w:tr>
+        <w:tc>
+          <w:tcPr>
+            <w:tcW w:type="dxa" w:w="1701"/>
+          </w:tcPr>
+          <w:p>
+            <w:r/>
+            <w:r>
+              <w:rPr>
+                <w:rFonts w:ascii="宋体" w:hAnsi="宋体" w:eastAsia="宋体"/>
+                <w:sz w:val="20"/>
+              </w:rPr>
+              <w:t>【待填：客户名称】</w:t>
+            </w:r>
+          </w:p>
+        </w:tc>
+        <w:tc>
+          <w:tcPr>
+            <w:tcW w:type="dxa" w:w="3628"/>
+          </w:tcPr>
+          <w:p>
+            <w:r/>
+            <w:r>
+              <w:rPr>
+                <w:rFonts w:ascii="宋体" w:hAnsi="宋体" w:eastAsia="宋体"/>
+                <w:sz w:val="20"/>
+              </w:rPr>
+              <w:t>【待填：安全管理运营平台建设内容，如多源数据接入、告警降噪、SOAR自动化、安全大屏等】</w:t>
+            </w:r>
+          </w:p>
+        </w:tc>
+        <w:tc>
+          <w:tcPr>
+            <w:tcW w:type="dxa" w:w="1701"/>
+          </w:tcPr>
+          <w:p>
+            <w:r/>
+            <w:r>
+              <w:rPr>
+                <w:rFonts w:ascii="宋体" w:hAnsi="宋体" w:eastAsia="宋体"/>
+                <w:sz w:val="20"/>
+              </w:rPr>
+              <w:t>【待填：如 2024.03-2024.09】</w:t>
+            </w:r>
+          </w:p>
+        </w:tc>
+        <w:tc>
+          <w:tcPr>
+            <w:tcW w:type="dxa" w:w="1814"/>
+          </w:tcPr>
+          <w:p>
+            <w:r/>
+            <w:r>
+              <w:rPr>
+                <w:rFonts w:ascii="宋体" w:hAnsi="宋体" w:eastAsia="宋体"/>
+                <w:sz w:val="20"/>
+              </w:rPr>
+              <w:t>【待填：如告警降噪率≥90%、通过终验并进入运营期等】</w:t>
+            </w:r>
+          </w:p>
+        </w:tc>
+      </w:tr>
+    </w:tbl>
+    <w:p>
+      <w:pPr>
+        <w:pStyle w:val="Heading2"/>
+      </w:pPr>
+      <w:r>
+        <w:rPr>
+          <w:rFonts w:ascii="黑体" w:hAnsi="黑体" w:eastAsia="黑体"/>
+          <w:color w:val="000000"/>
+        </w:rPr>
+        <w:t>5.3 自主知识产权</w:t>
+      </w:r>
+    </w:p>
+    <w:p>
+      <w:pPr>
+        <w:ind w:firstLine="440"/>
+      </w:pPr>
+      <w:r>
+        <w:rPr>
+          <w:rFonts w:ascii="宋体" w:hAnsi="宋体" w:eastAsia="宋体"/>
+          <w:b w:val="0"/>
+          <w:sz w:val="22"/>
+        </w:rPr>
+        <w:t>本项目所交付工具为我方自主研发产品，拥有与本项目相关的核心技术自主知识产权，包括但不限于软件著作权及发明专利（清单见附件：【待填：软著/专利名称与登记号】），产品基础架构、关键技术及应用软件全面完成自主可控适配，不存在侵犯第三方知识产权的情形。</w:t>
+      </w:r>
+    </w:p>
+    <w:p>
+      <w:r>
+        <w:br w:type="page"/>
+      </w:r>
+    </w:p>
+    <w:p>
+      <w:pPr>
+        <w:pStyle w:val="Heading1"/>
+      </w:pPr>
+      <w:r>
+        <w:rPr>
+          <w:rFonts w:ascii="黑体" w:hAnsi="黑体" w:eastAsia="黑体"/>
+          <w:color w:val="000000"/>
+        </w:rPr>
+        <w:t>六、验收与交付方案</w:t>
+      </w:r>
+    </w:p>
+    <w:p>
+      <w:pPr>
+        <w:pStyle w:val="Heading2"/>
+      </w:pPr>
+      <w:r>
+        <w:rPr>
+          <w:rFonts w:ascii="黑体" w:hAnsi="黑体" w:eastAsia="黑体"/>
+          <w:color w:val="000000"/>
+        </w:rPr>
+        <w:t>6.1 验收标准</w:t>
       </w:r>
     </w:p>
     <w:p>
@@ -3089,7 +3323,7 @@
           <w:rFonts w:ascii="黑体" w:hAnsi="黑体" w:eastAsia="黑体"/>
           <w:color w:val="000000"/>
         </w:rPr>
-        <w:t>5.2 项目终验</w:t>
+        <w:t>6.2 项目终验</w:t>
       </w:r>
     </w:p>
     <w:p>
@@ -3114,7 +3348,7 @@
           <w:rFonts w:ascii="黑体" w:hAnsi="黑体" w:eastAsia="黑体"/>
           <w:color w:val="000000"/>
         </w:rPr>
-        <w:t>5.3 验收组织与方法</w:t>
+        <w:t>6.3 验收组织与方法</w:t>
       </w:r>
     </w:p>
     <w:p>
@@ -3164,7 +3398,7 @@
           <w:rFonts w:ascii="黑体" w:hAnsi="黑体" w:eastAsia="黑体"/>
           <w:color w:val="000000"/>
         </w:rPr>
-        <w:t>六、产品功能截图</w:t>
+        <w:t>七、产品功能截图</w:t>
       </w:r>
     </w:p>
     <w:p>
@@ -3705,7 +3939,7 @@
           <w:rFonts w:ascii="黑体" w:hAnsi="黑体" w:eastAsia="黑体"/>
           <w:color w:val="000000"/>
         </w:rPr>
-        <w:t>七、项目实施方案</w:t>
+        <w:t>八、项目实施方案</w:t>
       </w:r>
     </w:p>
     <w:p>
@@ -3717,7 +3951,7 @@
           <w:rFonts w:ascii="黑体" w:hAnsi="黑体" w:eastAsia="黑体"/>
           <w:color w:val="000000"/>
         </w:rPr>
-        <w:t>7.1 实施总体原则</w:t>
+        <w:t>8.1 实施总体原则</w:t>
       </w:r>
     </w:p>
     <w:p>
@@ -3850,7 +4084,7 @@
           <w:rFonts w:ascii="黑体" w:hAnsi="黑体" w:eastAsia="黑体"/>
           <w:color w:val="000000"/>
         </w:rPr>
-        <w:t>7.2 实施组织架构与岗位职责</w:t>
+        <w:t>8.2 实施组织架构与岗位职责</w:t>
       </w:r>
     </w:p>
     <w:p>
@@ -4177,7 +4411,7 @@
           <w:rFonts w:ascii="黑体" w:hAnsi="黑体" w:eastAsia="黑体"/>
           <w:color w:val="000000"/>
         </w:rPr>
-        <w:t>7.3 实施阶段与进度计划</w:t>
+        <w:t>8.3 实施阶段与进度计划</w:t>
       </w:r>
     </w:p>
     <w:p>
@@ -4669,7 +4903,7 @@
           <w:rFonts w:ascii="黑体" w:hAnsi="黑体" w:eastAsia="黑体"/>
           <w:color w:val="000000"/>
         </w:rPr>
-        <w:t>7.4 交付物清单</w:t>
+        <w:t>8.4 交付物清单</w:t>
       </w:r>
     </w:p>
     <w:p>
@@ -5052,7 +5286,7 @@
           <w:rFonts w:ascii="黑体" w:hAnsi="黑体" w:eastAsia="黑体"/>
           <w:color w:val="000000"/>
         </w:rPr>
-        <w:t>7.5 质量、进度、保密等保证措施</w:t>
+        <w:t>8.5 质量、进度、保密等保证措施</w:t>
       </w:r>
     </w:p>
     <w:p>
@@ -5165,7 +5399,7 @@
           <w:rFonts w:ascii="黑体" w:hAnsi="黑体" w:eastAsia="黑体"/>
           <w:color w:val="000000"/>
         </w:rPr>
-        <w:t>7.6 实施重点、难点分析及应对</w:t>
+        <w:t>8.6 实施重点、难点分析及应对</w:t>
       </w:r>
     </w:p>
     <w:tbl>
@@ -5475,7 +5709,7 @@
           <w:rFonts w:ascii="黑体" w:hAnsi="黑体" w:eastAsia="黑体"/>
           <w:color w:val="000000"/>
         </w:rPr>
-        <w:t>7.7 培训计划</w:t>
+        <w:t>8.7 培训计划</w:t>
       </w:r>
     </w:p>
     <w:p>
@@ -5500,7 +5734,7 @@
           <w:rFonts w:ascii="黑体" w:hAnsi="黑体" w:eastAsia="黑体"/>
           <w:color w:val="000000"/>
         </w:rPr>
-        <w:t>7.8 售后服务安排</w:t>
+        <w:t>8.8 售后服务安排</w:t>
       </w:r>
     </w:p>
     <w:p>

--- a/岚图汽车安全管理运营工具建设与实施方案.docx
+++ b/岚图汽车安全管理运营工具建设与实施方案.docx
@@ -3269,7 +3269,82 @@
           <w:b w:val="0"/>
           <w:sz w:val="22"/>
         </w:rPr>
-        <w:t>本项目所交付工具为我方自主研发产品，拥有与本项目相关的核心技术自主知识产权，包括但不限于软件著作权及发明专利（清单见附件：【待填：软著/专利名称与登记号】），产品基础架构、关键技术及应用软件全面完成自主可控适配，不存在侵犯第三方知识产权的情形。</w:t>
+        <w:t>我方拥有与本项目相关的核心技术自主知识产权，包括但不限于软件著作权（软著）和发明专利（清单见附件：【待填：软著/专利名称与登记号】），本项目所交付工具为我方自主研发产品，不存在侵犯第三方知识产权的情形。</w:t>
+      </w:r>
+    </w:p>
+    <w:p>
+      <w:pPr>
+        <w:pStyle w:val="Heading2"/>
+      </w:pPr>
+      <w:r>
+        <w:rPr>
+          <w:rFonts w:ascii="黑体" w:hAnsi="黑体" w:eastAsia="黑体"/>
+          <w:color w:val="000000"/>
+        </w:rPr>
+        <w:t>5.4 财务状况与信用</w:t>
+      </w:r>
+    </w:p>
+    <w:p>
+      <w:pPr>
+        <w:ind w:firstLine="440"/>
+      </w:pPr>
+      <w:r>
+        <w:rPr>
+          <w:rFonts w:ascii="宋体" w:hAnsi="宋体" w:eastAsia="宋体"/>
+          <w:b w:val="0"/>
+          <w:sz w:val="22"/>
+        </w:rPr>
+        <w:t>我方具备良好的财务状况，近三年无重大亏损，未被列入失信被执行人名单、政府采购严重违法失信行为记录名单或重大税收违法案件当事人名单（相关财务审计报告及信用查询记录可随附件提供：【待填】）。</w:t>
+      </w:r>
+    </w:p>
+    <w:p>
+      <w:pPr>
+        <w:pStyle w:val="Heading2"/>
+      </w:pPr>
+      <w:r>
+        <w:rPr>
+          <w:rFonts w:ascii="黑体" w:hAnsi="黑体" w:eastAsia="黑体"/>
+          <w:color w:val="000000"/>
+        </w:rPr>
+        <w:t>5.5 售后服务体系</w:t>
+      </w:r>
+    </w:p>
+    <w:p>
+      <w:pPr>
+        <w:ind w:firstLine="440"/>
+      </w:pPr>
+      <w:r>
+        <w:rPr>
+          <w:rFonts w:ascii="宋体" w:hAnsi="宋体" w:eastAsia="宋体"/>
+          <w:b w:val="0"/>
+          <w:sz w:val="22"/>
+        </w:rPr>
+        <w:t>我方具备完善的售后服务体系，承诺提供不少于1年的免费质保期，并在项目所在地或周边区域设有常驻技术支持团队或授权服务机构，能够提供7×24小时应急响应及24小时内现场支持服务。</w:t>
+      </w:r>
+    </w:p>
+    <w:p>
+      <w:pPr>
+        <w:pStyle w:val="Heading2"/>
+      </w:pPr>
+      <w:r>
+        <w:rPr>
+          <w:rFonts w:ascii="黑体" w:hAnsi="黑体" w:eastAsia="黑体"/>
+          <w:color w:val="000000"/>
+        </w:rPr>
+        <w:t>5.6 法律法规遵从与数据保护承诺</w:t>
+      </w:r>
+    </w:p>
+    <w:p>
+      <w:pPr>
+        <w:ind w:firstLine="440"/>
+      </w:pPr>
+      <w:r>
+        <w:rPr>
+          <w:rFonts w:ascii="宋体" w:hAnsi="宋体" w:eastAsia="宋体"/>
+          <w:b w:val="0"/>
+          <w:sz w:val="22"/>
+        </w:rPr>
+        <w:t>我方严格遵守国家有关网络安全、数据安全和个人信息保护的法律法规（如《网络安全法》《数据安全法》《个人信息保护法》），承诺在项目实施过程中不非法留存、使用或泄露客户数据。</w:t>
       </w:r>
     </w:p>
     <w:p>
@@ -3951,7 +4026,7 @@
           <w:rFonts w:ascii="黑体" w:hAnsi="黑体" w:eastAsia="黑体"/>
           <w:color w:val="000000"/>
         </w:rPr>
-        <w:t>8.1 实施总体原则</w:t>
+        <w:t>8.1 工作原则</w:t>
       </w:r>
     </w:p>
     <w:p>
@@ -3964,7 +4039,7 @@
           <w:b w:val="0"/>
           <w:sz w:val="22"/>
         </w:rPr>
-        <w:t>本项目实施遵循以下原则：</w:t>
+        <w:t>本项目实施方案设计与具体实施必须满足以下原则：</w:t>
       </w:r>
     </w:p>
     <w:p>
@@ -3982,7 +4057,7 @@
         <w:rPr>
           <w:rFonts w:ascii="宋体" w:hAnsi="宋体" w:eastAsia="宋体"/>
         </w:rPr>
-        <w:t>对项目过程数据和结果数据严格保密，未经授权不得泄露给任何单位和个人，不得利用此数据进行任何侵害甲方的行为。项目开始前签署完善的、满足法律规范的保密协议，项目实施前、中、后三个阶段全过程做好安全保密工作，工作成果属甲方所有。</w:t>
+        <w:t>对项目过程数据和结果数据严格保密，未经授权不得泄露给任何单位和个人，不得利用此数据进行任何侵害甲方的行为。</w:t>
       </w:r>
     </w:p>
     <w:p>
@@ -4000,7 +4075,7 @@
         <w:rPr>
           <w:rFonts w:ascii="宋体" w:hAnsi="宋体" w:eastAsia="宋体"/>
         </w:rPr>
-        <w:t>实施方案的设计与实施依据国家法律法规、信息系统安全等级保护和集团相关文件标准进行，遵循公安部相关文件、集团总部相关标准文件要求，所用标准均为最新版本；标准内容矛盾时，按最高标准的条款执行或按双方商定的标准执行。</w:t>
+        <w:t>实施方案的设计与实施应依据国家法律法规、信息系统安全等级保护和集团相关文件标准进行。</w:t>
       </w:r>
     </w:p>
     <w:p>
@@ -4018,7 +4093,7 @@
         <w:rPr>
           <w:rFonts w:ascii="宋体" w:hAnsi="宋体" w:eastAsia="宋体"/>
         </w:rPr>
-        <w:t>实施工作中的过程和文档具有良好的规范性，便于项目的跟踪和控制，各阶段输出规范化文档并经甲方确认。</w:t>
+        <w:t>工作中的过程和文档，具有很好的规范性，可以便于项目的跟踪和控制。</w:t>
       </w:r>
     </w:p>
     <w:p>
@@ -4036,7 +4111,7 @@
         <w:rPr>
           <w:rFonts w:ascii="宋体" w:hAnsi="宋体" w:eastAsia="宋体"/>
         </w:rPr>
-        <w:t>项目工作进度严格按照进度表安排执行，通过周报、里程碑评审等机制保证工作的可控性。</w:t>
+        <w:t>项目安排工作进度要跟上进度表的安排，保证工作的可控性。</w:t>
       </w:r>
     </w:p>
     <w:p>
@@ -4054,25 +4129,7 @@
         <w:rPr>
           <w:rFonts w:ascii="宋体" w:hAnsi="宋体" w:eastAsia="宋体"/>
         </w:rPr>
-        <w:t>安全测试阶段工作尽可能小地影响系统和网络，并在可控范围内；安全测试工作不对现有信息系统的正常运行、业务的正常开展产生任何影响。涉及生产环境的操作提前报备、在甲方指定窗口期实施并具备回退方案。</w:t>
-      </w:r>
-    </w:p>
-    <w:p>
-      <w:pPr>
-        <w:pStyle w:val="ListBullet"/>
-      </w:pPr>
-      <w:r>
-        <w:rPr>
-          <w:rFonts w:ascii="宋体" w:hAnsi="宋体" w:eastAsia="宋体"/>
-          <w:b/>
-        </w:rPr>
-        <w:t>变更管理：</w:t>
-      </w:r>
-      <w:r>
-        <w:rPr>
-          <w:rFonts w:ascii="宋体" w:hAnsi="宋体" w:eastAsia="宋体"/>
-        </w:rPr>
-        <w:t>项目实施过程中，如存在项目范围和项目内容的增加、减少等变化，严格执行变更管理流程，由甲乙双方对项目范围和项目内容进行确认、变更后方可实施。</w:t>
+        <w:t>安全测试阶段工作应尽可能小的影响系统和网络，并在可控范围内；安全测试工作不能对现有信息系统的正常运行、业务的正常开展产生任何影响。</w:t>
       </w:r>
     </w:p>
     <w:p>
@@ -4084,7 +4141,121 @@
           <w:rFonts w:ascii="黑体" w:hAnsi="黑体" w:eastAsia="黑体"/>
           <w:color w:val="000000"/>
         </w:rPr>
-        <w:t>8.2 实施组织架构与岗位职责</w:t>
+        <w:t>8.2 标准和规范</w:t>
+      </w:r>
+    </w:p>
+    <w:p>
+      <w:pPr>
+        <w:ind w:firstLine="440"/>
+      </w:pPr>
+      <w:r>
+        <w:rPr>
+          <w:rFonts w:ascii="宋体" w:hAnsi="宋体" w:eastAsia="宋体"/>
+          <w:b w:val="0"/>
+          <w:sz w:val="22"/>
+        </w:rPr>
+        <w:t>我方所提供的相关标准及流程均遵循公安部相关文件、集团总部相关标准文件要求。所用的标准必须是其最新版本。如果这些标准内容矛盾时，应按最高标准的条款执行或按双方商定的标准执行。如果我方选用协议规定以外的标准时，需提交与这种替换标准相当的或优于本协议标准的证明，供甲方确认。</w:t>
+      </w:r>
+    </w:p>
+    <w:p>
+      <w:pPr>
+        <w:pStyle w:val="Heading2"/>
+      </w:pPr>
+      <w:r>
+        <w:rPr>
+          <w:rFonts w:ascii="黑体" w:hAnsi="黑体" w:eastAsia="黑体"/>
+          <w:color w:val="000000"/>
+        </w:rPr>
+        <w:t>8.3 安全管理要求</w:t>
+      </w:r>
+    </w:p>
+    <w:p>
+      <w:pPr>
+        <w:ind w:firstLine="440"/>
+      </w:pPr>
+      <w:r>
+        <w:rPr>
+          <w:rFonts w:ascii="宋体" w:hAnsi="宋体" w:eastAsia="宋体"/>
+          <w:b w:val="0"/>
+          <w:sz w:val="22"/>
+        </w:rPr>
+        <w:t>做好全过程的安全保密工作，在项目实施前、中、后三个阶段都要做好安全保密工作。</w:t>
+      </w:r>
+    </w:p>
+    <w:p>
+      <w:pPr>
+        <w:ind w:firstLine="440"/>
+      </w:pPr>
+      <w:r>
+        <w:rPr>
+          <w:rFonts w:ascii="宋体" w:hAnsi="宋体" w:eastAsia="宋体"/>
+          <w:b w:val="0"/>
+          <w:sz w:val="22"/>
+        </w:rPr>
+        <w:t>项目开始前应签署完善的、满足法律规范的保密协议，以约束服务双方现在及将来的行为。保密协议规定了服务双方保密方面的权利与义务。</w:t>
+      </w:r>
+    </w:p>
+    <w:p>
+      <w:pPr>
+        <w:ind w:firstLine="440"/>
+      </w:pPr>
+      <w:r>
+        <w:rPr>
+          <w:rFonts w:ascii="宋体" w:hAnsi="宋体" w:eastAsia="宋体"/>
+          <w:b w:val="0"/>
+          <w:sz w:val="22"/>
+        </w:rPr>
+        <w:t>工作的成果属甲方所有，未经对方书面许可，任何一方不得向第三方提供或披露与对方业务有关的资料和信息，法律另有规定的除外。安全工具提供方对其的引用与公开应得到工具购买单位的授权，否则工具购买单位将按照保密协议的要求追究工具提供方的法律责任。</w:t>
+      </w:r>
+    </w:p>
+    <w:p>
+      <w:pPr>
+        <w:ind w:firstLine="440"/>
+      </w:pPr>
+      <w:r>
+        <w:rPr>
+          <w:rFonts w:ascii="宋体" w:hAnsi="宋体" w:eastAsia="宋体"/>
+          <w:b w:val="0"/>
+          <w:sz w:val="22"/>
+        </w:rPr>
+        <w:t>我方通过实施本项目了解到采购方的有关网络组织、业务发展、价格策略等商业机密时，有义务为采购方保密。</w:t>
+      </w:r>
+    </w:p>
+    <w:p>
+      <w:pPr>
+        <w:pStyle w:val="Heading2"/>
+      </w:pPr>
+      <w:r>
+        <w:rPr>
+          <w:rFonts w:ascii="黑体" w:hAnsi="黑体" w:eastAsia="黑体"/>
+          <w:color w:val="000000"/>
+        </w:rPr>
+        <w:t>8.4 变更管理</w:t>
+      </w:r>
+    </w:p>
+    <w:p>
+      <w:pPr>
+        <w:ind w:firstLine="440"/>
+      </w:pPr>
+      <w:r>
+        <w:rPr>
+          <w:rFonts w:ascii="宋体" w:hAnsi="宋体" w:eastAsia="宋体"/>
+          <w:b w:val="0"/>
+          <w:sz w:val="22"/>
+        </w:rPr>
+        <w:t>项目实施过程中，如果存在项目范围和项目内容的增加、减少等变化，需要甲乙双方对项目范围和项目内容进行确认、变更。</w:t>
+      </w:r>
+    </w:p>
+    <w:p>
+      <w:pPr>
+        <w:pStyle w:val="Heading2"/>
+      </w:pPr>
+      <w:r>
+        <w:rPr>
+          <w:rFonts w:ascii="黑体" w:hAnsi="黑体" w:eastAsia="黑体"/>
+          <w:color w:val="000000"/>
+        </w:rPr>
+        <w:t>8.5 实施组织架构与岗位职责</w:t>
       </w:r>
     </w:p>
     <w:p>
@@ -4411,7 +4582,7 @@
           <w:rFonts w:ascii="黑体" w:hAnsi="黑体" w:eastAsia="黑体"/>
           <w:color w:val="000000"/>
         </w:rPr>
-        <w:t>8.3 实施阶段与进度计划</w:t>
+        <w:t>8.6 实施阶段与进度计划</w:t>
       </w:r>
     </w:p>
     <w:p>
@@ -4903,7 +5074,7 @@
           <w:rFonts w:ascii="黑体" w:hAnsi="黑体" w:eastAsia="黑体"/>
           <w:color w:val="000000"/>
         </w:rPr>
-        <w:t>8.4 交付物清单</w:t>
+        <w:t>8.7 交付物清单</w:t>
       </w:r>
     </w:p>
     <w:p>
@@ -5286,7 +5457,7 @@
           <w:rFonts w:ascii="黑体" w:hAnsi="黑体" w:eastAsia="黑体"/>
           <w:color w:val="000000"/>
         </w:rPr>
-        <w:t>8.5 质量、进度、保密等保证措施</w:t>
+        <w:t>8.8 质量、进度、保密等保证措施</w:t>
       </w:r>
     </w:p>
     <w:p>
@@ -5399,7 +5570,7 @@
           <w:rFonts w:ascii="黑体" w:hAnsi="黑体" w:eastAsia="黑体"/>
           <w:color w:val="000000"/>
         </w:rPr>
-        <w:t>8.6 实施重点、难点分析及应对</w:t>
+        <w:t>8.9 实施重点、难点分析及应对</w:t>
       </w:r>
     </w:p>
     <w:tbl>
@@ -5709,7 +5880,7 @@
           <w:rFonts w:ascii="黑体" w:hAnsi="黑体" w:eastAsia="黑体"/>
           <w:color w:val="000000"/>
         </w:rPr>
-        <w:t>8.7 培训计划</w:t>
+        <w:t>8.10 培训计划</w:t>
       </w:r>
     </w:p>
     <w:p>
@@ -5734,7 +5905,7 @@
           <w:rFonts w:ascii="黑体" w:hAnsi="黑体" w:eastAsia="黑体"/>
           <w:color w:val="000000"/>
         </w:rPr>
-        <w:t>8.8 售后服务安排</w:t>
+        <w:t>8.11 售后服务安排</w:t>
       </w:r>
     </w:p>
     <w:p>

--- a/岚图汽车安全管理运营工具建设与实施方案.docx
+++ b/岚图汽车安全管理运营工具建设与实施方案.docx
@@ -3039,312 +3039,48 @@
       </w:r>
     </w:p>
     <w:p>
-      <w:r>
-        <w:br w:type="page"/>
-      </w:r>
-    </w:p>
-    <w:p>
-      <w:pPr>
-        <w:pStyle w:val="Heading1"/>
+      <w:pPr>
+        <w:pStyle w:val="Heading2"/>
       </w:pPr>
       <w:r>
         <w:rPr>
           <w:rFonts w:ascii="黑体" w:hAnsi="黑体" w:eastAsia="黑体"/>
           <w:color w:val="000000"/>
         </w:rPr>
-        <w:t>五、资质与能力保障</w:t>
+        <w:t>4.3 资质保障</w:t>
       </w:r>
     </w:p>
     <w:p>
       <w:pPr>
-        <w:pStyle w:val="Heading2"/>
+        <w:pStyle w:val="ListBullet"/>
       </w:pPr>
       <w:r>
         <w:rPr>
-          <w:rFonts w:ascii="黑体" w:hAnsi="黑体" w:eastAsia="黑体"/>
-          <w:color w:val="000000"/>
+          <w:rFonts w:ascii="宋体" w:hAnsi="宋体" w:eastAsia="宋体"/>
         </w:rPr>
-        <w:t>5.1 企业资质</w:t>
+        <w:t>我方具备良好的财务状况，近三年无重大亏损，未被列入失信被执行人名单、政府采购严重违法失信行为记录名单或重大税收违法案件当事人名单。</w:t>
       </w:r>
     </w:p>
     <w:p>
       <w:pPr>
-        <w:ind w:firstLine="440"/>
+        <w:pStyle w:val="ListBullet"/>
       </w:pPr>
       <w:r>
         <w:rPr>
           <w:rFonts w:ascii="宋体" w:hAnsi="宋体" w:eastAsia="宋体"/>
-          <w:b w:val="0"/>
-          <w:sz w:val="22"/>
-        </w:rPr>
-        <w:t>我方为在中国境内依法注册的独立法人单位，具备有效的营业执照，并持有与本项目相关的体系与能力资质，包括ISO/IEC 27001信息安全管理体系认证、CMMI 3级及以上软件能力成熟度认证等（相关证书复印件见附件：【待填：证书名称与编号】）。</w:t>
-      </w:r>
-    </w:p>
-    <w:p>
-      <w:pPr>
-        <w:pStyle w:val="Heading2"/>
-      </w:pPr>
-      <w:r>
-        <w:rPr>
-          <w:rFonts w:ascii="黑体" w:hAnsi="黑体" w:eastAsia="黑体"/>
-          <w:color w:val="000000"/>
-        </w:rPr>
-        <w:t>5.2 项目实施案例</w:t>
-      </w:r>
-    </w:p>
-    <w:p>
-      <w:pPr>
-        <w:ind w:firstLine="440"/>
-      </w:pPr>
-      <w:r>
-        <w:rPr>
-          <w:rFonts w:ascii="宋体" w:hAnsi="宋体" w:eastAsia="宋体"/>
-          <w:b w:val="0"/>
-          <w:sz w:val="22"/>
-        </w:rPr>
-        <w:t>我方具备与本项目类型、规模及技术栈相似的成功实施经验，近三年内完成的典型客户案例如下（可提供合同关键页或验收证明供核验）：</w:t>
-      </w:r>
-    </w:p>
-    <w:tbl>
-      <w:tblPr>
-        <w:tblStyle w:val="TableGrid"/>
-        <w:tblW w:type="auto" w:w="0"/>
-        <w:jc w:val="center"/>
-        <w:tblLook w:firstColumn="1" w:firstRow="1" w:lastColumn="0" w:lastRow="0" w:noHBand="0" w:noVBand="1" w:val="04A0"/>
-      </w:tblPr>
-      <w:tblGrid>
-        <w:gridCol w:w="2160"/>
-        <w:gridCol w:w="2160"/>
-        <w:gridCol w:w="2160"/>
-        <w:gridCol w:w="2160"/>
-      </w:tblGrid>
-      <w:tr>
-        <w:tc>
-          <w:tcPr>
-            <w:tcW w:type="dxa" w:w="1701"/>
-          </w:tcPr>
-          <w:p>
-            <w:r/>
-            <w:r>
-              <w:rPr>
-                <w:rFonts w:ascii="宋体" w:hAnsi="宋体" w:eastAsia="宋体"/>
-                <w:b/>
-                <w:sz w:val="20"/>
-              </w:rPr>
-              <w:t>客户名称</w:t>
-            </w:r>
-          </w:p>
-        </w:tc>
-        <w:tc>
-          <w:tcPr>
-            <w:tcW w:type="dxa" w:w="3628"/>
-          </w:tcPr>
-          <w:p>
-            <w:r/>
-            <w:r>
-              <w:rPr>
-                <w:rFonts w:ascii="宋体" w:hAnsi="宋体" w:eastAsia="宋体"/>
-                <w:b/>
-                <w:sz w:val="20"/>
-              </w:rPr>
-              <w:t>项目内容</w:t>
-            </w:r>
-          </w:p>
-        </w:tc>
-        <w:tc>
-          <w:tcPr>
-            <w:tcW w:type="dxa" w:w="1701"/>
-          </w:tcPr>
-          <w:p>
-            <w:r/>
-            <w:r>
-              <w:rPr>
-                <w:rFonts w:ascii="宋体" w:hAnsi="宋体" w:eastAsia="宋体"/>
-                <w:b/>
-                <w:sz w:val="20"/>
-              </w:rPr>
-              <w:t>实施周期</w:t>
-            </w:r>
-          </w:p>
-        </w:tc>
-        <w:tc>
-          <w:tcPr>
-            <w:tcW w:type="dxa" w:w="1814"/>
-          </w:tcPr>
-          <w:p>
-            <w:r/>
-            <w:r>
-              <w:rPr>
-                <w:rFonts w:ascii="宋体" w:hAnsi="宋体" w:eastAsia="宋体"/>
-                <w:b/>
-                <w:sz w:val="20"/>
-              </w:rPr>
-              <w:t>成果简述</w:t>
-            </w:r>
-          </w:p>
-        </w:tc>
-      </w:tr>
-      <w:tr>
-        <w:tc>
-          <w:tcPr>
-            <w:tcW w:type="dxa" w:w="1701"/>
-          </w:tcPr>
-          <w:p>
-            <w:r/>
-            <w:r>
-              <w:rPr>
-                <w:rFonts w:ascii="宋体" w:hAnsi="宋体" w:eastAsia="宋体"/>
-                <w:sz w:val="20"/>
-              </w:rPr>
-              <w:t>【待填：客户名称】</w:t>
-            </w:r>
-          </w:p>
-        </w:tc>
-        <w:tc>
-          <w:tcPr>
-            <w:tcW w:type="dxa" w:w="3628"/>
-          </w:tcPr>
-          <w:p>
-            <w:r/>
-            <w:r>
-              <w:rPr>
-                <w:rFonts w:ascii="宋体" w:hAnsi="宋体" w:eastAsia="宋体"/>
-                <w:sz w:val="20"/>
-              </w:rPr>
-              <w:t>【待填：安全管理运营平台建设内容，如多源数据接入、告警降噪、SOAR自动化、安全大屏等】</w:t>
-            </w:r>
-          </w:p>
-        </w:tc>
-        <w:tc>
-          <w:tcPr>
-            <w:tcW w:type="dxa" w:w="1701"/>
-          </w:tcPr>
-          <w:p>
-            <w:r/>
-            <w:r>
-              <w:rPr>
-                <w:rFonts w:ascii="宋体" w:hAnsi="宋体" w:eastAsia="宋体"/>
-                <w:sz w:val="20"/>
-              </w:rPr>
-              <w:t>【待填：如 2024.03-2024.09】</w:t>
-            </w:r>
-          </w:p>
-        </w:tc>
-        <w:tc>
-          <w:tcPr>
-            <w:tcW w:type="dxa" w:w="1814"/>
-          </w:tcPr>
-          <w:p>
-            <w:r/>
-            <w:r>
-              <w:rPr>
-                <w:rFonts w:ascii="宋体" w:hAnsi="宋体" w:eastAsia="宋体"/>
-                <w:sz w:val="20"/>
-              </w:rPr>
-              <w:t>【待填：如告警降噪率≥90%、通过终验并进入运营期等】</w:t>
-            </w:r>
-          </w:p>
-        </w:tc>
-      </w:tr>
-    </w:tbl>
-    <w:p>
-      <w:pPr>
-        <w:pStyle w:val="Heading2"/>
-      </w:pPr>
-      <w:r>
-        <w:rPr>
-          <w:rFonts w:ascii="黑体" w:hAnsi="黑体" w:eastAsia="黑体"/>
-          <w:color w:val="000000"/>
-        </w:rPr>
-        <w:t>5.3 自主知识产权</w:t>
-      </w:r>
-    </w:p>
-    <w:p>
-      <w:pPr>
-        <w:ind w:firstLine="440"/>
-      </w:pPr>
-      <w:r>
-        <w:rPr>
-          <w:rFonts w:ascii="宋体" w:hAnsi="宋体" w:eastAsia="宋体"/>
-          <w:b w:val="0"/>
-          <w:sz w:val="22"/>
-        </w:rPr>
-        <w:t>我方拥有与本项目相关的核心技术自主知识产权，包括但不限于软件著作权（软著）和发明专利（清单见附件：【待填：软著/专利名称与登记号】），本项目所交付工具为我方自主研发产品，不存在侵犯第三方知识产权的情形。</w:t>
-      </w:r>
-    </w:p>
-    <w:p>
-      <w:pPr>
-        <w:pStyle w:val="Heading2"/>
-      </w:pPr>
-      <w:r>
-        <w:rPr>
-          <w:rFonts w:ascii="黑体" w:hAnsi="黑体" w:eastAsia="黑体"/>
-          <w:color w:val="000000"/>
-        </w:rPr>
-        <w:t>5.4 财务状况与信用</w:t>
-      </w:r>
-    </w:p>
-    <w:p>
-      <w:pPr>
-        <w:ind w:firstLine="440"/>
-      </w:pPr>
-      <w:r>
-        <w:rPr>
-          <w:rFonts w:ascii="宋体" w:hAnsi="宋体" w:eastAsia="宋体"/>
-          <w:b w:val="0"/>
-          <w:sz w:val="22"/>
-        </w:rPr>
-        <w:t>我方具备良好的财务状况，近三年无重大亏损，未被列入失信被执行人名单、政府采购严重违法失信行为记录名单或重大税收违法案件当事人名单（相关财务审计报告及信用查询记录可随附件提供：【待填】）。</w:t>
-      </w:r>
-    </w:p>
-    <w:p>
-      <w:pPr>
-        <w:pStyle w:val="Heading2"/>
-      </w:pPr>
-      <w:r>
-        <w:rPr>
-          <w:rFonts w:ascii="黑体" w:hAnsi="黑体" w:eastAsia="黑体"/>
-          <w:color w:val="000000"/>
-        </w:rPr>
-        <w:t>5.5 售后服务体系</w:t>
-      </w:r>
-    </w:p>
-    <w:p>
-      <w:pPr>
-        <w:ind w:firstLine="440"/>
-      </w:pPr>
-      <w:r>
-        <w:rPr>
-          <w:rFonts w:ascii="宋体" w:hAnsi="宋体" w:eastAsia="宋体"/>
-          <w:b w:val="0"/>
-          <w:sz w:val="22"/>
         </w:rPr>
         <w:t>我方具备完善的售后服务体系，承诺提供不少于1年的免费质保期，并在项目所在地或周边区域设有常驻技术支持团队或授权服务机构，能够提供7×24小时应急响应及24小时内现场支持服务。</w:t>
       </w:r>
     </w:p>
     <w:p>
       <w:pPr>
-        <w:pStyle w:val="Heading2"/>
-      </w:pPr>
-      <w:r>
-        <w:rPr>
-          <w:rFonts w:ascii="黑体" w:hAnsi="黑体" w:eastAsia="黑体"/>
-          <w:color w:val="000000"/>
-        </w:rPr>
-        <w:t>5.6 法律法规遵从与数据保护承诺</w:t>
-      </w:r>
-    </w:p>
-    <w:p>
-      <w:pPr>
-        <w:ind w:firstLine="440"/>
+        <w:pStyle w:val="ListBullet"/>
       </w:pPr>
       <w:r>
         <w:rPr>
           <w:rFonts w:ascii="宋体" w:hAnsi="宋体" w:eastAsia="宋体"/>
-          <w:b w:val="0"/>
-          <w:sz w:val="22"/>
         </w:rPr>
-        <w:t>我方严格遵守国家有关网络安全、数据安全和个人信息保护的法律法规（如《网络安全法》《数据安全法》《个人信息保护法》），承诺在项目实施过程中不非法留存、使用或泄露客户数据。</w:t>
+        <w:t>我方须遵守国家有关网络安全、数据安全和个人信息保护的法律法规（如《网络安全法》《数据安全法》《个人信息保护法》），承诺在项目实施过程中不非法留存、使用或泄露客户数据。</w:t>
       </w:r>
     </w:p>
     <w:p>
@@ -3361,7 +3097,7 @@
           <w:rFonts w:ascii="黑体" w:hAnsi="黑体" w:eastAsia="黑体"/>
           <w:color w:val="000000"/>
         </w:rPr>
-        <w:t>六、验收与交付方案</w:t>
+        <w:t>五、验收与交付方案</w:t>
       </w:r>
     </w:p>
     <w:p>
@@ -3373,7 +3109,7 @@
           <w:rFonts w:ascii="黑体" w:hAnsi="黑体" w:eastAsia="黑体"/>
           <w:color w:val="000000"/>
         </w:rPr>
-        <w:t>6.1 验收标准</w:t>
+        <w:t>5.1 验收标准</w:t>
       </w:r>
     </w:p>
     <w:p>
@@ -3398,7 +3134,7 @@
           <w:rFonts w:ascii="黑体" w:hAnsi="黑体" w:eastAsia="黑体"/>
           <w:color w:val="000000"/>
         </w:rPr>
-        <w:t>6.2 项目终验</w:t>
+        <w:t>5.2 项目终验</w:t>
       </w:r>
     </w:p>
     <w:p>
@@ -3423,7 +3159,7 @@
           <w:rFonts w:ascii="黑体" w:hAnsi="黑体" w:eastAsia="黑体"/>
           <w:color w:val="000000"/>
         </w:rPr>
-        <w:t>6.3 验收组织与方法</w:t>
+        <w:t>5.3 验收组织与方法</w:t>
       </w:r>
     </w:p>
     <w:p>
@@ -3473,7 +3209,7 @@
           <w:rFonts w:ascii="黑体" w:hAnsi="黑体" w:eastAsia="黑体"/>
           <w:color w:val="000000"/>
         </w:rPr>
-        <w:t>七、产品功能截图</w:t>
+        <w:t>六、产品功能截图</w:t>
       </w:r>
     </w:p>
     <w:p>
@@ -4014,7 +3750,7 @@
           <w:rFonts w:ascii="黑体" w:hAnsi="黑体" w:eastAsia="黑体"/>
           <w:color w:val="000000"/>
         </w:rPr>
-        <w:t>八、项目实施方案</w:t>
+        <w:t>七、项目实施方案</w:t>
       </w:r>
     </w:p>
     <w:p>
@@ -4026,7 +3762,7 @@
           <w:rFonts w:ascii="黑体" w:hAnsi="黑体" w:eastAsia="黑体"/>
           <w:color w:val="000000"/>
         </w:rPr>
-        <w:t>8.1 工作原则</w:t>
+        <w:t>7.1 工作原则</w:t>
       </w:r>
     </w:p>
     <w:p>
@@ -4141,7 +3877,7 @@
           <w:rFonts w:ascii="黑体" w:hAnsi="黑体" w:eastAsia="黑体"/>
           <w:color w:val="000000"/>
         </w:rPr>
-        <w:t>8.2 标准和规范</w:t>
+        <w:t>7.2 标准和规范</w:t>
       </w:r>
     </w:p>
     <w:p>
@@ -4166,7 +3902,7 @@
           <w:rFonts w:ascii="黑体" w:hAnsi="黑体" w:eastAsia="黑体"/>
           <w:color w:val="000000"/>
         </w:rPr>
-        <w:t>8.3 安全管理要求</w:t>
+        <w:t>7.3 安全管理要求</w:t>
       </w:r>
     </w:p>
     <w:p>
@@ -4230,7 +3966,7 @@
           <w:rFonts w:ascii="黑体" w:hAnsi="黑体" w:eastAsia="黑体"/>
           <w:color w:val="000000"/>
         </w:rPr>
-        <w:t>8.4 变更管理</w:t>
+        <w:t>7.4 变更管理</w:t>
       </w:r>
     </w:p>
     <w:p>
@@ -4255,7 +3991,7 @@
           <w:rFonts w:ascii="黑体" w:hAnsi="黑体" w:eastAsia="黑体"/>
           <w:color w:val="000000"/>
         </w:rPr>
-        <w:t>8.5 实施组织架构与岗位职责</w:t>
+        <w:t>7.5 实施组织架构与岗位职责</w:t>
       </w:r>
     </w:p>
     <w:p>
@@ -4582,7 +4318,7 @@
           <w:rFonts w:ascii="黑体" w:hAnsi="黑体" w:eastAsia="黑体"/>
           <w:color w:val="000000"/>
         </w:rPr>
-        <w:t>8.6 实施阶段与进度计划</w:t>
+        <w:t>7.6 实施阶段与进度计划</w:t>
       </w:r>
     </w:p>
     <w:p>
@@ -5074,7 +4810,7 @@
           <w:rFonts w:ascii="黑体" w:hAnsi="黑体" w:eastAsia="黑体"/>
           <w:color w:val="000000"/>
         </w:rPr>
-        <w:t>8.7 交付物清单</w:t>
+        <w:t>7.7 交付物清单</w:t>
       </w:r>
     </w:p>
     <w:p>
@@ -5457,7 +5193,7 @@
           <w:rFonts w:ascii="黑体" w:hAnsi="黑体" w:eastAsia="黑体"/>
           <w:color w:val="000000"/>
         </w:rPr>
-        <w:t>8.8 质量、进度、保密等保证措施</w:t>
+        <w:t>7.8 质量、进度、保密等保证措施</w:t>
       </w:r>
     </w:p>
     <w:p>
@@ -5570,7 +5306,7 @@
           <w:rFonts w:ascii="黑体" w:hAnsi="黑体" w:eastAsia="黑体"/>
           <w:color w:val="000000"/>
         </w:rPr>
-        <w:t>8.9 实施重点、难点分析及应对</w:t>
+        <w:t>7.9 实施重点、难点分析及应对</w:t>
       </w:r>
     </w:p>
     <w:tbl>
@@ -5880,7 +5616,7 @@
           <w:rFonts w:ascii="黑体" w:hAnsi="黑体" w:eastAsia="黑体"/>
           <w:color w:val="000000"/>
         </w:rPr>
-        <w:t>8.10 培训计划</w:t>
+        <w:t>7.10 培训计划</w:t>
       </w:r>
     </w:p>
     <w:p>
@@ -5905,7 +5641,7 @@
           <w:rFonts w:ascii="黑体" w:hAnsi="黑体" w:eastAsia="黑体"/>
           <w:color w:val="000000"/>
         </w:rPr>
-        <w:t>8.11 售后服务安排</w:t>
+        <w:t>7.11 售后服务安排</w:t>
       </w:r>
     </w:p>
     <w:p>
